--- a/masar-master-project.docx
+++ b/masar-master-project.docx
@@ -3222,63 +3222,187 @@
         <w:br w:type="page"/>
       </w:r>
     </w:p>
+    <w:bookmarkStart w:id="24" w:name="introduction"/>
+    <w:bookmarkStart w:id="24" w:name="introduction"/>
     <w:p>
       <w:pPr>
         <w:pStyle w:val="Heading1"/>
-        <w:numPr>
-          <w:ilvl w:val="0"/>
-          <w:numId w:val="16"/>
-        </w:numPr>
-        <w:rPr>
-          <w:lang w:val="en-GB"/>
-        </w:rPr>
-      </w:pPr>
-      <w:bookmarkStart w:id="16" w:name="_Toc400459742"/>
-      <w:bookmarkStart w:id="17" w:name="_Toc243421689"/>
-      <w:r>
-        <w:rPr>
-          <w:lang w:val="en-GB"/>
-        </w:rPr>
-        <w:lastRenderedPageBreak/>
-        <w:t>I</w:t>
-      </w:r>
-      <w:r>
-        <w:rPr>
-          <w:lang w:val="en-GB"/>
-        </w:rPr>
-        <w:t>ntroduction</w:t>
-      </w:r>
-      <w:bookmarkEnd w:id="16"/>
-      <w:bookmarkEnd w:id="17"/>
-    </w:p>
+      </w:pPr>
+      <w:r>
+        <w:t xml:space="preserve">Introduction</w:t>
+      </w:r>
+    </w:p>
+    <w:p>
+      <w:pPr>
+        <w:pStyle w:val="FirstParagraph"/>
+      </w:pPr>
+      <w:r>
+        <w:t xml:space="preserve">This chapter establishes the context, problem, and intended contribution of the research. Section 1.1 introduces the motivation for time-dependent recovery prioritization and defines the scope of the project. Section 1.2 states the research problem and explains its significance for information systems. Section 1.3 situates the problem within the wider concerns of business continuity, service delivery, and dependency management. Finally, Section 1.4 presents the research objectives and outlines the proposed Time-Dependent Recovery Prioritization methodology and its implementation in the Masar decision support system.</w:t>
+      </w:r>
+    </w:p>
+    <w:bookmarkStart w:id="20" w:name="motivation-and-scope"/>
     <w:p>
       <w:pPr>
         <w:pStyle w:val="Heading2"/>
-        <w:rPr>
-          <w:lang w:val="en-GB"/>
-        </w:rPr>
-      </w:pPr>
-      <w:bookmarkStart w:id="18" w:name="_Toc243421690"/>
-      <w:r>
-        <w:t>Motivation and Scope</w:t>
-      </w:r>
-      <w:bookmarkEnd w:id="18"/>
-    </w:p>
-    <w:p>
-      <w:pPr>
-        <w:pStyle w:val="NormalCoEKSU"/>
-      </w:pPr>
-      <w:r>
-        <w:t>Organizations are required to keep delivering their essential services even when operations are disrupted, whether the disruption reaches their activities, infrastructure, information, or the external parties they depend on. How serious an interruption turns out to be depends on more than the incident itself. It also depends on the importance of the affected service and on how long that service stays unavailable. An interruption that can be absorbed at first may become unacceptable once its effects on service users, operations, financial obligations, regulatory requirements, and institutional reputation begin to accumulate. For this reason, business continuity management calls on organizations to identify their priority services, to understand how the impacts of an interruption grow over time, and to set recovery requirements they can defend before any disruption takes place</w:t>
+      </w:pPr>
+      <w:r>
+        <w:t xml:space="preserve">Motivation and Scope</w:t>
+      </w:r>
+    </w:p>
+    <w:p>
+      <w:pPr>
+        <w:pStyle w:val="FirstParagraph"/>
+      </w:pPr>
+      <w:r>
+        <w:t xml:space="preserve">Organizations are required to keep delivering their essential services even when operations are disrupted, whether the disruption reaches their activities, infrastructure, information, or the external parties they depend on. How serious an interruption turns out to be depends on more than the incident itself. It also depends on the importance of the affected service and on how long that service stays unavailable. An interruption that can be absorbed at first may become unacceptable once its effects on service users, operations, financial obligations, regulatory requirements, and institutional reputation begin to accumulate. For this reason, business continuity management calls on organizations to identify their priority services, to understand how the impacts of an interruption grow over time, and to set recovery requirements they can defend before any disruption takes place </w:t>
+      </w:r>
+      <w:r>
+        <w:fldChar w:fldCharType="begin"/>
+      </w:r>
+      <w:r>
+        <w:instrText xml:space="preserve"> ADDIN ZOTERO_ITEM CSL_CITATION {"citationID":"38cae8e7","properties":{"unsorted":false,"formattedCitation":"[1], [2]","plainCitation":"[1], [2]","noteIndex":0},"citationItems":[{"id":1,"uris":[],"itemData":{"URL":"https://riskbcm.com/gsnrc_standards/","author":[{"literal":"General Secretariat of the National Risk Council"}],"id":1,"note":"Arabic-language supplied extract; BCM chapter, printed pp. 216–272, followed by supplementary tables and references with separate pagination. Publication year unspecified. Reviewed 2026-10-29","publisher":"National Risk Council, Saudi Arabia","title":"National Framework for Risk, Emergency and Business Continuity Management: Business Continuity Management Section"}},{"id":2,"uris":[],"itemData":{"URL":"https://dga.gov.sa/ar/regulatory-documents/guideline-for-risk-management-and-business-continuity-for-digital-government","author":[{"literal":"Digital Government Authority"}],"id":2,"issued":{"date-parts":[[2025,1]]},"note":"Arabic version 3.0, document dated 13 January 2025; Section 5.2, pp. 97–131; documentation, definitions, and annexes through p. 149. Supplied full guide and BCM extract represent one work. Reviewed 2026-10-29","number":"DGA-1-2-5-231","publisher":"Digital Government Authority, Saudi Arabia","title":"Guideline for Risk Management and Business Continuity for Digital Government: Business Continuity Management System","type":"report"}}],"schema":"https://github.com/citation-style-language/schema/raw/master/csl-citation.json"} </w:instrText>
+      </w:r>
+      <w:r>
+        <w:fldChar w:fldCharType="separate"/>
+      </w:r>
+      <w:r>
+        <w:rPr>
+          <w:color w:val="0000FF"/>
+        </w:rPr>
+        <w:t>[1], [2]</w:t>
+      </w:r>
+      <w:r>
+        <w:fldChar w:fldCharType="end"/>
+      </w:r>
+      <w:r>
+        <w:t>.</w:t>
+      </w:r>
+    </w:p>
+    <w:p>
+      <w:pPr>
+        <w:pStyle w:val="BodyText"/>
+      </w:pPr>
+      <w:r>
+        <w:t xml:space="preserve">Business continuity management (BCM) offers a structured way to prepare for disruptions and to maintain or restore prioritized activities and services. Within it, business impact analysis (BIA) plays a central part: it studies the consequences of an interruption, establishes how important services and activities are relative to one another, and feeds into recovery planning. Two recovery parameters matter most for this research. The maximum tolerable period of disruption (MTPD) is the duration beyond which the consequences of an interruption become unacceptable, and the recovery time objective (RTO) is the target time for resuming a service or activity. The two are related but serve different purposes, and each has to be set with reference to the impacts the organization has assessed and the recovery requirements it has identified </w:t>
+      </w:r>
+      <w:r>
+        <w:fldChar w:fldCharType="begin"/>
+      </w:r>
+      <w:r>
+        <w:instrText xml:space="preserve"> ADDIN ZOTERO_ITEM CSL_CITATION {"citationID":"2edda56f","properties":{"unsorted":false,"formattedCitation":"[1], [2]","plainCitation":"[1], [2]","noteIndex":0},"citationItems":[{"id":1,"uris":[],"itemData":{"URL":"https://riskbcm.com/gsnrc_standards/","author":[{"literal":"General Secretariat of the National Risk Council"}],"id":1,"note":"Arabic-language supplied extract; BCM chapter, printed pp. 216–272, followed by supplementary tables and references with separate pagination. Publication year unspecified. Reviewed 2026-10-29","publisher":"National Risk Council, Saudi Arabia","title":"National Framework for Risk, Emergency and Business Continuity Management: Business Continuity Management Section"}},{"id":2,"uris":[],"itemData":{"URL":"https://dga.gov.sa/ar/regulatory-documents/guideline-for-risk-management-and-business-continuity-for-digital-government","author":[{"literal":"Digital Government Authority"}],"id":2,"issued":{"date-parts":[[2025,1]]},"note":"Arabic version 3.0, document dated 13 January 2025; Section 5.2, pp. 97–131; documentation, definitions, and annexes through p. 149. Supplied full guide and BCM extract represent one work. Reviewed 2026-10-29","number":"DGA-1-2-5-231","publisher":"Digital Government Authority, Saudi Arabia","title":"Guideline for Risk Management and Business Continuity for Digital Government: Business Continuity Management System","type":"report"}}],"schema":"https://github.com/citation-style-language/schema/raw/master/csl-citation.json"} </w:instrText>
+      </w:r>
+      <w:r>
+        <w:fldChar w:fldCharType="separate"/>
+      </w:r>
+      <w:r>
+        <w:rPr>
+          <w:color w:val="0000FF"/>
+        </w:rPr>
+        <w:t>[1], [2]</w:t>
+      </w:r>
+      <w:r>
+        <w:fldChar w:fldCharType="end"/>
+      </w:r>
+      <w:r>
+        <w:t>.</w:t>
+      </w:r>
+    </w:p>
+    <w:p>
+      <w:pPr>
+        <w:pStyle w:val="BodyText"/>
+      </w:pPr>
+      <w:r>
+        <w:t xml:space="preserve">Assessing the consequences of an interruption is inherently a matter of time. Services differ in how quickly the impacts of an interruption become serious, and organizations may also differ in the criteria they use to judge those impacts. The business continuity guidance of the Digital Government Authority (DGA), for instance, presents impact-based classifications and recovery targets for government digital platforms, and at the same time recognizes that the time intervals used for assessment should follow the sensitivity of the activities concerned </w:t>
+      </w:r>
+      <w:r>
+        <w:fldChar w:fldCharType="begin"/>
+      </w:r>
+      <w:r>
+        <w:instrText xml:space="preserve"> ADDIN ZOTERO_ITEM CSL_CITATION {"citationID":"1608cfe6","properties":{"unsorted":false,"formattedCitation":"[2]","plainCitation":"[2]","noteIndex":0},"citationItems":[{"id":2,"uris":[],"itemData":{"URL":"https://dga.gov.sa/ar/regulatory-documents/guideline-for-risk-management-and-business-continuity-for-digital-government","author":[{"literal":"Digital Government Authority"}],"id":2,"issued":{"date-parts":[[2025,1]]},"note":"Arabic version 3.0, document dated 13 January 2025; Section 5.2, pp. 97–131; documentation, definitions, and annexes through p. 149. Supplied full guide and BCM extract represent one work. Reviewed 2026-10-29","number":"DGA-1-2-5-231","publisher":"Digital Government Authority, Saudi Arabia","title":"Guideline for Risk Management and Business Continuity for Digital Government: Business Continuity Management System","type":"report"}}],"schema":"https://github.com/citation-style-language/schema/raw/master/csl-citation.json"} </w:instrText>
+      </w:r>
+      <w:r>
+        <w:fldChar w:fldCharType="separate"/>
+      </w:r>
+      <w:r>
+        <w:rPr>
+          <w:color w:val="0000FF"/>
+        </w:rPr>
+        <w:t>[2]</w:t>
+      </w:r>
+      <w:r>
+        <w:fldChar w:fldCharType="end"/>
+      </w:r>
+      <w:r>
+        <w:t>. These principles point toward an approach in which each organization defines its own assessment periods, impact criteria, acceptable thresholds, and matching recovery rules, rather than assuming that one fixed configuration suits everyone.</w:t>
+      </w:r>
+    </w:p>
+    <w:p>
+      <w:pPr>
+        <w:pStyle w:val="BodyText"/>
+      </w:pPr>
+      <w:r>
+        <w:t xml:space="preserve">This project proposes</w:t>
       </w:r>
       <w:r>
         <w:t xml:space="preserve"> </w:t>
       </w:r>
       <w:r>
+        <w:rPr>
+          <w:i/>
+          <w:iCs/>
+        </w:rPr>
+        <w:t xml:space="preserve">Time-Dependent Recovery Prioritization</w:t>
+      </w:r>
+      <w:r>
+        <w:t xml:space="preserve"> </w:t>
+      </w:r>
+      <w:r>
+        <w:t xml:space="preserve">(TDRP), a configurable rule-based methodology, and</w:t>
+      </w:r>
+      <w:r>
+        <w:t xml:space="preserve"> </w:t>
+      </w:r>
+      <w:r>
+        <w:rPr>
+          <w:i/>
+          <w:iCs/>
+        </w:rPr>
+        <w:t xml:space="preserve">Masar</w:t>
+      </w:r>
+      <w:r>
+        <w:t xml:space="preserve">, a web-based decision support system (DSS) that implements it. The approach starts from business services and their BIA results, applies explicit rules to their time-dependent impact assessments, and derives criticality, recovery requirements, and relative recovery priorities. The dependencies that support each service are then related to its criticality, and the system presents the outcome on an operational dashboard. Its purpose is to help responsible personnel interpret and use continuity information, not to replace their professional judgment or to take on responsibility for operational recovery decisions.</w:t>
+      </w:r>
+    </w:p>
+    <w:p>
+      <w:pPr>
+        <w:pStyle w:val="BodyText"/>
+      </w:pPr>
+      <w:r>
+        <w:t xml:space="preserve">The scope of the research covers the design, implementation, and evaluation of the TDRP methodology within Masar. The central concern is the service-level assessment and prioritization process. Supporting dependencies, that is, the elements and resources on which service delivery relies, are considered only to the extent that their relationships help explain how services are delivered and what they require for recovery.</w:t>
+      </w:r>
+    </w:p>
+    <w:bookmarkEnd w:id="20"/>
+    <w:bookmarkStart w:id="21" w:name="Xb89895d1d764e3e2df71de00029ece2d468494c"/>
+    <w:p>
+      <w:pPr>
+        <w:pStyle w:val="Heading2"/>
+      </w:pPr>
+      <w:r>
+        <w:t xml:space="preserve">Problem Statement and Significance for Information Systems</w:t>
+      </w:r>
+    </w:p>
+    <w:p>
+      <w:pPr>
+        <w:pStyle w:val="FirstParagraph"/>
+      </w:pPr>
+      <w:r>
+        <w:t xml:space="preserve">Deciding on recovery priorities takes more than recognizing that a service is important. An organization has to be able to explain how the assessed impacts of an interruption justify a service’s criticality, how those impacts relate to acceptable disruption durations and recovery targets, and how the resulting priorities should be read alongside the dependencies that the service needs in order to be delivered. National business continuity guidance names BIA, recovery requirements, and dependencies as important components of continuity management </w:t>
+      </w:r>
+      <w:r>
         <w:fldChar w:fldCharType="begin"/>
       </w:r>
       <w:r>
-        <w:instrText xml:space="preserve"> ADDIN ZOTERO_ITEM CSL_CITATION {"citationID":"5OGXMfS3","properties":{"unsorted":false,"formattedCitation":"[1], [2]","plainCitation":"[1], [2]","noteIndex":0},"citationItems":[{"id":6,"uris":["http://zotero.org/users/22231723/items/26G8P6LK"],"itemData":{"id":6,"type":"document","note":"Published: National Risk Council, Saudi Arabia","title":"National Framework for Risk, Emergency and Business Continuity Management: Business Continuity Management Section","URL":"https://riskbcm.com/gsnrc_standards/","author":[{"literal":"General Secretariat of the National Risk Council"}]}},{"id":8,"uris":["http://zotero.org/users/22231723/items/FDE9WC9E"],"itemData":{"id":8,"type":"report","number":"DGA-1-2-5-231","publisher":"Digital Government Authority, Saudi Arabia","title":"Guideline for Risk Management and Business Continuity for Digital Government: Business Continuity Management System","URL":"https://dga.gov.sa/ar/regulatory-documents/guideline-for-risk-management-and-business-continuity-for-digital-government","author":[{"literal":"Digital Government Authority"}],"issued":{"date-parts":[["2025",1]]}}}],"schema":"https://github.com/citation-style-language/schema/raw/master/csl-citation.json"} </w:instrText>
+        <w:instrText xml:space="preserve"> ADDIN ZOTERO_ITEM CSL_CITATION {"citationID":"324bbbf2","properties":{"unsorted":false,"formattedCitation":"[1], [2]","plainCitation":"[1], [2]","noteIndex":0},"citationItems":[{"id":1,"uris":[],"itemData":{"URL":"https://riskbcm.com/gsnrc_standards/","author":[{"literal":"General Secretariat of the National Risk Council"}],"id":1,"note":"Arabic-language supplied extract; BCM chapter, printed pp. 216–272, followed by supplementary tables and references with separate pagination. Publication year unspecified. Reviewed 2026-10-29","publisher":"National Risk Council, Saudi Arabia","title":"National Framework for Risk, Emergency and Business Continuity Management: Business Continuity Management Section"}},{"id":2,"uris":[],"itemData":{"URL":"https://dga.gov.sa/ar/regulatory-documents/guideline-for-risk-management-and-business-continuity-for-digital-government","author":[{"literal":"Digital Government Authority"}],"id":2,"issued":{"date-parts":[[2025,1]]},"note":"Arabic version 3.0, document dated 13 January 2025; Section 5.2, pp. 97–131; documentation, definitions, and annexes through p. 149. Supplied full guide and BCM extract represent one work. Reviewed 2026-10-29","number":"DGA-1-2-5-231","publisher":"Digital Government Authority, Saudi Arabia","title":"Guideline for Risk Management and Business Continuity for Digital Government: Business Continuity Management System","type":"report"}}],"schema":"https://github.com/citation-style-language/schema/raw/master/csl-citation.json"} </w:instrText>
       </w:r>
       <w:r>
         <w:fldChar w:fldCharType="separate"/>
@@ -3287,60 +3411,5551 @@
         <w:rPr>
           <w:color w:val="0000FF"/>
         </w:rPr>
-        <w:t>[</w:t>
-      </w:r>
-      <w:hyperlink w:anchor="Cite_id6_National_FNoYear_NoAuthor" w:tooltip="National Framework for Risk, Emergency and Business Continuity Management: Business Continuity Management Section" w:history="1">
-        <w:r>
-          <w:rPr>
-            <w:rStyle w:val="Hyperlink"/>
-            <w:u w:val="none"/>
-          </w:rPr>
-          <w:t>1</w:t>
-        </w:r>
-      </w:hyperlink>
+        <w:t>[1], [2]</w:t>
+      </w:r>
+      <w:r>
+        <w:fldChar w:fldCharType="end"/>
+      </w:r>
+      <w:r>
+        <w:t>. Yet these principles do not lay down a single mandatory computational procedure that every organization must follow to turn successive impact assessments into an MTPD, an RTO, and service recovery priorities. Nor can the thresholds or assessment intervals of one organization be taken as suitable for any other.</w:t>
+      </w:r>
+    </w:p>
+    <w:p>
+      <w:pPr>
+        <w:pStyle w:val="BodyText"/>
+      </w:pPr>
+      <w:r>
+        <w:t xml:space="preserve">The research problem is therefore the need for a clear, configurable, and reproducible method that translates time-dependent impact assessments of business services into recovery requirements and relative recovery priorities, while keeping an explicit connection between the assessed services and the dependencies that support their delivery. Such a method should make its decision rules visible and let different organizations configure them according to their approved criteria. Its results should also be traceable to the assessments underlying them. In addition, it should distinguish the priority assigned to a service from the importance given to a supporting dependency because other services rely on it. The project does not assume that continuity practices are absent today or that organizations lack information. It addresses, instead, the formalization and implementation of one particular service-first prioritization procedure.</w:t>
+      </w:r>
+    </w:p>
+    <w:p>
+      <w:pPr>
+        <w:pStyle w:val="BodyText"/>
+      </w:pPr>
+      <w:r>
+        <w:t xml:space="preserve">The problem matters to information systems because it concerns the transformation of organizational assessments into consistent and explainable decision-support outputs. A DSS can represent services, time-based impacts, recovery parameters, configurable rules, and dependency relationships in a single coherent information model, and it can apply the same declared logic to comparable inputs. This makes it possible to inspect how a given priority was obtained, to examine what happens when an approved rule configuration is changed, and to present the resulting information to continuity practitioners. Designing and evaluating a purposeful artifact of this kind is in line with design-science research, which is concerned with building and assessing artifacts that address identified organizational problems </w:t>
+      </w:r>
+      <w:r>
+        <w:fldChar w:fldCharType="begin"/>
+      </w:r>
+      <w:r>
+        <w:instrText xml:space="preserve"> ADDIN ZOTERO_ITEM CSL_CITATION {"citationID":"dcdff9ad","properties":{"unsorted":false,"formattedCitation":"[3], [4]","plainCitation":"[3], [4]","noteIndex":0},"citationItems":[{"id":3,"uris":[],"itemData":{"DOI":"10.2307/25148625","URL":"https://doi.org/10.2307/25148625","author":[{"family":"Hevner","given":"Alan R."},{"family":"March","given":"Salvatore T."},{"family":"Park","given":"Jinsoo"},{"family":"Ram","given":"Sudha"}],"container-title":"MIS Quarterly","id":3,"issue":"1","issued":{"date-parts":[[2004]]},"page":"75-105","title":"Design science in information systems research","type":"article-journal","volume":"28"}},{"id":4,"uris":[],"itemData":{"DOI":"10.2753/MIS0742-1222240302","URL":"https://doi.org/10.2753/MIS0742-1222240302","author":[{"family":"Peffers","given":"Ken"},{"family":"Tuunanen","given":"Tuure"},{"family":"Rothenberger","given":"Marcus A."},{"family":"Chatterjee","given":"Samir"}],"container-title":"Journal of Management Information Systems","id":4,"issue":"3","issued":{"date-parts":[[2007]]},"page":"45-77","title":"A design science research methodology for information systems research","type":"article-journal","volume":"24"}}],"schema":"https://github.com/citation-style-language/schema/raw/master/csl-citation.json"} </w:instrText>
+      </w:r>
+      <w:r>
+        <w:fldChar w:fldCharType="separate"/>
+      </w:r>
       <w:r>
         <w:rPr>
           <w:color w:val="0000FF"/>
         </w:rPr>
-        <w:t>], [</w:t>
-      </w:r>
-      <w:hyperlink w:anchor="Cite_id8_Guideline__2025_NoAuthor" w:tooltip="Guideline for Risk Management and Business Continuity for Digital Government: Business Continuity Management System" w:history="1">
-        <w:r>
-          <w:rPr>
-            <w:rStyle w:val="Hyperlink"/>
-            <w:u w:val="none"/>
-          </w:rPr>
-          <w:t>2</w:t>
-        </w:r>
-      </w:hyperlink>
+        <w:t>[3], [4]</w:t>
+      </w:r>
+      <w:r>
+        <w:fldChar w:fldCharType="end"/>
+      </w:r>
+      <w:r>
+        <w:t>.</w:t>
+      </w:r>
+    </w:p>
+    <w:bookmarkEnd w:id="21"/>
+    <w:bookmarkStart w:id="22" w:name="X9707725edf1930ef5db96574ae7ccabdad13b73"/>
+    <w:p>
+      <w:pPr>
+        <w:pStyle w:val="Heading2"/>
+      </w:pPr>
+      <w:r>
+        <w:t xml:space="preserve">Importance of the Problem and the Big Picture</w:t>
+      </w:r>
+    </w:p>
+    <w:p>
+      <w:pPr>
+        <w:pStyle w:val="FirstParagraph"/>
+      </w:pPr>
+      <w:r>
+        <w:t xml:space="preserve">Business continuity is an organizational capability and not merely a technical recovery activity. A disruption can affect the availability of public or private services, the obligations an organization must meet, the experience of its beneficiaries, and its capacity to keep essential operations running. The Saudi National Framework for Risk, Emergency and Business Continuity Management treats business continuity as one part of a broader framework, relates it to the ability of an organization to withstand disruption, and calls for its alignment with the organization’s own strategy </w:t>
+      </w:r>
+      <w:r>
+        <w:fldChar w:fldCharType="begin"/>
+      </w:r>
+      <w:r>
+        <w:instrText xml:space="preserve"> ADDIN ZOTERO_ITEM CSL_CITATION {"citationID":"8c3d6252","properties":{"unsorted":false,"formattedCitation":"[1]","plainCitation":"[1]","noteIndex":0},"citationItems":[{"id":1,"uris":[],"itemData":{"URL":"https://riskbcm.com/gsnrc_standards/","author":[{"literal":"General Secretariat of the National Risk Council"}],"id":1,"note":"Arabic-language supplied extract; BCM chapter, printed pp. 216–272, followed by supplementary tables and references with separate pagination. Publication year unspecified. Reviewed 2026-10-29","publisher":"National Risk Council, Saudi Arabia","title":"National Framework for Risk, Emergency and Business Continuity Management: Business Continuity Management Section"}}],"schema":"https://github.com/citation-style-language/schema/raw/master/csl-citation.json"} </w:instrText>
+      </w:r>
+      <w:r>
+        <w:fldChar w:fldCharType="separate"/>
+      </w:r>
       <w:r>
         <w:rPr>
           <w:color w:val="0000FF"/>
         </w:rPr>
-        <w:t>]</w:t>
+        <w:t>[1]</w:t>
       </w:r>
       <w:r>
         <w:fldChar w:fldCharType="end"/>
       </w:r>
       <w:r>
+        <w:t xml:space="preserve">. The DGA likewise stresses sustained service delivery and the alignment of recovery arrangements with organizational objectives </w:t>
+      </w:r>
+      <w:r>
+        <w:fldChar w:fldCharType="begin"/>
+      </w:r>
+      <w:r>
+        <w:instrText xml:space="preserve"> ADDIN ZOTERO_ITEM CSL_CITATION {"citationID":"b597e7a0","properties":{"unsorted":false,"formattedCitation":"[2]","plainCitation":"[2]","noteIndex":0},"citationItems":[{"id":2,"uris":[],"itemData":{"URL":"https://dga.gov.sa/ar/regulatory-documents/guideline-for-risk-management-and-business-continuity-for-digital-government","author":[{"literal":"Digital Government Authority"}],"id":2,"issued":{"date-parts":[[2025,1]]},"note":"Arabic version 3.0, document dated 13 January 2025; Section 5.2, pp. 97–131; documentation, definitions, and annexes through p. 149. Supplied full guide and BCM extract represent one work. Reviewed 2026-10-29","number":"DGA-1-2-5-231","publisher":"Digital Government Authority, Saudi Arabia","title":"Guideline for Risk Management and Business Continuity for Digital Government: Business Continuity Management System","type":"report"}}],"schema":"https://github.com/citation-style-language/schema/raw/master/csl-citation.json"} </w:instrText>
+      </w:r>
+      <w:r>
+        <w:fldChar w:fldCharType="separate"/>
+      </w:r>
+      <w:r>
+        <w:rPr>
+          <w:color w:val="0000FF"/>
+        </w:rPr>
+        <w:t>[2]</w:t>
+      </w:r>
+      <w:r>
+        <w:fldChar w:fldCharType="end"/>
+      </w:r>
+      <w:r>
+        <w:t>. Seen from this angle, prioritization is important because organizations need to determine which service outcomes are the most time-sensitive and to let those priorities inform their recovery efforts.</w:t>
+      </w:r>
+    </w:p>
+    <w:p>
+      <w:pPr>
+        <w:pStyle w:val="BodyText"/>
+      </w:pPr>
+      <w:r>
+        <w:t xml:space="preserve">A service-oriented view also offers a principled way of treating supporting dependencies. Services are delivered through interacting activities and enabling resources, and the interruption of a shared dependency can affect more than one service. The criticality of a supporting dependency should therefore be read in relation to the services it enables, and not inferred from its own characteristics alone. In the proposed methodology, service criticality is established first. The relevant dependency relationships are recorded next, and a stated rule links each supporting dependency to the criticality of the service level. Where several services share a dependency, the methodology has to define how their classifications are combined. Taking the highest criticality among the supported services is a rule proposed here for examination and validation. It is not a general requirement that the reference frameworks can be said to impose.</w:t>
+      </w:r>
+    </w:p>
+    <w:p>
+      <w:pPr>
+        <w:pStyle w:val="BodyText"/>
+      </w:pPr>
+      <w:r>
+        <w:t xml:space="preserve">Another concern is how to balance standardization against organizational flexibility. Consistency calls for a common method of applying rules, whereas practical use calls for organizations to choose impact scales, assessment time frames, and recovery thresholds that fit their own contexts. A configurable rule-based methodology can meet both needs by standardizing the form and execution of the decision logic without requiring identical parameter values from every organization. The contribution anticipated in this sense is not a replacement for existing BCM standards or for the expertise of practitioners. It is a transparent procedure for interpreting BIA results and expressing recovery priorities. Research on business impact analysis and on integrated continuity planning gives a broader basis for studying the link between organizational impacts and recovery planning </w:t>
+      </w:r>
+      <w:r>
+        <w:fldChar w:fldCharType="begin"/>
+      </w:r>
+      <w:r>
+        <w:instrText xml:space="preserve"> ADDIN ZOTERO_ITEM CSL_CITATION {"citationID":"2ecea0e3","properties":{"unsorted":false,"formattedCitation":"[5], [6]","plainCitation":"[5], [6]","noteIndex":0},"citationItems":[{"id":5,"uris":[],"itemData":{"DOI":"10.1016/j.ssci.2014.04.017","URL":"https://doi.org/10.1016/j.ssci.2014.04.017","author":[{"family":"Torabi","given":"S. Ali"},{"family":"Rezaei Soufi","given":"Hojat"},{"family":"Sahebjamnia","given":"Navid"}],"container-title":"Safety Science","id":5,"issued":{"date-parts":[[2014]]},"page":"309-323","title":"A new framework for business impact analysis in business continuity management (with a case study)","type":"article-journal","volume":"68"}},{"id":6,"uris":[],"itemData":{"DOI":"10.1016/j.ejor.2014.09.055","URL":"https://doi.org/10.1016/j.ejor.2014.09.055","author":[{"family":"Sahebjamnia","given":"Navid"},{"family":"Torabi","given":"S. Ali"},{"family":"Mansouri","given":"S. Afshin"}],"container-title":"European Journal of Operational Research","id":6,"issue":"1","issued":{"date-parts":[[2015]]},"page":"261-273","title":"Integrated business continuity and disaster recovery planning: Towards organizational resilience","type":"article-journal","volume":"242"}}],"schema":"https://github.com/citation-style-language/schema/raw/master/csl-citation.json"} </w:instrText>
+      </w:r>
+      <w:r>
+        <w:fldChar w:fldCharType="separate"/>
+      </w:r>
+      <w:r>
+        <w:rPr>
+          <w:color w:val="0000FF"/>
+        </w:rPr>
+        <w:t>[5], [6]</w:t>
+      </w:r>
+      <w:r>
+        <w:fldChar w:fldCharType="end"/>
+      </w:r>
+      <w:r>
         <w:t>.</w:t>
       </w:r>
     </w:p>
-    <w:p>
-      <w:pPr>
-        <w:pStyle w:val="NormalCoEKSU"/>
-      </w:pPr>
-      <w:r>
-        <w:t>Business continuity management (BCM) offers a structured way to prepare for disruptions and to maintain or restore prioritized activities and services. Within it, business impact analysis (BIA) plays a central part: it studies the consequences of an interruption, establishes how important services and activities are relative to one another, and feeds into recovery planning. Two recovery parameters matter most for this research. The maximum tolerable period of disruption (MTPD) is the duration beyond which the consequences of an interruption become unacceptable, and the recovery time objective (RTO) is the target time for resuming a service or activity. The two are related but serve different purposes, and each has to be set with reference to the impacts the organization has assessed and the recovery requirements it has identified</w:t>
+    <w:bookmarkEnd w:id="22"/>
+    <w:bookmarkStart w:id="23" w:name="objectives-and-proposed-solution"/>
+    <w:p>
+      <w:pPr>
+        <w:pStyle w:val="Heading2"/>
+      </w:pPr>
+      <w:r>
+        <w:t xml:space="preserve">Objectives and Proposed Solution</w:t>
+      </w:r>
+    </w:p>
+    <w:p>
+      <w:pPr>
+        <w:pStyle w:val="FirstParagraph"/>
+      </w:pPr>
+      <w:r>
+        <w:t xml:space="preserve">The aim of this project is to design, implement, and evaluate a configurable rule-based methodology that derives recovery requirements and prioritizes critical business services from time-dependent impact assessments. The methodology, TDRP, is the main research contribution. Masar is the proposed web-based DSS in which the methodology will be configured, applied, and evaluated, and through which its results will be shown to authorized users. More specifically, the project pursues five objectives. The first is to derive service criticality, MTPD, and RTO from time-dependent impact assessments through configurable rules, and the second is to establish relative recovery priorities from criticality and recovery-time requirements. The third is to associate services with their supporting dependencies and to assign criticality to those dependencies by a documented rule. The fourth is to implement the methodology in Masar, with an operational dashboard that presents its results, and the fifth is to evaluate the correctness, consistency, and traceability of the methodology and its implementation.</w:t>
+      </w:r>
+    </w:p>
+    <w:p>
+      <w:pPr>
+        <w:pStyle w:val="BodyText"/>
+      </w:pPr>
+      <w:r>
+        <w:t xml:space="preserve">The methodology will represent BIA findings at the service level across successive assessment periods and the relevant impact dimensions. Following the criteria and decision rules defined by the organization, it will determine service criticality, identify the applicable MTPD, and establish the corresponding RTO. It will also document how temporal assessments, impact thresholds, and recovery-time mappings are interpreted, including how incomplete data are handled and what happens when an assessed impact does not reach a threshold. Organizations will be able to configure the permitted parameters so that they reflect their approved continuity requirements.</w:t>
+      </w:r>
+    </w:p>
+    <w:p>
+      <w:pPr>
+        <w:pStyle w:val="BodyText"/>
+      </w:pPr>
+      <w:r>
+        <w:t xml:space="preserve">From these service-level results, TDRP will set relative recovery priorities through explicit rules that take criticality and recovery-time requirements into account. The approach will then associate each assessed service with the dependencies needed to deliver it. A supporting dependency will inherit criticality from the service or services it supports according to a documented rule. For a dependency shared by several services, the proposed default is the highest criticality among them, subject to evaluation. The purpose of this association is to preserve the business reasoning behind the importance of supporting dependencies. A ranking of services by priority is not to be equated with an automatically executable sequence of recovery operations.</w:t>
+      </w:r>
+    </w:p>
+    <w:p>
+      <w:pPr>
+        <w:pStyle w:val="BodyText"/>
+      </w:pPr>
+      <w:r>
+        <w:t xml:space="preserve">Masar will put the methodology into practice through an integrated data model and rule-processing functions. Authorized users will be able to maintain services, impact assessments, configuration settings, recovery requirements, and the relevant dependency relationships. An operational dashboard will present the resulting service classifications, MTPD and RTO values, recovery priorities, and linked supporting dependencies. During an actual interruption, users can consult the recorded information on the affected services to see their established priority and dependencies. The dashboard will show the outputs of the methodology together with their context. It will not simulate incidents, infer operational actions, recommend recovery procedures on its own, or make or carry out recovery decisions.</w:t>
+      </w:r>
+    </w:p>
+    <w:p>
+      <w:pPr>
+        <w:pStyle w:val="BodyText"/>
+      </w:pPr>
+      <w:r>
+        <w:t xml:space="preserve">The research will evaluate the methodological rules and their implementation. The evaluation will look at the consistency and reproducibility of the outputs, the behavior of the method under different valid configurations, the correctness of the derived MTPD and RTO values against specified test cases, the treatment of shared dependencies, and the traceability of displayed priorities to the impact assessments and rules they come from. The intended deliverables are a documented TDRP methodology, an implemented Masar prototype, and an evaluation of their correctness and usefulness as a basis for structured decision support. How effective the approach is in real incidents lies beyond what a prototype-level evaluation alone can establish.</w:t>
+      </w:r>
+    </w:p>
+    <w:bookmarkEnd w:id="23"/>
+    <w:bookmarkEnd w:id="24"/>
+    <w:bookmarkStart w:id="57" w:name="literature-review"/>
+    <w:p>
+      <w:pPr>
+        <w:pStyle w:val="Heading1"/>
+      </w:pPr>
+      <w:r>
+        <w:t xml:space="preserve">Literature Review</w:t>
+      </w:r>
+    </w:p>
+    <w:p>
+      <w:pPr>
+        <w:pStyle w:val="FirstParagraph"/>
+      </w:pPr>
+      <w:r>
+        <w:t xml:space="preserve">This chapter examines the literature relevant to business continuity and critical service recovery prioritization, with particular attention to the relationship between time-dependent impact assessments, recovery requirements, and explicit decision rules. The review brings together continuity standards and national guidance, business impact analysis research, prioritization methods, relevant dependency models, and decision support systems. It moves from the general field toward the specific problem defined in Chapter 1, and concludes by assessing the evidence for the proposed Time-Dependent Recovery Prioritization (TDRP) methodology and its implementation in Masar.</w:t>
+      </w:r>
+    </w:p>
+    <w:p>
+      <w:pPr>
+        <w:pStyle w:val="BodyText"/>
+      </w:pPr>
+      <w:r>
+        <w:t xml:space="preserve">The chapter is organized from the general to the specific. Section 2.1 presents the concepts, international standards, and Saudi national guidance on which business continuity management rests. Section 2.2 narrows the focus to business impact analysis, time-dependent impact assessment, and the derivation of recovery parameters. Section 2.3 reviews approaches to service criticality and recovery prioritization, and Section 2.4 examines supporting dependencies and the assignment of their criticality. Section 2.5 examines decision support concepts and comparable continuity management systems. Section 2.6 reviews the research and evaluation methods applied in related studies. Section 2.7 synthesizes the reviewed evidence, establishes the supported research gap, and positions the project against it, and Section 2.8 summarizes the chapter.</w:t>
+      </w:r>
+    </w:p>
+    <w:bookmarkStart w:id="25" w:name="review-scope-and-evidence-selection"/>
+    <w:p>
+      <w:pPr>
+        <w:pStyle w:val="Heading5"/>
+      </w:pPr>
+      <w:r>
+        <w:t xml:space="preserve">Review Scope and Evidence Selection</w:t>
+      </w:r>
+    </w:p>
+    <w:p>
+      <w:pPr>
+        <w:pStyle w:val="FirstParagraph"/>
+      </w:pPr>
+      <w:r>
+        <w:t xml:space="preserve">This review uses a focused, purposive thematic search rather than claiming the coverage of a systematic review. The search was organized around the concepts needed to examine the research problem: business continuity management, business impact analysis, temporal or time-dependent impact, MTPD and RTO derivation, service and asset criticality, recovery prioritization, dependencies and interdependencies, decision support, business continuity software, and design-science evaluation. Searches combined these concepts in several directions so that material concerned with standards, analytical methods, applied cases, information systems, and software could be considered. No fixed publication-year restriction was imposed because the chapter requires both foundational work and current guidance. Sources in English and Arabic were included where they were directly relevant to the Saudi setting.</w:t>
+      </w:r>
+    </w:p>
+    <w:p>
+      <w:pPr>
+        <w:pStyle w:val="BodyText"/>
+      </w:pPr>
+      <w:r>
+        <w:t xml:space="preserve">Primary material was preferred. The evidence base therefore combines original journal articles, government and NIST reports, the public catalogue descriptions of three ISO publications, Saudi national guidance, and first-party documentation for comparable software. Full text was used where it was legitimately accessible. When only a public catalogue record or abstract was available, the evidential use was limited to bibliographic, scope, or explicitly stated summary information; it was not treated as if a full methodological appraisal had been completed. Citation following and targeted searches were used to locate earlier work on decision support and infrastructure interdependency and more recent work on temporal BIA, process mining, and business continuity systems. The final search check also used four complementary scholarly queries covering temporal BIA, continuity decision support, service interdependency, and rule-based analysis. The search identified the disaster-related decision support methodology of Schätter et al. as a particularly relevant information-systems study; because the accessible record supplied an abstract rather than full text, this chapter confines its use to the methodology and case characteristics reported in that abstract </w:t>
+      </w:r>
+      <w:r>
+        <w:fldChar w:fldCharType="begin"/>
+      </w:r>
+      <w:r>
+        <w:instrText xml:space="preserve"> ADDIN ZOTERO_ITEM CSL_CITATION {"citationID":"ff7014a2","properties":{"unsorted":false,"formattedCitation":"[7]","plainCitation":"[7]","noteIndex":0},"citationItems":[{"id":7,"uris":[],"itemData":{"DOI":"10.1016/j.dss.2018.12.006","URL":"https://doi.org/10.1016/j.dss.2018.12.006","author":[{"family":"Schätter","given":"Frank"},{"family":"Hansen","given":"Ole"},{"family":"Wiens","given":"Marcus"},{"family":"Schultmann","given":"Frank"}],"container-title":"Decision Support Systems","id":7,"issued":{"date-parts":[[2019]]},"note":"Bibliographic metadata and abstract verified through Paperguide; full text was not available for this review","page":"10-20","title":"A decision support methodology for a disaster-caused business continuity management","type":"article-journal","volume":"118"}}],"schema":"https://github.com/citation-style-language/schema/raw/master/csl-citation.json"} </w:instrText>
+      </w:r>
+      <w:r>
+        <w:fldChar w:fldCharType="separate"/>
+      </w:r>
+      <w:r>
+        <w:rPr>
+          <w:color w:val="0000FF"/>
+        </w:rPr>
+        <w:t>[7]</w:t>
+      </w:r>
+      <w:r>
+        <w:fldChar w:fldCharType="end"/>
+      </w:r>
+      <w:r>
+        <w:t>.</w:t>
+      </w:r>
+    </w:p>
+    <w:p>
+      <w:pPr>
+        <w:pStyle w:val="BodyText"/>
+      </w:pPr>
+      <w:r>
+        <w:t xml:space="preserve">Selection was based on direct relevance to at least one component of the chapter, verifiable identity and version, and sufficient accessible content to support a bounded claim. The review did not count changing search-engine result sets, conduct duplicate independent screening, or produce a PRISMA flow. It is therefore neither exhaustive nor evidence that an unobserved method or product function does not exist. This limitation is especially important for commercial systems: their public documentation reveals selected functions but not necessarily their complete algorithms, and none of the products was experimentally tested for this review. The chapter accordingly distinguishes standards and guidance from empirical studies, and it treats provider descriptions as claims about documented functions rather than independent evidence of effectiveness. Within these boundaries, the corpus is sufficient to compare the conceptual units, temporal representations, decision logics, dependency treatments, outputs, and evaluation strategies that are most relevant to TDRP and Masar.</w:t>
+      </w:r>
+    </w:p>
+    <w:bookmarkEnd w:id="25"/>
+    <w:bookmarkStart w:id="29" w:name="business-continuity-management"/>
+    <w:p>
+      <w:pPr>
+        <w:pStyle w:val="Heading2"/>
+      </w:pPr>
+      <w:r>
+        <w:t xml:space="preserve">Business Continuity Management</w:t>
+      </w:r>
+    </w:p>
+    <w:p>
+      <w:pPr>
+        <w:pStyle w:val="FirstParagraph"/>
+      </w:pPr>
+      <w:r>
+        <w:t xml:space="preserve">The vocabulary of continuity work is not used uniformly in the literature, and several of its central terms overlap. A systematic review of business continuity research observes that the definition of business continuity differs from one research object to another, and it traces the field back to the disaster recovery practices of the 1980s </w:t>
+      </w:r>
+      <w:r>
+        <w:fldChar w:fldCharType="begin"/>
+      </w:r>
+      <w:r>
+        <w:instrText xml:space="preserve"> ADDIN ZOTERO_ITEM CSL_CITATION {"citationID":"532ed1ac","properties":{"unsorted":false,"formattedCitation":"[8]","plainCitation":"[8]","noteIndex":0},"citationItems":[{"id":8,"uris":[],"itemData":{"DOI":"10.3390/app132111846","URL":"https://doi.org/10.3390/app132111846","author":[{"family":"Russo","given":"Nelson"},{"family":"Mamede","given":"Henrique São"},{"family":"Reis","given":"Leonilde"},{"family":"Martins","given":"José"},{"family":"Branco","given":"Frederico"}],"container-title":"Applied Sciences","id":8,"issue":"21","issued":{"date-parts":[[2023]]},"note":"Art. no. 11846","title":"Exploring a multidisciplinary assessment of organisational maturity in business continuity: A perspective and future research outlook","type":"article-journal","volume":"13"}}],"schema":"https://github.com/citation-style-language/schema/raw/master/csl-citation.json"} </w:instrText>
+      </w:r>
+      <w:r>
+        <w:fldChar w:fldCharType="separate"/>
+      </w:r>
+      <w:r>
+        <w:rPr>
+          <w:color w:val="0000FF"/>
+        </w:rPr>
+        <w:t>[8]</w:t>
+      </w:r>
+      <w:r>
+        <w:fldChar w:fldCharType="end"/>
+      </w:r>
+      <w:r>
+        <w:t xml:space="preserve">. The contingency planning guide of the National Institute of Standards and Technology (NIST) separates business continuity plans from continuity of operations plans, crisis communications plans, cyber incident response plans, disaster recovery plans, and occupant emergency plans, although its own scope is limited to restoring information systems and leaves business-process continuity outside </w:t>
+      </w:r>
+      <w:r>
+        <w:fldChar w:fldCharType="begin"/>
+      </w:r>
+      <w:r>
+        <w:instrText xml:space="preserve"> ADDIN ZOTERO_ITEM CSL_CITATION {"citationID":"b5c9590b","properties":{"unsorted":false,"formattedCitation":"[9]","plainCitation":"[9]","noteIndex":0},"citationItems":[{"id":9,"uris":[],"itemData":{"DOI":"10.6028/NIST.SP.800-34r1","URL":"https://nvlpubs.nist.gov/nistpubs/Legacy/SP/nistspecialpublication800-34r1.pdf","author":[{"family":"Swanson","given":"Marianne"},{"family":"Bowen","given":"Pauline"},{"family":"Wohl Phillips","given":"Amy"},{"family":"Gallup","given":"Dean"},{"family":"Lynes","given":"David"}],"id":9,"issued":{"date-parts":[[2010,5]]},"note":"Includes errata through November 11, 2010","number":"NIST SP 800-34 Rev. 1","publisher":"National Institute of Standards; Technology","title":"Contingency planning guide for federal information systems","type":"report"}}],"schema":"https://github.com/citation-style-language/schema/raw/master/csl-citation.json"} </w:instrText>
+      </w:r>
+      <w:r>
+        <w:fldChar w:fldCharType="separate"/>
+      </w:r>
+      <w:r>
+        <w:rPr>
+          <w:color w:val="0000FF"/>
+        </w:rPr>
+        <w:t>[9]</w:t>
+      </w:r>
+      <w:r>
+        <w:fldChar w:fldCharType="end"/>
+      </w:r>
+      <w:r>
+        <w:t xml:space="preserve">. From an optimization viewpoint, Sahebjamnia et al. argue that the distinction matters in practice: continuity planning and recovery planning draw on the same scarce resources, and treating them as independent conceals that competition. They present the integration of the two as a route toward organizational resilience </w:t>
+      </w:r>
+      <w:r>
+        <w:fldChar w:fldCharType="begin"/>
+      </w:r>
+      <w:r>
+        <w:instrText xml:space="preserve"> ADDIN ZOTERO_ITEM CSL_CITATION {"citationID":"09b90d9c","properties":{"unsorted":false,"formattedCitation":"[6]","plainCitation":"[6]","noteIndex":0},"citationItems":[{"id":6,"uris":[],"itemData":{"DOI":"10.1016/j.ejor.2014.09.055","URL":"https://doi.org/10.1016/j.ejor.2014.09.055","author":[{"family":"Sahebjamnia","given":"Navid"},{"family":"Torabi","given":"S. Ali"},{"family":"Mansouri","given":"S. Afshin"}],"container-title":"European Journal of Operational Research","id":6,"issue":"1","issued":{"date-parts":[[2015]]},"page":"261-273","title":"Integrated business continuity and disaster recovery planning: Towards organizational resilience","type":"article-journal","volume":"242"}}],"schema":"https://github.com/citation-style-language/schema/raw/master/csl-citation.json"} </w:instrText>
+      </w:r>
+      <w:r>
+        <w:fldChar w:fldCharType="separate"/>
+      </w:r>
+      <w:r>
+        <w:rPr>
+          <w:color w:val="0000FF"/>
+        </w:rPr>
+        <w:t>[6]</w:t>
+      </w:r>
+      <w:r>
+        <w:fldChar w:fldCharType="end"/>
+      </w:r>
+      <w:r>
+        <w:t>.</w:t>
+      </w:r>
+    </w:p>
+    <w:p>
+      <w:pPr>
+        <w:pStyle w:val="BodyText"/>
+      </w:pPr>
+      <w:r>
+        <w:t xml:space="preserve">In this thesis, business continuity refers to the capability of an organization to keep delivering its prioritized services at an acceptable level during and after a disruption. Business continuity management (BCM) denotes the management activity through which that capability is established and maintained, and a business continuity management system (BCMS) is the management system through which an organization carries out that activity, which is the object of ISO 22301 </w:t>
+      </w:r>
+      <w:r>
+        <w:fldChar w:fldCharType="begin"/>
+      </w:r>
+      <w:r>
+        <w:instrText xml:space="preserve"> ADDIN ZOTERO_ITEM CSL_CITATION {"citationID":"4a623c3d","properties":{"unsorted":false,"formattedCitation":"[10]","plainCitation":"[10]","noteIndex":0},"citationItems":[{"id":10,"uris":[],"itemData":{"URL":"https://www.iso.org/standard/75106.html","author":[{"literal":"International Organization for Standardization"}],"id":10,"issued":{"date-parts":[[2019]]},"note":"Public catalogue and abstract only; full standard not acquired or reviewed. Accessed 2026-10-29","title":"ISO 22301:2019: Security and resilience—business continuity management systems—requirements (public catalogue record)"}}],"schema":"https://github.com/citation-style-language/schema/raw/master/csl-citation.json"} </w:instrText>
+      </w:r>
+      <w:r>
+        <w:fldChar w:fldCharType="separate"/>
+      </w:r>
+      <w:r>
+        <w:rPr>
+          <w:color w:val="0000FF"/>
+        </w:rPr>
+        <w:t>[10]</w:t>
+      </w:r>
+      <w:r>
+        <w:fldChar w:fldCharType="end"/>
+      </w:r>
+      <w:r>
+        <w:t xml:space="preserve">. Resilience is the broader term, and the literature often presents continuity as one of its components. Disaster recovery and emergency response are treated here as parts of, or inputs to, continuity management. Risk management is related but not identical. The National Framework of the Saudi National Risk Council places BCM inside a resilience cycle that runs from anticipation and assessment through prevention, continuity, preparedness, response, and recovery </w:t>
+      </w:r>
+      <w:r>
+        <w:fldChar w:fldCharType="begin"/>
+      </w:r>
+      <w:r>
+        <w:instrText xml:space="preserve"> ADDIN ZOTERO_ITEM CSL_CITATION {"citationID":"5a13d60a","properties":{"unsorted":false,"formattedCitation":"[1]","plainCitation":"[1]","noteIndex":0},"citationItems":[{"id":1,"uris":[],"itemData":{"URL":"https://riskbcm.com/gsnrc_standards/","author":[{"literal":"General Secretariat of the National Risk Council"}],"id":1,"note":"Arabic-language supplied extract; BCM chapter, printed pp. 216–272, followed by supplementary tables and references with separate pagination. Publication year unspecified. Reviewed 2026-10-29","publisher":"National Risk Council, Saudi Arabia","title":"National Framework for Risk, Emergency and Business Continuity Management: Business Continuity Management Section"}}],"schema":"https://github.com/citation-style-language/schema/raw/master/csl-citation.json"} </w:instrText>
+      </w:r>
+      <w:r>
+        <w:fldChar w:fldCharType="separate"/>
+      </w:r>
+      <w:r>
+        <w:rPr>
+          <w:color w:val="0000FF"/>
+        </w:rPr>
+        <w:t>[1]</w:t>
+      </w:r>
+      <w:r>
+        <w:fldChar w:fldCharType="end"/>
+      </w:r>
+      <w:r>
+        <w:t xml:space="preserve">, and NIST guidance on using business impact analysis (BIA) to inform risk prioritization states that the BIA does not directly address identified risks, although the criticality it determines feeds their prioritization </w:t>
+      </w:r>
+      <w:r>
+        <w:fldChar w:fldCharType="begin"/>
+      </w:r>
+      <w:r>
+        <w:instrText xml:space="preserve"> ADDIN ZOTERO_ITEM CSL_CITATION {"citationID":"4f73a6b8","properties":{"unsorted":false,"formattedCitation":"[11]","plainCitation":"[11]","noteIndex":0},"citationItems":[{"id":11,"uris":[],"itemData":{"DOI":"10.6028/NIST.IR.8286D-upd1","URL":"https://nvlpubs.nist.gov/nistpubs/ir/2025/NIST.IR.8286D-upd1.pdf","author":[{"family":"Quinn","given":"Stephen D."},{"family":"Ivy","given":"Nahla"},{"family":"Chua","given":"Julie"},{"family":"Barrett","given":"Matthew"},{"family":"Feldman","given":"Larry"},{"family":"Topper","given":"Daniel"},{"family":"Witte","given":"Gregory A."},{"family":"Gardner","given":"R. K."}],"id":11,"issued":{"date-parts":[[2025]]},"note":"Updated February 26, 2025; supersedes the November 2022 edition","number":"NIST IR 8286D-upd1","publisher":"National Institute of Standards; Technology","title":"Using business impact analysis to inform risk prioritization and response","type":"report"}}],"schema":"https://github.com/citation-style-language/schema/raw/master/csl-citation.json"} </w:instrText>
+      </w:r>
+      <w:r>
+        <w:fldChar w:fldCharType="separate"/>
+      </w:r>
+      <w:r>
+        <w:rPr>
+          <w:color w:val="0000FF"/>
+        </w:rPr>
+        <w:t>[11]</w:t>
+      </w:r>
+      <w:r>
+        <w:fldChar w:fldCharType="end"/>
+      </w:r>
+      <w:r>
+        <w:t>.</w:t>
+      </w:r>
+    </w:p>
+    <w:p>
+      <w:pPr>
+        <w:pStyle w:val="BodyText"/>
+      </w:pPr>
+      <w:r>
+        <w:t xml:space="preserve">The remainder of this section reviews the documents that define the field in practice. Section 2.1.1 compares international standards and guidance, and Section 2.1.2 examines the Saudi national documents that form the applied setting of the project.</w:t>
+      </w:r>
+    </w:p>
+    <w:bookmarkStart w:id="27" w:name="standards-and-frameworks"/>
+    <w:p>
+      <w:pPr>
+        <w:pStyle w:val="Heading3"/>
+      </w:pPr>
+      <w:r>
+        <w:t xml:space="preserve">Standards and Frameworks</w:t>
+      </w:r>
+    </w:p>
+    <w:p>
+      <w:pPr>
+        <w:pStyle w:val="FirstParagraph"/>
+      </w:pPr>
+      <w:r>
+        <w:t xml:space="preserve">This subsection compares four documents that together cover a requirements standard, guidance on its implementation, guidance on impact analysis, and a government guide for information systems (Table 2.1). The treatment of the three ISO documents rests on their published scope descriptions and not on a clause-level reading, since the full texts are commercial publications.</w:t>
+      </w:r>
+    </w:p>
+    <w:bookmarkStart w:id="26" w:name="X86283975940ddf2548577ab64c32e2cc2281954"/>
+    <w:p>
+      <w:pPr>
+        <w:pStyle w:val="Heading5"/>
+      </w:pPr>
+      <w:r>
+        <w:t xml:space="preserve">Table: Standards and guidance documents compared by scope, treatment of business impact analysis, and nature of the requirements.</w:t>
+      </w:r>
+    </w:p>
+    <w:tbl>
+      <w:tblPr>
+        <w:tblStyle w:val="Table"/>
+        <w:tblW w:type="auto" w:w="0"/>
+        <w:jc w:val="left"/>
+        <w:tblLook w:firstRow="1" w:lastRow="0" w:firstColumn="0" w:lastColumn="0" w:noHBand="0" w:noVBand="0" w:val="0020"/>
+      </w:tblPr>
+      <w:tblGrid>
+        <w:gridCol w:w="1980"/>
+        <w:gridCol w:w="1980"/>
+        <w:gridCol w:w="1980"/>
+        <w:gridCol w:w="1980"/>
+      </w:tblGrid>
+      <w:tr>
+        <w:trPr>
+          <w:tblHeader w:val="on"/>
+        </w:trPr>
+        <w:tc>
+          <w:tcPr/>
+          <w:p>
+            <w:pPr>
+              <w:pStyle w:val="Compact"/>
+              <w:jc w:val="left"/>
+            </w:pPr>
+            <w:r>
+              <w:rPr>
+                <w:b/>
+                <w:bCs/>
+              </w:rPr>
+              <w:t xml:space="preserve">Document</w:t>
+            </w:r>
+          </w:p>
+        </w:tc>
+        <w:tc>
+          <w:tcPr/>
+          <w:p>
+            <w:pPr>
+              <w:pStyle w:val="Compact"/>
+              <w:jc w:val="left"/>
+            </w:pPr>
+            <w:r>
+              <w:rPr>
+                <w:b/>
+                <w:bCs/>
+              </w:rPr>
+              <w:t xml:space="preserve">Scope</w:t>
+            </w:r>
+          </w:p>
+        </w:tc>
+        <w:tc>
+          <w:tcPr/>
+          <w:p>
+            <w:pPr>
+              <w:pStyle w:val="Compact"/>
+              <w:jc w:val="left"/>
+            </w:pPr>
+            <w:r>
+              <w:rPr>
+                <w:b/>
+                <w:bCs/>
+              </w:rPr>
+              <w:t xml:space="preserve">Business impact analysis and recovery parameters</w:t>
+            </w:r>
+          </w:p>
+        </w:tc>
+        <w:tc>
+          <w:tcPr/>
+          <w:p>
+            <w:pPr>
+              <w:pStyle w:val="Compact"/>
+              <w:jc w:val="left"/>
+            </w:pPr>
+            <w:r>
+              <w:rPr>
+                <w:b/>
+                <w:bCs/>
+              </w:rPr>
+              <w:t xml:space="preserve">Nature of the text</w:t>
+            </w:r>
+          </w:p>
+        </w:tc>
+      </w:tr>
+      <w:tr>
+        <w:tc>
+          <w:tcPr/>
+          <w:p>
+            <w:pPr>
+              <w:pStyle w:val="Compact"/>
+              <w:jc w:val="left"/>
+            </w:pPr>
+            <w:r>
+              <w:t xml:space="preserve">ISO 22301:2019 </w:t>
+            </w:r>
+            <w:r>
+              <w:fldChar w:fldCharType="begin"/>
+            </w:r>
+            <w:r>
+              <w:instrText xml:space="preserve"> ADDIN ZOTERO_ITEM CSL_CITATION {"citationID":"71938a9f","properties":{"unsorted":false,"formattedCitation":"[10]","plainCitation":"[10]","noteIndex":0},"citationItems":[{"id":10,"uris":[],"itemData":{"URL":"https://www.iso.org/standard/75106.html","author":[{"literal":"International Organization for Standardization"}],"id":10,"issued":{"date-parts":[[2019]]},"note":"Public catalogue and abstract only; full standard not acquired or reviewed. Accessed 2026-10-29","title":"ISO 22301:2019: Security and resilience—business continuity management systems—requirements (public catalogue record)"}}],"schema":"https://github.com/citation-style-language/schema/raw/master/csl-citation.json"} </w:instrText>
+            </w:r>
+            <w:r>
+              <w:fldChar w:fldCharType="separate"/>
+            </w:r>
+            <w:r>
+              <w:rPr>
+                <w:color w:val="0000FF"/>
+              </w:rPr>
+              <w:t>[10]</w:t>
+            </w:r>
+            <w:r>
+              <w:fldChar w:fldCharType="end"/>
+            </w:r>
+          </w:p>
+        </w:tc>
+        <w:tc>
+          <w:tcPr/>
+          <w:p>
+            <w:pPr>
+              <w:pStyle w:val="Compact"/>
+              <w:jc w:val="left"/>
+            </w:pPr>
+            <w:r>
+              <w:t xml:space="preserve">Establishing and maintaining a business continuity management system suited to the organizational context.</w:t>
+            </w:r>
+          </w:p>
+        </w:tc>
+        <w:tc>
+          <w:tcPr/>
+          <w:p>
+            <w:pPr>
+              <w:pStyle w:val="Compact"/>
+              <w:jc w:val="left"/>
+            </w:pPr>
+            <w:r>
+              <w:t xml:space="preserve">Not stated in the published scope description.</w:t>
+            </w:r>
+          </w:p>
+        </w:tc>
+        <w:tc>
+          <w:tcPr/>
+          <w:p>
+            <w:pPr>
+              <w:pStyle w:val="Compact"/>
+              <w:jc w:val="left"/>
+            </w:pPr>
+            <w:r>
+              <w:t xml:space="preserve">Requirements standard.</w:t>
+            </w:r>
+          </w:p>
+        </w:tc>
+      </w:tr>
+      <w:tr>
+        <w:tc>
+          <w:tcPr/>
+          <w:p>
+            <w:pPr>
+              <w:pStyle w:val="Compact"/>
+              <w:jc w:val="left"/>
+            </w:pPr>
+            <w:r>
+              <w:t xml:space="preserve">ISO 22313:2020 </w:t>
+            </w:r>
+            <w:r>
+              <w:fldChar w:fldCharType="begin"/>
+            </w:r>
+            <w:r>
+              <w:instrText xml:space="preserve"> ADDIN ZOTERO_ITEM CSL_CITATION {"citationID":"0b470b02","properties":{"unsorted":false,"formattedCitation":"[12]","plainCitation":"[12]","noteIndex":0},"citationItems":[{"id":12,"uris":[],"itemData":{"URL":"https://www.iso.org/standard/75107.html","author":[{"literal":"International Organization for Standardization"}],"id":12,"issued":{"date-parts":[[2020]]},"note":"Public catalogue and abstract only; full standard not acquired or reviewed. Accessed 2026-10-29","title":"ISO 22313:2020: Security and resilience—business continuity management systems—guidance on the use of ISO 22301 (public catalogue record)"}}],"schema":"https://github.com/citation-style-language/schema/raw/master/csl-citation.json"} </w:instrText>
+            </w:r>
+            <w:r>
+              <w:fldChar w:fldCharType="separate"/>
+            </w:r>
+            <w:r>
+              <w:rPr>
+                <w:color w:val="0000FF"/>
+              </w:rPr>
+              <w:t>[12]</w:t>
+            </w:r>
+            <w:r>
+              <w:fldChar w:fldCharType="end"/>
+            </w:r>
+          </w:p>
+        </w:tc>
+        <w:tc>
+          <w:tcPr/>
+          <w:p>
+            <w:pPr>
+              <w:pStyle w:val="Compact"/>
+              <w:jc w:val="left"/>
+            </w:pPr>
+            <w:r>
+              <w:t xml:space="preserve">Guidance on applying ISO 22301 to organizations of different types and contexts, so that delivery is sustained at a predefined acceptable capacity.</w:t>
+            </w:r>
+          </w:p>
+        </w:tc>
+        <w:tc>
+          <w:tcPr/>
+          <w:p>
+            <w:pPr>
+              <w:pStyle w:val="Compact"/>
+              <w:jc w:val="left"/>
+            </w:pPr>
+            <w:r>
+              <w:t xml:space="preserve">Not stated in the published scope description.</w:t>
+            </w:r>
+          </w:p>
+        </w:tc>
+        <w:tc>
+          <w:tcPr/>
+          <w:p>
+            <w:pPr>
+              <w:pStyle w:val="Compact"/>
+              <w:jc w:val="left"/>
+            </w:pPr>
+            <w:r>
+              <w:t xml:space="preserve">Guidance.</w:t>
+            </w:r>
+          </w:p>
+        </w:tc>
+      </w:tr>
+      <w:tr>
+        <w:tc>
+          <w:tcPr/>
+          <w:p>
+            <w:pPr>
+              <w:pStyle w:val="Compact"/>
+              <w:jc w:val="left"/>
+            </w:pPr>
+            <w:r>
+              <w:t xml:space="preserve">ISO/TS 22317:2021 </w:t>
+            </w:r>
+            <w:r>
+              <w:fldChar w:fldCharType="begin"/>
+            </w:r>
+            <w:r>
+              <w:instrText xml:space="preserve"> ADDIN ZOTERO_ITEM CSL_CITATION {"citationID":"cec2d94e","properties":{"unsorted":false,"formattedCitation":"[13]","plainCitation":"[13]","noteIndex":0},"citationItems":[{"id":13,"uris":[],"itemData":{"URL":"https://www.iso.org/standard/79000.html","author":[{"literal":"International Organization for Standardization"}],"id":13,"issued":{"date-parts":[[2021]]},"note":"Public catalogue and abstract only; full standard not acquired or reviewed. Accessed 2026-10-29","title":"ISO/TS 22317:2021: Security and resilience—business continuity management systems—guidelines for business impact analysis (public catalogue record)"}}],"schema":"https://github.com/citation-style-language/schema/raw/master/csl-citation.json"} </w:instrText>
+            </w:r>
+            <w:r>
+              <w:fldChar w:fldCharType="separate"/>
+            </w:r>
+            <w:r>
+              <w:rPr>
+                <w:color w:val="0000FF"/>
+              </w:rPr>
+              <w:t>[13]</w:t>
+            </w:r>
+            <w:r>
+              <w:fldChar w:fldCharType="end"/>
+            </w:r>
+          </w:p>
+        </w:tc>
+        <w:tc>
+          <w:tcPr/>
+          <w:p>
+            <w:pPr>
+              <w:pStyle w:val="Compact"/>
+              <w:jc w:val="left"/>
+            </w:pPr>
+            <w:r>
+              <w:t xml:space="preserve">Guidance on conducting a documented business impact analysis.</w:t>
+            </w:r>
+          </w:p>
+        </w:tc>
+        <w:tc>
+          <w:tcPr/>
+          <w:p>
+            <w:pPr>
+              <w:pStyle w:val="Compact"/>
+              <w:jc w:val="left"/>
+            </w:pPr>
+            <w:r>
+              <w:t xml:space="preserve">Adapts the analysis to organizational needs, objectives, resources, and constraints, and explicitly does not impose a single uniform process.</w:t>
+            </w:r>
+          </w:p>
+        </w:tc>
+        <w:tc>
+          <w:tcPr/>
+          <w:p>
+            <w:pPr>
+              <w:pStyle w:val="Compact"/>
+              <w:jc w:val="left"/>
+            </w:pPr>
+            <w:r>
+              <w:t xml:space="preserve">Technical specification (guidance).</w:t>
+            </w:r>
+          </w:p>
+        </w:tc>
+      </w:tr>
+      <w:tr>
+        <w:tc>
+          <w:tcPr/>
+          <w:p>
+            <w:pPr>
+              <w:pStyle w:val="Compact"/>
+              <w:jc w:val="left"/>
+            </w:pPr>
+            <w:r>
+              <w:t xml:space="preserve">NIST SP 800-34 Rev. 1 </w:t>
+            </w:r>
+            <w:r>
+              <w:fldChar w:fldCharType="begin"/>
+            </w:r>
+            <w:r>
+              <w:instrText xml:space="preserve"> ADDIN ZOTERO_ITEM CSL_CITATION {"citationID":"a968e13f","properties":{"unsorted":false,"formattedCitation":"[9]","plainCitation":"[9]","noteIndex":0},"citationItems":[{"id":9,"uris":[],"itemData":{"DOI":"10.6028/NIST.SP.800-34r1","URL":"https://nvlpubs.nist.gov/nistpubs/Legacy/SP/nistspecialpublication800-34r1.pdf","author":[{"family":"Swanson","given":"Marianne"},{"family":"Bowen","given":"Pauline"},{"family":"Wohl Phillips","given":"Amy"},{"family":"Gallup","given":"Dean"},{"family":"Lynes","given":"David"}],"id":9,"issued":{"date-parts":[[2010,5]]},"note":"Includes errata through November 11, 2010","number":"NIST SP 800-34 Rev. 1","publisher":"National Institute of Standards; Technology","title":"Contingency planning guide for federal information systems","type":"report"}}],"schema":"https://github.com/citation-style-language/schema/raw/master/csl-citation.json"} </w:instrText>
+            </w:r>
+            <w:r>
+              <w:fldChar w:fldCharType="separate"/>
+            </w:r>
+            <w:r>
+              <w:rPr>
+                <w:color w:val="0000FF"/>
+              </w:rPr>
+              <w:t>[9]</w:t>
+            </w:r>
+            <w:r>
+              <w:fldChar w:fldCharType="end"/>
+            </w:r>
+          </w:p>
+        </w:tc>
+        <w:tc>
+          <w:tcPr/>
+          <w:p>
+            <w:pPr>
+              <w:pStyle w:val="Compact"/>
+              <w:jc w:val="left"/>
+            </w:pPr>
+            <w:r>
+              <w:t xml:space="preserve">Contingency planning for federal information systems; comprehensive business-process continuity is outside its scope.</w:t>
+            </w:r>
+          </w:p>
+        </w:tc>
+        <w:tc>
+          <w:tcPr/>
+          <w:p>
+            <w:pPr>
+              <w:pStyle w:val="Compact"/>
+              <w:jc w:val="left"/>
+            </w:pPr>
+            <w:r>
+              <w:t xml:space="preserve">Three analysis tasks (process criticality, resources, recovery priorities). Defines MTD, RTO, and RPO, and states that the RTO should normally be shorter than the MTD. Times and costs in the guide are illustrative.</w:t>
+            </w:r>
+          </w:p>
+        </w:tc>
+        <w:tc>
+          <w:tcPr/>
+          <w:p>
+            <w:pPr>
+              <w:pStyle w:val="Compact"/>
+              <w:jc w:val="left"/>
+            </w:pPr>
+            <w:r>
+              <w:t xml:space="preserve">Guidance with templates and examples.</w:t>
+            </w:r>
+          </w:p>
+        </w:tc>
+      </w:tr>
+    </w:tbl>
+    <w:p>
+      <w:pPr>
+        <w:pStyle w:val="BodyText"/>
+      </w:pPr>
+      <w:r>
+        <w:t xml:space="preserve">Note: The entries for the ISO documents are based on their public catalogue descriptions.</w:t>
+      </w:r>
+    </w:p>
+    <w:p>
+      <w:pPr>
+        <w:pStyle w:val="BodyText"/>
+      </w:pPr>
+      <w:r>
+        <w:t xml:space="preserve">ISO 22301:2019 is the requirements standard for a BCMS, and ISO 22313:2020 offers guidance on applying it across organizations of different types, with the aim of sustaining delivery at a predefined acceptable capacity </w:t>
+      </w:r>
+      <w:r>
+        <w:fldChar w:fldCharType="begin"/>
+      </w:r>
+      <w:r>
+        <w:instrText xml:space="preserve"> ADDIN ZOTERO_ITEM CSL_CITATION {"citationID":"655a1415","properties":{"unsorted":false,"formattedCitation":"[10], [12]","plainCitation":"[10], [12]","noteIndex":0},"citationItems":[{"id":10,"uris":[],"itemData":{"URL":"https://www.iso.org/standard/75106.html","author":[{"literal":"International Organization for Standardization"}],"id":10,"issued":{"date-parts":[[2019]]},"note":"Public catalogue and abstract only; full standard not acquired or reviewed. Accessed 2026-10-29","title":"ISO 22301:2019: Security and resilience—business continuity management systems—requirements (public catalogue record)"}},{"id":12,"uris":[],"itemData":{"URL":"https://www.iso.org/standard/75107.html","author":[{"literal":"International Organization for Standardization"}],"id":12,"issued":{"date-parts":[[2020]]},"note":"Public catalogue and abstract only; full standard not acquired or reviewed. Accessed 2026-10-29","title":"ISO 22313:2020: Security and resilience—business continuity management systems—guidance on the use of ISO 22301 (public catalogue record)"}}],"schema":"https://github.com/citation-style-language/schema/raw/master/csl-citation.json"} </w:instrText>
+      </w:r>
+      <w:r>
+        <w:fldChar w:fldCharType="separate"/>
+      </w:r>
+      <w:r>
+        <w:rPr>
+          <w:color w:val="0000FF"/>
+        </w:rPr>
+        <w:t>[10], [12]</w:t>
+      </w:r>
+      <w:r>
+        <w:fldChar w:fldCharType="end"/>
+      </w:r>
+      <w:r>
+        <w:t xml:space="preserve">. The business impact analysis has its own technical specification, ISO/TS 22317:2021, which describes a documented analysis adapted to the needs, objectives, resources, and constraints of the organization and which does not impose one uniform process </w:t>
+      </w:r>
+      <w:r>
+        <w:fldChar w:fldCharType="begin"/>
+      </w:r>
+      <w:r>
+        <w:instrText xml:space="preserve"> ADDIN ZOTERO_ITEM CSL_CITATION {"citationID":"7d975af8","properties":{"unsorted":false,"formattedCitation":"[13]","plainCitation":"[13]","noteIndex":0},"citationItems":[{"id":13,"uris":[],"itemData":{"URL":"https://www.iso.org/standard/79000.html","author":[{"literal":"International Organization for Standardization"}],"id":13,"issued":{"date-parts":[[2021]]},"note":"Public catalogue and abstract only; full standard not acquired or reviewed. Accessed 2026-10-29","title":"ISO/TS 22317:2021: Security and resilience—business continuity management systems—guidelines for business impact analysis (public catalogue record)"}}],"schema":"https://github.com/citation-style-language/schema/raw/master/csl-citation.json"} </w:instrText>
+      </w:r>
+      <w:r>
+        <w:fldChar w:fldCharType="separate"/>
+      </w:r>
+      <w:r>
+        <w:rPr>
+          <w:color w:val="0000FF"/>
+        </w:rPr>
+        <w:t>[13]</w:t>
+      </w:r>
+      <w:r>
+        <w:fldChar w:fldCharType="end"/>
+      </w:r>
+      <w:r>
+        <w:t>. This indicates that the form of the analysis, and therefore the way assessments are turned into recovery targets, is left for each organization to settle.</w:t>
+      </w:r>
+    </w:p>
+    <w:p>
+      <w:pPr>
+        <w:pStyle w:val="BodyText"/>
+      </w:pPr>
+      <w:r>
+        <w:t xml:space="preserve">The NIST guide is more concrete, although its subject is narrower. It organizes contingency planning into seven steps, one of which is the BIA, and it divides the analysis into three tasks: identifying business processes and their recovery criticality, identifying the resources they depend on, and setting recovery priorities for those resources </w:t>
+      </w:r>
+      <w:r>
+        <w:fldChar w:fldCharType="begin"/>
+      </w:r>
+      <w:r>
+        <w:instrText xml:space="preserve"> ADDIN ZOTERO_ITEM CSL_CITATION {"citationID":"1d1acbfb","properties":{"unsorted":false,"formattedCitation":"[9]","plainCitation":"[9]","noteIndex":0},"citationItems":[{"id":9,"uris":[],"itemData":{"DOI":"10.6028/NIST.SP.800-34r1","URL":"https://nvlpubs.nist.gov/nistpubs/Legacy/SP/nistspecialpublication800-34r1.pdf","author":[{"family":"Swanson","given":"Marianne"},{"family":"Bowen","given":"Pauline"},{"family":"Wohl Phillips","given":"Amy"},{"family":"Gallup","given":"Dean"},{"family":"Lynes","given":"David"}],"id":9,"issued":{"date-parts":[[2010,5]]},"note":"Includes errata through November 11, 2010","number":"NIST SP 800-34 Rev. 1","publisher":"National Institute of Standards; Technology","title":"Contingency planning guide for federal information systems","type":"report"}}],"schema":"https://github.com/citation-style-language/schema/raw/master/csl-citation.json"} </w:instrText>
+      </w:r>
+      <w:r>
+        <w:fldChar w:fldCharType="separate"/>
+      </w:r>
+      <w:r>
+        <w:rPr>
+          <w:color w:val="0000FF"/>
+        </w:rPr>
+        <w:t>[9]</w:t>
+      </w:r>
+      <w:r>
+        <w:fldChar w:fldCharType="end"/>
+      </w:r>
+      <w:r>
+        <w:t xml:space="preserve">. It defines maximum tolerable downtime (MTD) as the total outage a process can accept, and the recovery time objective (RTO) as the unavailability permitted for a system resource supporting that process. The RTO should normally be shorter than the MTD, because work that follows restoration, such as reprocessing, consumes part of the tolerable period. The recovery point objective (RPO) concerns the tolerated loss of data and is not added to the MTD as a duration </w:t>
+      </w:r>
+      <w:r>
+        <w:fldChar w:fldCharType="begin"/>
+      </w:r>
+      <w:r>
+        <w:instrText xml:space="preserve"> ADDIN ZOTERO_ITEM CSL_CITATION {"citationID":"071f4d70","properties":{"unsorted":false,"formattedCitation":"[9]","plainCitation":"[9]","noteIndex":0},"citationItems":[{"id":9,"uris":[],"itemData":{"DOI":"10.6028/NIST.SP.800-34r1","URL":"https://nvlpubs.nist.gov/nistpubs/Legacy/SP/nistspecialpublication800-34r1.pdf","author":[{"family":"Swanson","given":"Marianne"},{"family":"Bowen","given":"Pauline"},{"family":"Wohl Phillips","given":"Amy"},{"family":"Gallup","given":"Dean"},{"family":"Lynes","given":"David"}],"id":9,"issued":{"date-parts":[[2010,5]]},"note":"Includes errata through November 11, 2010","number":"NIST SP 800-34 Rev. 1","publisher":"National Institute of Standards; Technology","title":"Contingency planning guide for federal information systems","type":"report"}}],"schema":"https://github.com/citation-style-language/schema/raw/master/csl-citation.json"} </w:instrText>
+      </w:r>
+      <w:r>
+        <w:fldChar w:fldCharType="separate"/>
+      </w:r>
+      <w:r>
+        <w:rPr>
+          <w:color w:val="0000FF"/>
+        </w:rPr>
+        <w:t>[9]</w:t>
+      </w:r>
+      <w:r>
+        <w:fldChar w:fldCharType="end"/>
+      </w:r>
+      <w:r>
+        <w:t>. The guide also notes that restoration has technical prerequisites, for example that an operating system be restored and verified before the applications and data that run on it. Section 2.3.3 returns to this point, because it shows that a ranking of importance does not by itself amount to a recovery schedule. The times and cost figures in the guide are illustrative, and it states no threshold that organizations are expected to adopt. The Saudi documents discussed in Section 2.1.2 use the term maximum tolerable period of disruption (MTPD) for what corresponds, in practice, to the MTD of the NIST guide.</w:t>
+      </w:r>
+    </w:p>
+    <w:p>
+      <w:pPr>
+        <w:pStyle w:val="BodyText"/>
+      </w:pPr>
+      <w:r>
+        <w:t xml:space="preserve">Two recent studies examine how such frameworks fit together. Russo et al. compare ISO 22301:2019, CMMI v2.0, COBIT 2019, ITIL 4, and NFPA 1600 against common BCM components and find that these frameworks describe how, when, and by whom measurement takes place but leave the organization to decide what to measure </w:t>
+      </w:r>
+      <w:r>
+        <w:fldChar w:fldCharType="begin"/>
+      </w:r>
+      <w:r>
+        <w:instrText xml:space="preserve"> ADDIN ZOTERO_ITEM CSL_CITATION {"citationID":"a6bc56dc","properties":{"unsorted":false,"formattedCitation":"[8]","plainCitation":"[8]","noteIndex":0},"citationItems":[{"id":8,"uris":[],"itemData":{"DOI":"10.3390/app132111846","URL":"https://doi.org/10.3390/app132111846","author":[{"family":"Russo","given":"Nelson"},{"family":"Mamede","given":"Henrique São"},{"family":"Reis","given":"Leonilde"},{"family":"Martins","given":"José"},{"family":"Branco","given":"Frederico"}],"container-title":"Applied Sciences","id":8,"issue":"21","issued":{"date-parts":[[2023]]},"note":"Art. no. 11846","title":"Exploring a multidisciplinary assessment of organisational maturity in business continuity: A perspective and future research outlook","type":"article-journal","volume":"13"}}],"schema":"https://github.com/citation-style-language/schema/raw/master/csl-citation.json"} </w:instrText>
+      </w:r>
+      <w:r>
+        <w:fldChar w:fldCharType="separate"/>
+      </w:r>
+      <w:r>
+        <w:rPr>
+          <w:color w:val="0000FF"/>
+        </w:rPr>
+        <w:t>[8]</w:t>
+      </w:r>
+      <w:r>
+        <w:fldChar w:fldCharType="end"/>
+      </w:r>
+      <w:r>
+        <w:t xml:space="preserve">. Arias-Aranda et al. matched processes across ISO 22301, ISO 22313, ISO/TS 22317, and ISO 22300 to build a reference model of 22 BCMS processes, and 39 German practitioners (14 continuity managers and 25 consultants) took part in verifying the list </w:t>
+      </w:r>
+      <w:r>
+        <w:fldChar w:fldCharType="begin"/>
+      </w:r>
+      <w:r>
+        <w:instrText xml:space="preserve"> ADDIN ZOTERO_ITEM CSL_CITATION {"citationID":"9ac77797","properties":{"unsorted":false,"formattedCitation":"[14]","plainCitation":"[14]","noteIndex":0},"citationItems":[{"id":14,"uris":[],"itemData":{"DOI":"10.3390/app16073219","URL":"https://doi.org/10.3390/app16073219","author":[{"family":"Arias-Aranda","given":"Daniel"},{"family":"Haufe","given":"Knut"},{"family":"Dzombeta","given":"Srdan"},{"family":"Stantchev","given":"Vladimir"}],"container-title":"Applied Sciences","id":14,"issue":"7","issued":{"date-parts":[[2026]]},"note":"Art. no. 3219","title":"Business continuity management—identifying relevant processes for a reference model","type":"article-journal","volume":"16"}}],"schema":"https://github.com/citation-style-language/schema/raw/master/csl-citation.json"} </w:instrText>
+      </w:r>
+      <w:r>
+        <w:fldChar w:fldCharType="separate"/>
+      </w:r>
+      <w:r>
+        <w:rPr>
+          <w:color w:val="0000FF"/>
+        </w:rPr>
+        <w:t>[14]</w:t>
+      </w:r>
+      <w:r>
+        <w:fldChar w:fldCharType="end"/>
+      </w:r>
+      <w:r>
+        <w:t xml:space="preserve">. All 39 recognized BIA and criticality analysis as a process of the system, as they did incident handling, recovery, exercises, and resource management, whereas agreement on some other processes was lower. The same study positions the BIA as the source of approved continuity requirements with their rationale, not as a means of producing an executable restoration schedule </w:t>
+      </w:r>
+      <w:r>
+        <w:fldChar w:fldCharType="begin"/>
+      </w:r>
+      <w:r>
+        <w:instrText xml:space="preserve"> ADDIN ZOTERO_ITEM CSL_CITATION {"citationID":"f2c8b2f1","properties":{"unsorted":false,"formattedCitation":"[14]","plainCitation":"[14]","noteIndex":0},"citationItems":[{"id":14,"uris":[],"itemData":{"DOI":"10.3390/app16073219","URL":"https://doi.org/10.3390/app16073219","author":[{"family":"Arias-Aranda","given":"Daniel"},{"family":"Haufe","given":"Knut"},{"family":"Dzombeta","given":"Srdan"},{"family":"Stantchev","given":"Vladimir"}],"container-title":"Applied Sciences","id":14,"issue":"7","issued":{"date-parts":[[2026]]},"note":"Art. no. 3219","title":"Business continuity management—identifying relevant processes for a reference model","type":"article-journal","volume":"16"}}],"schema":"https://github.com/citation-style-language/schema/raw/master/csl-citation.json"} </w:instrText>
+      </w:r>
+      <w:r>
+        <w:fldChar w:fldCharType="separate"/>
+      </w:r>
+      <w:r>
+        <w:rPr>
+          <w:color w:val="0000FF"/>
+        </w:rPr>
+        <w:t>[14]</w:t>
+      </w:r>
+      <w:r>
+        <w:fldChar w:fldCharType="end"/>
+      </w:r>
+      <w:r>
+        <w:t>. Its evidence is better read as support for the face validity of the process list than as proof of its adequacy, since the panel came from one country, consultants made up most of the respondents, and respondents classified a predefined list.</w:t>
+      </w:r>
+    </w:p>
+    <w:p>
+      <w:pPr>
+        <w:pStyle w:val="BodyText"/>
+      </w:pPr>
+      <w:r>
+        <w:t xml:space="preserve">Taken together, these documents agree that the BIA is a central step, that it should yield time-based recovery parameters, and that it must be adapted to the organization. In the material reviewed here, they do not prescribe how impact assessments made at several points in time are converted into an MTPD or an RTO, nor how the priority of a service is carried over to the resources that support it. NIST supplies definitions, relationships between parameters, and templates, and the ISO documents state scope and adaptability, but neither supplies a rule for the conversion. The Saudi documents reviewed next go further by fixing impact tiers and time targets, although they too leave the conversion itself open.</w:t>
+      </w:r>
+    </w:p>
+    <w:bookmarkEnd w:id="26"/>
+    <w:bookmarkEnd w:id="27"/>
+    <w:bookmarkStart w:id="28" w:name="national-guidance-in-saudi-arabia"/>
+    <w:p>
+      <w:pPr>
+        <w:pStyle w:val="Heading3"/>
+      </w:pPr>
+      <w:r>
+        <w:t xml:space="preserve">National Guidance in Saudi Arabia</w:t>
+      </w:r>
+    </w:p>
+    <w:p>
+      <w:pPr>
+        <w:pStyle w:val="FirstParagraph"/>
+      </w:pPr>
+      <w:r>
+        <w:t xml:space="preserve">Two national documents are most relevant to the setting of the project. The first is the National Framework for Risk, Emergency and Business Continuity Management issued by the General Secretariat of the National Risk Council, of which the business continuity chapter was examined (the extract carries no publication year). The second is the Guideline for Risk and Business Continuity Management for Digital Government of the Digital Government Authority (DGA), reviewed in its Arabic version (3.0) and its English issue (1.0), both dated January 2025 </w:t>
+      </w:r>
+      <w:r>
+        <w:fldChar w:fldCharType="begin"/>
+      </w:r>
+      <w:r>
+        <w:instrText xml:space="preserve"> ADDIN ZOTERO_ITEM CSL_CITATION {"citationID":"cb0ca627","properties":{"unsorted":false,"formattedCitation":"[2], [15]","plainCitation":"[2], [15]","noteIndex":0},"citationItems":[{"id":2,"uris":[],"itemData":{"URL":"https://dga.gov.sa/ar/regulatory-documents/guideline-for-risk-management-and-business-continuity-for-digital-government","author":[{"literal":"Digital Government Authority"}],"id":2,"issued":{"date-parts":[[2025,1]]},"note":"Arabic version 3.0, document dated 13 January 2025; Section 5.2, pp. 97–131; documentation, definitions, and annexes through p. 149. Supplied full guide and BCM extract represent one work. Reviewed 2026-10-29","number":"DGA-1-2-5-231","publisher":"Digital Government Authority, Saudi Arabia","title":"Guideline for Risk Management and Business Continuity for Digital Government: Business Continuity Management System","type":"report"}},{"id":15,"uris":[],"itemData":{"URL":"https://dga.gov.sa/en/regulatory-documents","author":[{"literal":"Digital Government Authority"}],"id":15,"issued":{"date-parts":[[2025]]},"note":"Supplied English issue 1.0; cover dated January 28, 2025, running footers January 29, 2025. BCM pp. 97–130; documentation p. 131; relevant annexes pp. 152–154. Reviewed 2026-10-29","number":"DGA-1-2-5-210","publisher":"Digital Government Authority, Saudi Arabia","title":"Guideline of risk and business continuity management for digital government","type":"report"}}],"schema":"https://github.com/citation-style-language/schema/raw/master/csl-citation.json"} </w:instrText>
+      </w:r>
+      <w:r>
+        <w:fldChar w:fldCharType="separate"/>
+      </w:r>
+      <w:r>
+        <w:rPr>
+          <w:color w:val="0000FF"/>
+        </w:rPr>
+        <w:t>[2], [15]</w:t>
+      </w:r>
+      <w:r>
+        <w:fldChar w:fldCharType="end"/>
+      </w:r>
+      <w:r>
+        <w:t>.</w:t>
+      </w:r>
+    </w:p>
+    <w:p>
+      <w:pPr>
+        <w:pStyle w:val="BodyText"/>
+      </w:pPr>
+      <w:r>
+        <w:t xml:space="preserve">The National Framework treats BCM as an integrated management capability for essential services, necessary products, and the resources that enable them, and it describes a planning phase that covers policy, scope, governance, roles, and performance indicators </w:t>
+      </w:r>
+      <w:r>
+        <w:fldChar w:fldCharType="begin"/>
+      </w:r>
+      <w:r>
+        <w:instrText xml:space="preserve"> ADDIN ZOTERO_ITEM CSL_CITATION {"citationID":"a8906a9c","properties":{"unsorted":false,"formattedCitation":"[1]","plainCitation":"[1]","noteIndex":0},"citationItems":[{"id":1,"uris":[],"itemData":{"URL":"https://riskbcm.com/gsnrc_standards/","author":[{"literal":"General Secretariat of the National Risk Council"}],"id":1,"note":"Arabic-language supplied extract; BCM chapter, printed pp. 216–272, followed by supplementary tables and references with separate pagination. Publication year unspecified. Reviewed 2026-10-29","publisher":"National Risk Council, Saudi Arabia","title":"National Framework for Risk, Emergency and Business Continuity Management: Business Continuity Management Section"}}],"schema":"https://github.com/citation-style-language/schema/raw/master/csl-citation.json"} </w:instrText>
+      </w:r>
+      <w:r>
+        <w:fldChar w:fldCharType="separate"/>
+      </w:r>
+      <w:r>
+        <w:rPr>
+          <w:color w:val="0000FF"/>
+        </w:rPr>
+        <w:t>[1]</w:t>
+      </w:r>
+      <w:r>
+        <w:fldChar w:fldCharType="end"/>
+      </w:r>
+      <w:r>
+        <w:t xml:space="preserve">. Its treatment of the BIA is the part most relevant here. The organization may choose a suitable approach and collect data through interviews, workshops, and questionnaires, following a sequence that runs from identifying services and products, through the processes that enable them, to impact criteria, impacts over time, resumption timeframes, priorities, resources, and dependencies, and ends with an approved consolidated report. The suggested impact criteria include financial, legal and regulatory, reputational, beneficiary, operational, health and safety, and contractual consequences, and the time points follow the scale chosen by the entity. The outputs are the MTPD, the RTO, the minimum business continuity objective (MBCO), and, for data-dependent activities, the RPO. The framework offers an illustrative classification of recovery times, ranging from the most critical class of zero to eight hours to a lowest class of two weeks, and it presents these values as examples and not as compulsory thresholds </w:t>
+      </w:r>
+      <w:r>
+        <w:fldChar w:fldCharType="begin"/>
+      </w:r>
+      <w:r>
+        <w:instrText xml:space="preserve"> ADDIN ZOTERO_ITEM CSL_CITATION {"citationID":"52d8a2ec","properties":{"unsorted":false,"formattedCitation":"[1]","plainCitation":"[1]","noteIndex":0},"citationItems":[{"id":1,"uris":[],"itemData":{"URL":"https://riskbcm.com/gsnrc_standards/","author":[{"literal":"General Secretariat of the National Risk Council"}],"id":1,"note":"Arabic-language supplied extract; BCM chapter, printed pp. 216–272, followed by supplementary tables and references with separate pagination. Publication year unspecified. Reviewed 2026-10-29","publisher":"National Risk Council, Saudi Arabia","title":"National Framework for Risk, Emergency and Business Continuity Management: Business Continuity Management Section"}}],"schema":"https://github.com/citation-style-language/schema/raw/master/csl-citation.json"} </w:instrText>
+      </w:r>
+      <w:r>
+        <w:fldChar w:fldCharType="separate"/>
+      </w:r>
+      <w:r>
+        <w:rPr>
+          <w:color w:val="0000FF"/>
+        </w:rPr>
+        <w:t>[1]</w:t>
+      </w:r>
+      <w:r>
+        <w:fldChar w:fldCharType="end"/>
+      </w:r>
+      <w:r>
+        <w:t>. It also distinguishes one-way from mutual dependency and upstream, internal, and downstream relationships, and it groups dependencies as physical, cyber or digital, geographic, and logical. These dependencies are inputs to the BIA and to the assessment of resources.</w:t>
+      </w:r>
+    </w:p>
+    <w:p>
+      <w:pPr>
+        <w:pStyle w:val="BodyText"/>
+      </w:pPr>
+      <w:r>
+        <w:t xml:space="preserve">The DGA guideline presents itself as general guidance that does not replace the requirements of standards, and it organizes the system as a Plan–Do–Check–Act cycle </w:t>
+      </w:r>
+      <w:r>
+        <w:fldChar w:fldCharType="begin"/>
+      </w:r>
+      <w:r>
+        <w:instrText xml:space="preserve"> ADDIN ZOTERO_ITEM CSL_CITATION {"citationID":"67d264f0","properties":{"unsorted":false,"formattedCitation":"[15]","plainCitation":"[15]","noteIndex":0},"citationItems":[{"id":15,"uris":[],"itemData":{"URL":"https://dga.gov.sa/en/regulatory-documents","author":[{"literal":"Digital Government Authority"}],"id":15,"issued":{"date-parts":[[2025]]},"note":"Supplied English issue 1.0; cover dated January 28, 2025, running footers January 29, 2025. BCM pp. 97–130; documentation p. 131; relevant annexes pp. 152–154. Reviewed 2026-10-29","number":"DGA-1-2-5-210","publisher":"Digital Government Authority, Saudi Arabia","title":"Guideline of risk and business continuity management for digital government","type":"report"}}],"schema":"https://github.com/citation-style-language/schema/raw/master/csl-citation.json"} </w:instrText>
+      </w:r>
+      <w:r>
+        <w:fldChar w:fldCharType="separate"/>
+      </w:r>
+      <w:r>
+        <w:rPr>
+          <w:color w:val="0000FF"/>
+        </w:rPr>
+        <w:t>[15]</w:t>
+      </w:r>
+      <w:r>
+        <w:fldChar w:fldCharType="end"/>
+      </w:r>
+      <w:r>
+        <w:t xml:space="preserve">. Its BIA section asks the entity to inventory its operations and procedures together with their dependencies, to evaluate the consequences of disruption over time using an impact matrix approved by the entity, and to record recovery requirements. The outputs include the RTO, the RPO, the MTPD, the MBCO, and the required people, equipment, systems, and facilities. The point at which the impact timeline starts depends on the sensitivity of the service, and the guideline gives a half-hour interval and a starting point measured in days as examples of this variation. Its element of most direct interest here is a matrix that classifies each platform or application into five levels, using stakeholder, financial, legal and regulatory, and reputational impact. Where the factors point to different levels, the highest one is adopted, and the five levels are associated with targeted recovery times of 4, 8, 12, 24, and 48 hours, which remain subject to continuous review </w:t>
+      </w:r>
+      <w:r>
+        <w:fldChar w:fldCharType="begin"/>
+      </w:r>
+      <w:r>
+        <w:instrText xml:space="preserve"> ADDIN ZOTERO_ITEM CSL_CITATION {"citationID":"d974eea2","properties":{"unsorted":false,"formattedCitation":"[15]","plainCitation":"[15]","noteIndex":0},"citationItems":[{"id":15,"uris":[],"itemData":{"URL":"https://dga.gov.sa/en/regulatory-documents","author":[{"literal":"Digital Government Authority"}],"id":15,"issued":{"date-parts":[[2025]]},"note":"Supplied English issue 1.0; cover dated January 28, 2025, running footers January 29, 2025. BCM pp. 97–130; documentation p. 131; relevant annexes pp. 152–154. Reviewed 2026-10-29","number":"DGA-1-2-5-210","publisher":"Digital Government Authority, Saudi Arabia","title":"Guideline of risk and business continuity management for digital government","type":"report"}}],"schema":"https://github.com/citation-style-language/schema/raw/master/csl-citation.json"} </w:instrText>
+      </w:r>
+      <w:r>
+        <w:fldChar w:fldCharType="separate"/>
+      </w:r>
+      <w:r>
+        <w:rPr>
+          <w:color w:val="0000FF"/>
+        </w:rPr>
+        <w:t>[15]</w:t>
+      </w:r>
+      <w:r>
+        <w:fldChar w:fldCharType="end"/>
+      </w:r>
+      <w:r>
+        <w:t>. Among the planning mistakes the guideline lists are missing system priorities and missing dependency maps.</w:t>
+      </w:r>
+    </w:p>
+    <w:p>
+      <w:pPr>
+        <w:pStyle w:val="BodyText"/>
+      </w:pPr>
+      <w:r>
+        <w:t xml:space="preserve">Read together, the two documents are explicit about the elements of the analysis and about the parameters it should yield, but they leave a good deal to the entity. Both ask the entity to define its own impact criteria and time scale. The DGA matrix does document a rule that precedes the work of this thesis, namely selection of the highest impact level and a mapping from tier to recovery time. It assigns one level and one recovery time to each platform, however, and it does not describe how assessments made at successive points in time are converted into an MTPD or an RTO. In the passages examined, neither document specifies how dependencies should inherit the criticality of the services they support, only that dependencies should be mapped and considered. These are the gaps that make a configurable and traceable rule set a reasonable object of study, and Section 2.2 turns to the way the research literature treats the analysis that precedes it.</w:t>
+      </w:r>
+    </w:p>
+    <w:bookmarkEnd w:id="28"/>
+    <w:bookmarkEnd w:id="29"/>
+    <w:bookmarkStart w:id="39" w:name="business-impact-analysis"/>
+    <w:p>
+      <w:pPr>
+        <w:pStyle w:val="Heading2"/>
+      </w:pPr>
+      <w:r>
+        <w:t xml:space="preserve">Business Impact Analysis</w:t>
+      </w:r>
+    </w:p>
+    <w:p>
+      <w:pPr>
+        <w:pStyle w:val="FirstParagraph"/>
+      </w:pPr>
+      <w:r>
+        <w:t xml:space="preserve">The business impact analysis (BIA) supplies the service-level information on which the rest of a continuity program depends, and it is the stage whose outputs the proposed methodology takes as its input. Section 2.2.1 considers the unit of assessment, the collection of impact data, and the impact categories used. Section 2.2.2 looks at how studies represent the growth of impact with the duration of an interruption, Section 2.2.3 discusses the recovery parameters that such assessments are meant to yield, and Section 2.2.4 compares the analytical approaches proposed in the literature. The definitions of the main parameters were given in Section 2.1.1, and the use of impact assessments for ranking services is left to Section 2.3.</w:t>
+      </w:r>
+    </w:p>
+    <w:bookmarkStart w:id="30" w:name="bia-process-and-impact-categories"/>
+    <w:p>
+      <w:pPr>
+        <w:pStyle w:val="Heading3"/>
+      </w:pPr>
+      <w:r>
+        <w:t xml:space="preserve">BIA Process and Impact Categories</w:t>
+      </w:r>
+    </w:p>
+    <w:p>
+      <w:pPr>
+        <w:pStyle w:val="FirstParagraph"/>
+      </w:pPr>
+      <w:r>
+        <w:t xml:space="preserve">The documents reviewed in Section 2.1.1 describe the BIA as a structured assessment of what an interruption would cost an organization and how quickly those costs become unacceptable. The studies that apply it differ first in the unit of assessment. The NIST guide works from business processes and the system resources that support them </w:t>
+      </w:r>
+      <w:r>
+        <w:fldChar w:fldCharType="begin"/>
+      </w:r>
+      <w:r>
+        <w:instrText xml:space="preserve"> ADDIN ZOTERO_ITEM CSL_CITATION {"citationID":"5bc0242a","properties":{"unsorted":false,"formattedCitation":"[9]","plainCitation":"[9]","noteIndex":0},"citationItems":[{"id":9,"uris":[],"itemData":{"DOI":"10.6028/NIST.SP.800-34r1","URL":"https://nvlpubs.nist.gov/nistpubs/Legacy/SP/nistspecialpublication800-34r1.pdf","author":[{"family":"Swanson","given":"Marianne"},{"family":"Bowen","given":"Pauline"},{"family":"Wohl Phillips","given":"Amy"},{"family":"Gallup","given":"Dean"},{"family":"Lynes","given":"David"}],"id":9,"issued":{"date-parts":[[2010,5]]},"note":"Includes errata through November 11, 2010","number":"NIST SP 800-34 Rev. 1","publisher":"National Institute of Standards; Technology","title":"Contingency planning guide for federal information systems","type":"report"}}],"schema":"https://github.com/citation-style-language/schema/raw/master/csl-citation.json"} </w:instrText>
+      </w:r>
+      <w:r>
+        <w:fldChar w:fldCharType="separate"/>
+      </w:r>
+      <w:r>
+        <w:rPr>
+          <w:color w:val="0000FF"/>
+        </w:rPr>
+        <w:t>[9]</w:t>
+      </w:r>
+      <w:r>
+        <w:fldChar w:fldCharType="end"/>
+      </w:r>
+      <w:r>
+        <w:t xml:space="preserve">, whereas the Saudi documents assess services or platforms </w:t>
+      </w:r>
+      <w:r>
+        <w:fldChar w:fldCharType="begin"/>
+      </w:r>
+      <w:r>
+        <w:instrText xml:space="preserve"> ADDIN ZOTERO_ITEM CSL_CITATION {"citationID":"45756d80","properties":{"unsorted":false,"formattedCitation":"[1], [15]","plainCitation":"[1], [15]","noteIndex":0},"citationItems":[{"id":1,"uris":[],"itemData":{"URL":"https://riskbcm.com/gsnrc_standards/","author":[{"literal":"General Secretariat of the National Risk Council"}],"id":1,"note":"Arabic-language supplied extract; BCM chapter, printed pp. 216–272, followed by supplementary tables and references with separate pagination. Publication year unspecified. Reviewed 2026-10-29","publisher":"National Risk Council, Saudi Arabia","title":"National Framework for Risk, Emergency and Business Continuity Management: Business Continuity Management Section"}},{"id":15,"uris":[],"itemData":{"URL":"https://dga.gov.sa/en/regulatory-documents","author":[{"literal":"Digital Government Authority"}],"id":15,"issued":{"date-parts":[[2025]]},"note":"Supplied English issue 1.0; cover dated January 28, 2025, running footers January 29, 2025. BCM pp. 97–130; documentation p. 131; relevant annexes pp. 152–154. Reviewed 2026-10-29","number":"DGA-1-2-5-210","publisher":"Digital Government Authority, Saudi Arabia","title":"Guideline of risk and business continuity management for digital government","type":"report"}}],"schema":"https://github.com/citation-style-language/schema/raw/master/csl-citation.json"} </w:instrText>
+      </w:r>
+      <w:r>
+        <w:fldChar w:fldCharType="separate"/>
+      </w:r>
+      <w:r>
+        <w:rPr>
+          <w:color w:val="0000FF"/>
+        </w:rPr>
+        <w:t>[1], [15]</w:t>
+      </w:r>
+      <w:r>
+        <w:fldChar w:fldCharType="end"/>
+      </w:r>
+      <w:r>
+        <w:t xml:space="preserve">. Applied studies choose units that are finer or coarser still. Horalek assessed seven dataset groups and eleven system and asset entries of an automated meter management environment </w:t>
+      </w:r>
+      <w:r>
+        <w:fldChar w:fldCharType="begin"/>
+      </w:r>
+      <w:r>
+        <w:instrText xml:space="preserve"> ADDIN ZOTERO_ITEM CSL_CITATION {"citationID":"e1db24d3","properties":{"unsorted":false,"formattedCitation":"[16]","plainCitation":"[16]","noteIndex":0},"citationItems":[{"id":16,"uris":[],"itemData":{"DOI":"10.3390/asi6050082","URL":"https://doi.org/10.3390/asi6050082","author":[{"family":"Horalek","given":"Josef"}],"container-title":"Applied System Innovation","id":16,"issue":"5","issued":{"date-parts":[[2023]]},"note":"Art. no. 82","title":"Business impact analysis of AMM data: A case study","type":"article-journal","volume":"6"}}],"schema":"https://github.com/citation-style-language/schema/raw/master/csl-citation.json"} </w:instrText>
+      </w:r>
+      <w:r>
+        <w:fldChar w:fldCharType="separate"/>
+      </w:r>
+      <w:r>
+        <w:rPr>
+          <w:color w:val="0000FF"/>
+        </w:rPr>
+        <w:t>[16]</w:t>
+      </w:r>
+      <w:r>
+        <w:fldChar w:fldCharType="end"/>
+      </w:r>
+      <w:r>
+        <w:t xml:space="preserve">, while Budiyanto et al. assessed the operations of one container terminal as a whole </w:t>
+      </w:r>
+      <w:r>
+        <w:fldChar w:fldCharType="begin"/>
+      </w:r>
+      <w:r>
+        <w:instrText xml:space="preserve"> ADDIN ZOTERO_ITEM CSL_CITATION {"citationID":"1d653fe6","properties":{"unsorted":false,"formattedCitation":"[17]","plainCitation":"[17]","noteIndex":0},"citationItems":[{"id":17,"uris":[],"itemData":{"DOI":"10.3390/su132112038","URL":"https://doi.org/10.3390/su132112038","author":[{"family":"Budiyanto","given":"Eko Hariyadi"},{"family":"Gurning","given":"Raja Oloan Saut"},{"family":"Pitana","given":"Trika"}],"container-title":"Sustainability","id":17,"issue":"21","issued":{"date-parts":[[2021]]},"note":"Art. no. 12038","title":"The application of business impact analysis due to electricity disruption in a container terminal","type":"article-journal","volume":"13"}}],"schema":"https://github.com/citation-style-language/schema/raw/master/csl-citation.json"} </w:instrText>
+      </w:r>
+      <w:r>
+        <w:fldChar w:fldCharType="separate"/>
+      </w:r>
+      <w:r>
+        <w:rPr>
+          <w:color w:val="0000FF"/>
+        </w:rPr>
+        <w:t>[17]</w:t>
+      </w:r>
+      <w:r>
+        <w:fldChar w:fldCharType="end"/>
+      </w:r>
+      <w:r>
+        <w:t xml:space="preserve">. NIST IR 8286D starts from the essential products and processes of the enterprise, identifies the assets that enable them, and records the resulting impact values and their rationale in a BIA register </w:t>
+      </w:r>
+      <w:r>
+        <w:fldChar w:fldCharType="begin"/>
+      </w:r>
+      <w:r>
+        <w:instrText xml:space="preserve"> ADDIN ZOTERO_ITEM CSL_CITATION {"citationID":"f58423ac","properties":{"unsorted":false,"formattedCitation":"[11]","plainCitation":"[11]","noteIndex":0},"citationItems":[{"id":11,"uris":[],"itemData":{"DOI":"10.6028/NIST.IR.8286D-upd1","URL":"https://nvlpubs.nist.gov/nistpubs/ir/2025/NIST.IR.8286D-upd1.pdf","author":[{"family":"Quinn","given":"Stephen D."},{"family":"Ivy","given":"Nahla"},{"family":"Chua","given":"Julie"},{"family":"Barrett","given":"Matthew"},{"family":"Feldman","given":"Larry"},{"family":"Topper","given":"Daniel"},{"family":"Witte","given":"Gregory A."},{"family":"Gardner","given":"R. K."}],"id":11,"issued":{"date-parts":[[2025]]},"note":"Updated February 26, 2025; supersedes the November 2022 edition","number":"NIST IR 8286D-upd1","publisher":"National Institute of Standards; Technology","title":"Using business impact analysis to inform risk prioritization and response","type":"report"}}],"schema":"https://github.com/citation-style-language/schema/raw/master/csl-citation.json"} </w:instrText>
+      </w:r>
+      <w:r>
+        <w:fldChar w:fldCharType="separate"/>
+      </w:r>
+      <w:r>
+        <w:rPr>
+          <w:color w:val="0000FF"/>
+        </w:rPr>
+        <w:t>[11]</w:t>
+      </w:r>
+      <w:r>
+        <w:fldChar w:fldCharType="end"/>
+      </w:r>
+      <w:r>
+        <w:t>. The unit matters because every later quantity, whether a tolerable period or a priority, is attached to it.</w:t>
+      </w:r>
+    </w:p>
+    <w:p>
+      <w:pPr>
+        <w:pStyle w:val="BodyText"/>
+      </w:pPr>
+      <w:r>
+        <w:t xml:space="preserve">Impact data are in most cases elicited rather than measured. Horalek combined public technical material with repeated guided interviews with dataset sponsors and owners, and the paper reports neither the number of respondents nor any measure of agreement between them </w:t>
+      </w:r>
+      <w:r>
+        <w:fldChar w:fldCharType="begin"/>
+      </w:r>
+      <w:r>
+        <w:instrText xml:space="preserve"> ADDIN ZOTERO_ITEM CSL_CITATION {"citationID":"1453fc54","properties":{"unsorted":false,"formattedCitation":"[16]","plainCitation":"[16]","noteIndex":0},"citationItems":[{"id":16,"uris":[],"itemData":{"DOI":"10.3390/asi6050082","URL":"https://doi.org/10.3390/asi6050082","author":[{"family":"Horalek","given":"Josef"}],"container-title":"Applied System Innovation","id":16,"issue":"5","issued":{"date-parts":[[2023]]},"note":"Art. no. 82","title":"Business impact analysis of AMM data: A case study","type":"article-journal","volume":"6"}}],"schema":"https://github.com/citation-style-language/schema/raw/master/csl-citation.json"} </w:instrText>
+      </w:r>
+      <w:r>
+        <w:fldChar w:fldCharType="separate"/>
+      </w:r>
+      <w:r>
+        <w:rPr>
+          <w:color w:val="0000FF"/>
+        </w:rPr>
+        <w:t>[16]</w:t>
+      </w:r>
+      <w:r>
+        <w:fldChar w:fldCharType="end"/>
+      </w:r>
+      <w:r>
+        <w:t xml:space="preserve">. Budiyanto et al. questioned thirty commissioners, directors, and managers, retained the impacts that respondents affirmed, and reconciled them with management; a focus group then fixed the impact scales in light of the terminal’s objectives, business position, and risk preferences </w:t>
+      </w:r>
+      <w:r>
+        <w:fldChar w:fldCharType="begin"/>
+      </w:r>
+      <w:r>
+        <w:instrText xml:space="preserve"> ADDIN ZOTERO_ITEM CSL_CITATION {"citationID":"a99ea84a","properties":{"unsorted":false,"formattedCitation":"[17]","plainCitation":"[17]","noteIndex":0},"citationItems":[{"id":17,"uris":[],"itemData":{"DOI":"10.3390/su132112038","URL":"https://doi.org/10.3390/su132112038","author":[{"family":"Budiyanto","given":"Eko Hariyadi"},{"family":"Gurning","given":"Raja Oloan Saut"},{"family":"Pitana","given":"Trika"}],"container-title":"Sustainability","id":17,"issue":"21","issued":{"date-parts":[[2021]]},"note":"Art. no. 12038","title":"The application of business impact analysis due to electricity disruption in a container terminal","type":"article-journal","volume":"13"}}],"schema":"https://github.com/citation-style-language/schema/raw/master/csl-citation.json"} </w:instrText>
+      </w:r>
+      <w:r>
+        <w:fldChar w:fldCharType="separate"/>
+      </w:r>
+      <w:r>
+        <w:rPr>
+          <w:color w:val="0000FF"/>
+        </w:rPr>
+        <w:t>[17]</w:t>
+      </w:r>
+      <w:r>
+        <w:fldChar w:fldCharType="end"/>
+      </w:r>
+      <w:r>
+        <w:t xml:space="preserve">. That study is distinctive in supplementing judgement with operational records. Productivity, throughput, and working hours before and after a disruption were converted into remaining-capacity ratios, which were then mapped to a five-level scale running from insignificant to catastrophic </w:t>
+      </w:r>
+      <w:r>
+        <w:fldChar w:fldCharType="begin"/>
+      </w:r>
+      <w:r>
+        <w:instrText xml:space="preserve"> ADDIN ZOTERO_ITEM CSL_CITATION {"citationID":"d6650a6d","properties":{"unsorted":false,"formattedCitation":"[17]","plainCitation":"[17]","noteIndex":0},"citationItems":[{"id":17,"uris":[],"itemData":{"DOI":"10.3390/su132112038","URL":"https://doi.org/10.3390/su132112038","author":[{"family":"Budiyanto","given":"Eko Hariyadi"},{"family":"Gurning","given":"Raja Oloan Saut"},{"family":"Pitana","given":"Trika"}],"container-title":"Sustainability","id":17,"issue":"21","issued":{"date-parts":[[2021]]},"note":"Art. no. 12038","title":"The application of business impact analysis due to electricity disruption in a container terminal","type":"article-journal","volume":"13"}}],"schema":"https://github.com/citation-style-language/schema/raw/master/csl-citation.json"} </w:instrText>
+      </w:r>
+      <w:r>
+        <w:fldChar w:fldCharType="separate"/>
+      </w:r>
+      <w:r>
+        <w:rPr>
+          <w:color w:val="0000FF"/>
+        </w:rPr>
+        <w:t>[17]</w:t>
+      </w:r>
+      <w:r>
+        <w:fldChar w:fldCharType="end"/>
+      </w:r>
+      <w:r>
+        <w:t>.</w:t>
+      </w:r>
+    </w:p>
+    <w:p>
+      <w:pPr>
+        <w:pStyle w:val="BodyText"/>
+      </w:pPr>
+      <w:r>
+        <w:t xml:space="preserve">The impact categories are correspondingly dependent on context. The terminal study retained six categories, namely loading and unloading productivity, economic loss, employee productivity, customer decline, reputation, and wasted energy </w:t>
+      </w:r>
+      <w:r>
+        <w:fldChar w:fldCharType="begin"/>
+      </w:r>
+      <w:r>
+        <w:instrText xml:space="preserve"> ADDIN ZOTERO_ITEM CSL_CITATION {"citationID":"8d56ee89","properties":{"unsorted":false,"formattedCitation":"[17]","plainCitation":"[17]","noteIndex":0},"citationItems":[{"id":17,"uris":[],"itemData":{"DOI":"10.3390/su132112038","URL":"https://doi.org/10.3390/su132112038","author":[{"family":"Budiyanto","given":"Eko Hariyadi"},{"family":"Gurning","given":"Raja Oloan Saut"},{"family":"Pitana","given":"Trika"}],"container-title":"Sustainability","id":17,"issue":"21","issued":{"date-parts":[[2021]]},"note":"Art. no. 12038","title":"The application of business impact analysis due to electricity disruption in a container terminal","type":"article-journal","volume":"13"}}],"schema":"https://github.com/citation-style-language/schema/raw/master/csl-citation.json"} </w:instrText>
+      </w:r>
+      <w:r>
+        <w:fldChar w:fldCharType="separate"/>
+      </w:r>
+      <w:r>
+        <w:rPr>
+          <w:color w:val="0000FF"/>
+        </w:rPr>
+        <w:t>[17]</w:t>
+      </w:r>
+      <w:r>
+        <w:fldChar w:fldCharType="end"/>
+      </w:r>
+      <w:r>
+        <w:t xml:space="preserve">. The metering study assessed legal and contractual obligations, organizational operation, essential service provision, confidence and reputation, and financial loss, alongside a classification of the data by confidentiality, integrity, and availability </w:t>
+      </w:r>
+      <w:r>
+        <w:fldChar w:fldCharType="begin"/>
+      </w:r>
+      <w:r>
+        <w:instrText xml:space="preserve"> ADDIN ZOTERO_ITEM CSL_CITATION {"citationID":"996f0533","properties":{"unsorted":false,"formattedCitation":"[16]","plainCitation":"[16]","noteIndex":0},"citationItems":[{"id":16,"uris":[],"itemData":{"DOI":"10.3390/asi6050082","URL":"https://doi.org/10.3390/asi6050082","author":[{"family":"Horalek","given":"Josef"}],"container-title":"Applied System Innovation","id":16,"issue":"5","issued":{"date-parts":[[2023]]},"note":"Art. no. 82","title":"Business impact analysis of AMM data: A case study","type":"article-journal","volume":"6"}}],"schema":"https://github.com/citation-style-language/schema/raw/master/csl-citation.json"} </w:instrText>
+      </w:r>
+      <w:r>
+        <w:fldChar w:fldCharType="separate"/>
+      </w:r>
+      <w:r>
+        <w:rPr>
+          <w:color w:val="0000FF"/>
+        </w:rPr>
+        <w:t>[16]</w:t>
+      </w:r>
+      <w:r>
+        <w:fldChar w:fldCharType="end"/>
+      </w:r>
+      <w:r>
+        <w:t xml:space="preserve">. NIST IR 8286D presents mission, financial, and reputational consequences as illustrative domains to be adapted, and it separates criticality (the consequence of losing availability) from sensitivity (the consequence of losing confidentiality or integrity) </w:t>
+      </w:r>
+      <w:r>
+        <w:fldChar w:fldCharType="begin"/>
+      </w:r>
+      <w:r>
+        <w:instrText xml:space="preserve"> ADDIN ZOTERO_ITEM CSL_CITATION {"citationID":"080aea44","properties":{"unsorted":false,"formattedCitation":"[11]","plainCitation":"[11]","noteIndex":0},"citationItems":[{"id":11,"uris":[],"itemData":{"DOI":"10.6028/NIST.IR.8286D-upd1","URL":"https://nvlpubs.nist.gov/nistpubs/ir/2025/NIST.IR.8286D-upd1.pdf","author":[{"family":"Quinn","given":"Stephen D."},{"family":"Ivy","given":"Nahla"},{"family":"Chua","given":"Julie"},{"family":"Barrett","given":"Matthew"},{"family":"Feldman","given":"Larry"},{"family":"Topper","given":"Daniel"},{"family":"Witte","given":"Gregory A."},{"family":"Gardner","given":"R. K."}],"id":11,"issued":{"date-parts":[[2025]]},"note":"Updated February 26, 2025; supersedes the November 2022 edition","number":"NIST IR 8286D-upd1","publisher":"National Institute of Standards; Technology","title":"Using business impact analysis to inform risk prioritization and response","type":"report"}}],"schema":"https://github.com/citation-style-language/schema/raw/master/csl-citation.json"} </w:instrText>
+      </w:r>
+      <w:r>
+        <w:fldChar w:fldCharType="separate"/>
+      </w:r>
+      <w:r>
+        <w:rPr>
+          <w:color w:val="0000FF"/>
+        </w:rPr>
+        <w:t>[11]</w:t>
+      </w:r>
+      <w:r>
+        <w:fldChar w:fldCharType="end"/>
+      </w:r>
+      <w:r>
+        <w:t>. The common pattern is that categories and scales are set by the organization, which is also the latitude the National Framework leaves in presenting its own classes as illustrative (Section 2.1.2).</w:t>
+      </w:r>
+    </w:p>
+    <w:p>
+      <w:pPr>
+        <w:pStyle w:val="BodyText"/>
+      </w:pPr>
+      <w:r>
+        <w:t xml:space="preserve">Documenting a scale does not guarantee that classifications follow it. In the terminal study the economic impact of the eighteen-hour outage is reported as catastrophic, yet the scale presented in the paper assigns remaining income of 94 to 96 percent to the moderate level and values below 92 percent to the catastrophic level, so the calculated figure of 93.78 percent of remaining throughput does not map unambiguously to the reported class </w:t>
+      </w:r>
+      <w:r>
+        <w:fldChar w:fldCharType="begin"/>
+      </w:r>
+      <w:r>
+        <w:instrText xml:space="preserve"> ADDIN ZOTERO_ITEM CSL_CITATION {"citationID":"7b21dc57","properties":{"unsorted":false,"formattedCitation":"[17]","plainCitation":"[17]","noteIndex":0},"citationItems":[{"id":17,"uris":[],"itemData":{"DOI":"10.3390/su132112038","URL":"https://doi.org/10.3390/su132112038","author":[{"family":"Budiyanto","given":"Eko Hariyadi"},{"family":"Gurning","given":"Raja Oloan Saut"},{"family":"Pitana","given":"Trika"}],"container-title":"Sustainability","id":17,"issue":"21","issued":{"date-parts":[[2021]]},"note":"Art. no. 12038","title":"The application of business impact analysis due to electricity disruption in a container terminal","type":"article-journal","volume":"13"}}],"schema":"https://github.com/citation-style-language/schema/raw/master/csl-citation.json"} </w:instrText>
+      </w:r>
+      <w:r>
+        <w:fldChar w:fldCharType="separate"/>
+      </w:r>
+      <w:r>
+        <w:rPr>
+          <w:color w:val="0000FF"/>
+        </w:rPr>
+        <w:t>[17]</w:t>
+      </w:r>
+      <w:r>
+        <w:fldChar w:fldCharType="end"/>
+      </w:r>
+      <w:r>
+        <w:t xml:space="preserve">. The metering study uses a four-grade scale in one table and a five-point scale in the text that introduces its main matrix </w:t>
+      </w:r>
+      <w:r>
+        <w:fldChar w:fldCharType="begin"/>
+      </w:r>
+      <w:r>
+        <w:instrText xml:space="preserve"> ADDIN ZOTERO_ITEM CSL_CITATION {"citationID":"416bff63","properties":{"unsorted":false,"formattedCitation":"[16]","plainCitation":"[16]","noteIndex":0},"citationItems":[{"id":16,"uris":[],"itemData":{"DOI":"10.3390/asi6050082","URL":"https://doi.org/10.3390/asi6050082","author":[{"family":"Horalek","given":"Josef"}],"container-title":"Applied System Innovation","id":16,"issue":"5","issued":{"date-parts":[[2023]]},"note":"Art. no. 82","title":"Business impact analysis of AMM data: A case study","type":"article-journal","volume":"6"}}],"schema":"https://github.com/citation-style-language/schema/raw/master/csl-citation.json"} </w:instrText>
+      </w:r>
+      <w:r>
+        <w:fldChar w:fldCharType="separate"/>
+      </w:r>
+      <w:r>
+        <w:rPr>
+          <w:color w:val="0000FF"/>
+        </w:rPr>
+        <w:t>[16]</w:t>
+      </w:r>
+      <w:r>
+        <w:fldChar w:fldCharType="end"/>
+      </w:r>
+      <w:r>
+        <w:t>. These discrepancies show why a method intended for repeated use needs explicit and checkable mappings between measurements, scale levels, and outputs.</w:t>
+      </w:r>
+    </w:p>
+    <w:bookmarkEnd w:id="30"/>
+    <w:bookmarkStart w:id="31" w:name="time-dependent-impact-assessment"/>
+    <w:p>
+      <w:pPr>
+        <w:pStyle w:val="Heading3"/>
+      </w:pPr>
+      <w:r>
+        <w:t xml:space="preserve">Time-Dependent Impact Assessment</w:t>
+      </w:r>
+    </w:p>
+    <w:p>
+      <w:pPr>
+        <w:pStyle w:val="FirstParagraph"/>
+      </w:pPr>
+      <w:r>
+        <w:t xml:space="preserve">Time enters the BIA through the question of how the impact of an interruption changes as it continues. The national documents treat the time scale as a matter for the entity, in the sense described in Section 2.1.2, and the research literature offers a wider range of treatments.</w:t>
+      </w:r>
+    </w:p>
+    <w:p>
+      <w:pPr>
+        <w:pStyle w:val="BodyText"/>
+      </w:pPr>
+      <w:r>
+        <w:t xml:space="preserve">The most explicit time-indexed assessment among the studies reviewed is the metering case. Horalek assessed availability at seven durations (30 minutes, 2 hours, 12 hours, 24 hours, 2 days, 1 week, and more than a week) against the same impact criteria, so that every asset received a row of ratings that either worsened with duration or did not </w:t>
+      </w:r>
+      <w:r>
+        <w:fldChar w:fldCharType="begin"/>
+      </w:r>
+      <w:r>
+        <w:instrText xml:space="preserve"> ADDIN ZOTERO_ITEM CSL_CITATION {"citationID":"561e7add","properties":{"unsorted":false,"formattedCitation":"[16]","plainCitation":"[16]","noteIndex":0},"citationItems":[{"id":16,"uris":[],"itemData":{"DOI":"10.3390/asi6050082","URL":"https://doi.org/10.3390/asi6050082","author":[{"family":"Horalek","given":"Josef"}],"container-title":"Applied System Innovation","id":16,"issue":"5","issued":{"date-parts":[[2023]]},"note":"Art. no. 82","title":"Business impact analysis of AMM data: A case study","type":"article-journal","volume":"6"}}],"schema":"https://github.com/citation-style-language/schema/raw/master/csl-citation.json"} </w:instrText>
+      </w:r>
+      <w:r>
+        <w:fldChar w:fldCharType="separate"/>
+      </w:r>
+      <w:r>
+        <w:rPr>
+          <w:color w:val="0000FF"/>
+        </w:rPr>
+        <w:t>[16]</w:t>
+      </w:r>
+      <w:r>
+        <w:fldChar w:fldCharType="end"/>
+      </w:r>
+      <w:r>
+        <w:t xml:space="preserve">. The maximum tolerable period of disruption was then read as the time band in which high impacts arise, and a separate medium-impact period was defined for the point at which medium impacts begin </w:t>
+      </w:r>
+      <w:r>
+        <w:fldChar w:fldCharType="begin"/>
+      </w:r>
+      <w:r>
+        <w:instrText xml:space="preserve"> ADDIN ZOTERO_ITEM CSL_CITATION {"citationID":"b99d9309","properties":{"unsorted":false,"formattedCitation":"[16]","plainCitation":"[16]","noteIndex":0},"citationItems":[{"id":16,"uris":[],"itemData":{"DOI":"10.3390/asi6050082","URL":"https://doi.org/10.3390/asi6050082","author":[{"family":"Horalek","given":"Josef"}],"container-title":"Applied System Innovation","id":16,"issue":"5","issued":{"date-parts":[[2023]]},"note":"Art. no. 82","title":"Business impact analysis of AMM data: A case study","type":"article-journal","volume":"6"}}],"schema":"https://github.com/citation-style-language/schema/raw/master/csl-citation.json"} </w:instrText>
+      </w:r>
+      <w:r>
+        <w:fldChar w:fldCharType="separate"/>
+      </w:r>
+      <w:r>
+        <w:rPr>
+          <w:color w:val="0000FF"/>
+        </w:rPr>
+        <w:t>[16]</w:t>
+      </w:r>
+      <w:r>
+        <w:fldChar w:fldCharType="end"/>
+      </w:r>
+      <w:r>
+        <w:t xml:space="preserve">. The reported values range from twelve hours for the accounting system to more than one week for the customer system </w:t>
+      </w:r>
+      <w:r>
+        <w:fldChar w:fldCharType="begin"/>
+      </w:r>
+      <w:r>
+        <w:instrText xml:space="preserve"> ADDIN ZOTERO_ITEM CSL_CITATION {"citationID":"ba606837","properties":{"unsorted":false,"formattedCitation":"[16]","plainCitation":"[16]","noteIndex":0},"citationItems":[{"id":16,"uris":[],"itemData":{"DOI":"10.3390/asi6050082","URL":"https://doi.org/10.3390/asi6050082","author":[{"family":"Horalek","given":"Josef"}],"container-title":"Applied System Innovation","id":16,"issue":"5","issued":{"date-parts":[[2023]]},"note":"Art. no. 82","title":"Business impact analysis of AMM data: A case study","type":"article-journal","volume":"6"}}],"schema":"https://github.com/citation-style-language/schema/raw/master/csl-citation.json"} </w:instrText>
+      </w:r>
+      <w:r>
+        <w:fldChar w:fldCharType="separate"/>
+      </w:r>
+      <w:r>
+        <w:rPr>
+          <w:color w:val="0000FF"/>
+        </w:rPr>
+        <w:t>[16]</w:t>
+      </w:r>
+      <w:r>
+        <w:fldChar w:fldCharType="end"/>
+      </w:r>
+      <w:r>
+        <w:t xml:space="preserve">. The paper also records that the same outage can have different consequences depending on its position relative to billing or reporting deadlines, so that duration alone does not describe timing </w:t>
+      </w:r>
+      <w:r>
+        <w:fldChar w:fldCharType="begin"/>
+      </w:r>
+      <w:r>
+        <w:instrText xml:space="preserve"> ADDIN ZOTERO_ITEM CSL_CITATION {"citationID":"9e3d6671","properties":{"unsorted":false,"formattedCitation":"[16]","plainCitation":"[16]","noteIndex":0},"citationItems":[{"id":16,"uris":[],"itemData":{"DOI":"10.3390/asi6050082","URL":"https://doi.org/10.3390/asi6050082","author":[{"family":"Horalek","given":"Josef"}],"container-title":"Applied System Innovation","id":16,"issue":"5","issued":{"date-parts":[[2023]]},"note":"Art. no. 82","title":"Business impact analysis of AMM data: A case study","type":"article-journal","volume":"6"}}],"schema":"https://github.com/citation-style-language/schema/raw/master/csl-citation.json"} </w:instrText>
+      </w:r>
+      <w:r>
+        <w:fldChar w:fldCharType="separate"/>
+      </w:r>
+      <w:r>
+        <w:rPr>
+          <w:color w:val="0000FF"/>
+        </w:rPr>
+        <w:t>[16]</w:t>
+      </w:r>
+      <w:r>
+        <w:fldChar w:fldCharType="end"/>
+      </w:r>
+      <w:r>
+        <w:t xml:space="preserve">. One reported pair, a twelve-hour period for high impact together with a two-day period for medium impact in the accounting row, appears difficult to reconcile with the stated meaning of the two periods </w:t>
+      </w:r>
+      <w:r>
+        <w:fldChar w:fldCharType="begin"/>
+      </w:r>
+      <w:r>
+        <w:instrText xml:space="preserve"> ADDIN ZOTERO_ITEM CSL_CITATION {"citationID":"205a38e2","properties":{"unsorted":false,"formattedCitation":"[16]","plainCitation":"[16]","noteIndex":0},"citationItems":[{"id":16,"uris":[],"itemData":{"DOI":"10.3390/asi6050082","URL":"https://doi.org/10.3390/asi6050082","author":[{"family":"Horalek","given":"Josef"}],"container-title":"Applied System Innovation","id":16,"issue":"5","issued":{"date-parts":[[2023]]},"note":"Art. no. 82","title":"Business impact analysis of AMM data: A case study","type":"article-journal","volume":"6"}}],"schema":"https://github.com/citation-style-language/schema/raw/master/csl-citation.json"} </w:instrText>
+      </w:r>
+      <w:r>
+        <w:fldChar w:fldCharType="separate"/>
+      </w:r>
+      <w:r>
+        <w:rPr>
+          <w:color w:val="0000FF"/>
+        </w:rPr>
+        <w:t>[16]</w:t>
+      </w:r>
+      <w:r>
+        <w:fldChar w:fldCharType="end"/>
+      </w:r>
+      <w:r>
+        <w:t>. It illustrates how easily the ordering between thresholds can be violated when a matrix is completed by hand.</w:t>
+      </w:r>
+    </w:p>
+    <w:p>
+      <w:pPr>
+        <w:pStyle w:val="BodyText"/>
+      </w:pPr>
+      <w:r>
+        <w:t xml:space="preserve">Other studies treat time differently. The terminal study examines one disruption of eighteen hours and compares operating records before and after it, and it describes the deterioration of reputation as greatest around the second day, which indicates that dimensions of impact need not follow the same time profile </w:t>
+      </w:r>
+      <w:r>
+        <w:fldChar w:fldCharType="begin"/>
+      </w:r>
+      <w:r>
+        <w:instrText xml:space="preserve"> ADDIN ZOTERO_ITEM CSL_CITATION {"citationID":"1c483ee9","properties":{"unsorted":false,"formattedCitation":"[17]","plainCitation":"[17]","noteIndex":0},"citationItems":[{"id":17,"uris":[],"itemData":{"DOI":"10.3390/su132112038","URL":"https://doi.org/10.3390/su132112038","author":[{"family":"Budiyanto","given":"Eko Hariyadi"},{"family":"Gurning","given":"Raja Oloan Saut"},{"family":"Pitana","given":"Trika"}],"container-title":"Sustainability","id":17,"issue":"21","issued":{"date-parts":[[2021]]},"note":"Art. no. 12038","title":"The application of business impact analysis due to electricity disruption in a container terminal","type":"article-journal","volume":"13"}}],"schema":"https://github.com/citation-style-language/schema/raw/master/csl-citation.json"} </w:instrText>
+      </w:r>
+      <w:r>
+        <w:fldChar w:fldCharType="separate"/>
+      </w:r>
+      <w:r>
+        <w:rPr>
+          <w:color w:val="0000FF"/>
+        </w:rPr>
+        <w:t>[17]</w:t>
+      </w:r>
+      <w:r>
+        <w:fldChar w:fldCharType="end"/>
+      </w:r>
+      <w:r>
+        <w:t xml:space="preserve">. Von der Assen et al. model persistent impact as a daily loss reduced by a recovery level over stated time frames, for example a total outage lasting four days, and treat the maximum tolerable period as an input and not a result </w:t>
+      </w:r>
+      <w:r>
+        <w:fldChar w:fldCharType="begin"/>
+      </w:r>
+      <w:r>
+        <w:instrText xml:space="preserve"> ADDIN ZOTERO_ITEM CSL_CITATION {"citationID":"8bde5a2d","properties":{"unsorted":false,"formattedCitation":"[18]","plainCitation":"[18]","noteIndex":0},"citationItems":[{"id":18,"uris":[],"itemData":{"DOI":"10.48550/arXiv.2402.14140","URL":"https://arxiv.org/abs/2402.14140","author":[{"dropping-particle":"von der","family":"Assen","given":"Jan"},{"family":"Franco","given":"Muriel F."},{"family":"Dong","given":"Muyao"},{"family":"Stiller","given":"Burkhard"}],"id":18,"issued":{"date-parts":[[2024]]},"publisher":"arXiv preprint arXiv:2402.14140","title":"QuantTM: Business-centric threat quantification for risk management and cyber resilience"}}],"schema":"https://github.com/citation-style-language/schema/raw/master/csl-citation.json"} </w:instrText>
+      </w:r>
+      <w:r>
+        <w:fldChar w:fldCharType="separate"/>
+      </w:r>
+      <w:r>
+        <w:rPr>
+          <w:color w:val="0000FF"/>
+        </w:rPr>
+        <w:t>[18]</w:t>
+      </w:r>
+      <w:r>
+        <w:fldChar w:fldCharType="end"/>
+      </w:r>
+      <w:r>
+        <w:t xml:space="preserve">. Optimization studies represent time through trajectories of operating level. Sahebjamnia et al. define the loss of resilience through the depth and duration of degraded operation, require operations to reach a minimum acceptable level after the tolerability deadline, and impose non-decreasing recovery trajectories </w:t>
+      </w:r>
+      <w:r>
+        <w:fldChar w:fldCharType="begin"/>
+      </w:r>
+      <w:r>
+        <w:instrText xml:space="preserve"> ADDIN ZOTERO_ITEM CSL_CITATION {"citationID":"061f40df","properties":{"unsorted":false,"formattedCitation":"[6]","plainCitation":"[6]","noteIndex":0},"citationItems":[{"id":6,"uris":[],"itemData":{"DOI":"10.1016/j.ejor.2014.09.055","URL":"https://doi.org/10.1016/j.ejor.2014.09.055","author":[{"family":"Sahebjamnia","given":"Navid"},{"family":"Torabi","given":"S. Ali"},{"family":"Mansouri","given":"S. Afshin"}],"container-title":"European Journal of Operational Research","id":6,"issue":"1","issued":{"date-parts":[[2015]]},"page":"261-273","title":"Integrated business continuity and disaster recovery planning: Towards organizational resilience","type":"article-journal","volume":"242"}}],"schema":"https://github.com/citation-style-language/schema/raw/master/csl-citation.json"} </w:instrText>
+      </w:r>
+      <w:r>
+        <w:fldChar w:fldCharType="separate"/>
+      </w:r>
+      <w:r>
+        <w:rPr>
+          <w:color w:val="0000FF"/>
+        </w:rPr>
+        <w:t>[6]</w:t>
+      </w:r>
+      <w:r>
+        <w:fldChar w:fldCharType="end"/>
+      </w:r>
+      <w:r>
+        <w:t xml:space="preserve">. Aghabegloo et al. likewise compute loss and recovery time from an illustrative degradation and recovery geometry </w:t>
+      </w:r>
+      <w:r>
+        <w:fldChar w:fldCharType="begin"/>
+      </w:r>
+      <w:r>
+        <w:instrText xml:space="preserve"> ADDIN ZOTERO_ITEM CSL_CITATION {"citationID":"5285dbd6","properties":{"unsorted":false,"formattedCitation":"[19]","plainCitation":"[19]","noteIndex":0},"citationItems":[{"id":19,"uris":[],"itemData":{"DOI":"10.3390/buildings13010264","URL":"https://doi.org/10.3390/buildings13010264","author":[{"family":"Aghabegloo","given":"Mohsen"},{"family":"Rezaie","given":"Kamran"},{"family":"Torabi","given":"S. Ali"},{"family":"Khalili","given":"Seyed Mohammad"}],"container-title":"Buildings","id":19,"issue":"1","issued":{"date-parts":[[2023]]},"note":"Art. no. 264","title":"A BIA-based quantitative framework for built physical asset criticality analysis under sustainability and resilience","type":"article-journal","volume":"13"}}],"schema":"https://github.com/citation-style-language/schema/raw/master/csl-citation.json"} </w:instrText>
+      </w:r>
+      <w:r>
+        <w:fldChar w:fldCharType="separate"/>
+      </w:r>
+      <w:r>
+        <w:rPr>
+          <w:color w:val="0000FF"/>
+        </w:rPr>
+        <w:t>[19]</w:t>
+      </w:r>
+      <w:r>
+        <w:fldChar w:fldCharType="end"/>
+      </w:r>
+      <w:r>
+        <w:t>. In both cases the temporal profile is a modeling device inside an optimization or criticality calculation, not an assessment of impact thresholds for a service.</w:t>
+      </w:r>
+    </w:p>
+    <w:p>
+      <w:pPr>
+        <w:pStyle w:val="BodyText"/>
+      </w:pPr>
+      <w:r>
+        <w:t xml:space="preserve">Guidance from NIST points to the same concern in qualitative terms. NIST IR 8179 asks how long an adverse operating state must persist before it becomes severe </w:t>
+      </w:r>
+      <w:r>
+        <w:fldChar w:fldCharType="begin"/>
+      </w:r>
+      <w:r>
+        <w:instrText xml:space="preserve"> ADDIN ZOTERO_ITEM CSL_CITATION {"citationID":"473bf280","properties":{"unsorted":false,"formattedCitation":"[20]","plainCitation":"[20]","noteIndex":0},"citationItems":[{"id":20,"uris":[],"itemData":{"DOI":"10.6028/NIST.IR.8179","URL":"https://nvlpubs.nist.gov/nistpubs/ir/2018/NIST.IR.8179.pdf","author":[{"family":"Paulsen","given":"Celia"},{"family":"Boyens","given":"Jon"},{"family":"Bartol","given":"Nadya"},{"family":"Winkler","given":"Kris"}],"id":20,"issued":{"date-parts":[[2018]]},"number":"NIST IR 8179","publisher":"National Institute of Standards; Technology","title":"Criticality analysis process model: Prioritizing systems and components","type":"report"}}],"schema":"https://github.com/citation-style-language/schema/raw/master/csl-citation.json"} </w:instrText>
+      </w:r>
+      <w:r>
+        <w:fldChar w:fldCharType="separate"/>
+      </w:r>
+      <w:r>
+        <w:rPr>
+          <w:color w:val="0000FF"/>
+        </w:rPr>
+        <w:t>[20]</w:t>
+      </w:r>
+      <w:r>
+        <w:fldChar w:fldCharType="end"/>
+      </w:r>
+      <w:r>
+        <w:t xml:space="preserve">, and NIST IR 8286D recommends considering the timing and duration of an event and the possibility of partial loss of function </w:t>
+      </w:r>
+      <w:r>
+        <w:fldChar w:fldCharType="begin"/>
+      </w:r>
+      <w:r>
+        <w:instrText xml:space="preserve"> ADDIN ZOTERO_ITEM CSL_CITATION {"citationID":"1322765f","properties":{"unsorted":false,"formattedCitation":"[11]","plainCitation":"[11]","noteIndex":0},"citationItems":[{"id":11,"uris":[],"itemData":{"DOI":"10.6028/NIST.IR.8286D-upd1","URL":"https://nvlpubs.nist.gov/nistpubs/ir/2025/NIST.IR.8286D-upd1.pdf","author":[{"family":"Quinn","given":"Stephen D."},{"family":"Ivy","given":"Nahla"},{"family":"Chua","given":"Julie"},{"family":"Barrett","given":"Matthew"},{"family":"Feldman","given":"Larry"},{"family":"Topper","given":"Daniel"},{"family":"Witte","given":"Gregory A."},{"family":"Gardner","given":"R. K."}],"id":11,"issued":{"date-parts":[[2025]]},"note":"Updated February 26, 2025; supersedes the November 2022 edition","number":"NIST IR 8286D-upd1","publisher":"National Institute of Standards; Technology","title":"Using business impact analysis to inform risk prioritization and response","type":"report"}}],"schema":"https://github.com/citation-style-language/schema/raw/master/csl-citation.json"} </w:instrText>
+      </w:r>
+      <w:r>
+        <w:fldChar w:fldCharType="separate"/>
+      </w:r>
+      <w:r>
+        <w:rPr>
+          <w:color w:val="0000FF"/>
+        </w:rPr>
+        <w:t>[11]</w:t>
+      </w:r>
+      <w:r>
+        <w:fldChar w:fldCharType="end"/>
+      </w:r>
+      <w:r>
+        <w:t xml:space="preserve">. Commercial documentation describes comparable tables in which impact ratings are assigned to successive durations, and at least one platform applies a configured maximum when no rating reaches the intolerable level </w:t>
+      </w:r>
+      <w:r>
+        <w:fldChar w:fldCharType="begin"/>
+      </w:r>
+      <w:r>
+        <w:instrText xml:space="preserve"> ADDIN ZOTERO_ITEM CSL_CITATION {"citationID":"5da37316","properties":{"unsorted":false,"formattedCitation":"[21]","plainCitation":"[21]","noteIndex":0},"citationItems":[{"id":21,"uris":[],"itemData":{"URL":"https://www.servicenow.com/docs/r/yokohama/governance-risk-compliance/rto-rpo-calculation.html","author":[{"literal":"ServiceNow"}],"id":21,"issued":{"date-parts":[[2025]]},"note":"Updated July 31, 2025; original documentation body reviewed, generated overview excluded. Accessed 2026-10-29","publisher":"ServiceNow product documentation, Yokohama release","title":"Calculating RTO and RPO"}}],"schema":"https://github.com/citation-style-language/schema/raw/master/csl-citation.json"} </w:instrText>
+      </w:r>
+      <w:r>
+        <w:fldChar w:fldCharType="separate"/>
+      </w:r>
+      <w:r>
+        <w:rPr>
+          <w:color w:val="0000FF"/>
+        </w:rPr>
+        <w:t>[21]</w:t>
+      </w:r>
+      <w:r>
+        <w:fldChar w:fldCharType="end"/>
+      </w:r>
+      <w:r>
+        <w:t>; these tools are examined in Section 2.5.3.</w:t>
+      </w:r>
+    </w:p>
+    <w:p>
+      <w:pPr>
+        <w:pStyle w:val="BodyText"/>
+      </w:pPr>
+      <w:r>
+        <w:t xml:space="preserve">Taken together, the studies show that time-indexed impact matrices, and the reading of a tolerable period from them, are established practice. They differ in granularity, from a handful of durations to continuous trajectories, and in whether the dimensions of impact are read separately or combined. Among the sources examined, few say how a threshold time is determined when impacts are observed only at discrete points, how a missing assessment at one period is handled, or what happens when a rating equals the threshold. The case in which no assessed period reaches the unacceptable level is addressed only in the documentation of a commercial platform </w:t>
+      </w:r>
+      <w:r>
+        <w:fldChar w:fldCharType="begin"/>
+      </w:r>
+      <w:r>
+        <w:instrText xml:space="preserve"> ADDIN ZOTERO_ITEM CSL_CITATION {"citationID":"35da0907","properties":{"unsorted":false,"formattedCitation":"[21]","plainCitation":"[21]","noteIndex":0},"citationItems":[{"id":21,"uris":[],"itemData":{"URL":"https://www.servicenow.com/docs/r/yokohama/governance-risk-compliance/rto-rpo-calculation.html","author":[{"literal":"ServiceNow"}],"id":21,"issued":{"date-parts":[[2025]]},"note":"Updated July 31, 2025; original documentation body reviewed, generated overview excluded. Accessed 2026-10-29","publisher":"ServiceNow product documentation, Yokohama release","title":"Calculating RTO and RPO"}}],"schema":"https://github.com/citation-style-language/schema/raw/master/csl-citation.json"} </w:instrText>
+      </w:r>
+      <w:r>
+        <w:fldChar w:fldCharType="separate"/>
+      </w:r>
+      <w:r>
+        <w:rPr>
+          <w:color w:val="0000FF"/>
+        </w:rPr>
+        <w:t>[21]</w:t>
+      </w:r>
+      <w:r>
+        <w:fldChar w:fldCharType="end"/>
+      </w:r>
+      <w:r>
+        <w:t>. These are the points at which an explicit interpretation rule is needed, and they are taken up again in Section 2.7.</w:t>
+      </w:r>
+    </w:p>
+    <w:bookmarkEnd w:id="31"/>
+    <w:bookmarkStart w:id="36" w:name="recovery-parameters"/>
+    <w:p>
+      <w:pPr>
+        <w:pStyle w:val="Heading3"/>
+      </w:pPr>
+      <w:r>
+        <w:t xml:space="preserve">Recovery Parameters</w:t>
+      </w:r>
+    </w:p>
+    <w:p>
+      <w:pPr>
+        <w:pStyle w:val="FirstParagraph"/>
+      </w:pPr>
+      <w:r>
+        <w:t xml:space="preserve">Three notions are easily conflated: the limit of what the organization can tolerate, the target it sets for recovery, and what it has demonstrated it can achieve. The maximum tolerable period of disruption belongs to the first, the recovery time objective to the second, and the results of exercises and incidents to the third. Section 2.1.1 gave the definitions of the NIST guide, and Section 2.1.2 showed that the Saudi documents place the RTO inside the tolerable period.</w:t>
+      </w:r>
+    </w:p>
+    <w:p>
+      <w:pPr>
+        <w:pStyle w:val="BodyText"/>
+      </w:pPr>
+      <w:r>
+        <w:t xml:space="preserve">The relationship between them is stated most explicitly in the metering study, which requires the RTO not to exceed the medium-impact period or the MTPD and the recovery point objective not to exceed the maximum tolerable data loss </w:t>
+      </w:r>
+      <w:r>
+        <w:fldChar w:fldCharType="begin"/>
+      </w:r>
+      <w:r>
+        <w:instrText xml:space="preserve"> ADDIN ZOTERO_ITEM CSL_CITATION {"citationID":"df34b07d","properties":{"unsorted":false,"formattedCitation":"[16]","plainCitation":"[16]","noteIndex":0},"citationItems":[{"id":16,"uris":[],"itemData":{"DOI":"10.3390/asi6050082","URL":"https://doi.org/10.3390/asi6050082","author":[{"family":"Horalek","given":"Josef"}],"container-title":"Applied System Innovation","id":16,"issue":"5","issued":{"date-parts":[[2023]]},"note":"Art. no. 82","title":"Business impact analysis of AMM data: A case study","type":"article-journal","volume":"6"}}],"schema":"https://github.com/citation-style-language/schema/raw/master/csl-citation.json"} </w:instrText>
+      </w:r>
+      <w:r>
+        <w:fldChar w:fldCharType="separate"/>
+      </w:r>
+      <w:r>
+        <w:rPr>
+          <w:color w:val="0000FF"/>
+        </w:rPr>
+        <w:t>[16]</w:t>
+      </w:r>
+      <w:r>
+        <w:fldChar w:fldCharType="end"/>
+      </w:r>
+      <w:r>
+        <w:t xml:space="preserve">. In that study the tolerability limits are read from the temporal matrix and the RTO is then chosen subject to these constraints, so that the limit is derived from the assessment while the target remains a decision </w:t>
+      </w:r>
+      <w:r>
+        <w:fldChar w:fldCharType="begin"/>
+      </w:r>
+      <w:r>
+        <w:instrText xml:space="preserve"> ADDIN ZOTERO_ITEM CSL_CITATION {"citationID":"f36d77c3","properties":{"unsorted":false,"formattedCitation":"[16]","plainCitation":"[16]","noteIndex":0},"citationItems":[{"id":16,"uris":[],"itemData":{"DOI":"10.3390/asi6050082","URL":"https://doi.org/10.3390/asi6050082","author":[{"family":"Horalek","given":"Josef"}],"container-title":"Applied System Innovation","id":16,"issue":"5","issued":{"date-parts":[[2023]]},"note":"Art. no. 82","title":"Business impact analysis of AMM data: A case study","type":"article-journal","volume":"6"}}],"schema":"https://github.com/citation-style-language/schema/raw/master/csl-citation.json"} </w:instrText>
+      </w:r>
+      <w:r>
+        <w:fldChar w:fldCharType="separate"/>
+      </w:r>
+      <w:r>
+        <w:rPr>
+          <w:color w:val="0000FF"/>
+        </w:rPr>
+        <w:t>[16]</w:t>
+      </w:r>
+      <w:r>
+        <w:fldChar w:fldCharType="end"/>
+      </w:r>
+      <w:r>
+        <w:t xml:space="preserve">. The DGA guideline instead assigns the RTO from the tier of the highest-rated impact factor (Section 2.1.2), and one commercial platform computes it as the minimum of the downtimes found for the individual impact categories </w:t>
+      </w:r>
+      <w:r>
+        <w:fldChar w:fldCharType="begin"/>
+      </w:r>
+      <w:r>
+        <w:instrText xml:space="preserve"> ADDIN ZOTERO_ITEM CSL_CITATION {"citationID":"e91bc66c","properties":{"unsorted":false,"formattedCitation":"[21]","plainCitation":"[21]","noteIndex":0},"citationItems":[{"id":21,"uris":[],"itemData":{"URL":"https://www.servicenow.com/docs/r/yokohama/governance-risk-compliance/rto-rpo-calculation.html","author":[{"literal":"ServiceNow"}],"id":21,"issued":{"date-parts":[[2025]]},"note":"Updated July 31, 2025; original documentation body reviewed, generated overview excluded. Accessed 2026-10-29","publisher":"ServiceNow product documentation, Yokohama release","title":"Calculating RTO and RPO"}}],"schema":"https://github.com/citation-style-language/schema/raw/master/csl-citation.json"} </w:instrText>
+      </w:r>
+      <w:r>
+        <w:fldChar w:fldCharType="separate"/>
+      </w:r>
+      <w:r>
+        <w:rPr>
+          <w:color w:val="0000FF"/>
+        </w:rPr>
+        <w:t>[21]</w:t>
+      </w:r>
+      <w:r>
+        <w:fldChar w:fldCharType="end"/>
+      </w:r>
+      <w:r>
+        <w:t xml:space="preserve">. Sahebjamnia et al. take the MTPD and a minimum business continuity objective from the BIA as inputs, and the model then determines recovery trajectories and times; the recovery times reported in their case sometimes exceed individual MTPD values and are discussed as exceptions </w:t>
+      </w:r>
+      <w:r>
+        <w:fldChar w:fldCharType="begin"/>
+      </w:r>
+      <w:r>
+        <w:instrText xml:space="preserve"> ADDIN ZOTERO_ITEM CSL_CITATION {"citationID":"7f0408c4","properties":{"unsorted":false,"formattedCitation":"[6]","plainCitation":"[6]","noteIndex":0},"citationItems":[{"id":6,"uris":[],"itemData":{"DOI":"10.1016/j.ejor.2014.09.055","URL":"https://doi.org/10.1016/j.ejor.2014.09.055","author":[{"family":"Sahebjamnia","given":"Navid"},{"family":"Torabi","given":"S. Ali"},{"family":"Mansouri","given":"S. Afshin"}],"container-title":"European Journal of Operational Research","id":6,"issue":"1","issued":{"date-parts":[[2015]]},"page":"261-273","title":"Integrated business continuity and disaster recovery planning: Towards organizational resilience","type":"article-journal","volume":"242"}}],"schema":"https://github.com/citation-style-language/schema/raw/master/csl-citation.json"} </w:instrText>
+      </w:r>
+      <w:r>
+        <w:fldChar w:fldCharType="separate"/>
+      </w:r>
+      <w:r>
+        <w:rPr>
+          <w:color w:val="0000FF"/>
+        </w:rPr>
+        <w:t>[6]</w:t>
+      </w:r>
+      <w:r>
+        <w:fldChar w:fldCharType="end"/>
+      </w:r>
+      <w:r>
+        <w:t>. This is a reminder that a tolerability limit and the recovery that a plan can actually deliver are different quantities.</w:t>
+      </w:r>
+    </w:p>
+    <w:p>
+      <w:pPr>
+        <w:pStyle w:val="BodyText"/>
+      </w:pPr>
+      <w:r>
+        <w:t xml:space="preserve">The third notion, demonstrated capability, is the least developed. The National Framework lists the comparison of actual with target recovery times among its indicative performance indicators, but as a management measure and not as an observed result </w:t>
+      </w:r>
+      <w:r>
+        <w:fldChar w:fldCharType="begin"/>
+      </w:r>
+      <w:r>
+        <w:instrText xml:space="preserve"> ADDIN ZOTERO_ITEM CSL_CITATION {"citationID":"1ecdb576","properties":{"unsorted":false,"formattedCitation":"[1]","plainCitation":"[1]","noteIndex":0},"citationItems":[{"id":1,"uris":[],"itemData":{"URL":"https://riskbcm.com/gsnrc_standards/","author":[{"literal":"General Secretariat of the National Risk Council"}],"id":1,"note":"Arabic-language supplied extract; BCM chapter, printed pp. 216–272, followed by supplementary tables and references with separate pagination. Publication year unspecified. Reviewed 2026-10-29","publisher":"National Risk Council, Saudi Arabia","title":"National Framework for Risk, Emergency and Business Continuity Management: Business Continuity Management Section"}}],"schema":"https://github.com/citation-style-language/schema/raw/master/csl-citation.json"} </w:instrText>
+      </w:r>
+      <w:r>
+        <w:fldChar w:fldCharType="separate"/>
+      </w:r>
+      <w:r>
+        <w:rPr>
+          <w:color w:val="0000FF"/>
+        </w:rPr>
+        <w:t>[1]</w:t>
+      </w:r>
+      <w:r>
+        <w:fldChar w:fldCharType="end"/>
+      </w:r>
+      <w:r>
+        <w:t xml:space="preserve">, and the metering study does not quantify whether its proposed controls would achieve the stated recovery times in real incidents </w:t>
+      </w:r>
+      <w:r>
+        <w:fldChar w:fldCharType="begin"/>
+      </w:r>
+      <w:r>
+        <w:instrText xml:space="preserve"> ADDIN ZOTERO_ITEM CSL_CITATION {"citationID":"e23cacac","properties":{"unsorted":false,"formattedCitation":"[16]","plainCitation":"[16]","noteIndex":0},"citationItems":[{"id":16,"uris":[],"itemData":{"DOI":"10.3390/asi6050082","URL":"https://doi.org/10.3390/asi6050082","author":[{"family":"Horalek","given":"Josef"}],"container-title":"Applied System Innovation","id":16,"issue":"5","issued":{"date-parts":[[2023]]},"note":"Art. no. 82","title":"Business impact analysis of AMM data: A case study","type":"article-journal","volume":"6"}}],"schema":"https://github.com/citation-style-language/schema/raw/master/csl-citation.json"} </w:instrText>
+      </w:r>
+      <w:r>
+        <w:fldChar w:fldCharType="separate"/>
+      </w:r>
+      <w:r>
+        <w:rPr>
+          <w:color w:val="0000FF"/>
+        </w:rPr>
+        <w:t>[16]</w:t>
+      </w:r>
+      <w:r>
+        <w:fldChar w:fldCharType="end"/>
+      </w:r>
+      <w:r>
+        <w:t>. The separation is clear in definition but rarely reflected in reported evidence.</w:t>
+      </w:r>
+    </w:p>
+    <w:p>
+      <w:pPr>
+        <w:pStyle w:val="BodyText"/>
+      </w:pPr>
+      <w:r>
+        <w:t xml:space="preserve">Terminology also varies. Sahebjamnia et al. use the recovery point objective for the operating level at which operations resume, which differs from its usual meaning as a limit on data loss </w:t>
+      </w:r>
+      <w:r>
+        <w:fldChar w:fldCharType="begin"/>
+      </w:r>
+      <w:r>
+        <w:instrText xml:space="preserve"> ADDIN ZOTERO_ITEM CSL_CITATION {"citationID":"542a0ebd","properties":{"unsorted":false,"formattedCitation":"[6]","plainCitation":"[6]","noteIndex":0},"citationItems":[{"id":6,"uris":[],"itemData":{"DOI":"10.1016/j.ejor.2014.09.055","URL":"https://doi.org/10.1016/j.ejor.2014.09.055","author":[{"family":"Sahebjamnia","given":"Navid"},{"family":"Torabi","given":"S. Ali"},{"family":"Mansouri","given":"S. Afshin"}],"container-title":"European Journal of Operational Research","id":6,"issue":"1","issued":{"date-parts":[[2015]]},"page":"261-273","title":"Integrated business continuity and disaster recovery planning: Towards organizational resilience","type":"article-journal","volume":"242"}}],"schema":"https://github.com/citation-style-language/schema/raw/master/csl-citation.json"} </w:instrText>
+      </w:r>
+      <w:r>
+        <w:fldChar w:fldCharType="separate"/>
+      </w:r>
+      <w:r>
+        <w:rPr>
+          <w:color w:val="0000FF"/>
+        </w:rPr>
+        <w:t>[6]</w:t>
+      </w:r>
+      <w:r>
+        <w:fldChar w:fldCharType="end"/>
+      </w:r>
+      <w:r>
+        <w:t>; this thesis keeps the usual meaning.</w:t>
+      </w:r>
+    </w:p>
+    <w:p>
+      <w:pPr>
+        <w:pStyle w:val="BodyText"/>
+      </w:pPr>
+      <w:r>
+        <w:t xml:space="preserve">Figure 2.1 illustrates, with invented values, how the three notions relate when impact is assessed at discrete points. Because the assessment gives ratings only at the marked points, the time at which the unacceptable level is first reached lies somewhere between the last acceptable point and the first unacceptable one. The metering study reads this as a band, which avoids a spurious precision but does not settle which single value should be adopted as the tolerable period </w:t>
+      </w:r>
+      <w:r>
+        <w:fldChar w:fldCharType="begin"/>
+      </w:r>
+      <w:r>
+        <w:instrText xml:space="preserve"> ADDIN ZOTERO_ITEM CSL_CITATION {"citationID":"58855ada","properties":{"unsorted":false,"formattedCitation":"[16]","plainCitation":"[16]","noteIndex":0},"citationItems":[{"id":16,"uris":[],"itemData":{"DOI":"10.3390/asi6050082","URL":"https://doi.org/10.3390/asi6050082","author":[{"family":"Horalek","given":"Josef"}],"container-title":"Applied System Innovation","id":16,"issue":"5","issued":{"date-parts":[[2023]]},"note":"Art. no. 82","title":"Business impact analysis of AMM data: A case study","type":"article-journal","volume":"6"}}],"schema":"https://github.com/citation-style-language/schema/raw/master/csl-citation.json"} </w:instrText>
+      </w:r>
+      <w:r>
+        <w:fldChar w:fldCharType="separate"/>
+      </w:r>
+      <w:r>
+        <w:rPr>
+          <w:color w:val="0000FF"/>
+        </w:rPr>
+        <w:t>[16]</w:t>
+      </w:r>
+      <w:r>
+        <w:fldChar w:fldCharType="end"/>
+      </w:r>
+      <w:r>
+        <w:t>. None of the sources reviewed states a rule for choosing within the band.</w:t>
+      </w:r>
+    </w:p>
+    <w:p xmlns:a="http://schemas.openxmlformats.org/drawingml/2006/main" xmlns:pic="http://schemas.openxmlformats.org/drawingml/2006/picture">
+      <w:pPr>
+        <w:pStyle w:val="BodyText"/>
+      </w:pPr>
+      <w:r>
+        <w:drawing>
+          <wp:inline>
+            <wp:extent cx="4857750" cy="1973927"/>
+            <wp:effectExtent b="0" l="0" r="0" t="0"/>
+            <wp:docPr descr="image" title="" id="33" name="Picture"/>
+            <a:graphic>
+              <a:graphicData uri="http://schemas.openxmlformats.org/drawingml/2006/picture">
+                <pic:pic>
+                  <pic:nvPicPr>
+                    <pic:cNvPr descr="/tmp/masar-word-54vbbhbd/temporal_figure.png" id="34" name="Picture"/>
+                    <pic:cNvPicPr>
+                      <a:picLocks noChangeArrowheads="1" noChangeAspect="1"/>
+                    </pic:cNvPicPr>
+                  </pic:nvPicPr>
+                  <pic:blipFill>
+                    <a:blip r:embed="rId16"/>
+                    <a:stretch>
+                      <a:fillRect/>
+                    </a:stretch>
+                  </pic:blipFill>
+                  <pic:spPr bwMode="auto">
+                    <a:xfrm>
+                      <a:off x="0" y="0"/>
+                      <a:ext cx="4857750" cy="1973927"/>
+                    </a:xfrm>
+                    <a:prstGeom prst="rect">
+                      <a:avLst/>
+                    </a:prstGeom>
+                    <a:noFill/>
+                    <a:ln w="9525">
+                      <a:noFill/>
+                      <a:headEnd/>
+                      <a:tailEnd/>
+                    </a:ln>
+                  </pic:spPr>
+                </pic:pic>
+              </a:graphicData>
+            </a:graphic>
+          </wp:inline>
+        </w:drawing>
+      </w:r>
+    </w:p>
+    <w:bookmarkStart w:id="35" w:name="X466c7dd988bac72c03c94d435ace132b3ac429c"/>
+    <w:p>
+      <w:pPr>
+        <w:pStyle w:val="Heading5"/>
+      </w:pPr>
+      <w:r>
+        <w:t xml:space="preserve">Figure: Schematic relation between assessed impact, the maximum tolerable period of disruption (MTPD), the recovery time objective (RTO), and the result of a recovery exercise. All positions and ratings are invented for illustration. The shaded interval is where the MTPD lies when impact is assessed only at the marked points, and choosing a single value inside it requires an explicit rule.</w:t>
+      </w:r>
+    </w:p>
+    <w:bookmarkEnd w:id="35"/>
+    <w:bookmarkEnd w:id="36"/>
+    <w:bookmarkStart w:id="38" w:name="analytical-approaches-to-bia"/>
+    <w:p>
+      <w:pPr>
+        <w:pStyle w:val="Heading3"/>
+      </w:pPr>
+      <w:r>
+        <w:t xml:space="preserve">Analytical Approaches to BIA</w:t>
+      </w:r>
+    </w:p>
+    <w:p>
+      <w:pPr>
+        <w:pStyle w:val="FirstParagraph"/>
+      </w:pPr>
+      <w:r>
+        <w:t xml:space="preserve">The analytical literature on the BIA can be grouped by what a method is meant to estimate. Matrix-based approaches rate impacts on ordinal scales and read recovery requirements from them, as in the metering study </w:t>
+      </w:r>
+      <w:r>
+        <w:fldChar w:fldCharType="begin"/>
+      </w:r>
+      <w:r>
+        <w:instrText xml:space="preserve"> ADDIN ZOTERO_ITEM CSL_CITATION {"citationID":"e12cedfe","properties":{"unsorted":false,"formattedCitation":"[16]","plainCitation":"[16]","noteIndex":0},"citationItems":[{"id":16,"uris":[],"itemData":{"DOI":"10.3390/asi6050082","URL":"https://doi.org/10.3390/asi6050082","author":[{"family":"Horalek","given":"Josef"}],"container-title":"Applied System Innovation","id":16,"issue":"5","issued":{"date-parts":[[2023]]},"note":"Art. no. 82","title":"Business impact analysis of AMM data: A case study","type":"article-journal","volume":"6"}}],"schema":"https://github.com/citation-style-language/schema/raw/master/csl-citation.json"} </w:instrText>
+      </w:r>
+      <w:r>
+        <w:fldChar w:fldCharType="separate"/>
+      </w:r>
+      <w:r>
+        <w:rPr>
+          <w:color w:val="0000FF"/>
+        </w:rPr>
+        <w:t>[16]</w:t>
+      </w:r>
+      <w:r>
+        <w:fldChar w:fldCharType="end"/>
+      </w:r>
+      <w:r>
+        <w:t xml:space="preserve">. Data-assisted approaches calibrate the scales against operating records </w:t>
+      </w:r>
+      <w:r>
+        <w:fldChar w:fldCharType="begin"/>
+      </w:r>
+      <w:r>
+        <w:instrText xml:space="preserve"> ADDIN ZOTERO_ITEM CSL_CITATION {"citationID":"5e83ea95","properties":{"unsorted":false,"formattedCitation":"[17]","plainCitation":"[17]","noteIndex":0},"citationItems":[{"id":17,"uris":[],"itemData":{"DOI":"10.3390/su132112038","URL":"https://doi.org/10.3390/su132112038","author":[{"family":"Budiyanto","given":"Eko Hariyadi"},{"family":"Gurning","given":"Raja Oloan Saut"},{"family":"Pitana","given":"Trika"}],"container-title":"Sustainability","id":17,"issue":"21","issued":{"date-parts":[[2021]]},"note":"Art. no. 12038","title":"The application of business impact analysis due to electricity disruption in a container terminal","type":"article-journal","volume":"13"}}],"schema":"https://github.com/citation-style-language/schema/raw/master/csl-citation.json"} </w:instrText>
+      </w:r>
+      <w:r>
+        <w:fldChar w:fldCharType="separate"/>
+      </w:r>
+      <w:r>
+        <w:rPr>
+          <w:color w:val="0000FF"/>
+        </w:rPr>
+        <w:t>[17]</w:t>
+      </w:r>
+      <w:r>
+        <w:fldChar w:fldCharType="end"/>
+      </w:r>
+      <w:r>
+        <w:t xml:space="preserve">. Financial approaches convert scenarios into expected loss, as the preprint of von der Assen et al. does by multiplying the probabilities of initiation and success by the loss estimated over the recovery stages </w:t>
+      </w:r>
+      <w:r>
+        <w:fldChar w:fldCharType="begin"/>
+      </w:r>
+      <w:r>
+        <w:instrText xml:space="preserve"> ADDIN ZOTERO_ITEM CSL_CITATION {"citationID":"eb90730c","properties":{"unsorted":false,"formattedCitation":"[18]","plainCitation":"[18]","noteIndex":0},"citationItems":[{"id":18,"uris":[],"itemData":{"DOI":"10.48550/arXiv.2402.14140","URL":"https://arxiv.org/abs/2402.14140","author":[{"dropping-particle":"von der","family":"Assen","given":"Jan"},{"family":"Franco","given":"Muriel F."},{"family":"Dong","given":"Muyao"},{"family":"Stiller","given":"Burkhard"}],"id":18,"issued":{"date-parts":[[2024]]},"publisher":"arXiv preprint arXiv:2402.14140","title":"QuantTM: Business-centric threat quantification for risk management and cyber resilience"}}],"schema":"https://github.com/citation-style-language/schema/raw/master/csl-citation.json"} </w:instrText>
+      </w:r>
+      <w:r>
+        <w:fldChar w:fldCharType="separate"/>
+      </w:r>
+      <w:r>
+        <w:rPr>
+          <w:color w:val="0000FF"/>
+        </w:rPr>
+        <w:t>[18]</w:t>
+      </w:r>
+      <w:r>
+        <w:fldChar w:fldCharType="end"/>
+      </w:r>
+      <w:r>
+        <w:t xml:space="preserve">. Optimization approaches take tolerability limits from the BIA and decide how scarce resources are allocated to operating levels over time </w:t>
+      </w:r>
+      <w:r>
+        <w:fldChar w:fldCharType="begin"/>
+      </w:r>
+      <w:r>
+        <w:instrText xml:space="preserve"> ADDIN ZOTERO_ITEM CSL_CITATION {"citationID":"a642c900","properties":{"unsorted":false,"formattedCitation":"[6]","plainCitation":"[6]","noteIndex":0},"citationItems":[{"id":6,"uris":[],"itemData":{"DOI":"10.1016/j.ejor.2014.09.055","URL":"https://doi.org/10.1016/j.ejor.2014.09.055","author":[{"family":"Sahebjamnia","given":"Navid"},{"family":"Torabi","given":"S. Ali"},{"family":"Mansouri","given":"S. Afshin"}],"container-title":"European Journal of Operational Research","id":6,"issue":"1","issued":{"date-parts":[[2015]]},"page":"261-273","title":"Integrated business continuity and disaster recovery planning: Towards organizational resilience","type":"article-journal","volume":"242"}}],"schema":"https://github.com/citation-style-language/schema/raw/master/csl-citation.json"} </w:instrText>
+      </w:r>
+      <w:r>
+        <w:fldChar w:fldCharType="separate"/>
+      </w:r>
+      <w:r>
+        <w:rPr>
+          <w:color w:val="0000FF"/>
+        </w:rPr>
+        <w:t>[6]</w:t>
+      </w:r>
+      <w:r>
+        <w:fldChar w:fldCharType="end"/>
+      </w:r>
+      <w:r>
+        <w:t xml:space="preserve">. Criticality-index approaches rank assets by combining weighted sustainability and resilience factors in a fuzzy and probabilistic model </w:t>
+      </w:r>
+      <w:r>
+        <w:fldChar w:fldCharType="begin"/>
+      </w:r>
+      <w:r>
+        <w:instrText xml:space="preserve"> ADDIN ZOTERO_ITEM CSL_CITATION {"citationID":"454e19b5","properties":{"unsorted":false,"formattedCitation":"[19]","plainCitation":"[19]","noteIndex":0},"citationItems":[{"id":19,"uris":[],"itemData":{"DOI":"10.3390/buildings13010264","URL":"https://doi.org/10.3390/buildings13010264","author":[{"family":"Aghabegloo","given":"Mohsen"},{"family":"Rezaie","given":"Kamran"},{"family":"Torabi","given":"S. Ali"},{"family":"Khalili","given":"Seyed Mohammad"}],"container-title":"Buildings","id":19,"issue":"1","issued":{"date-parts":[[2023]]},"note":"Art. no. 264","title":"A BIA-based quantitative framework for built physical asset criticality analysis under sustainability and resilience","type":"article-journal","volume":"13"}}],"schema":"https://github.com/citation-style-language/schema/raw/master/csl-citation.json"} </w:instrText>
+      </w:r>
+      <w:r>
+        <w:fldChar w:fldCharType="separate"/>
+      </w:r>
+      <w:r>
+        <w:rPr>
+          <w:color w:val="0000FF"/>
+        </w:rPr>
+        <w:t>[19]</w:t>
+      </w:r>
+      <w:r>
+        <w:fldChar w:fldCharType="end"/>
+      </w:r>
+      <w:r>
+        <w:t xml:space="preserve">. Process-mining approaches infer dependencies between activities from event logs and propagate the relative impact of an incident through them </w:t>
+      </w:r>
+      <w:r>
+        <w:fldChar w:fldCharType="begin"/>
+      </w:r>
+      <w:r>
+        <w:instrText xml:space="preserve"> ADDIN ZOTERO_ITEM CSL_CITATION {"citationID":"6405cb5a","properties":{"unsorted":false,"formattedCitation":"[22]","plainCitation":"[22]","noteIndex":0},"citationItems":[{"id":22,"uris":[],"itemData":{"DOI":"10.1007/s10207-025-01040-0","URL":"https://doi.org/10.1007/s10207-025-01040-0","author":[{"family":"Raptaki","given":"Melina"},{"family":"Stergiopoulos","given":"George"},{"family":"Gritzalis","given":"Dimitris"}],"container-title":"International Journal of Information Security","id":22,"issued":{"date-parts":[[2025]]},"note":"Art. no. 129","title":"Automated cybersecurity impact propagation across business processes using process mining techniques","type":"article-journal","volume":"24"}}],"schema":"https://github.com/citation-style-language/schema/raw/master/csl-citation.json"} </w:instrText>
+      </w:r>
+      <w:r>
+        <w:fldChar w:fldCharType="separate"/>
+      </w:r>
+      <w:r>
+        <w:rPr>
+          <w:color w:val="0000FF"/>
+        </w:rPr>
+        <w:t>[22]</w:t>
+      </w:r>
+      <w:r>
+        <w:fldChar w:fldCharType="end"/>
+      </w:r>
+      <w:r>
+        <w:t>. Table 2.2 compares these studies by objective, input data, technique, output, treatment of time, and evaluation.</w:t>
+      </w:r>
+    </w:p>
+    <w:bookmarkStart w:id="37" w:name="X2e4b59da5de7014e1e93ec8453c01f42cc07e02"/>
+    <w:p>
+      <w:pPr>
+        <w:pStyle w:val="Heading5"/>
+      </w:pPr>
+      <w:r>
+        <w:t xml:space="preserve">Table: Analytical studies on business impact analysis compared by objective, input data, technique, output, treatment of time, and evaluation.</w:t>
+      </w:r>
+    </w:p>
+    <w:tbl>
+      <w:tblPr>
+        <w:tblStyle w:val="Table"/>
+        <w:tblW w:type="auto" w:w="0"/>
+        <w:jc w:val="left"/>
+        <w:tblLook w:firstRow="1" w:lastRow="0" w:firstColumn="0" w:lastColumn="0" w:noHBand="0" w:noVBand="0" w:val="0020"/>
+      </w:tblPr>
+      <w:tblGrid>
+        <w:gridCol w:w="1131"/>
+        <w:gridCol w:w="1131"/>
+        <w:gridCol w:w="1131"/>
+        <w:gridCol w:w="1131"/>
+        <w:gridCol w:w="1131"/>
+        <w:gridCol w:w="1131"/>
+        <w:gridCol w:w="1131"/>
+      </w:tblGrid>
+      <w:tr>
+        <w:trPr>
+          <w:tblHeader w:val="on"/>
+        </w:trPr>
+        <w:tc>
+          <w:tcPr/>
+          <w:p>
+            <w:pPr>
+              <w:pStyle w:val="Compact"/>
+              <w:jc w:val="left"/>
+            </w:pPr>
+            <w:r>
+              <w:rPr>
+                <w:b/>
+                <w:bCs/>
+              </w:rPr>
+              <w:t xml:space="preserve">Study</w:t>
+            </w:r>
+          </w:p>
+        </w:tc>
+        <w:tc>
+          <w:tcPr/>
+          <w:p>
+            <w:pPr>
+              <w:pStyle w:val="Compact"/>
+              <w:jc w:val="left"/>
+            </w:pPr>
+            <w:r>
+              <w:rPr>
+                <w:b/>
+                <w:bCs/>
+              </w:rPr>
+              <w:t xml:space="preserve">Objective</w:t>
+            </w:r>
+          </w:p>
+        </w:tc>
+        <w:tc>
+          <w:tcPr/>
+          <w:p>
+            <w:pPr>
+              <w:pStyle w:val="Compact"/>
+              <w:jc w:val="left"/>
+            </w:pPr>
+            <w:r>
+              <w:rPr>
+                <w:b/>
+                <w:bCs/>
+              </w:rPr>
+              <w:t xml:space="preserve">Input data</w:t>
+            </w:r>
+          </w:p>
+        </w:tc>
+        <w:tc>
+          <w:tcPr/>
+          <w:p>
+            <w:pPr>
+              <w:pStyle w:val="Compact"/>
+              <w:jc w:val="left"/>
+            </w:pPr>
+            <w:r>
+              <w:rPr>
+                <w:b/>
+                <w:bCs/>
+              </w:rPr>
+              <w:t xml:space="preserve">Technique</w:t>
+            </w:r>
+          </w:p>
+        </w:tc>
+        <w:tc>
+          <w:tcPr/>
+          <w:p>
+            <w:pPr>
+              <w:pStyle w:val="Compact"/>
+              <w:jc w:val="left"/>
+            </w:pPr>
+            <w:r>
+              <w:rPr>
+                <w:b/>
+                <w:bCs/>
+              </w:rPr>
+              <w:t xml:space="preserve">Output</w:t>
+            </w:r>
+          </w:p>
+        </w:tc>
+        <w:tc>
+          <w:tcPr/>
+          <w:p>
+            <w:pPr>
+              <w:pStyle w:val="Compact"/>
+              <w:jc w:val="left"/>
+            </w:pPr>
+            <w:r>
+              <w:rPr>
+                <w:b/>
+                <w:bCs/>
+              </w:rPr>
+              <w:t xml:space="preserve">Treatment of time</w:t>
+            </w:r>
+          </w:p>
+        </w:tc>
+        <w:tc>
+          <w:tcPr/>
+          <w:p>
+            <w:pPr>
+              <w:pStyle w:val="Compact"/>
+              <w:jc w:val="left"/>
+            </w:pPr>
+            <w:r>
+              <w:rPr>
+                <w:b/>
+                <w:bCs/>
+              </w:rPr>
+              <w:t xml:space="preserve">Evaluation</w:t>
+            </w:r>
+          </w:p>
+        </w:tc>
+      </w:tr>
+      <w:tr>
+        <w:tc>
+          <w:tcPr/>
+          <w:p>
+            <w:pPr>
+              <w:pStyle w:val="Compact"/>
+              <w:jc w:val="left"/>
+            </w:pPr>
+            <w:r>
+              <w:t xml:space="preserve">Horalek (2023) </w:t>
+            </w:r>
+            <w:r>
+              <w:fldChar w:fldCharType="begin"/>
+            </w:r>
+            <w:r>
+              <w:instrText xml:space="preserve"> ADDIN ZOTERO_ITEM CSL_CITATION {"citationID":"1c11cbfd","properties":{"unsorted":false,"formattedCitation":"[16]","plainCitation":"[16]","noteIndex":0},"citationItems":[{"id":16,"uris":[],"itemData":{"DOI":"10.3390/asi6050082","URL":"https://doi.org/10.3390/asi6050082","author":[{"family":"Horalek","given":"Josef"}],"container-title":"Applied System Innovation","id":16,"issue":"5","issued":{"date-parts":[[2023]]},"note":"Art. no. 82","title":"Business impact analysis of AMM data: A case study","type":"article-journal","volume":"6"}}],"schema":"https://github.com/citation-style-language/schema/raw/master/csl-citation.json"} </w:instrText>
+            </w:r>
+            <w:r>
+              <w:fldChar w:fldCharType="separate"/>
+            </w:r>
+            <w:r>
+              <w:rPr>
+                <w:color w:val="0000FF"/>
+              </w:rPr>
+              <w:t>[16]</w:t>
+            </w:r>
+            <w:r>
+              <w:fldChar w:fldCharType="end"/>
+            </w:r>
+          </w:p>
+        </w:tc>
+        <w:tc>
+          <w:tcPr/>
+          <w:p>
+            <w:pPr>
+              <w:pStyle w:val="Compact"/>
+              <w:jc w:val="left"/>
+            </w:pPr>
+            <w:r>
+              <w:t xml:space="preserve">Justify the protection of metering datasets and systems.</w:t>
+            </w:r>
+          </w:p>
+        </w:tc>
+        <w:tc>
+          <w:tcPr/>
+          <w:p>
+            <w:pPr>
+              <w:pStyle w:val="Compact"/>
+              <w:jc w:val="left"/>
+            </w:pPr>
+            <w:r>
+              <w:t xml:space="preserve">Technical material and repeated interviews with dataset owners; eleven system and asset entries.</w:t>
+            </w:r>
+          </w:p>
+        </w:tc>
+        <w:tc>
+          <w:tcPr/>
+          <w:p>
+            <w:pPr>
+              <w:pStyle w:val="Compact"/>
+              <w:jc w:val="left"/>
+            </w:pPr>
+            <w:r>
+              <w:t xml:space="preserve">Qualitative impact matrices by confidentiality, integrity, and availability class and business-impact criteria.</w:t>
+            </w:r>
+          </w:p>
+        </w:tc>
+        <w:tc>
+          <w:tcPr/>
+          <w:p>
+            <w:pPr>
+              <w:pStyle w:val="Compact"/>
+              <w:jc w:val="left"/>
+            </w:pPr>
+            <w:r>
+              <w:t xml:space="preserve">Impact ratings, MTPD, a medium-impact period, proposed RTO and RPO.</w:t>
+            </w:r>
+          </w:p>
+        </w:tc>
+        <w:tc>
+          <w:tcPr/>
+          <w:p>
+            <w:pPr>
+              <w:pStyle w:val="Compact"/>
+              <w:jc w:val="left"/>
+            </w:pPr>
+            <w:r>
+              <w:t xml:space="preserve">Availability rated at seven durations, from 30 minutes to more than a week.</w:t>
+            </w:r>
+          </w:p>
+        </w:tc>
+        <w:tc>
+          <w:tcPr/>
+          <w:p>
+            <w:pPr>
+              <w:pStyle w:val="Compact"/>
+              <w:jc w:val="left"/>
+            </w:pPr>
+            <w:r>
+              <w:t xml:space="preserve">One worked case; recovery outcomes not compared; respondents not reported.</w:t>
+            </w:r>
+          </w:p>
+        </w:tc>
+      </w:tr>
+      <w:tr>
+        <w:tc>
+          <w:tcPr/>
+          <w:p>
+            <w:pPr>
+              <w:pStyle w:val="Compact"/>
+              <w:jc w:val="left"/>
+            </w:pPr>
+            <w:r>
+              <w:t xml:space="preserve">Budiyanto et al. (2021) </w:t>
+            </w:r>
+            <w:r>
+              <w:fldChar w:fldCharType="begin"/>
+            </w:r>
+            <w:r>
+              <w:instrText xml:space="preserve"> ADDIN ZOTERO_ITEM CSL_CITATION {"citationID":"0bec6a0b","properties":{"unsorted":false,"formattedCitation":"[17]","plainCitation":"[17]","noteIndex":0},"citationItems":[{"id":17,"uris":[],"itemData":{"DOI":"10.3390/su132112038","URL":"https://doi.org/10.3390/su132112038","author":[{"family":"Budiyanto","given":"Eko Hariyadi"},{"family":"Gurning","given":"Raja Oloan Saut"},{"family":"Pitana","given":"Trika"}],"container-title":"Sustainability","id":17,"issue":"21","issued":{"date-parts":[[2021]]},"note":"Art. no. 12038","title":"The application of business impact analysis due to electricity disruption in a container terminal","type":"article-journal","volume":"13"}}],"schema":"https://github.com/citation-style-language/schema/raw/master/csl-citation.json"} </w:instrText>
+            </w:r>
+            <w:r>
+              <w:fldChar w:fldCharType="separate"/>
+            </w:r>
+            <w:r>
+              <w:rPr>
+                <w:color w:val="0000FF"/>
+              </w:rPr>
+              <w:t>[17]</w:t>
+            </w:r>
+            <w:r>
+              <w:fldChar w:fldCharType="end"/>
+            </w:r>
+          </w:p>
+        </w:tc>
+        <w:tc>
+          <w:tcPr/>
+          <w:p>
+            <w:pPr>
+              <w:pStyle w:val="Compact"/>
+              <w:jc w:val="left"/>
+            </w:pPr>
+            <w:r>
+              <w:t xml:space="preserve">Adapt BIA to electricity disruption at a container terminal.</w:t>
+            </w:r>
+          </w:p>
+        </w:tc>
+        <w:tc>
+          <w:tcPr/>
+          <w:p>
+            <w:pPr>
+              <w:pStyle w:val="Compact"/>
+              <w:jc w:val="left"/>
+            </w:pPr>
+            <w:r>
+              <w:t xml:space="preserve">Questionnaires with thirty managers, a focus group, and operating records before and after one disruption.</w:t>
+            </w:r>
+          </w:p>
+        </w:tc>
+        <w:tc>
+          <w:tcPr/>
+          <w:p>
+            <w:pPr>
+              <w:pStyle w:val="Compact"/>
+              <w:jc w:val="left"/>
+            </w:pPr>
+            <w:r>
+              <w:t xml:space="preserve">Management-approved five-level scales applied to remaining-capacity ratios.</w:t>
+            </w:r>
+          </w:p>
+        </w:tc>
+        <w:tc>
+          <w:tcPr/>
+          <w:p>
+            <w:pPr>
+              <w:pStyle w:val="Compact"/>
+              <w:jc w:val="left"/>
+            </w:pPr>
+            <w:r>
+              <w:t xml:space="preserve">Impact class in six categories; no MTPD or RTO.</w:t>
+            </w:r>
+          </w:p>
+        </w:tc>
+        <w:tc>
+          <w:tcPr/>
+          <w:p>
+            <w:pPr>
+              <w:pStyle w:val="Compact"/>
+              <w:jc w:val="left"/>
+            </w:pPr>
+            <w:r>
+              <w:t xml:space="preserve">One disruption of eighteen hours; reputation followed over later days.</w:t>
+            </w:r>
+          </w:p>
+        </w:tc>
+        <w:tc>
+          <w:tcPr/>
+          <w:p>
+            <w:pPr>
+              <w:pStyle w:val="Compact"/>
+              <w:jc w:val="left"/>
+            </w:pPr>
+            <w:r>
+              <w:t xml:space="preserve">One terminal; no independent comparison; one class mapping unclear.</w:t>
+            </w:r>
+          </w:p>
+        </w:tc>
+      </w:tr>
+      <w:tr>
+        <w:tc>
+          <w:tcPr/>
+          <w:p>
+            <w:pPr>
+              <w:pStyle w:val="Compact"/>
+              <w:jc w:val="left"/>
+            </w:pPr>
+            <w:r>
+              <w:t xml:space="preserve">Sahebjamnia et al. (2015) </w:t>
+            </w:r>
+            <w:r>
+              <w:fldChar w:fldCharType="begin"/>
+            </w:r>
+            <w:r>
+              <w:instrText xml:space="preserve"> ADDIN ZOTERO_ITEM CSL_CITATION {"citationID":"8785d695","properties":{"unsorted":false,"formattedCitation":"[6]","plainCitation":"[6]","noteIndex":0},"citationItems":[{"id":6,"uris":[],"itemData":{"DOI":"10.1016/j.ejor.2014.09.055","URL":"https://doi.org/10.1016/j.ejor.2014.09.055","author":[{"family":"Sahebjamnia","given":"Navid"},{"family":"Torabi","given":"S. Ali"},{"family":"Mansouri","given":"S. Afshin"}],"container-title":"European Journal of Operational Research","id":6,"issue":"1","issued":{"date-parts":[[2015]]},"page":"261-273","title":"Integrated business continuity and disaster recovery planning: Towards organizational resilience","type":"article-journal","volume":"242"}}],"schema":"https://github.com/citation-style-language/schema/raw/master/csl-citation.json"} </w:instrText>
+            </w:r>
+            <w:r>
+              <w:fldChar w:fldCharType="separate"/>
+            </w:r>
+            <w:r>
+              <w:rPr>
+                <w:color w:val="0000FF"/>
+              </w:rPr>
+              <w:t>[6]</w:t>
+            </w:r>
+            <w:r>
+              <w:fldChar w:fldCharType="end"/>
+            </w:r>
+          </w:p>
+        </w:tc>
+        <w:tc>
+          <w:tcPr/>
+          <w:p>
+            <w:pPr>
+              <w:pStyle w:val="Compact"/>
+              <w:jc w:val="left"/>
+            </w:pPr>
+            <w:r>
+              <w:t xml:space="preserve">Integrate continuity and recovery planning under scarce resources.</w:t>
+            </w:r>
+          </w:p>
+        </w:tc>
+        <w:tc>
+          <w:tcPr/>
+          <w:p>
+            <w:pPr>
+              <w:pStyle w:val="Compact"/>
+              <w:jc w:val="left"/>
+            </w:pPr>
+            <w:r>
+              <w:t xml:space="preserve">MTPD and minimum objective from the BIA, AHP weights, resource needs, disruption likelihoods, budgets.</w:t>
+            </w:r>
+          </w:p>
+        </w:tc>
+        <w:tc>
+          <w:tcPr/>
+          <w:p>
+            <w:pPr>
+              <w:pStyle w:val="Compact"/>
+              <w:jc w:val="left"/>
+            </w:pPr>
+            <w:r>
+              <w:t xml:space="preserve">Multi-objective mixed-integer programming with an interactive epsilon-constraint method.</w:t>
+            </w:r>
+          </w:p>
+        </w:tc>
+        <w:tc>
+          <w:tcPr/>
+          <w:p>
+            <w:pPr>
+              <w:pStyle w:val="Compact"/>
+              <w:jc w:val="left"/>
+            </w:pPr>
+            <w:r>
+              <w:t xml:space="preserve">Operating-level trajectories, recovery times, resource allocations.</w:t>
+            </w:r>
+          </w:p>
+        </w:tc>
+        <w:tc>
+          <w:tcPr/>
+          <w:p>
+            <w:pPr>
+              <w:pStyle w:val="Compact"/>
+              <w:jc w:val="left"/>
+            </w:pPr>
+            <w:r>
+              <w:t xml:space="preserve">Discrete periods; non-decreasing recovery; minimum level after the tolerability deadline.</w:t>
+            </w:r>
+          </w:p>
+        </w:tc>
+        <w:tc>
+          <w:tcPr/>
+          <w:p>
+            <w:pPr>
+              <w:pStyle w:val="Compact"/>
+              <w:jc w:val="left"/>
+            </w:pPr>
+            <w:r>
+              <w:t xml:space="preserve">One manufacturer; hypothetical additional disruption.</w:t>
+            </w:r>
+          </w:p>
+        </w:tc>
+      </w:tr>
+      <w:tr>
+        <w:tc>
+          <w:tcPr/>
+          <w:p>
+            <w:pPr>
+              <w:pStyle w:val="Compact"/>
+              <w:jc w:val="left"/>
+            </w:pPr>
+            <w:r>
+              <w:t xml:space="preserve">Aghabegloo et al. (2023) </w:t>
+            </w:r>
+            <w:r>
+              <w:fldChar w:fldCharType="begin"/>
+            </w:r>
+            <w:r>
+              <w:instrText xml:space="preserve"> ADDIN ZOTERO_ITEM CSL_CITATION {"citationID":"24cf92b2","properties":{"unsorted":false,"formattedCitation":"[19]","plainCitation":"[19]","noteIndex":0},"citationItems":[{"id":19,"uris":[],"itemData":{"DOI":"10.3390/buildings13010264","URL":"https://doi.org/10.3390/buildings13010264","author":[{"family":"Aghabegloo","given":"Mohsen"},{"family":"Rezaie","given":"Kamran"},{"family":"Torabi","given":"S. Ali"},{"family":"Khalili","given":"Seyed Mohammad"}],"container-title":"Buildings","id":19,"issue":"1","issued":{"date-parts":[[2023]]},"note":"Art. no. 264","title":"A BIA-based quantitative framework for built physical asset criticality analysis under sustainability and resilience","type":"article-journal","volume":"13"}}],"schema":"https://github.com/citation-style-language/schema/raw/master/csl-citation.json"} </w:instrText>
+            </w:r>
+            <w:r>
+              <w:fldChar w:fldCharType="separate"/>
+            </w:r>
+            <w:r>
+              <w:rPr>
+                <w:color w:val="0000FF"/>
+              </w:rPr>
+              <w:t>[19]</w:t>
+            </w:r>
+            <w:r>
+              <w:fldChar w:fldCharType="end"/>
+            </w:r>
+          </w:p>
+        </w:tc>
+        <w:tc>
+          <w:tcPr/>
+          <w:p>
+            <w:pPr>
+              <w:pStyle w:val="Compact"/>
+              <w:jc w:val="left"/>
+            </w:pPr>
+            <w:r>
+              <w:t xml:space="preserve">Rank built physical assets by criticality with sustainability and resilience.</w:t>
+            </w:r>
+          </w:p>
+        </w:tc>
+        <w:tc>
+          <w:tcPr/>
+          <w:p>
+            <w:pPr>
+              <w:pStyle w:val="Compact"/>
+              <w:jc w:val="left"/>
+            </w:pPr>
+            <w:r>
+              <w:t xml:space="preserve">Expert judgements, site history, risk scenarios; product comparisons by four managers.</w:t>
+            </w:r>
+          </w:p>
+        </w:tc>
+        <w:tc>
+          <w:tcPr/>
+          <w:p>
+            <w:pPr>
+              <w:pStyle w:val="Compact"/>
+              <w:jc w:val="left"/>
+            </w:pPr>
+            <w:r>
+              <w:t xml:space="preserve">Fuzzy best–worst method, fuzzy TOPSIS, fuzzy DEMATEL, Bayesian network.</w:t>
+            </w:r>
+          </w:p>
+        </w:tc>
+        <w:tc>
+          <w:tcPr/>
+          <w:p>
+            <w:pPr>
+              <w:pStyle w:val="Compact"/>
+              <w:jc w:val="left"/>
+            </w:pPr>
+            <w:r>
+              <w:t xml:space="preserve">Asset criticality index and ranked contributors.</w:t>
+            </w:r>
+          </w:p>
+        </w:tc>
+        <w:tc>
+          <w:tcPr/>
+          <w:p>
+            <w:pPr>
+              <w:pStyle w:val="Compact"/>
+              <w:jc w:val="left"/>
+            </w:pPr>
+            <w:r>
+              <w:t xml:space="preserve">Recovery and restoration times as resilience factors; illustrative geometry.</w:t>
+            </w:r>
+          </w:p>
+        </w:tc>
+        <w:tc>
+          <w:tcPr/>
+          <w:p>
+            <w:pPr>
+              <w:pStyle w:val="Compact"/>
+              <w:jc w:val="left"/>
+            </w:pPr>
+            <w:r>
+              <w:t xml:space="preserve">One gas plant; face validity and sensitivity analysis; asset count reported inconsistently.</w:t>
+            </w:r>
+          </w:p>
+        </w:tc>
+      </w:tr>
+      <w:tr>
+        <w:tc>
+          <w:tcPr/>
+          <w:p>
+            <w:pPr>
+              <w:pStyle w:val="Compact"/>
+              <w:jc w:val="left"/>
+            </w:pPr>
+            <w:r>
+              <w:t xml:space="preserve">Von der Assen et al. (2024) </w:t>
+            </w:r>
+            <w:r>
+              <w:fldChar w:fldCharType="begin"/>
+            </w:r>
+            <w:r>
+              <w:instrText xml:space="preserve"> ADDIN ZOTERO_ITEM CSL_CITATION {"citationID":"6ee483b9","properties":{"unsorted":false,"formattedCitation":"[18]","plainCitation":"[18]","noteIndex":0},"citationItems":[{"id":18,"uris":[],"itemData":{"DOI":"10.48550/arXiv.2402.14140","URL":"https://arxiv.org/abs/2402.14140","author":[{"dropping-particle":"von der","family":"Assen","given":"Jan"},{"family":"Franco","given":"Muriel F."},{"family":"Dong","given":"Muyao"},{"family":"Stiller","given":"Burkhard"}],"id":18,"issued":{"date-parts":[[2024]]},"publisher":"arXiv preprint arXiv:2402.14140","title":"QuantTM: Business-centric threat quantification for risk management and cyber resilience"}}],"schema":"https://github.com/citation-style-language/schema/raw/master/csl-citation.json"} </w:instrText>
+            </w:r>
+            <w:r>
+              <w:fldChar w:fldCharType="separate"/>
+            </w:r>
+            <w:r>
+              <w:rPr>
+                <w:color w:val="0000FF"/>
+              </w:rPr>
+              <w:t>[18]</w:t>
+            </w:r>
+            <w:r>
+              <w:fldChar w:fldCharType="end"/>
+            </w:r>
+          </w:p>
+        </w:tc>
+        <w:tc>
+          <w:tcPr/>
+          <w:p>
+            <w:pPr>
+              <w:pStyle w:val="Compact"/>
+              <w:jc w:val="left"/>
+            </w:pPr>
+            <w:r>
+              <w:t xml:space="preserve">Express cyber-threat scenarios as expected financial loss.</w:t>
+            </w:r>
+          </w:p>
+        </w:tc>
+        <w:tc>
+          <w:tcPr/>
+          <w:p>
+            <w:pPr>
+              <w:pStyle w:val="Compact"/>
+              <w:jc w:val="left"/>
+            </w:pPr>
+            <w:r>
+              <w:t xml:space="preserve">Threat events, probabilities, durations, impact factors, recovery stages.</w:t>
+            </w:r>
+          </w:p>
+        </w:tc>
+        <w:tc>
+          <w:tcPr/>
+          <w:p>
+            <w:pPr>
+              <w:pStyle w:val="Compact"/>
+              <w:jc w:val="left"/>
+            </w:pPr>
+            <w:r>
+              <w:t xml:space="preserve">Probability-weighted loss over recovery stages in a browser prototype.</w:t>
+            </w:r>
+          </w:p>
+        </w:tc>
+        <w:tc>
+          <w:tcPr/>
+          <w:p>
+            <w:pPr>
+              <w:pStyle w:val="Compact"/>
+              <w:jc w:val="left"/>
+            </w:pPr>
+            <w:r>
+              <w:t xml:space="preserve">Expected loss per threat.</w:t>
+            </w:r>
+          </w:p>
+        </w:tc>
+        <w:tc>
+          <w:tcPr/>
+          <w:p>
+            <w:pPr>
+              <w:pStyle w:val="Compact"/>
+              <w:jc w:val="left"/>
+            </w:pPr>
+            <w:r>
+              <w:t xml:space="preserve">Recovery level per time frame; the maximum tolerable period is an input.</w:t>
+            </w:r>
+          </w:p>
+        </w:tc>
+        <w:tc>
+          <w:tcPr/>
+          <w:p>
+            <w:pPr>
+              <w:pStyle w:val="Compact"/>
+              <w:jc w:val="left"/>
+            </w:pPr>
+            <w:r>
+              <w:t xml:space="preserve">Preprint; one small firm; five-person focus group; no ground truth.</w:t>
+            </w:r>
+          </w:p>
+        </w:tc>
+      </w:tr>
+      <w:tr>
+        <w:tc>
+          <w:tcPr/>
+          <w:p>
+            <w:pPr>
+              <w:pStyle w:val="Compact"/>
+              <w:jc w:val="left"/>
+            </w:pPr>
+            <w:r>
+              <w:t xml:space="preserve">Raptaki et al. (2025) </w:t>
+            </w:r>
+            <w:r>
+              <w:fldChar w:fldCharType="begin"/>
+            </w:r>
+            <w:r>
+              <w:instrText xml:space="preserve"> ADDIN ZOTERO_ITEM CSL_CITATION {"citationID":"f5e0a6db","properties":{"unsorted":false,"formattedCitation":"[22]","plainCitation":"[22]","noteIndex":0},"citationItems":[{"id":22,"uris":[],"itemData":{"DOI":"10.1007/s10207-025-01040-0","URL":"https://doi.org/10.1007/s10207-025-01040-0","author":[{"family":"Raptaki","given":"Melina"},{"family":"Stergiopoulos","given":"George"},{"family":"Gritzalis","given":"Dimitris"}],"container-title":"International Journal of Information Security","id":22,"issued":{"date-parts":[[2025]]},"note":"Art. no. 129","title":"Automated cybersecurity impact propagation across business processes using process mining techniques","type":"article-journal","volume":"24"}}],"schema":"https://github.com/citation-style-language/schema/raw/master/csl-citation.json"} </w:instrText>
+            </w:r>
+            <w:r>
+              <w:fldChar w:fldCharType="separate"/>
+            </w:r>
+            <w:r>
+              <w:rPr>
+                <w:color w:val="0000FF"/>
+              </w:rPr>
+              <w:t>[22]</w:t>
+            </w:r>
+            <w:r>
+              <w:fldChar w:fldCharType="end"/>
+            </w:r>
+          </w:p>
+        </w:tc>
+        <w:tc>
+          <w:tcPr/>
+          <w:p>
+            <w:pPr>
+              <w:pStyle w:val="Compact"/>
+              <w:jc w:val="left"/>
+            </w:pPr>
+            <w:r>
+              <w:t xml:space="preserve">Propagate cyber-incident impact across process activities.</w:t>
+            </w:r>
+          </w:p>
+        </w:tc>
+        <w:tc>
+          <w:tcPr/>
+          <w:p>
+            <w:pPr>
+              <w:pStyle w:val="Compact"/>
+              <w:jc w:val="left"/>
+            </w:pPr>
+            <w:r>
+              <w:t xml:space="preserve">Event log of one procurement process (553,763 events, 30 activities).</w:t>
+            </w:r>
+          </w:p>
+        </w:tc>
+        <w:tc>
+          <w:tcPr/>
+          <w:p>
+            <w:pPr>
+              <w:pStyle w:val="Compact"/>
+              <w:jc w:val="left"/>
+            </w:pPr>
+            <w:r>
+              <w:t xml:space="preserve">Process mining; weighted graph; iterative propagation; threshold of 0.5.</w:t>
+            </w:r>
+          </w:p>
+        </w:tc>
+        <w:tc>
+          <w:tcPr/>
+          <w:p>
+            <w:pPr>
+              <w:pStyle w:val="Compact"/>
+              <w:jc w:val="left"/>
+            </w:pPr>
+            <w:r>
+              <w:t xml:space="preserve">Scenario-dependent ranking of activities.</w:t>
+            </w:r>
+          </w:p>
+        </w:tc>
+        <w:tc>
+          <w:tcPr/>
+          <w:p>
+            <w:pPr>
+              <w:pStyle w:val="Compact"/>
+              <w:jc w:val="left"/>
+            </w:pPr>
+            <w:r>
+              <w:t xml:space="preserve">Relative scores; no tolerable period derived.</w:t>
+            </w:r>
+          </w:p>
+        </w:tc>
+        <w:tc>
+          <w:tcPr/>
+          <w:p>
+            <w:pPr>
+              <w:pStyle w:val="Compact"/>
+              <w:jc w:val="left"/>
+            </w:pPr>
+            <w:r>
+              <w:t xml:space="preserve">One company; five interviews; comparison with other propagation methods.</w:t>
+            </w:r>
+          </w:p>
+        </w:tc>
+      </w:tr>
+    </w:tbl>
+    <w:p>
+      <w:pPr>
+        <w:pStyle w:val="BodyText"/>
+      </w:pPr>
+      <w:r>
+        <w:t xml:space="preserve">The data demands of the quantitative approaches are considerable. The model of Sahebjamnia et al. needs importance weights, resource requirements at each operating level, disruption likelihoods, and budgets for a case with four products, ten operating levels, and five disruption types </w:t>
+      </w:r>
+      <w:r>
+        <w:fldChar w:fldCharType="begin"/>
+      </w:r>
+      <w:r>
+        <w:instrText xml:space="preserve"> ADDIN ZOTERO_ITEM CSL_CITATION {"citationID":"e2c515c5","properties":{"unsorted":false,"formattedCitation":"[6]","plainCitation":"[6]","noteIndex":0},"citationItems":[{"id":6,"uris":[],"itemData":{"DOI":"10.1016/j.ejor.2014.09.055","URL":"https://doi.org/10.1016/j.ejor.2014.09.055","author":[{"family":"Sahebjamnia","given":"Navid"},{"family":"Torabi","given":"S. Ali"},{"family":"Mansouri","given":"S. Afshin"}],"container-title":"European Journal of Operational Research","id":6,"issue":"1","issued":{"date-parts":[[2015]]},"page":"261-273","title":"Integrated business continuity and disaster recovery planning: Towards organizational resilience","type":"article-journal","volume":"242"}}],"schema":"https://github.com/citation-style-language/schema/raw/master/csl-citation.json"} </w:instrText>
+      </w:r>
+      <w:r>
+        <w:fldChar w:fldCharType="separate"/>
+      </w:r>
+      <w:r>
+        <w:rPr>
+          <w:color w:val="0000FF"/>
+        </w:rPr>
+        <w:t>[6]</w:t>
+      </w:r>
+      <w:r>
+        <w:fldChar w:fldCharType="end"/>
+      </w:r>
+      <w:r>
+        <w:t xml:space="preserve">. The criticality framework of Aghabegloo et al. builds a Bayesian network from expert elicitation, with a structure that depends on thresholds chosen by the authors </w:t>
+      </w:r>
+      <w:r>
+        <w:fldChar w:fldCharType="begin"/>
+      </w:r>
+      <w:r>
+        <w:instrText xml:space="preserve"> ADDIN ZOTERO_ITEM CSL_CITATION {"citationID":"9ca47d00","properties":{"unsorted":false,"formattedCitation":"[19]","plainCitation":"[19]","noteIndex":0},"citationItems":[{"id":19,"uris":[],"itemData":{"DOI":"10.3390/buildings13010264","URL":"https://doi.org/10.3390/buildings13010264","author":[{"family":"Aghabegloo","given":"Mohsen"},{"family":"Rezaie","given":"Kamran"},{"family":"Torabi","given":"S. Ali"},{"family":"Khalili","given":"Seyed Mohammad"}],"container-title":"Buildings","id":19,"issue":"1","issued":{"date-parts":[[2023]]},"note":"Art. no. 264","title":"A BIA-based quantitative framework for built physical asset criticality analysis under sustainability and resilience","type":"article-journal","volume":"13"}}],"schema":"https://github.com/citation-style-language/schema/raw/master/csl-citation.json"} </w:instrText>
+      </w:r>
+      <w:r>
+        <w:fldChar w:fldCharType="separate"/>
+      </w:r>
+      <w:r>
+        <w:rPr>
+          <w:color w:val="0000FF"/>
+        </w:rPr>
+        <w:t>[19]</w:t>
+      </w:r>
+      <w:r>
+        <w:fldChar w:fldCharType="end"/>
+      </w:r>
+      <w:r>
+        <w:t xml:space="preserve">, and the process-mining approach needs event logs, here more than half a million events from one procurement process </w:t>
+      </w:r>
+      <w:r>
+        <w:fldChar w:fldCharType="begin"/>
+      </w:r>
+      <w:r>
+        <w:instrText xml:space="preserve"> ADDIN ZOTERO_ITEM CSL_CITATION {"citationID":"58f06e81","properties":{"unsorted":false,"formattedCitation":"[22]","plainCitation":"[22]","noteIndex":0},"citationItems":[{"id":22,"uris":[],"itemData":{"DOI":"10.1007/s10207-025-01040-0","URL":"https://doi.org/10.1007/s10207-025-01040-0","author":[{"family":"Raptaki","given":"Melina"},{"family":"Stergiopoulos","given":"George"},{"family":"Gritzalis","given":"Dimitris"}],"container-title":"International Journal of Information Security","id":22,"issued":{"date-parts":[[2025]]},"note":"Art. no. 129","title":"Automated cybersecurity impact propagation across business processes using process mining techniques","type":"article-journal","volume":"24"}}],"schema":"https://github.com/citation-style-language/schema/raw/master/csl-citation.json"} </w:instrText>
+      </w:r>
+      <w:r>
+        <w:fldChar w:fldCharType="separate"/>
+      </w:r>
+      <w:r>
+        <w:rPr>
+          <w:color w:val="0000FF"/>
+        </w:rPr>
+        <w:t>[22]</w:t>
+      </w:r>
+      <w:r>
+        <w:fldChar w:fldCharType="end"/>
+      </w:r>
+      <w:r>
+        <w:t>. The matrix-based and data-assisted approaches ask less of the organization but depend on judgement and on the quality of the scales, as the inconsistencies noted in Section 2.2.1 show.</w:t>
+      </w:r>
+    </w:p>
+    <w:p>
+      <w:pPr>
+        <w:pStyle w:val="BodyText"/>
+      </w:pPr>
+      <w:r>
+        <w:t xml:space="preserve">The outputs are not interchangeable. Only the matrix-based studies yield tolerable periods and recovery targets directly </w:t>
+      </w:r>
+      <w:r>
+        <w:fldChar w:fldCharType="begin"/>
+      </w:r>
+      <w:r>
+        <w:instrText xml:space="preserve"> ADDIN ZOTERO_ITEM CSL_CITATION {"citationID":"cbfe99c1","properties":{"unsorted":false,"formattedCitation":"[16]","plainCitation":"[16]","noteIndex":0},"citationItems":[{"id":16,"uris":[],"itemData":{"DOI":"10.3390/asi6050082","URL":"https://doi.org/10.3390/asi6050082","author":[{"family":"Horalek","given":"Josef"}],"container-title":"Applied System Innovation","id":16,"issue":"5","issued":{"date-parts":[[2023]]},"note":"Art. no. 82","title":"Business impact analysis of AMM data: A case study","type":"article-journal","volume":"6"}}],"schema":"https://github.com/citation-style-language/schema/raw/master/csl-citation.json"} </w:instrText>
+      </w:r>
+      <w:r>
+        <w:fldChar w:fldCharType="separate"/>
+      </w:r>
+      <w:r>
+        <w:rPr>
+          <w:color w:val="0000FF"/>
+        </w:rPr>
+        <w:t>[16]</w:t>
+      </w:r>
+      <w:r>
+        <w:fldChar w:fldCharType="end"/>
+      </w:r>
+      <w:r>
+        <w:t xml:space="preserve">; the optimization study consumes the MTPD as an input </w:t>
+      </w:r>
+      <w:r>
+        <w:fldChar w:fldCharType="begin"/>
+      </w:r>
+      <w:r>
+        <w:instrText xml:space="preserve"> ADDIN ZOTERO_ITEM CSL_CITATION {"citationID":"b59e3c51","properties":{"unsorted":false,"formattedCitation":"[6]","plainCitation":"[6]","noteIndex":0},"citationItems":[{"id":6,"uris":[],"itemData":{"DOI":"10.1016/j.ejor.2014.09.055","URL":"https://doi.org/10.1016/j.ejor.2014.09.055","author":[{"family":"Sahebjamnia","given":"Navid"},{"family":"Torabi","given":"S. Ali"},{"family":"Mansouri","given":"S. Afshin"}],"container-title":"European Journal of Operational Research","id":6,"issue":"1","issued":{"date-parts":[[2015]]},"page":"261-273","title":"Integrated business continuity and disaster recovery planning: Towards organizational resilience","type":"article-journal","volume":"242"}}],"schema":"https://github.com/citation-style-language/schema/raw/master/csl-citation.json"} </w:instrText>
+      </w:r>
+      <w:r>
+        <w:fldChar w:fldCharType="separate"/>
+      </w:r>
+      <w:r>
+        <w:rPr>
+          <w:color w:val="0000FF"/>
+        </w:rPr>
+        <w:t>[6]</w:t>
+      </w:r>
+      <w:r>
+        <w:fldChar w:fldCharType="end"/>
+      </w:r>
+      <w:r>
+        <w:t xml:space="preserve">, and the other approaches produce a loss, a score, or a ranking that must still be associated with the underlying assets </w:t>
+      </w:r>
+      <w:r>
+        <w:fldChar w:fldCharType="begin"/>
+      </w:r>
+      <w:r>
+        <w:instrText xml:space="preserve"> ADDIN ZOTERO_ITEM CSL_CITATION {"citationID":"fb1e535b","properties":{"unsorted":false,"formattedCitation":"[18], [19], [22]","plainCitation":"[18], [19], [22]","noteIndex":0},"citationItems":[{"id":18,"uris":[],"itemData":{"DOI":"10.48550/arXiv.2402.14140","URL":"https://arxiv.org/abs/2402.14140","author":[{"dropping-particle":"von der","family":"Assen","given":"Jan"},{"family":"Franco","given":"Muriel F."},{"family":"Dong","given":"Muyao"},{"family":"Stiller","given":"Burkhard"}],"id":18,"issued":{"date-parts":[[2024]]},"publisher":"arXiv preprint arXiv:2402.14140","title":"QuantTM: Business-centric threat quantification for risk management and cyber resilience"}},{"id":19,"uris":[],"itemData":{"DOI":"10.3390/buildings13010264","URL":"https://doi.org/10.3390/buildings13010264","author":[{"family":"Aghabegloo","given":"Mohsen"},{"family":"Rezaie","given":"Kamran"},{"family":"Torabi","given":"S. Ali"},{"family":"Khalili","given":"Seyed Mohammad"}],"container-title":"Buildings","id":19,"issue":"1","issued":{"date-parts":[[2023]]},"note":"Art. no. 264","title":"A BIA-based quantitative framework for built physical asset criticality analysis under sustainability and resilience","type":"article-journal","volume":"13"}},{"id":22,"uris":[],"itemData":{"DOI":"10.1007/s10207-025-01040-0","URL":"https://doi.org/10.1007/s10207-025-01040-0","author":[{"family":"Raptaki","given":"Melina"},{"family":"Stergiopoulos","given":"George"},{"family":"Gritzalis","given":"Dimitris"}],"container-title":"International Journal of Information Security","id":22,"issued":{"date-parts":[[2025]]},"note":"Art. no. 129","title":"Automated cybersecurity impact propagation across business processes using process mining techniques","type":"article-journal","volume":"24"}}],"schema":"https://github.com/citation-style-language/schema/raw/master/csl-citation.json"} </w:instrText>
+      </w:r>
+      <w:r>
+        <w:fldChar w:fldCharType="separate"/>
+      </w:r>
+      <w:r>
+        <w:rPr>
+          <w:color w:val="0000FF"/>
+        </w:rPr>
+        <w:t>[18], [19], [22]</w:t>
+      </w:r>
+      <w:r>
+        <w:fldChar w:fldCharType="end"/>
+      </w:r>
+      <w:r>
+        <w:t>.</w:t>
+      </w:r>
+    </w:p>
+    <w:p>
+      <w:pPr>
+        <w:pStyle w:val="BodyText"/>
+      </w:pPr>
+      <w:r>
+        <w:t xml:space="preserve">The evidence of effectiveness is of one kind. The studies rely on single cases with expert review or hypothetical disruptions: the metering study is a worked assessment without a comparison of recovery outcomes, the model of Sahebjamnia et al. is evaluated under an additional hypothetical disruption, the framework of Aghabegloo et al. on face validity and sensitivity analysis, and the process-mining and financial approaches on interviews with five employees and a focus group of five participants, respectively </w:t>
+      </w:r>
+      <w:r>
+        <w:fldChar w:fldCharType="begin"/>
+      </w:r>
+      <w:r>
+        <w:instrText xml:space="preserve"> ADDIN ZOTERO_ITEM CSL_CITATION {"citationID":"3cc2f315","properties":{"unsorted":false,"formattedCitation":"[16], [6], [19], [22], [18]","plainCitation":"[16], [6], [19], [22], [18]","noteIndex":0},"citationItems":[{"id":16,"uris":[],"itemData":{"DOI":"10.3390/asi6050082","URL":"https://doi.org/10.3390/asi6050082","author":[{"family":"Horalek","given":"Josef"}],"container-title":"Applied System Innovation","id":16,"issue":"5","issued":{"date-parts":[[2023]]},"note":"Art. no. 82","title":"Business impact analysis of AMM data: A case study","type":"article-journal","volume":"6"}},{"id":6,"uris":[],"itemData":{"DOI":"10.1016/j.ejor.2014.09.055","URL":"https://doi.org/10.1016/j.ejor.2014.09.055","author":[{"family":"Sahebjamnia","given":"Navid"},{"family":"Torabi","given":"S. Ali"},{"family":"Mansouri","given":"S. Afshin"}],"container-title":"European Journal of Operational Research","id":6,"issue":"1","issued":{"date-parts":[[2015]]},"page":"261-273","title":"Integrated business continuity and disaster recovery planning: Towards organizational resilience","type":"article-journal","volume":"242"}},{"id":19,"uris":[],"itemData":{"DOI":"10.3390/buildings13010264","URL":"https://doi.org/10.3390/buildings13010264","author":[{"family":"Aghabegloo","given":"Mohsen"},{"family":"Rezaie","given":"Kamran"},{"family":"Torabi","given":"S. Ali"},{"family":"Khalili","given":"Seyed Mohammad"}],"container-title":"Buildings","id":19,"issue":"1","issued":{"date-parts":[[2023]]},"note":"Art. no. 264","title":"A BIA-based quantitative framework for built physical asset criticality analysis under sustainability and resilience","type":"article-journal","volume":"13"}},{"id":22,"uris":[],"itemData":{"DOI":"10.1007/s10207-025-01040-0","URL":"https://doi.org/10.1007/s10207-025-01040-0","author":[{"family":"Raptaki","given":"Melina"},{"family":"Stergiopoulos","given":"George"},{"family":"Gritzalis","given":"Dimitris"}],"container-title":"International Journal of Information Security","id":22,"issued":{"date-parts":[[2025]]},"note":"Art. no. 129","title":"Automated cybersecurity impact propagation across business processes using process mining techniques","type":"article-journal","volume":"24"}},{"id":18,"uris":[],"itemData":{"DOI":"10.48550/arXiv.2402.14140","URL":"https://arxiv.org/abs/2402.14140","author":[{"dropping-particle":"von der","family":"Assen","given":"Jan"},{"family":"Franco","given":"Muriel F."},{"family":"Dong","given":"Muyao"},{"family":"Stiller","given":"Burkhard"}],"id":18,"issued":{"date-parts":[[2024]]},"publisher":"arXiv preprint arXiv:2402.14140","title":"QuantTM: Business-centric threat quantification for risk management and cyber resilience"}}],"schema":"https://github.com/citation-style-language/schema/raw/master/csl-citation.json"} </w:instrText>
+      </w:r>
+      <w:r>
+        <w:fldChar w:fldCharType="separate"/>
+      </w:r>
+      <w:r>
+        <w:rPr>
+          <w:color w:val="0000FF"/>
+        </w:rPr>
+        <w:t>[16], [6], [19], [22], [18]</w:t>
+      </w:r>
+      <w:r>
+        <w:fldChar w:fldCharType="end"/>
+      </w:r>
+      <w:r>
+        <w:t xml:space="preserve">. No study reports a measured improvement in recovery during real incidents, so the evidence supports plausibility and feasibility more than effectiveness. Replication materials are generally not published: two studies offer data on request </w:t>
+      </w:r>
+      <w:r>
+        <w:fldChar w:fldCharType="begin"/>
+      </w:r>
+      <w:r>
+        <w:instrText xml:space="preserve"> ADDIN ZOTERO_ITEM CSL_CITATION {"citationID":"c547b231","properties":{"unsorted":false,"formattedCitation":"[17], [19]","plainCitation":"[17], [19]","noteIndex":0},"citationItems":[{"id":17,"uris":[],"itemData":{"DOI":"10.3390/su132112038","URL":"https://doi.org/10.3390/su132112038","author":[{"family":"Budiyanto","given":"Eko Hariyadi"},{"family":"Gurning","given":"Raja Oloan Saut"},{"family":"Pitana","given":"Trika"}],"container-title":"Sustainability","id":17,"issue":"21","issued":{"date-parts":[[2021]]},"note":"Art. no. 12038","title":"The application of business impact analysis due to electricity disruption in a container terminal","type":"article-journal","volume":"13"}},{"id":19,"uris":[],"itemData":{"DOI":"10.3390/buildings13010264","URL":"https://doi.org/10.3390/buildings13010264","author":[{"family":"Aghabegloo","given":"Mohsen"},{"family":"Rezaie","given":"Kamran"},{"family":"Torabi","given":"S. Ali"},{"family":"Khalili","given":"Seyed Mohammad"}],"container-title":"Buildings","id":19,"issue":"1","issued":{"date-parts":[[2023]]},"note":"Art. no. 264","title":"A BIA-based quantitative framework for built physical asset criticality analysis under sustainability and resilience","type":"article-journal","volume":"13"}}],"schema":"https://github.com/citation-style-language/schema/raw/master/csl-citation.json"} </w:instrText>
+      </w:r>
+      <w:r>
+        <w:fldChar w:fldCharType="separate"/>
+      </w:r>
+      <w:r>
+        <w:rPr>
+          <w:color w:val="0000FF"/>
+        </w:rPr>
+        <w:t>[17], [19]</w:t>
+      </w:r>
+      <w:r>
+        <w:fldChar w:fldCharType="end"/>
+      </w:r>
+      <w:r>
+        <w:t xml:space="preserve">, and a third states that no datasets were generated or analyzed although it reports a case analysis </w:t>
+      </w:r>
+      <w:r>
+        <w:fldChar w:fldCharType="begin"/>
+      </w:r>
+      <w:r>
+        <w:instrText xml:space="preserve"> ADDIN ZOTERO_ITEM CSL_CITATION {"citationID":"aaa3e242","properties":{"unsorted":false,"formattedCitation":"[22]","plainCitation":"[22]","noteIndex":0},"citationItems":[{"id":22,"uris":[],"itemData":{"DOI":"10.1007/s10207-025-01040-0","URL":"https://doi.org/10.1007/s10207-025-01040-0","author":[{"family":"Raptaki","given":"Melina"},{"family":"Stergiopoulos","given":"George"},{"family":"Gritzalis","given":"Dimitris"}],"container-title":"International Journal of Information Security","id":22,"issued":{"date-parts":[[2025]]},"note":"Art. no. 129","title":"Automated cybersecurity impact propagation across business processes using process mining techniques","type":"article-journal","volume":"24"}}],"schema":"https://github.com/citation-style-language/schema/raw/master/csl-citation.json"} </w:instrText>
+      </w:r>
+      <w:r>
+        <w:fldChar w:fldCharType="separate"/>
+      </w:r>
+      <w:r>
+        <w:rPr>
+          <w:color w:val="0000FF"/>
+        </w:rPr>
+        <w:t>[22]</w:t>
+      </w:r>
+      <w:r>
+        <w:fldChar w:fldCharType="end"/>
+      </w:r>
+      <w:r>
+        <w:t>.</w:t>
+      </w:r>
+    </w:p>
+    <w:p>
+      <w:pPr>
+        <w:pStyle w:val="BodyText"/>
+      </w:pPr>
+      <w:r>
+        <w:t xml:space="preserve">Methods therefore exist that estimate impact, tolerability, and criticality from judgement, operating data, or probabilistic models, and some derive tolerable periods from time-indexed assessments. The reviewed studies, however, are tied to one organization, depend on case-specific scales or data, and do not publish the interpretation rules, checks, and configurable parameters that would let another organization reproduce a service-level assessment. The use of such assessments to rank services is considered in Section 2.3.</w:t>
+      </w:r>
+    </w:p>
+    <w:bookmarkEnd w:id="37"/>
+    <w:bookmarkEnd w:id="38"/>
+    <w:bookmarkEnd w:id="39"/>
+    <w:bookmarkStart w:id="43" w:name="X824c751f3d43af7f63cf0aa7d89c9a113075c6c"/>
+    <w:p>
+      <w:pPr>
+        <w:pStyle w:val="Heading2"/>
+      </w:pPr>
+      <w:r>
+        <w:t xml:space="preserve">Service Criticality and Recovery Prioritization</w:t>
+      </w:r>
+    </w:p>
+    <w:p>
+      <w:pPr>
+        <w:pStyle w:val="FirstParagraph"/>
+      </w:pPr>
+      <w:r>
+        <w:t xml:space="preserve">Criticality and priority are related but should not be treated as synonyms. Criticality expresses the consequence of losing a service, process, or asset, whereas a recovery priority expresses its relative position in a recovery decision. A highly critical service will normally receive a high priority, but the practical order in which work can be restored may also depend on prerequisites, available personnel, resource capacity, and the recovery of other services. NIST IR 8179 makes the first distinction by defining a criticality analysis as a structured way to identify and rank functions, systems, and components according to their importance to organizational goals </w:t>
+      </w:r>
+      <w:r>
+        <w:fldChar w:fldCharType="begin"/>
+      </w:r>
+      <w:r>
+        <w:instrText xml:space="preserve"> ADDIN ZOTERO_ITEM CSL_CITATION {"citationID":"dc8ab765","properties":{"unsorted":false,"formattedCitation":"[20]","plainCitation":"[20]","noteIndex":0},"citationItems":[{"id":20,"uris":[],"itemData":{"DOI":"10.6028/NIST.IR.8179","URL":"https://nvlpubs.nist.gov/nistpubs/ir/2018/NIST.IR.8179.pdf","author":[{"family":"Paulsen","given":"Celia"},{"family":"Boyens","given":"Jon"},{"family":"Bartol","given":"Nadya"},{"family":"Winkler","given":"Kris"}],"id":20,"issued":{"date-parts":[[2018]]},"number":"NIST IR 8179","publisher":"National Institute of Standards; Technology","title":"Criticality analysis process model: Prioritizing systems and components","type":"report"}}],"schema":"https://github.com/citation-style-language/schema/raw/master/csl-citation.json"} </w:instrText>
+      </w:r>
+      <w:r>
+        <w:fldChar w:fldCharType="separate"/>
+      </w:r>
+      <w:r>
+        <w:rPr>
+          <w:color w:val="0000FF"/>
+        </w:rPr>
+        <w:t>[20]</w:t>
+      </w:r>
+      <w:r>
+        <w:fldChar w:fldCharType="end"/>
+      </w:r>
+      <w:r>
+        <w:t xml:space="preserve">. The Saudi guidance connects impact classification to target recovery times and asks organizations to record dependencies, but it does not reduce the entire recovery decision to a single score </w:t>
+      </w:r>
+      <w:r>
+        <w:fldChar w:fldCharType="begin"/>
+      </w:r>
+      <w:r>
+        <w:instrText xml:space="preserve"> ADDIN ZOTERO_ITEM CSL_CITATION {"citationID":"88269294","properties":{"unsorted":false,"formattedCitation":"[1], [15]","plainCitation":"[1], [15]","noteIndex":0},"citationItems":[{"id":1,"uris":[],"itemData":{"URL":"https://riskbcm.com/gsnrc_standards/","author":[{"literal":"General Secretariat of the National Risk Council"}],"id":1,"note":"Arabic-language supplied extract; BCM chapter, printed pp. 216–272, followed by supplementary tables and references with separate pagination. Publication year unspecified. Reviewed 2026-10-29","publisher":"National Risk Council, Saudi Arabia","title":"National Framework for Risk, Emergency and Business Continuity Management: Business Continuity Management Section"}},{"id":15,"uris":[],"itemData":{"URL":"https://dga.gov.sa/en/regulatory-documents","author":[{"literal":"Digital Government Authority"}],"id":15,"issued":{"date-parts":[[2025]]},"note":"Supplied English issue 1.0; cover dated January 28, 2025, running footers January 29, 2025. BCM pp. 97–130; documentation p. 131; relevant annexes pp. 152–154. Reviewed 2026-10-29","number":"DGA-1-2-5-210","publisher":"Digital Government Authority, Saudi Arabia","title":"Guideline of risk and business continuity management for digital government","type":"report"}}],"schema":"https://github.com/citation-style-language/schema/raw/master/csl-citation.json"} </w:instrText>
+      </w:r>
+      <w:r>
+        <w:fldChar w:fldCharType="separate"/>
+      </w:r>
+      <w:r>
+        <w:rPr>
+          <w:color w:val="0000FF"/>
+        </w:rPr>
+        <w:t>[1], [15]</w:t>
+      </w:r>
+      <w:r>
+        <w:fldChar w:fldCharType="end"/>
+      </w:r>
+      <w:r>
+        <w:t>. The literature can consequently be divided into methods that calculate a relative criticality, methods that apply explicit classification rules, and methods that construct a feasible recovery schedule.</w:t>
+      </w:r>
+    </w:p>
+    <w:p>
+      <w:pPr>
+        <w:pStyle w:val="BodyText"/>
+      </w:pPr>
+      <w:r>
+        <w:t xml:space="preserve">The choice of unit is decisive. A business service is an outcome delivered to a beneficiary, a process is a sequence of activities, a system or asset enables some part of that sequence, and a dependency is a relationship through which delivery relies on another element. Rankings at these levels answer different questions. A process ranking identifies the activities whose interruption is most consequential; an asset ranking identifies the resources that most strongly influence performance; and a service ranking states which organizational outcomes are most time-sensitive. NIST IR 8286D explicitly begins with enterprise products and processes and then relates the assets that enable them, while NIST IR 8179 permits ranges to express the degree of importance inherited from supported functions </w:t>
+      </w:r>
+      <w:r>
+        <w:fldChar w:fldCharType="begin"/>
+      </w:r>
+      <w:r>
+        <w:instrText xml:space="preserve"> ADDIN ZOTERO_ITEM CSL_CITATION {"citationID":"136c49be","properties":{"unsorted":false,"formattedCitation":"[11], [20]","plainCitation":"[11], [20]","noteIndex":0},"citationItems":[{"id":11,"uris":[],"itemData":{"DOI":"10.6028/NIST.IR.8286D-upd1","URL":"https://nvlpubs.nist.gov/nistpubs/ir/2025/NIST.IR.8286D-upd1.pdf","author":[{"family":"Quinn","given":"Stephen D."},{"family":"Ivy","given":"Nahla"},{"family":"Chua","given":"Julie"},{"family":"Barrett","given":"Matthew"},{"family":"Feldman","given":"Larry"},{"family":"Topper","given":"Daniel"},{"family":"Witte","given":"Gregory A."},{"family":"Gardner","given":"R. K."}],"id":11,"issued":{"date-parts":[[2025]]},"note":"Updated February 26, 2025; supersedes the November 2022 edition","number":"NIST IR 8286D-upd1","publisher":"National Institute of Standards; Technology","title":"Using business impact analysis to inform risk prioritization and response","type":"report"}},{"id":20,"uris":[],"itemData":{"DOI":"10.6028/NIST.IR.8179","URL":"https://nvlpubs.nist.gov/nistpubs/ir/2018/NIST.IR.8179.pdf","author":[{"family":"Paulsen","given":"Celia"},{"family":"Boyens","given":"Jon"},{"family":"Bartol","given":"Nadya"},{"family":"Winkler","given":"Kris"}],"id":20,"issued":{"date-parts":[[2018]]},"number":"NIST IR 8179","publisher":"National Institute of Standards; Technology","title":"Criticality analysis process model: Prioritizing systems and components","type":"report"}}],"schema":"https://github.com/citation-style-language/schema/raw/master/csl-citation.json"} </w:instrText>
+      </w:r>
+      <w:r>
+        <w:fldChar w:fldCharType="separate"/>
+      </w:r>
+      <w:r>
+        <w:rPr>
+          <w:color w:val="0000FF"/>
+        </w:rPr>
+        <w:t>[11], [20]</w:t>
+      </w:r>
+      <w:r>
+        <w:fldChar w:fldCharType="end"/>
+      </w:r>
+      <w:r>
+        <w:t>. A service-first method such as TDRP must therefore preserve the direction from organizational outcome to supporting element rather than interpreting every score as if it described the same object.</w:t>
+      </w:r>
+    </w:p>
+    <w:bookmarkStart w:id="40" w:name="multi-criteria-approaches"/>
+    <w:p>
+      <w:pPr>
+        <w:pStyle w:val="Heading3"/>
+      </w:pPr>
+      <w:r>
+        <w:t xml:space="preserve">Multi-Criteria Approaches</w:t>
+      </w:r>
+    </w:p>
+    <w:p>
+      <w:pPr>
+        <w:pStyle w:val="FirstParagraph"/>
+      </w:pPr>
+      <w:r>
+        <w:t xml:space="preserve">Multi-criteria decision-making methods are attractive when criticality cannot be represented by one impact dimension. They combine several criteria, usually after weights and scales have been elicited, and produce a score or ordering. The BIA-based framework of Aghabegloo et al. is the most elaborate example in the reviewed corpus. It develops sustainability and resilience factors for built physical assets, uses a fuzzy best–worst method for weights, fuzzy TOPSIS for comparative ranking, fuzzy DEMATEL for causal relationships among factors, and a Bayesian network for probabilistic criticality analysis </w:t>
+      </w:r>
+      <w:r>
+        <w:fldChar w:fldCharType="begin"/>
+      </w:r>
+      <w:r>
+        <w:instrText xml:space="preserve"> ADDIN ZOTERO_ITEM CSL_CITATION {"citationID":"c0da93e0","properties":{"unsorted":false,"formattedCitation":"[19]","plainCitation":"[19]","noteIndex":0},"citationItems":[{"id":19,"uris":[],"itemData":{"DOI":"10.3390/buildings13010264","URL":"https://doi.org/10.3390/buildings13010264","author":[{"family":"Aghabegloo","given":"Mohsen"},{"family":"Rezaie","given":"Kamran"},{"family":"Torabi","given":"S. Ali"},{"family":"Khalili","given":"Seyed Mohammad"}],"container-title":"Buildings","id":19,"issue":"1","issued":{"date-parts":[[2023]]},"note":"Art. no. 264","title":"A BIA-based quantitative framework for built physical asset criticality analysis under sustainability and resilience","type":"article-journal","volume":"13"}}],"schema":"https://github.com/citation-style-language/schema/raw/master/csl-citation.json"} </w:instrText>
+      </w:r>
+      <w:r>
+        <w:fldChar w:fldCharType="separate"/>
+      </w:r>
+      <w:r>
+        <w:rPr>
+          <w:color w:val="0000FF"/>
+        </w:rPr>
+        <w:t>[19]</w:t>
+      </w:r>
+      <w:r>
+        <w:fldChar w:fldCharType="end"/>
+      </w:r>
+      <w:r>
+        <w:t>. The result is an asset criticality index and an account of the factors that contribute to it. The study demonstrates that uncertainty and interdependence among criteria can be represented more richly than in a simple ordinal matrix.</w:t>
+      </w:r>
+    </w:p>
+    <w:p>
+      <w:pPr>
+        <w:pStyle w:val="BodyText"/>
+      </w:pPr>
+      <w:r>
+        <w:t xml:space="preserve">That richness entails assumptions and data requirements. The criteria, linguistic scales, causal structure, and thresholds have to be elicited from experts. The reported case concerns assets in one gas processing plant, and four managers contributed to the comparison of assets </w:t>
+      </w:r>
+      <w:r>
+        <w:fldChar w:fldCharType="begin"/>
+      </w:r>
+      <w:r>
+        <w:instrText xml:space="preserve"> ADDIN ZOTERO_ITEM CSL_CITATION {"citationID":"6977b694","properties":{"unsorted":false,"formattedCitation":"[19]","plainCitation":"[19]","noteIndex":0},"citationItems":[{"id":19,"uris":[],"itemData":{"DOI":"10.3390/buildings13010264","URL":"https://doi.org/10.3390/buildings13010264","author":[{"family":"Aghabegloo","given":"Mohsen"},{"family":"Rezaie","given":"Kamran"},{"family":"Torabi","given":"S. Ali"},{"family":"Khalili","given":"Seyed Mohammad"}],"container-title":"Buildings","id":19,"issue":"1","issued":{"date-parts":[[2023]]},"note":"Art. no. 264","title":"A BIA-based quantitative framework for built physical asset criticality analysis under sustainability and resilience","type":"article-journal","volume":"13"}}],"schema":"https://github.com/citation-style-language/schema/raw/master/csl-citation.json"} </w:instrText>
+      </w:r>
+      <w:r>
+        <w:fldChar w:fldCharType="separate"/>
+      </w:r>
+      <w:r>
+        <w:rPr>
+          <w:color w:val="0000FF"/>
+        </w:rPr>
+        <w:t>[19]</w:t>
+      </w:r>
+      <w:r>
+        <w:fldChar w:fldCharType="end"/>
+      </w:r>
+      <w:r>
+        <w:t>. Sensitivity analysis shows how the ranking responds to selected parameter changes, but it does not establish that the same structure or weights apply to another organization. Moreover, recovery and restoration time appear as factors contributing to an asset score; they are not derived as service-level MTPD and RTO values from successive impact assessments. The method is therefore relevant to the general problem of criticality but not a direct implementation of the temporal conversion required by TDRP.</w:t>
+      </w:r>
+    </w:p>
+    <w:p>
+      <w:pPr>
+        <w:pStyle w:val="BodyText"/>
+      </w:pPr>
+      <w:r>
+        <w:t xml:space="preserve">Sahebjamnia et al. use the analytic hierarchy process to obtain importance weights before a multi-objective optimization model allocates continuity and recovery resources </w:t>
+      </w:r>
+      <w:r>
+        <w:fldChar w:fldCharType="begin"/>
+      </w:r>
+      <w:r>
+        <w:instrText xml:space="preserve"> ADDIN ZOTERO_ITEM CSL_CITATION {"citationID":"940da48c","properties":{"unsorted":false,"formattedCitation":"[6]","plainCitation":"[6]","noteIndex":0},"citationItems":[{"id":6,"uris":[],"itemData":{"DOI":"10.1016/j.ejor.2014.09.055","URL":"https://doi.org/10.1016/j.ejor.2014.09.055","author":[{"family":"Sahebjamnia","given":"Navid"},{"family":"Torabi","given":"S. Ali"},{"family":"Mansouri","given":"S. Afshin"}],"container-title":"European Journal of Operational Research","id":6,"issue":"1","issued":{"date-parts":[[2015]]},"page":"261-273","title":"Integrated business continuity and disaster recovery planning: Towards organizational resilience","type":"article-journal","volume":"242"}}],"schema":"https://github.com/citation-style-language/schema/raw/master/csl-citation.json"} </w:instrText>
+      </w:r>
+      <w:r>
+        <w:fldChar w:fldCharType="separate"/>
+      </w:r>
+      <w:r>
+        <w:rPr>
+          <w:color w:val="0000FF"/>
+        </w:rPr>
+        <w:t>[6]</w:t>
+      </w:r>
+      <w:r>
+        <w:fldChar w:fldCharType="end"/>
+      </w:r>
+      <w:r>
+        <w:t>. Their method makes trade-offs explicit: it seeks to reduce lost resilience while controlling cost and considers several products, disruption types, operating levels, and time periods. It consequently addresses a question that a static priority list cannot answer—how limited resources should be used to restore operating capacity. Its required inputs are extensive, including disruption likelihoods, resource needs at each operating level, budgets, importance weights, MTPD, and minimum acceptable operating levels. The case shows the feasibility of the formulation but uses one organization and hypothetical disruptions, so the reported solution cannot be interpreted as a generally validated priority policy.</w:t>
+      </w:r>
+    </w:p>
+    <w:p>
+      <w:pPr>
+        <w:pStyle w:val="BodyText"/>
+      </w:pPr>
+      <w:r>
+        <w:t xml:space="preserve">Multi-criteria approaches offer three lessons for the present research. First, they make the combination of heterogeneous impact dimensions visible rather than leaving it implicit. Second, they show the importance of sensitivity analysis because rankings can change when weights or thresholds change. Third, they demonstrate that an apparently precise aggregate score remains conditional on value judgements and model structure. For a configurable rule-based method, these lessons imply that impact dimensions, thresholds, and tie-breaking rules should be stored as explicit configuration, and that outputs should retain their relationship to the underlying assessments. They do not imply that a complex fuzzy or probabilistic model is always preferable. Where an organization already uses approved ordinal scales and needs a reproducible mapping to recovery requirements, a simpler rule can be easier to govern and audit.</w:t>
+      </w:r>
+    </w:p>
+    <w:bookmarkEnd w:id="40"/>
+    <w:bookmarkStart w:id="41" w:name="rule-based-approaches"/>
+    <w:p>
+      <w:pPr>
+        <w:pStyle w:val="Heading3"/>
+      </w:pPr>
+      <w:r>
+        <w:t xml:space="preserve">Rule-Based Approaches</w:t>
+      </w:r>
+    </w:p>
+    <w:p>
+      <w:pPr>
+        <w:pStyle w:val="FirstParagraph"/>
+      </w:pPr>
+      <w:r>
+        <w:t xml:space="preserve">Rule-based approaches state the conditions under which an assessment receives a class, recovery target, or other output. Their principal advantage is inspectability: a reviewer can determine which observations triggered which result. The DGA guideline provides an example at platform level. It assesses four impact factors, adopts the highest factor level when the factors differ, and maps the resulting tier to a target recovery time </w:t>
+      </w:r>
+      <w:r>
+        <w:fldChar w:fldCharType="begin"/>
+      </w:r>
+      <w:r>
+        <w:instrText xml:space="preserve"> ADDIN ZOTERO_ITEM CSL_CITATION {"citationID":"ec946adb","properties":{"unsorted":false,"formattedCitation":"[15]","plainCitation":"[15]","noteIndex":0},"citationItems":[{"id":15,"uris":[],"itemData":{"URL":"https://dga.gov.sa/en/regulatory-documents","author":[{"literal":"Digital Government Authority"}],"id":15,"issued":{"date-parts":[[2025]]},"note":"Supplied English issue 1.0; cover dated January 28, 2025, running footers January 29, 2025. BCM pp. 97–130; documentation p. 131; relevant annexes pp. 152–154. Reviewed 2026-10-29","number":"DGA-1-2-5-210","publisher":"Digital Government Authority, Saudi Arabia","title":"Guideline of risk and business continuity management for digital government","type":"report"}}],"schema":"https://github.com/citation-style-language/schema/raw/master/csl-citation.json"} </w:instrText>
+      </w:r>
+      <w:r>
+        <w:fldChar w:fldCharType="separate"/>
+      </w:r>
+      <w:r>
+        <w:rPr>
+          <w:color w:val="0000FF"/>
+        </w:rPr>
+        <w:t>[15]</w:t>
+      </w:r>
+      <w:r>
+        <w:fldChar w:fldCharType="end"/>
+      </w:r>
+      <w:r>
+        <w:t xml:space="preserve">. The rule embodies a conservative policy: a severe result in one dimension is not averaged away by lower results elsewhere. The National Framework offers illustrative recovery classes but leaves the entity to approve the scale and its thresholds </w:t>
+      </w:r>
+      <w:r>
+        <w:fldChar w:fldCharType="begin"/>
+      </w:r>
+      <w:r>
+        <w:instrText xml:space="preserve"> ADDIN ZOTERO_ITEM CSL_CITATION {"citationID":"de2d5360","properties":{"unsorted":false,"formattedCitation":"[1]","plainCitation":"[1]","noteIndex":0},"citationItems":[{"id":1,"uris":[],"itemData":{"URL":"https://riskbcm.com/gsnrc_standards/","author":[{"literal":"General Secretariat of the National Risk Council"}],"id":1,"note":"Arabic-language supplied extract; BCM chapter, printed pp. 216–272, followed by supplementary tables and references with separate pagination. Publication year unspecified. Reviewed 2026-10-29","publisher":"National Risk Council, Saudi Arabia","title":"National Framework for Risk, Emergency and Business Continuity Management: Business Continuity Management Section"}}],"schema":"https://github.com/citation-style-language/schema/raw/master/csl-citation.json"} </w:instrText>
+      </w:r>
+      <w:r>
+        <w:fldChar w:fldCharType="separate"/>
+      </w:r>
+      <w:r>
+        <w:rPr>
+          <w:color w:val="0000FF"/>
+        </w:rPr>
+        <w:t>[1]</w:t>
+      </w:r>
+      <w:r>
+        <w:fldChar w:fldCharType="end"/>
+      </w:r>
+      <w:r>
+        <w:t>. Together, these documents support a distinction between the form of a rule, which can be standardized, and its parameter values, which remain organizational choices.</w:t>
+      </w:r>
+    </w:p>
+    <w:p>
+      <w:pPr>
+        <w:pStyle w:val="BodyText"/>
+      </w:pPr>
+      <w:r>
+        <w:t xml:space="preserve">NIST IR 8179 similarly permits criticality to be represented by discrete values or ranges and recommends documenting the reasoning and dependencies that produce the ranking </w:t>
+      </w:r>
+      <w:r>
+        <w:fldChar w:fldCharType="begin"/>
+      </w:r>
+      <w:r>
+        <w:instrText xml:space="preserve"> ADDIN ZOTERO_ITEM CSL_CITATION {"citationID":"afd9e394","properties":{"unsorted":false,"formattedCitation":"[20]","plainCitation":"[20]","noteIndex":0},"citationItems":[{"id":20,"uris":[],"itemData":{"DOI":"10.6028/NIST.IR.8179","URL":"https://nvlpubs.nist.gov/nistpubs/ir/2018/NIST.IR.8179.pdf","author":[{"family":"Paulsen","given":"Celia"},{"family":"Boyens","given":"Jon"},{"family":"Bartol","given":"Nadya"},{"family":"Winkler","given":"Kris"}],"id":20,"issued":{"date-parts":[[2018]]},"number":"NIST IR 8179","publisher":"National Institute of Standards; Technology","title":"Criticality analysis process model: Prioritizing systems and components","type":"report"}}],"schema":"https://github.com/citation-style-language/schema/raw/master/csl-citation.json"} </w:instrText>
+      </w:r>
+      <w:r>
+        <w:fldChar w:fldCharType="separate"/>
+      </w:r>
+      <w:r>
+        <w:rPr>
+          <w:color w:val="0000FF"/>
+        </w:rPr>
+        <w:t>[20]</w:t>
+      </w:r>
+      <w:r>
+        <w:fldChar w:fldCharType="end"/>
+      </w:r>
+      <w:r>
+        <w:t xml:space="preserve">. In a range-based representation, an element may inherit a lower and upper bound from the functions it supports, which preserves uncertainty instead of forcing premature precision. NIST IR 8286D recommends consistency in the values recorded in the BIA register and the enterprise risk register and emphasizes the rationale for each impact assessment </w:t>
+      </w:r>
+      <w:r>
+        <w:fldChar w:fldCharType="begin"/>
+      </w:r>
+      <w:r>
+        <w:instrText xml:space="preserve"> ADDIN ZOTERO_ITEM CSL_CITATION {"citationID":"0a9b11c0","properties":{"unsorted":false,"formattedCitation":"[11]","plainCitation":"[11]","noteIndex":0},"citationItems":[{"id":11,"uris":[],"itemData":{"DOI":"10.6028/NIST.IR.8286D-upd1","URL":"https://nvlpubs.nist.gov/nistpubs/ir/2025/NIST.IR.8286D-upd1.pdf","author":[{"family":"Quinn","given":"Stephen D."},{"family":"Ivy","given":"Nahla"},{"family":"Chua","given":"Julie"},{"family":"Barrett","given":"Matthew"},{"family":"Feldman","given":"Larry"},{"family":"Topper","given":"Daniel"},{"family":"Witte","given":"Gregory A."},{"family":"Gardner","given":"R. K."}],"id":11,"issued":{"date-parts":[[2025]]},"note":"Updated February 26, 2025; supersedes the November 2022 edition","number":"NIST IR 8286D-upd1","publisher":"National Institute of Standards; Technology","title":"Using business impact analysis to inform risk prioritization and response","type":"report"}}],"schema":"https://github.com/citation-style-language/schema/raw/master/csl-citation.json"} </w:instrText>
+      </w:r>
+      <w:r>
+        <w:fldChar w:fldCharType="separate"/>
+      </w:r>
+      <w:r>
+        <w:rPr>
+          <w:color w:val="0000FF"/>
+        </w:rPr>
+        <w:t>[11]</w:t>
+      </w:r>
+      <w:r>
+        <w:fldChar w:fldCharType="end"/>
+      </w:r>
+      <w:r>
+        <w:t>. These sources do not supply the exact TDRP formula, but they establish that transparent mappings, contextual configuration, and traceable rationale are legitimate requirements for a criticality method.</w:t>
+      </w:r>
+    </w:p>
+    <w:p>
+      <w:pPr>
+        <w:pStyle w:val="BodyText"/>
+      </w:pPr>
+      <w:r>
+        <w:t xml:space="preserve">Commercial documentation supplies more concrete prior art. ServiceNow records tolerability by impact category and assessed duration, calculates a downtime for each category, and uses the minimum of those downtimes as the RTO; where no duration reaches the intolerable level, a configured maximum is used </w:t>
+      </w:r>
+      <w:r>
+        <w:fldChar w:fldCharType="begin"/>
+      </w:r>
+      <w:r>
+        <w:instrText xml:space="preserve"> ADDIN ZOTERO_ITEM CSL_CITATION {"citationID":"a18b5053","properties":{"unsorted":false,"formattedCitation":"[21]","plainCitation":"[21]","noteIndex":0},"citationItems":[{"id":21,"uris":[],"itemData":{"URL":"https://www.servicenow.com/docs/r/yokohama/governance-risk-compliance/rto-rpo-calculation.html","author":[{"literal":"ServiceNow"}],"id":21,"issued":{"date-parts":[[2025]]},"note":"Updated July 31, 2025; original documentation body reviewed, generated overview excluded. Accessed 2026-10-29","publisher":"ServiceNow product documentation, Yokohama release","title":"Calculating RTO and RPO"}}],"schema":"https://github.com/citation-style-language/schema/raw/master/csl-citation.json"} </w:instrText>
+      </w:r>
+      <w:r>
+        <w:fldChar w:fldCharType="separate"/>
+      </w:r>
+      <w:r>
+        <w:rPr>
+          <w:color w:val="0000FF"/>
+        </w:rPr>
+        <w:t>[21]</w:t>
+      </w:r>
+      <w:r>
+        <w:fldChar w:fldCharType="end"/>
+      </w:r>
+      <w:r>
+        <w:t xml:space="preserve">. GlobalSuite documents a time-indexed impact table and permits the MTPD to be determined manually or automatically under several criteria. It also permits departmental assessments to be consolidated by average, weighted average, maximum, or minimum </w:t>
+      </w:r>
+      <w:r>
+        <w:fldChar w:fldCharType="begin"/>
+      </w:r>
+      <w:r>
+        <w:instrText xml:space="preserve"> ADDIN ZOTERO_ITEM CSL_CITATION {"citationID":"01530d04","properties":{"unsorted":false,"formattedCitation":"[23]","plainCitation":"[23]","noteIndex":0},"citationItems":[{"id":23,"uris":[],"itemData":{"URL":"https://help.globalsuitesolutions.com/en/globalsuite/v1/pre-bia","author":[{"literal":"GlobalSuite Solutions"}],"id":23,"issued":{"date-parts":[[2025]]},"note":"Page last modified Dec. 23, 2025; accessed Oct. 29, 2026","publisher":"GlobalSuite user manual, product documentation","title":"Pre-BIA"}}],"schema":"https://github.com/citation-style-language/schema/raw/master/csl-citation.json"} </w:instrText>
+      </w:r>
+      <w:r>
+        <w:fldChar w:fldCharType="separate"/>
+      </w:r>
+      <w:r>
+        <w:rPr>
+          <w:color w:val="0000FF"/>
+        </w:rPr>
+        <w:t>[23]</w:t>
+      </w:r>
+      <w:r>
+        <w:fldChar w:fldCharType="end"/>
+      </w:r>
+      <w:r>
+        <w:t xml:space="preserve">. GRASP presents configurable time horizons and damage scenarios but appears to leave MTPD and RTO selection to the analyst </w:t>
+      </w:r>
+      <w:r>
+        <w:fldChar w:fldCharType="begin"/>
+      </w:r>
+      <w:r>
+        <w:instrText xml:space="preserve"> ADDIN ZOTERO_ITEM CSL_CITATION {"citationID":"77fb9fd1","properties":{"unsorted":false,"formattedCitation":"[24]","plainCitation":"[24]","noteIndex":0},"citationItems":[{"id":24,"uris":[],"itemData":{"URL":"https://docs.grasp-grc.com/en/apps/bcm/bia/assessment.html","author":[{"literal":"DextraData GRC Technologies GmbH"}],"id":24,"issued":{"date-parts":[]},"note":"Accessed Oct. 29, 2026; page shows no release date","publisher":"GRASP GRC product documentation","title":"BCM – business impact analysis: Assessment (processes &amp; objectives)"}}],"schema":"https://github.com/citation-style-language/schema/raw/master/csl-citation.json"} </w:instrText>
+      </w:r>
+      <w:r>
+        <w:fldChar w:fldCharType="separate"/>
+      </w:r>
+      <w:r>
+        <w:rPr>
+          <w:color w:val="0000FF"/>
+        </w:rPr>
+        <w:t>[24]</w:t>
+      </w:r>
+      <w:r>
+        <w:fldChar w:fldCharType="end"/>
+      </w:r>
+      <w:r>
+        <w:t>. These products show that configurable temporal rules and conservative aggregation are not new in isolation. The research opportunity is instead to state and evaluate an integrated method whose treatment of thresholds, incomplete assessments, unreached thresholds, and shared dependencies is visible.</w:t>
+      </w:r>
+    </w:p>
+    <w:p>
+      <w:pPr>
+        <w:pStyle w:val="BodyText"/>
+      </w:pPr>
+      <w:r>
+        <w:t xml:space="preserve">Several edge cases determine whether a rule is reproducible. A threshold comparison must state whether equality is sufficient to trigger a class. A discrete temporal matrix must define whether the MTPD is the first unacceptable assessed period, the preceding acceptable period, or a bounded interval between them. Missing values must be rejected, imputed, or handled by an explicit conservative policy; silently ignoring them changes the meaning of an aggregate. If no point reaches the threshold, the method must return a configured upper bound, a distinct unresolved status, or require further assessment. A non-monotonic series, in which impact decreases without a documented reason, should be identified because it may reflect seasonality, mitigation, or data inconsistency. The reviewed research recognizes several of these conditions but does not combine them in a complete, published interpretation policy.</w:t>
+      </w:r>
+    </w:p>
+    <w:p>
+      <w:pPr>
+        <w:pStyle w:val="BodyText"/>
+      </w:pPr>
+      <w:r>
+        <w:t xml:space="preserve">Rule-based classification also requires governance. Configuration flexibility can undermine comparability if authorized users change scales or mappings without version control. Each result should therefore be associated with the rule version and input state that produced it. When rules are changed, recalculation should be deliberate and distinguish historical results from current ones. This is an information-systems requirement as much as an analytical one: the system must represent configurations, enforce valid ranges, maintain provenance, and present exceptions to human reviewers. Such traceability is particularly important because the output guides professional judgement rather than replacing the authority of continuity personnel.</w:t>
+      </w:r>
+    </w:p>
+    <w:bookmarkEnd w:id="41"/>
+    <w:bookmarkStart w:id="42" w:name="recovery-sequencing"/>
+    <w:p>
+      <w:pPr>
+        <w:pStyle w:val="Heading3"/>
+      </w:pPr>
+      <w:r>
+        <w:t xml:space="preserve">Recovery Sequencing</w:t>
+      </w:r>
+    </w:p>
+    <w:p>
+      <w:pPr>
+        <w:pStyle w:val="FirstParagraph"/>
+      </w:pPr>
+      <w:r>
+        <w:t xml:space="preserve">A priority ranking indicates relative importance; a recovery sequence states which action can be performed, at what time, with which resources, and after which prerequisites. The distinction can be seen in the NIST contingency planning guide, which notes that operating systems, applications, and data have technical restoration dependencies </w:t>
+      </w:r>
+      <w:r>
+        <w:fldChar w:fldCharType="begin"/>
+      </w:r>
+      <w:r>
+        <w:instrText xml:space="preserve"> ADDIN ZOTERO_ITEM CSL_CITATION {"citationID":"88b1ce5e","properties":{"unsorted":false,"formattedCitation":"[9]","plainCitation":"[9]","noteIndex":0},"citationItems":[{"id":9,"uris":[],"itemData":{"DOI":"10.6028/NIST.SP.800-34r1","URL":"https://nvlpubs.nist.gov/nistpubs/Legacy/SP/nistspecialpublication800-34r1.pdf","author":[{"family":"Swanson","given":"Marianne"},{"family":"Bowen","given":"Pauline"},{"family":"Wohl Phillips","given":"Amy"},{"family":"Gallup","given":"Dean"},{"family":"Lynes","given":"David"}],"id":9,"issued":{"date-parts":[[2010,5]]},"note":"Includes errata through November 11, 2010","number":"NIST SP 800-34 Rev. 1","publisher":"National Institute of Standards; Technology","title":"Contingency planning guide for federal information systems","type":"report"}}],"schema":"https://github.com/citation-style-language/schema/raw/master/csl-citation.json"} </w:instrText>
+      </w:r>
+      <w:r>
+        <w:fldChar w:fldCharType="separate"/>
+      </w:r>
+      <w:r>
+        <w:rPr>
+          <w:color w:val="0000FF"/>
+        </w:rPr>
+        <w:t>[9]</w:t>
+      </w:r>
+      <w:r>
+        <w:fldChar w:fldCharType="end"/>
+      </w:r>
+      <w:r>
+        <w:t>. Restoring a highly ranked application before its platform or data is available is infeasible. Likewise, two services with the same criticality may need different sequences if one relies on a scarce specialist or a shared infrastructure component.</w:t>
+      </w:r>
+    </w:p>
+    <w:p>
+      <w:pPr>
+        <w:pStyle w:val="BodyText"/>
+      </w:pPr>
+      <w:r>
+        <w:t xml:space="preserve">The optimization model of Sahebjamnia et al. represents recovery as changes in operating level over discrete periods and allocates limited resources across products and disruption scenarios </w:t>
+      </w:r>
+      <w:r>
+        <w:fldChar w:fldCharType="begin"/>
+      </w:r>
+      <w:r>
+        <w:instrText xml:space="preserve"> ADDIN ZOTERO_ITEM CSL_CITATION {"citationID":"4558e6f9","properties":{"unsorted":false,"formattedCitation":"[6]","plainCitation":"[6]","noteIndex":0},"citationItems":[{"id":6,"uris":[],"itemData":{"DOI":"10.1016/j.ejor.2014.09.055","URL":"https://doi.org/10.1016/j.ejor.2014.09.055","author":[{"family":"Sahebjamnia","given":"Navid"},{"family":"Torabi","given":"S. Ali"},{"family":"Mansouri","given":"S. Afshin"}],"container-title":"European Journal of Operational Research","id":6,"issue":"1","issued":{"date-parts":[[2015]]},"page":"261-273","title":"Integrated business continuity and disaster recovery planning: Towards organizational resilience","type":"article-journal","volume":"242"}}],"schema":"https://github.com/citation-style-language/schema/raw/master/csl-citation.json"} </w:instrText>
+      </w:r>
+      <w:r>
+        <w:fldChar w:fldCharType="separate"/>
+      </w:r>
+      <w:r>
+        <w:rPr>
+          <w:color w:val="0000FF"/>
+        </w:rPr>
+        <w:t>[6]</w:t>
+      </w:r>
+      <w:r>
+        <w:fldChar w:fldCharType="end"/>
+      </w:r>
+      <w:r>
+        <w:t xml:space="preserve">. PRECESION addresses a related but more explicitly dependency-constrained problem in enterprise data centers. It models services, components, and workers, and progressively constructs a recovery plan under dependency and personnel-capacity constraints </w:t>
+      </w:r>
+      <w:r>
+        <w:fldChar w:fldCharType="begin"/>
+      </w:r>
+      <w:r>
+        <w:instrText xml:space="preserve"> ADDIN ZOTERO_ITEM CSL_CITATION {"citationID":"8e46d5c9","properties":{"unsorted":false,"formattedCitation":"[25]","plainCitation":"[25]","noteIndex":0},"citationItems":[{"id":25,"uris":[],"itemData":{"DOI":"10.1016/j.dcan.2017.08.001","URL":"https://doi.org/10.1016/j.dcan.2017.08.001","author":[{"family":"El-Shekeil","given":"Ibrahim"},{"family":"Pal","given":"Amitangshu"},{"family":"Kant","given":"Krishna"}],"container-title":"Digital Communications and Networks","id":25,"issued":{"date-parts":[[2017]]},"note":"In press; volume and page numbers not shown in the reviewed copy","title":"PRECESION: Progressive recovery and restoration planning of interdependent services in enterprise data centers","type":"article-journal"}}],"schema":"https://github.com/citation-style-language/schema/raw/master/csl-citation.json"} </w:instrText>
+      </w:r>
+      <w:r>
+        <w:fldChar w:fldCharType="separate"/>
+      </w:r>
+      <w:r>
+        <w:rPr>
+          <w:color w:val="0000FF"/>
+        </w:rPr>
+        <w:t>[25]</w:t>
+      </w:r>
+      <w:r>
+        <w:fldChar w:fldCharType="end"/>
+      </w:r>
+      <w:r>
+        <w:t>. Its value for the present review is conceptual: it demonstrates that service importance, component precedence, and human capacity are separate inputs to a schedule. A ranking derived from BIA is therefore necessary information for planning, but it is not itself a plan.</w:t>
+      </w:r>
+    </w:p>
+    <w:p>
+      <w:pPr>
+        <w:pStyle w:val="BodyText"/>
+      </w:pPr>
+      <w:r>
+        <w:t xml:space="preserve">This boundary prevents an overstatement of Masar’s intended function. TDRP is designed to derive service criticality, recovery parameters, and relative priorities and to show the supporting dependencies recorded for each service. It does not estimate restoration duration for technical tasks, allocate personnel, resolve cycles in a dependency graph, or optimize a schedule. The output may inform later planning or an operational decision, but the order in which recovery work is actually executed remains subject to incident conditions, prerequisite analysis, resource availability, and authorized human judgement. Preserving that distinction makes the method more defensible and provides a clear boundary for evaluation.</w:t>
+      </w:r>
+    </w:p>
+    <w:bookmarkEnd w:id="42"/>
+    <w:bookmarkEnd w:id="43"/>
+    <w:bookmarkStart w:id="47" w:name="dependency-modeling"/>
+    <w:p>
+      <w:pPr>
+        <w:pStyle w:val="Heading2"/>
+      </w:pPr>
+      <w:r>
+        <w:t xml:space="preserve">Dependency Modeling</w:t>
+      </w:r>
+    </w:p>
+    <w:p>
+      <w:pPr>
+        <w:pStyle w:val="FirstParagraph"/>
+      </w:pPr>
+      <w:r>
+        <w:t xml:space="preserve">Services are not delivered in isolation. They depend on activities, people, facilities, information, technologies, suppliers, and other services, and a failure can propagate through these relationships. Dependency modeling gives structure to this fact, but different models describe different levels of the organization. This section separates direct service-support relationships from broader infrastructure interdependencies and then examines how criticality may be transferred to supporting elements.</w:t>
+      </w:r>
+    </w:p>
+    <w:bookmarkStart w:id="44" w:name="service-dependencies"/>
+    <w:p>
+      <w:pPr>
+        <w:pStyle w:val="Heading3"/>
+      </w:pPr>
+      <w:r>
+        <w:t xml:space="preserve">Service Dependencies</w:t>
+      </w:r>
+    </w:p>
+    <w:p>
+      <w:pPr>
+        <w:pStyle w:val="FirstParagraph"/>
+      </w:pPr>
+      <w:r>
+        <w:t xml:space="preserve">The Saudi National Framework places dependency identification inside the BIA and distinguishes one-way and mutual relationships as well as upstream, internal, and downstream dependencies </w:t>
+      </w:r>
+      <w:r>
+        <w:fldChar w:fldCharType="begin"/>
+      </w:r>
+      <w:r>
+        <w:instrText xml:space="preserve"> ADDIN ZOTERO_ITEM CSL_CITATION {"citationID":"abd6ae87","properties":{"unsorted":false,"formattedCitation":"[1]","plainCitation":"[1]","noteIndex":0},"citationItems":[{"id":1,"uris":[],"itemData":{"URL":"https://riskbcm.com/gsnrc_standards/","author":[{"literal":"General Secretariat of the National Risk Council"}],"id":1,"note":"Arabic-language supplied extract; BCM chapter, printed pp. 216–272, followed by supplementary tables and references with separate pagination. Publication year unspecified. Reviewed 2026-10-29","publisher":"National Risk Council, Saudi Arabia","title":"National Framework for Risk, Emergency and Business Continuity Management: Business Continuity Management Section"}}],"schema":"https://github.com/citation-style-language/schema/raw/master/csl-citation.json"} </w:instrText>
+      </w:r>
+      <w:r>
+        <w:fldChar w:fldCharType="separate"/>
+      </w:r>
+      <w:r>
+        <w:rPr>
+          <w:color w:val="0000FF"/>
+        </w:rPr>
+        <w:t>[1]</w:t>
+      </w:r>
+      <w:r>
+        <w:fldChar w:fldCharType="end"/>
+      </w:r>
+      <w:r>
+        <w:t xml:space="preserve">. The DGA guideline likewise asks entities to inventory dependencies alongside operations and warns that missing dependency maps weaken continuity planning </w:t>
+      </w:r>
+      <w:r>
+        <w:fldChar w:fldCharType="begin"/>
+      </w:r>
+      <w:r>
+        <w:instrText xml:space="preserve"> ADDIN ZOTERO_ITEM CSL_CITATION {"citationID":"3890acc9","properties":{"unsorted":false,"formattedCitation":"[15]","plainCitation":"[15]","noteIndex":0},"citationItems":[{"id":15,"uris":[],"itemData":{"URL":"https://dga.gov.sa/en/regulatory-documents","author":[{"literal":"Digital Government Authority"}],"id":15,"issued":{"date-parts":[[2025]]},"note":"Supplied English issue 1.0; cover dated January 28, 2025, running footers January 29, 2025. BCM pp. 97–130; documentation p. 131; relevant annexes pp. 152–154. Reviewed 2026-10-29","number":"DGA-1-2-5-210","publisher":"Digital Government Authority, Saudi Arabia","title":"Guideline of risk and business continuity management for digital government","type":"report"}}],"schema":"https://github.com/citation-style-language/schema/raw/master/csl-citation.json"} </w:instrText>
+      </w:r>
+      <w:r>
+        <w:fldChar w:fldCharType="separate"/>
+      </w:r>
+      <w:r>
+        <w:rPr>
+          <w:color w:val="0000FF"/>
+        </w:rPr>
+        <w:t>[15]</w:t>
+      </w:r>
+      <w:r>
+        <w:fldChar w:fldCharType="end"/>
+      </w:r>
+      <w:r>
+        <w:t xml:space="preserve">. NIST SP 800-34 takes a process-to-resource view: after identifying critical processes, the analyst identifies the systems and resources needed to support them and then determines recovery priorities for those resources </w:t>
+      </w:r>
+      <w:r>
+        <w:fldChar w:fldCharType="begin"/>
+      </w:r>
+      <w:r>
+        <w:instrText xml:space="preserve"> ADDIN ZOTERO_ITEM CSL_CITATION {"citationID":"c1763163","properties":{"unsorted":false,"formattedCitation":"[9]","plainCitation":"[9]","noteIndex":0},"citationItems":[{"id":9,"uris":[],"itemData":{"DOI":"10.6028/NIST.SP.800-34r1","URL":"https://nvlpubs.nist.gov/nistpubs/Legacy/SP/nistspecialpublication800-34r1.pdf","author":[{"family":"Swanson","given":"Marianne"},{"family":"Bowen","given":"Pauline"},{"family":"Wohl Phillips","given":"Amy"},{"family":"Gallup","given":"Dean"},{"family":"Lynes","given":"David"}],"id":9,"issued":{"date-parts":[[2010,5]]},"note":"Includes errata through November 11, 2010","number":"NIST SP 800-34 Rev. 1","publisher":"National Institute of Standards; Technology","title":"Contingency planning guide for federal information systems","type":"report"}}],"schema":"https://github.com/citation-style-language/schema/raw/master/csl-citation.json"} </w:instrText>
+      </w:r>
+      <w:r>
+        <w:fldChar w:fldCharType="separate"/>
+      </w:r>
+      <w:r>
+        <w:rPr>
+          <w:color w:val="0000FF"/>
+        </w:rPr>
+        <w:t>[9]</w:t>
+      </w:r>
+      <w:r>
+        <w:fldChar w:fldCharType="end"/>
+      </w:r>
+      <w:r>
+        <w:t>. In each case, dependency mapping connects an organizational outcome to the enabling elements needed to restore it.</w:t>
+      </w:r>
+    </w:p>
+    <w:p>
+      <w:pPr>
+        <w:pStyle w:val="BodyText"/>
+      </w:pPr>
+      <w:r>
+        <w:t xml:space="preserve">The direction of the relationship must be explicit. If service A depends on system B, an interruption of B may affect A, but the reverse conclusion does not follow unless another relationship is recorded. Direction also determines how criticality should be propagated. A supporting resource derives importance from the services it enables; the service does not become less critical merely because a low-rated resource is linked to it. Mutual dependencies and cycles require special care because naïve recursive propagation can repeatedly amplify or fail to terminate. TDRP’s initial scope is deliberately narrower: it records direct support relationships and derives a dependency classification from the already established service classifications.</w:t>
+      </w:r>
+    </w:p>
+    <w:p>
+      <w:pPr>
+        <w:pStyle w:val="BodyText"/>
+      </w:pPr>
+      <w:r>
+        <w:t xml:space="preserve">Granularity also changes the usefulness of the map. A very coarse node such as “IT” conceals the systems that create single points of failure, whereas a map of every technical component can overwhelm a service-level decision. NIST IR 8286D recommends identifying the assets that enable essential products and processes and recording the basis of the impact values assigned to them </w:t>
+      </w:r>
+      <w:r>
+        <w:fldChar w:fldCharType="begin"/>
+      </w:r>
+      <w:r>
+        <w:instrText xml:space="preserve"> ADDIN ZOTERO_ITEM CSL_CITATION {"citationID":"9d98bc50","properties":{"unsorted":false,"formattedCitation":"[11]","plainCitation":"[11]","noteIndex":0},"citationItems":[{"id":11,"uris":[],"itemData":{"DOI":"10.6028/NIST.IR.8286D-upd1","URL":"https://nvlpubs.nist.gov/nistpubs/ir/2025/NIST.IR.8286D-upd1.pdf","author":[{"family":"Quinn","given":"Stephen D."},{"family":"Ivy","given":"Nahla"},{"family":"Chua","given":"Julie"},{"family":"Barrett","given":"Matthew"},{"family":"Feldman","given":"Larry"},{"family":"Topper","given":"Daniel"},{"family":"Witte","given":"Gregory A."},{"family":"Gardner","given":"R. K."}],"id":11,"issued":{"date-parts":[[2025]]},"note":"Updated February 26, 2025; supersedes the November 2022 edition","number":"NIST IR 8286D-upd1","publisher":"National Institute of Standards; Technology","title":"Using business impact analysis to inform risk prioritization and response","type":"report"}}],"schema":"https://github.com/citation-style-language/schema/raw/master/csl-citation.json"} </w:instrText>
+      </w:r>
+      <w:r>
+        <w:fldChar w:fldCharType="separate"/>
+      </w:r>
+      <w:r>
+        <w:rPr>
+          <w:color w:val="0000FF"/>
+        </w:rPr>
+        <w:t>[11]</w:t>
+      </w:r>
+      <w:r>
+        <w:fldChar w:fldCharType="end"/>
+      </w:r>
+      <w:r>
+        <w:t xml:space="preserve">. GRASP documentation includes process dependencies and single-point-of-failure checks, while Fusion and Riskonnect describe mappings among processes, systems, people, locations, and third parties </w:t>
+      </w:r>
+      <w:r>
+        <w:fldChar w:fldCharType="begin"/>
+      </w:r>
+      <w:r>
+        <w:instrText xml:space="preserve"> ADDIN ZOTERO_ITEM CSL_CITATION {"citationID":"66773ecf","properties":{"unsorted":false,"formattedCitation":"[24], [26], [27]","plainCitation":"[24], [26], [27]","noteIndex":0},"citationItems":[{"id":24,"uris":[],"itemData":{"URL":"https://docs.grasp-grc.com/en/apps/bcm/bia/assessment.html","author":[{"literal":"DextraData GRC Technologies GmbH"}],"id":24,"issued":{"date-parts":[]},"note":"Accessed Oct. 29, 2026; page shows no release date","publisher":"GRASP GRC product documentation","title":"BCM – business impact analysis: Assessment (processes &amp; objectives)"}},{"id":26,"uris":[],"itemData":{"URL":"https://www.fusionrm.com/solutions/business-continuity-management/","author":[{"literal":"Fusion Risk Management"}],"id":26,"note":"Undated dynamic provider page; capabilities as documented on access date, not an independent software evaluation. Accessed 2026-10-29","publisher":"Official product page","title":"Business continuity management"}},{"id":27,"uris":[],"itemData":{"URL":"https://riskonnect.com/business-continuity-management-software/","author":[{"literal":"Riskonnect"}],"id":27,"note":"Provider capability descriptions and FAQ; page update marker September 2026, not a fixed software version. Accessed 2026-10-29","publisher":"Official product page","title":"Business continuity management software"}}],"schema":"https://github.com/citation-style-language/schema/raw/master/csl-citation.json"} </w:instrText>
+      </w:r>
+      <w:r>
+        <w:fldChar w:fldCharType="separate"/>
+      </w:r>
+      <w:r>
+        <w:rPr>
+          <w:color w:val="0000FF"/>
+        </w:rPr>
+        <w:t>[24], [26], [27]</w:t>
+      </w:r>
+      <w:r>
+        <w:fldChar w:fldCharType="end"/>
+      </w:r>
+      <w:r>
+        <w:t>. These examples support a layered model in which Masar can maintain service-to-dependency relationships without claiming to replace a full configuration management database or technical topology.</w:t>
+      </w:r>
+    </w:p>
+    <w:bookmarkEnd w:id="44"/>
+    <w:bookmarkStart w:id="45" w:name="interdependency-models"/>
+    <w:p>
+      <w:pPr>
+        <w:pStyle w:val="Heading3"/>
+      </w:pPr>
+      <w:r>
+        <w:t xml:space="preserve">Interdependency Models</w:t>
+      </w:r>
+    </w:p>
+    <w:p>
+      <w:pPr>
+        <w:pStyle w:val="FirstParagraph"/>
+      </w:pPr>
+      <w:r>
+        <w:t xml:space="preserve">Rinaldi et al. provide a foundational conceptual treatment of critical-infrastructure interdependency. They distinguish physical, cyber, geographic, and logical interdependencies and analyze them through dimensions including the operating environment, coupling and response behavior, type of failure, infrastructure state, and spatial and temporal scale </w:t>
+      </w:r>
+      <w:r>
+        <w:fldChar w:fldCharType="begin"/>
+      </w:r>
+      <w:r>
+        <w:instrText xml:space="preserve"> ADDIN ZOTERO_ITEM CSL_CITATION {"citationID":"674d474b","properties":{"unsorted":false,"formattedCitation":"[28]","plainCitation":"[28]","noteIndex":0},"citationItems":[{"id":28,"uris":[],"itemData":{"DOI":"10.1109/37.969131","URL":"https://doi.org/10.1109/37.969131","author":[{"family":"Rinaldi","given":"Steven M."},{"family":"Peerenboom","given":"James P."},{"family":"Kelly","given":"Terrence K."}],"container-title":"IEEE Control Systems Magazine","id":28,"issue":"6","issued":{"date-parts":[[2001]]},"page":"11-25","title":"Identifying, understanding, and analyzing critical infrastructure interdependencies","type":"article-journal","volume":"21"}}],"schema":"https://github.com/citation-style-language/schema/raw/master/csl-citation.json"} </w:instrText>
+      </w:r>
+      <w:r>
+        <w:fldChar w:fldCharType="separate"/>
+      </w:r>
+      <w:r>
+        <w:rPr>
+          <w:color w:val="0000FF"/>
+        </w:rPr>
+        <w:t>[28]</w:t>
+      </w:r>
+      <w:r>
+        <w:fldChar w:fldCharType="end"/>
+      </w:r>
+      <w:r>
+        <w:t>. The framework explains why disruption effects may be cascading, escalating, or common-cause rather than confined to a single pair of components. Its unit is infrastructure rather than an organizational service, and it is a conceptual framework rather than an algorithm for deriving an MTPD. Nevertheless, its typology is useful because it shows that a dependency record without direction, type, and context can conceal materially different mechanisms.</w:t>
+      </w:r>
+    </w:p>
+    <w:p>
+      <w:pPr>
+        <w:pStyle w:val="BodyText"/>
+      </w:pPr>
+      <w:r>
+        <w:t xml:space="preserve">More recent analytical work uses graphs and event data. Raptaki et al. construct a process graph from an event log and propagate incident impact across business-process activities using weighted relationships and a threshold </w:t>
+      </w:r>
+      <w:r>
+        <w:fldChar w:fldCharType="begin"/>
+      </w:r>
+      <w:r>
+        <w:instrText xml:space="preserve"> ADDIN ZOTERO_ITEM CSL_CITATION {"citationID":"67c9454d","properties":{"unsorted":false,"formattedCitation":"[22]","plainCitation":"[22]","noteIndex":0},"citationItems":[{"id":22,"uris":[],"itemData":{"DOI":"10.1007/s10207-025-01040-0","URL":"https://doi.org/10.1007/s10207-025-01040-0","author":[{"family":"Raptaki","given":"Melina"},{"family":"Stergiopoulos","given":"George"},{"family":"Gritzalis","given":"Dimitris"}],"container-title":"International Journal of Information Security","id":22,"issued":{"date-parts":[[2025]]},"note":"Art. no. 129","title":"Automated cybersecurity impact propagation across business processes using process mining techniques","type":"article-journal","volume":"24"}}],"schema":"https://github.com/citation-style-language/schema/raw/master/csl-citation.json"} </w:instrText>
+      </w:r>
+      <w:r>
+        <w:fldChar w:fldCharType="separate"/>
+      </w:r>
+      <w:r>
+        <w:rPr>
+          <w:color w:val="0000FF"/>
+        </w:rPr>
+        <w:t>[22]</w:t>
+      </w:r>
+      <w:r>
+        <w:fldChar w:fldCharType="end"/>
+      </w:r>
+      <w:r>
+        <w:t>. This makes dependencies empirical in the limited sense that they are inferred from observed process execution rather than only elicited from experts. The resulting scores are relative and scenario-dependent. They are not failure probabilities, service MTPD values, or proof of a causal relationship, and the case concerns one procurement process. The approach nevertheless shows how operational data can complement manually maintained maps and suggests a future extension beyond the current TDRP scope.</w:t>
+      </w:r>
+    </w:p>
+    <w:p>
+      <w:pPr>
+        <w:pStyle w:val="BodyText"/>
+      </w:pPr>
+      <w:r>
+        <w:t xml:space="preserve">The Bayesian network in the asset-criticality study represents causal relationships among criteria and permits changes in one factor to affect the probability distribution of others </w:t>
+      </w:r>
+      <w:r>
+        <w:fldChar w:fldCharType="begin"/>
+      </w:r>
+      <w:r>
+        <w:instrText xml:space="preserve"> ADDIN ZOTERO_ITEM CSL_CITATION {"citationID":"0fe73a08","properties":{"unsorted":false,"formattedCitation":"[19]","plainCitation":"[19]","noteIndex":0},"citationItems":[{"id":19,"uris":[],"itemData":{"DOI":"10.3390/buildings13010264","URL":"https://doi.org/10.3390/buildings13010264","author":[{"family":"Aghabegloo","given":"Mohsen"},{"family":"Rezaie","given":"Kamran"},{"family":"Torabi","given":"S. Ali"},{"family":"Khalili","given":"Seyed Mohammad"}],"container-title":"Buildings","id":19,"issue":"1","issued":{"date-parts":[[2023]]},"note":"Art. no. 264","title":"A BIA-based quantitative framework for built physical asset criticality analysis under sustainability and resilience","type":"article-journal","volume":"13"}}],"schema":"https://github.com/citation-style-language/schema/raw/master/csl-citation.json"} </w:instrText>
+      </w:r>
+      <w:r>
+        <w:fldChar w:fldCharType="separate"/>
+      </w:r>
+      <w:r>
+        <w:rPr>
+          <w:color w:val="0000FF"/>
+        </w:rPr>
+        <w:t>[19]</w:t>
+      </w:r>
+      <w:r>
+        <w:fldChar w:fldCharType="end"/>
+      </w:r>
+      <w:r>
+        <w:t>. This is different from a graph that connects a business service to a resource. The former models dependencies among explanatory variables; the latter records delivery relationships. Confusing them would lead to an incorrect interpretation of the output. A dependency model for Masar should therefore state the semantic type of every node and edge and should not treat all network structures as interchangeable.</w:t>
+      </w:r>
+    </w:p>
+    <w:p>
+      <w:pPr>
+        <w:pStyle w:val="BodyText"/>
+      </w:pPr>
+      <w:r>
+        <w:t xml:space="preserve">Time adds another dimension. A dependency may be essential immediately, only after a buffer is exhausted, or only at a particular operating level. The literature reviewed here rarely combines time-indexed service impact with time-dependent availability of supporting dependencies. Optimization models incorporate precedence and time into recovery decisions </w:t>
+      </w:r>
+      <w:r>
+        <w:fldChar w:fldCharType="begin"/>
+      </w:r>
+      <w:r>
+        <w:instrText xml:space="preserve"> ADDIN ZOTERO_ITEM CSL_CITATION {"citationID":"7ed535d8","properties":{"unsorted":false,"formattedCitation":"[6], [25]","plainCitation":"[6], [25]","noteIndex":0},"citationItems":[{"id":6,"uris":[],"itemData":{"DOI":"10.1016/j.ejor.2014.09.055","URL":"https://doi.org/10.1016/j.ejor.2014.09.055","author":[{"family":"Sahebjamnia","given":"Navid"},{"family":"Torabi","given":"S. Ali"},{"family":"Mansouri","given":"S. Afshin"}],"container-title":"European Journal of Operational Research","id":6,"issue":"1","issued":{"date-parts":[[2015]]},"page":"261-273","title":"Integrated business continuity and disaster recovery planning: Towards organizational resilience","type":"article-journal","volume":"242"}},{"id":25,"uris":[],"itemData":{"DOI":"10.1016/j.dcan.2017.08.001","URL":"https://doi.org/10.1016/j.dcan.2017.08.001","author":[{"family":"El-Shekeil","given":"Ibrahim"},{"family":"Pal","given":"Amitangshu"},{"family":"Kant","given":"Krishna"}],"container-title":"Digital Communications and Networks","id":25,"issued":{"date-parts":[[2017]]},"note":"In press; volume and page numbers not shown in the reviewed copy","title":"PRECESION: Progressive recovery and restoration planning of interdependent services in enterprise data centers","type":"article-journal"}}],"schema":"https://github.com/citation-style-language/schema/raw/master/csl-citation.json"} </w:instrText>
+      </w:r>
+      <w:r>
+        <w:fldChar w:fldCharType="separate"/>
+      </w:r>
+      <w:r>
+        <w:rPr>
+          <w:color w:val="0000FF"/>
+        </w:rPr>
+        <w:t>[6], [25]</w:t>
+      </w:r>
+      <w:r>
+        <w:fldChar w:fldCharType="end"/>
+      </w:r>
+      <w:r>
+        <w:t>, but guidance and commercial tools more commonly document static relationships. TDRP can validly assign a current criticality to a dependency from the services it supports, but that classification does not describe the exact moment at which the dependency will fail or be needed during an incident.</w:t>
+      </w:r>
+    </w:p>
+    <w:bookmarkEnd w:id="45"/>
+    <w:bookmarkStart w:id="46" w:name="criticality-of-dependencies"/>
+    <w:p>
+      <w:pPr>
+        <w:pStyle w:val="Heading3"/>
+      </w:pPr>
+      <w:r>
+        <w:t xml:space="preserve">Criticality of Dependencies</w:t>
+      </w:r>
+    </w:p>
+    <w:p>
+      <w:pPr>
+        <w:pStyle w:val="FirstParagraph"/>
+      </w:pPr>
+      <w:r>
+        <w:t xml:space="preserve">Assigning criticality to a dependency can follow several policies. One policy is direct assessment, in which the resource is rated independently. Another is inheritance, in which it receives importance from the function or service it supports. A third combines both sources. NIST IR 8179 states that components inherit criticality from the systems and functions they support and permits ranges where several values apply </w:t>
+      </w:r>
+      <w:r>
+        <w:fldChar w:fldCharType="begin"/>
+      </w:r>
+      <w:r>
+        <w:instrText xml:space="preserve"> ADDIN ZOTERO_ITEM CSL_CITATION {"citationID":"ab57ebb6","properties":{"unsorted":false,"formattedCitation":"[20]","plainCitation":"[20]","noteIndex":0},"citationItems":[{"id":20,"uris":[],"itemData":{"DOI":"10.6028/NIST.IR.8179","URL":"https://nvlpubs.nist.gov/nistpubs/ir/2018/NIST.IR.8179.pdf","author":[{"family":"Paulsen","given":"Celia"},{"family":"Boyens","given":"Jon"},{"family":"Bartol","given":"Nadya"},{"family":"Winkler","given":"Kris"}],"id":20,"issued":{"date-parts":[[2018]]},"number":"NIST IR 8179","publisher":"National Institute of Standards; Technology","title":"Criticality analysis process model: Prioritizing systems and components","type":"report"}}],"schema":"https://github.com/citation-style-language/schema/raw/master/csl-citation.json"} </w:instrText>
+      </w:r>
+      <w:r>
+        <w:fldChar w:fldCharType="separate"/>
+      </w:r>
+      <w:r>
+        <w:rPr>
+          <w:color w:val="0000FF"/>
+        </w:rPr>
+        <w:t>[20]</w:t>
+      </w:r>
+      <w:r>
+        <w:fldChar w:fldCharType="end"/>
+      </w:r>
+      <w:r>
+        <w:t xml:space="preserve">. NIST IR 8286D likewise links enterprise assets to essential products and processes so that asset criticality retains its mission rationale </w:t>
+      </w:r>
+      <w:r>
+        <w:fldChar w:fldCharType="begin"/>
+      </w:r>
+      <w:r>
+        <w:instrText xml:space="preserve"> ADDIN ZOTERO_ITEM CSL_CITATION {"citationID":"f07f93af","properties":{"unsorted":false,"formattedCitation":"[11]","plainCitation":"[11]","noteIndex":0},"citationItems":[{"id":11,"uris":[],"itemData":{"DOI":"10.6028/NIST.IR.8286D-upd1","URL":"https://nvlpubs.nist.gov/nistpubs/ir/2025/NIST.IR.8286D-upd1.pdf","author":[{"family":"Quinn","given":"Stephen D."},{"family":"Ivy","given":"Nahla"},{"family":"Chua","given":"Julie"},{"family":"Barrett","given":"Matthew"},{"family":"Feldman","given":"Larry"},{"family":"Topper","given":"Daniel"},{"family":"Witte","given":"Gregory A."},{"family":"Gardner","given":"R. K."}],"id":11,"issued":{"date-parts":[[2025]]},"note":"Updated February 26, 2025; supersedes the November 2022 edition","number":"NIST IR 8286D-upd1","publisher":"National Institute of Standards; Technology","title":"Using business impact analysis to inform risk prioritization and response","type":"report"}}],"schema":"https://github.com/citation-style-language/schema/raw/master/csl-citation.json"} </w:instrText>
+      </w:r>
+      <w:r>
+        <w:fldChar w:fldCharType="separate"/>
+      </w:r>
+      <w:r>
+        <w:rPr>
+          <w:color w:val="0000FF"/>
+        </w:rPr>
+        <w:t>[11]</w:t>
+      </w:r>
+      <w:r>
+        <w:fldChar w:fldCharType="end"/>
+      </w:r>
+      <w:r>
+        <w:t xml:space="preserve">. The open-source verinice documentation describes automatic inheritance of business-impact values through an asset tree </w:t>
+      </w:r>
+      <w:r>
+        <w:fldChar w:fldCharType="begin"/>
+      </w:r>
+      <w:r>
+        <w:instrText xml:space="preserve"> ADDIN ZOTERO_ITEM CSL_CITATION {"citationID":"47efd9d1","properties":{"unsorted":false,"formattedCitation":"[29]","plainCitation":"[29]","noteIndex":0},"citationItems":[{"id":29,"uris":[],"itemData":{"URL":"https://verinice.com/en/solutions/domains/business-continuity-management","author":[{"literal":"SerNet GmbH"}],"id":29,"issued":{"date-parts":[]},"note":"Accessed Oct. 29, 2026","publisher":"verinice product documentation","title":"Business continuity management (BCM) with verinice"}}],"schema":"https://github.com/citation-style-language/schema/raw/master/csl-citation.json"} </w:instrText>
+      </w:r>
+      <w:r>
+        <w:fldChar w:fldCharType="separate"/>
+      </w:r>
+      <w:r>
+        <w:rPr>
+          <w:color w:val="0000FF"/>
+        </w:rPr>
+        <w:t>[29]</w:t>
+      </w:r>
+      <w:r>
+        <w:fldChar w:fldCharType="end"/>
+      </w:r>
+      <w:r>
+        <w:t>. Inheritance is therefore established prior art rather than a novel concept.</w:t>
+      </w:r>
+    </w:p>
+    <w:p>
+      <w:pPr>
+        <w:pStyle w:val="BodyText"/>
+      </w:pPr>
+      <w:r>
+        <w:t xml:space="preserve">The unresolved question is aggregation when one dependency supports several services. An average can understate a shared component whose failure interrupts one extremely critical service, while a sum can make a widely shared but low-impact component appear more critical simply because it has many links. A maximum policy assigns the highest supported-service class to the dependency. It is conservative and easy to explain: the component must be treated at least as seriously as the most critical outcome that relies on it. This reasoning is consistent with the maximum-impact policy in the DGA matrix and with the inheritance principle in NIST, but the exact shared-dependency rule is a design decision of TDRP, not a rule asserted by those sources </w:t>
+      </w:r>
+      <w:r>
+        <w:fldChar w:fldCharType="begin"/>
+      </w:r>
+      <w:r>
+        <w:instrText xml:space="preserve"> ADDIN ZOTERO_ITEM CSL_CITATION {"citationID":"e3544926","properties":{"unsorted":false,"formattedCitation":"[15], [20]","plainCitation":"[15], [20]","noteIndex":0},"citationItems":[{"id":15,"uris":[],"itemData":{"URL":"https://dga.gov.sa/en/regulatory-documents","author":[{"literal":"Digital Government Authority"}],"id":15,"issued":{"date-parts":[[2025]]},"note":"Supplied English issue 1.0; cover dated January 28, 2025, running footers January 29, 2025. BCM pp. 97–130; documentation p. 131; relevant annexes pp. 152–154. Reviewed 2026-10-29","number":"DGA-1-2-5-210","publisher":"Digital Government Authority, Saudi Arabia","title":"Guideline of risk and business continuity management for digital government","type":"report"}},{"id":20,"uris":[],"itemData":{"DOI":"10.6028/NIST.IR.8179","URL":"https://nvlpubs.nist.gov/nistpubs/ir/2018/NIST.IR.8179.pdf","author":[{"family":"Paulsen","given":"Celia"},{"family":"Boyens","given":"Jon"},{"family":"Bartol","given":"Nadya"},{"family":"Winkler","given":"Kris"}],"id":20,"issued":{"date-parts":[[2018]]},"number":"NIST IR 8179","publisher":"National Institute of Standards; Technology","title":"Criticality analysis process model: Prioritizing systems and components","type":"report"}}],"schema":"https://github.com/citation-style-language/schema/raw/master/csl-citation.json"} </w:instrText>
+      </w:r>
+      <w:r>
+        <w:fldChar w:fldCharType="separate"/>
+      </w:r>
+      <w:r>
+        <w:rPr>
+          <w:color w:val="0000FF"/>
+        </w:rPr>
+        <w:t>[15], [20]</w:t>
+      </w:r>
+      <w:r>
+        <w:fldChar w:fldCharType="end"/>
+      </w:r>
+      <w:r>
+        <w:t>.</w:t>
+      </w:r>
+    </w:p>
+    <w:p>
+      <w:pPr>
+        <w:pStyle w:val="BodyText"/>
+      </w:pPr>
+      <w:r>
+        <w:t xml:space="preserve">Maximum inheritance also has limits. It does not measure the probability of failure, the strength of the relationship, substitutability, redundancy, or the number of services affected. It may assign identical classes to two dependencies even if one supports a single service and the other is a common point of failure for many services. These properties can be displayed as contextual information or used by a later scheduling method, but folding them into the inherited class without an approved rule would change the construct being measured. Masar should therefore present both the inherited class and the supporting-service relationships from which it was obtained.</w:t>
+      </w:r>
+    </w:p>
+    <w:p>
+      <w:pPr>
+        <w:pStyle w:val="BodyText"/>
+      </w:pPr>
+      <w:r>
+        <w:t xml:space="preserve">Traceability provides the final safeguard. For each dependency result, a reviewer should be able to identify the linked services, their classifications, the aggregation policy, and the configuration version. If the highest-rated service is removed or reclassified, the dependency value should be recalculated. If a dependency has no supported service, the system should report it as unclassified rather than silently assigning a default. These conditions translate the conceptual inheritance principle into testable information-system behavior and distinguish a documented policy from an opaque propagated score.</w:t>
+      </w:r>
+    </w:p>
+    <w:bookmarkEnd w:id="46"/>
+    <w:bookmarkEnd w:id="47"/>
+    <w:bookmarkStart w:id="52" w:name="X9ac1dfbaecea9d9b1e16d8a023d496ba3a8e794"/>
+    <w:p>
+      <w:pPr>
+        <w:pStyle w:val="Heading2"/>
+      </w:pPr>
+      <w:r>
+        <w:t xml:space="preserve">Decision Support Systems for Business Continuity</w:t>
+      </w:r>
+    </w:p>
+    <w:p>
+      <w:pPr>
+        <w:pStyle w:val="FirstParagraph"/>
+      </w:pPr>
+      <w:r>
+        <w:t xml:space="preserve">The proposed artifact is a decision support system, not only a calculation. This classification brings requirements concerning data representation, model transparency, user interaction, and the boundary between computational output and human authority. The literature also reveals systems with very different purposes: some assess organizational preparedness, some optimize resource allocation during a disruption, and some manage the entire BCM lifecycle. Comparing them by feature count alone would therefore be misleading. The relevant question is how each system transforms continuity data into information that supports a particular decision.</w:t>
+      </w:r>
+    </w:p>
+    <w:bookmarkStart w:id="48" w:name="foundations"/>
+    <w:p>
+      <w:pPr>
+        <w:pStyle w:val="Heading3"/>
+      </w:pPr>
+      <w:r>
+        <w:t xml:space="preserve">Foundations</w:t>
+      </w:r>
+    </w:p>
+    <w:p>
+      <w:pPr>
+        <w:pStyle w:val="FirstParagraph"/>
+      </w:pPr>
+      <w:r>
+        <w:t xml:space="preserve">Decision support systems emerged from the combination of management information, interactive computing, operations research, and model-based analysis. Power’s historical account traces the field from model-oriented systems toward data-driven, document-driven, communication-driven, and knowledge-driven forms </w:t>
+      </w:r>
+      <w:r>
+        <w:fldChar w:fldCharType="begin"/>
+      </w:r>
+      <w:r>
+        <w:instrText xml:space="preserve"> ADDIN ZOTERO_ITEM CSL_CITATION {"citationID":"93ee69a7","properties":{"unsorted":false,"formattedCitation":"[30]","plainCitation":"[30]","noteIndex":0},"citationItems":[{"id":30,"uris":[],"itemData":{"URL":"https://dssresources.com/history/dsshistory.html","author":[{"family":"Power","given":"Daniel J."}],"id":30,"issued":{"date-parts":[[2007]]},"note":"Public web article; header version 4.1, recommended citation version 4.0 dated March 10, 2007. Accessed 2026-10-29","publisher":"DSSResources.COM","title":"A brief history of decision support systems"}}],"schema":"https://github.com/citation-style-language/schema/raw/master/csl-citation.json"} </w:instrText>
+      </w:r>
+      <w:r>
+        <w:fldChar w:fldCharType="separate"/>
+      </w:r>
+      <w:r>
+        <w:rPr>
+          <w:color w:val="0000FF"/>
+        </w:rPr>
+        <w:t>[30]</w:t>
+      </w:r>
+      <w:r>
+        <w:fldChar w:fldCharType="end"/>
+      </w:r>
+      <w:r>
+        <w:t>. These categories are not mutually exclusive in a modern web application. Masar stores structured BIA data, executes deterministic rules, and presents results through a dashboard; it therefore combines data-oriented and model-oriented support, with rule explanations contributing a limited knowledge-oriented element.</w:t>
+      </w:r>
+    </w:p>
+    <w:p>
+      <w:pPr>
+        <w:pStyle w:val="BodyText"/>
+      </w:pPr>
+      <w:r>
+        <w:t xml:space="preserve">Arnott et al. describe DSS research between 1990 and 2003 and distinguish personal, group, negotiation, intelligent, knowledge-management, data-warehousing, and enterprise-reporting forms </w:t>
+      </w:r>
+      <w:r>
+        <w:fldChar w:fldCharType="begin"/>
+      </w:r>
+      <w:r>
+        <w:instrText xml:space="preserve"> ADDIN ZOTERO_ITEM CSL_CITATION {"citationID":"a3f6b949","properties":{"unsorted":false,"formattedCitation":"[31]","plainCitation":"[31]","noteIndex":0},"citationItems":[{"id":31,"uris":[],"itemData":{"DOI":"10.3127/ajis.v12i2.90","URL":"https://doi.org/10.3127/ajis.v12i2.90","author":[{"family":"Arnott","given":"David"},{"family":"Pervan","given":"Graham"},{"family":"Dodson","given":"Gemma"}],"container-title":"Australasian Journal of Information Systems","id":31,"issue":"2","issued":{"date-parts":[[2005]]},"page":"178-191","title":"A descriptive analysis of decision support systems research between 1990 and 2003","type":"article-journal","volume":"12"}}],"schema":"https://github.com/citation-style-language/schema/raw/master/csl-citation.json"} </w:instrText>
+      </w:r>
+      <w:r>
+        <w:fldChar w:fldCharType="separate"/>
+      </w:r>
+      <w:r>
+        <w:rPr>
+          <w:color w:val="0000FF"/>
+        </w:rPr>
+        <w:t>[31]</w:t>
+      </w:r>
+      <w:r>
+        <w:fldChar w:fldCharType="end"/>
+      </w:r>
+      <w:r>
+        <w:t>. Their review criticizes a weak cumulative tradition and limited attention to theory and method in parts of the field. Although the period predates current web architectures, the criticism remains relevant: building a dashboard is not in itself a research contribution. A DSS study should articulate the decision problem, the artifact and its logic, the users and context, and the evidence used to evaluate it.</w:t>
+      </w:r>
+    </w:p>
+    <w:p>
+      <w:pPr>
+        <w:pStyle w:val="BodyText"/>
+      </w:pPr>
+      <w:r>
+        <w:t xml:space="preserve">Three properties are particularly important for continuity decisions. First, the system should integrate data that would otherwise be dispersed across assessments, services, rules, and dependency records. Second, it should apply a consistent analytical procedure while exposing the assumptions that procedure contains. Third, it should preserve human responsibility. Continuity personnel approve criteria, interpret exceptional conditions, and decide how priorities are used during an incident. A calculated class or RTO is consequently an advisory output grounded in approved data, not an autonomous command.</w:t>
+      </w:r>
+    </w:p>
+    <w:p>
+      <w:pPr>
+        <w:pStyle w:val="BodyText"/>
+      </w:pPr>
+      <w:r>
+        <w:t xml:space="preserve">Explainability in this setting is procedural rather than predictive. TDRP does not need to explain the internal weights of a learned statistical model; it needs to show which impact values crossed which thresholds, which temporal rule produced the MTPD, which mapping produced the RTO, and which service caused a dependency to inherit its class. This form of explanation can be complete if the rules are explicit and the input provenance is retained. It also allows correctness to be tested against independently constructed cases.</w:t>
+      </w:r>
+    </w:p>
+    <w:bookmarkEnd w:id="48"/>
+    <w:bookmarkStart w:id="49" w:name="X279c7ac15338c5e0c04de082238097926046259"/>
+    <w:p>
+      <w:pPr>
+        <w:pStyle w:val="Heading3"/>
+      </w:pPr>
+      <w:r>
+        <w:t xml:space="preserve">Decision Support in Continuity and Disaster Management</w:t>
+      </w:r>
+    </w:p>
+    <w:p>
+      <w:pPr>
+        <w:pStyle w:val="FirstParagraph"/>
+      </w:pPr>
+      <w:r>
+        <w:t xml:space="preserve">Continuity decision support spans preparedness and response. Russo et al. implement a self-assessment approach that scores the maturity of continuity practices, helping an organization identify weaknesses in its management arrangements </w:t>
+      </w:r>
+      <w:r>
+        <w:fldChar w:fldCharType="begin"/>
+      </w:r>
+      <w:r>
+        <w:instrText xml:space="preserve"> ADDIN ZOTERO_ITEM CSL_CITATION {"citationID":"26a45d11","properties":{"unsorted":false,"formattedCitation":"[32]","plainCitation":"[32]","noteIndex":0},"citationItems":[{"id":32,"uris":[],"itemData":{"DOI":"10.3390/technologies13060242","URL":"https://doi.org/10.3390/technologies13060242","author":[{"family":"Russo","given":"Nelson"},{"family":"São Mamede","given":"Henrique"},{"family":"Reis","given":"Leonilde"}],"container-title":"Technologies","id":32,"issue":"6","issued":{"date-parts":[[2025]]},"note":"Art. no. 242","title":"An approach to business continuity self-assessment","type":"article-journal","volume":"13"}}],"schema":"https://github.com/citation-style-language/schema/raw/master/csl-citation.json"} </w:instrText>
+      </w:r>
+      <w:r>
+        <w:fldChar w:fldCharType="separate"/>
+      </w:r>
+      <w:r>
+        <w:rPr>
+          <w:color w:val="0000FF"/>
+        </w:rPr>
+        <w:t>[32]</w:t>
+      </w:r>
+      <w:r>
+        <w:fldChar w:fldCharType="end"/>
+      </w:r>
+      <w:r>
+        <w:t>. Such a readiness score is valuable but measures a different construct from service criticality. It answers how developed the continuity capability is, not how quickly a particular service must recover.</w:t>
+      </w:r>
+    </w:p>
+    <w:p>
+      <w:pPr>
+        <w:pStyle w:val="BodyText"/>
+      </w:pPr>
+      <w:r>
+        <w:t xml:space="preserve">QuantTM represents a different type of support. It is a client-side research prototype that quantifies cyber-threat scenarios through one-time and persistent financial impacts and recovery levels across time frames </w:t>
+      </w:r>
+      <w:r>
+        <w:fldChar w:fldCharType="begin"/>
+      </w:r>
+      <w:r>
+        <w:instrText xml:space="preserve"> ADDIN ZOTERO_ITEM CSL_CITATION {"citationID":"8d760963","properties":{"unsorted":false,"formattedCitation":"[18]","plainCitation":"[18]","noteIndex":0},"citationItems":[{"id":18,"uris":[],"itemData":{"DOI":"10.48550/arXiv.2402.14140","URL":"https://arxiv.org/abs/2402.14140","author":[{"dropping-particle":"von der","family":"Assen","given":"Jan"},{"family":"Franco","given":"Muriel F."},{"family":"Dong","given":"Muyao"},{"family":"Stiller","given":"Burkhard"}],"id":18,"issued":{"date-parts":[[2024]]},"publisher":"arXiv preprint arXiv:2402.14140","title":"QuantTM: Business-centric threat quantification for risk management and cyber resilience"}}],"schema":"https://github.com/citation-style-language/schema/raw/master/csl-citation.json"} </w:instrText>
+      </w:r>
+      <w:r>
+        <w:fldChar w:fldCharType="separate"/>
+      </w:r>
+      <w:r>
+        <w:rPr>
+          <w:color w:val="0000FF"/>
+        </w:rPr>
+        <w:t>[18]</w:t>
+      </w:r>
+      <w:r>
+        <w:fldChar w:fldCharType="end"/>
+      </w:r>
+      <w:r>
+        <w:t>. Its evaluation with a small organization and a five-person focus group demonstrates feasibility and provides user feedback, but the maximum tolerable period is an input and the tool does not model service dependencies. The prototype shows that temporal impact data can be made interactive and financially interpretable, while also illustrating the difference between calculating expected loss and deriving a recovery requirement from an ordinal BIA.</w:t>
+      </w:r>
+    </w:p>
+    <w:p>
+      <w:pPr>
+        <w:pStyle w:val="BodyText"/>
+      </w:pPr>
+      <w:r>
+        <w:t xml:space="preserve">The disaster-caused BCM methodology of Schätter et al. combines scenarios, optimization, and decision-theoretic techniques within the ReDRiSS system to support resource allocation when information is sparse and changes over time. The accessible abstract reports a simulation case involving pandemic effects on a Berlin food retailer </w:t>
+      </w:r>
+      <w:r>
+        <w:fldChar w:fldCharType="begin"/>
+      </w:r>
+      <w:r>
+        <w:instrText xml:space="preserve"> ADDIN ZOTERO_ITEM CSL_CITATION {"citationID":"7c10cff4","properties":{"unsorted":false,"formattedCitation":"[7]","plainCitation":"[7]","noteIndex":0},"citationItems":[{"id":7,"uris":[],"itemData":{"DOI":"10.1016/j.dss.2018.12.006","URL":"https://doi.org/10.1016/j.dss.2018.12.006","author":[{"family":"Schätter","given":"Frank"},{"family":"Hansen","given":"Ole"},{"family":"Wiens","given":"Marcus"},{"family":"Schultmann","given":"Frank"}],"container-title":"Decision Support Systems","id":7,"issued":{"date-parts":[[2019]]},"note":"Bibliographic metadata and abstract verified through Paperguide; full text was not available for this review","page":"10-20","title":"A decision support methodology for a disaster-caused business continuity management","type":"article-journal","volume":"118"}}],"schema":"https://github.com/citation-style-language/schema/raw/master/csl-citation.json"} </w:instrText>
+      </w:r>
+      <w:r>
+        <w:fldChar w:fldCharType="separate"/>
+      </w:r>
+      <w:r>
+        <w:rPr>
+          <w:color w:val="0000FF"/>
+        </w:rPr>
+        <w:t>[7]</w:t>
+      </w:r>
+      <w:r>
+        <w:fldChar w:fldCharType="end"/>
+      </w:r>
+      <w:r>
+        <w:t>. This places the work closer to operational response than TDRP: it recommends resource allocation under uncertainty, whereas Masar establishes service priorities before or during consultation of an approved BIA. Because the full article was not available in the present review, no claim is made here about implementation details or evaluation results beyond those stated in the abstract.</w:t>
+      </w:r>
+    </w:p>
+    <w:p>
+      <w:pPr>
+        <w:pStyle w:val="BodyText"/>
+      </w:pPr>
+      <w:r>
+        <w:t xml:space="preserve">Process-mining support occupies an intermediate position. Raptaki et al. use an event log to construct a process model and propagate cyber-incident impact, producing a ranking of affected activities </w:t>
+      </w:r>
+      <w:r>
+        <w:fldChar w:fldCharType="begin"/>
+      </w:r>
+      <w:r>
+        <w:instrText xml:space="preserve"> ADDIN ZOTERO_ITEM CSL_CITATION {"citationID":"cf26958a","properties":{"unsorted":false,"formattedCitation":"[22]","plainCitation":"[22]","noteIndex":0},"citationItems":[{"id":22,"uris":[],"itemData":{"DOI":"10.1007/s10207-025-01040-0","URL":"https://doi.org/10.1007/s10207-025-01040-0","author":[{"family":"Raptaki","given":"Melina"},{"family":"Stergiopoulos","given":"George"},{"family":"Gritzalis","given":"Dimitris"}],"container-title":"International Journal of Information Security","id":22,"issued":{"date-parts":[[2025]]},"note":"Art. no. 129","title":"Automated cybersecurity impact propagation across business processes using process mining techniques","type":"article-journal","volume":"24"}}],"schema":"https://github.com/citation-style-language/schema/raw/master/csl-citation.json"} </w:instrText>
+      </w:r>
+      <w:r>
+        <w:fldChar w:fldCharType="separate"/>
+      </w:r>
+      <w:r>
+        <w:rPr>
+          <w:color w:val="0000FF"/>
+        </w:rPr>
+        <w:t>[22]</w:t>
+      </w:r>
+      <w:r>
+        <w:fldChar w:fldCharType="end"/>
+      </w:r>
+      <w:r>
+        <w:t>. The system uses operational evidence not normally present in a questionnaire-based BIA, but it depends on the availability and quality of event logs and on a scenario-specific propagation model. The study reports one organizational case and expert comparison, which supports feasibility rather than broad effectiveness.</w:t>
+      </w:r>
+    </w:p>
+    <w:p>
+      <w:pPr>
+        <w:pStyle w:val="BodyText"/>
+      </w:pPr>
+      <w:r>
+        <w:t xml:space="preserve">Optimization systems such as the integrated model of Sahebjamnia et al. and PRECESION make recommendations under resource and precedence constraints </w:t>
+      </w:r>
+      <w:r>
+        <w:fldChar w:fldCharType="begin"/>
+      </w:r>
+      <w:r>
+        <w:instrText xml:space="preserve"> ADDIN ZOTERO_ITEM CSL_CITATION {"citationID":"6d459fe5","properties":{"unsorted":false,"formattedCitation":"[6], [25]","plainCitation":"[6], [25]","noteIndex":0},"citationItems":[{"id":6,"uris":[],"itemData":{"DOI":"10.1016/j.ejor.2014.09.055","URL":"https://doi.org/10.1016/j.ejor.2014.09.055","author":[{"family":"Sahebjamnia","given":"Navid"},{"family":"Torabi","given":"S. Ali"},{"family":"Mansouri","given":"S. Afshin"}],"container-title":"European Journal of Operational Research","id":6,"issue":"1","issued":{"date-parts":[[2015]]},"page":"261-273","title":"Integrated business continuity and disaster recovery planning: Towards organizational resilience","type":"article-journal","volume":"242"}},{"id":25,"uris":[],"itemData":{"DOI":"10.1016/j.dcan.2017.08.001","URL":"https://doi.org/10.1016/j.dcan.2017.08.001","author":[{"family":"El-Shekeil","given":"Ibrahim"},{"family":"Pal","given":"Amitangshu"},{"family":"Kant","given":"Krishna"}],"container-title":"Digital Communications and Networks","id":25,"issued":{"date-parts":[[2017]]},"note":"In press; volume and page numbers not shown in the reviewed copy","title":"PRECESION: Progressive recovery and restoration planning of interdependent services in enterprise data centers","type":"article-journal"}}],"schema":"https://github.com/citation-style-language/schema/raw/master/csl-citation.json"} </w:instrText>
+      </w:r>
+      <w:r>
+        <w:fldChar w:fldCharType="separate"/>
+      </w:r>
+      <w:r>
+        <w:rPr>
+          <w:color w:val="0000FF"/>
+        </w:rPr>
+        <w:t>[6], [25]</w:t>
+      </w:r>
+      <w:r>
+        <w:fldChar w:fldCharType="end"/>
+      </w:r>
+      <w:r>
+        <w:t>. Their outputs are plans or trajectories rather than explainable BIA classifications. Taken together, these studies show a continuum: maturity assessment, impact quantification, priority derivation, resource allocation, and recovery scheduling. Masar is positioned in the middle of that continuum. It transforms approved service assessments into traceable requirements and priorities, but it does not claim the situational data or optimization functions required for autonomous response planning.</w:t>
+      </w:r>
+    </w:p>
+    <w:bookmarkEnd w:id="49"/>
+    <w:bookmarkStart w:id="51" w:name="continuity-management-software"/>
+    <w:p>
+      <w:pPr>
+        <w:pStyle w:val="Heading3"/>
+      </w:pPr>
+      <w:r>
+        <w:t xml:space="preserve">Continuity Management Software</w:t>
+      </w:r>
+    </w:p>
+    <w:p>
+      <w:pPr>
+        <w:pStyle w:val="FirstParagraph"/>
+      </w:pPr>
+      <w:r>
+        <w:t xml:space="preserve">Commercial BCM platforms generally cover a broader lifecycle than the proposed artifact. ServiceNow documents questionnaire-based BIA, calculated recovery objectives, recovery tiers, approval and archiving, and dependency information connected to a configuration management database </w:t>
+      </w:r>
+      <w:r>
+        <w:fldChar w:fldCharType="begin"/>
+      </w:r>
+      <w:r>
+        <w:instrText xml:space="preserve"> ADDIN ZOTERO_ITEM CSL_CITATION {"citationID":"25f6ea62","properties":{"unsorted":false,"formattedCitation":"[33], [21], [34]","plainCitation":"[33], [21], [34]","noteIndex":0},"citationItems":[{"id":33,"uris":[],"itemData":{"URL":"https://www.servicenow.com/docs/r/yokohama/governance-risk-compliance/bia-uib.html","author":[{"literal":"ServiceNow"}],"id":33,"issued":{"date-parts":[[2025]]},"note":"Updated July 31, 2025; original documentation body reviewed, generated overview excluded. Accessed 2026-10-29","publisher":"ServiceNow product documentation, Yokohama release","title":"Business impact analysis"}},{"id":21,"uris":[],"itemData":{"URL":"https://www.servicenow.com/docs/r/yokohama/governance-risk-compliance/rto-rpo-calculation.html","author":[{"literal":"ServiceNow"}],"id":21,"issued":{"date-parts":[[2025]]},"note":"Updated July 31, 2025; original documentation body reviewed, generated overview excluded. Accessed 2026-10-29","publisher":"ServiceNow product documentation, Yokohama release","title":"Calculating RTO and RPO"}},{"id":34,"uris":[],"itemData":{"URL":"https://www.servicenow.com/content/dam/servicenow-assets/public/en-us/doc-type/resource-center/solution-brief/sb-bcm.pdf","author":[{"literal":"ServiceNow"}],"id":34,"issued":{"date-parts":[[2025]]},"note":"Two-page provider solution brief; printed copyright 2025. Accessed 2026-10-29","publisher":"Official solution brief","title":"ServiceNow business continuity management"}}],"schema":"https://github.com/citation-style-language/schema/raw/master/csl-citation.json"} </w:instrText>
+      </w:r>
+      <w:r>
+        <w:fldChar w:fldCharType="separate"/>
+      </w:r>
+      <w:r>
+        <w:rPr>
+          <w:color w:val="0000FF"/>
+        </w:rPr>
+        <w:t>[33], [21], [34]</w:t>
+      </w:r>
+      <w:r>
+        <w:fldChar w:fldCharType="end"/>
+      </w:r>
+      <w:r>
+        <w:t xml:space="preserve">. Fusion describes impact analysis, recovery requirements, plans, exercises, and relationships among people, processes, locations, systems, and third parties </w:t>
+      </w:r>
+      <w:r>
+        <w:fldChar w:fldCharType="begin"/>
+      </w:r>
+      <w:r>
+        <w:instrText xml:space="preserve"> ADDIN ZOTERO_ITEM CSL_CITATION {"citationID":"dd411c75","properties":{"unsorted":false,"formattedCitation":"[26]","plainCitation":"[26]","noteIndex":0},"citationItems":[{"id":26,"uris":[],"itemData":{"URL":"https://www.fusionrm.com/solutions/business-continuity-management/","author":[{"literal":"Fusion Risk Management"}],"id":26,"note":"Undated dynamic provider page; capabilities as documented on access date, not an independent software evaluation. Accessed 2026-10-29","publisher":"Official product page","title":"Business continuity management"}}],"schema":"https://github.com/citation-style-language/schema/raw/master/csl-citation.json"} </w:instrText>
+      </w:r>
+      <w:r>
+        <w:fldChar w:fldCharType="separate"/>
+      </w:r>
+      <w:r>
+        <w:rPr>
+          <w:color w:val="0000FF"/>
+        </w:rPr>
+        <w:t>[26]</w:t>
+      </w:r>
+      <w:r>
+        <w:fldChar w:fldCharType="end"/>
+      </w:r>
+      <w:r>
+        <w:t xml:space="preserve">. Riskonnect describes BIA, risk assessment, planning, dependency mapping, workflows, exercises, dashboards, and integration with enterprise risk management </w:t>
+      </w:r>
+      <w:r>
+        <w:fldChar w:fldCharType="begin"/>
+      </w:r>
+      <w:r>
+        <w:instrText xml:space="preserve"> ADDIN ZOTERO_ITEM CSL_CITATION {"citationID":"96e74bef","properties":{"unsorted":false,"formattedCitation":"[27]","plainCitation":"[27]","noteIndex":0},"citationItems":[{"id":27,"uris":[],"itemData":{"URL":"https://riskonnect.com/business-continuity-management-software/","author":[{"literal":"Riskonnect"}],"id":27,"note":"Provider capability descriptions and FAQ; page update marker September 2026, not a fixed software version. Accessed 2026-10-29","publisher":"Official product page","title":"Business continuity management software"}}],"schema":"https://github.com/citation-style-language/schema/raw/master/csl-citation.json"} </w:instrText>
+      </w:r>
+      <w:r>
+        <w:fldChar w:fldCharType="separate"/>
+      </w:r>
+      <w:r>
+        <w:rPr>
+          <w:color w:val="0000FF"/>
+        </w:rPr>
+        <w:t>[27]</w:t>
+      </w:r>
+      <w:r>
+        <w:fldChar w:fldCharType="end"/>
+      </w:r>
+      <w:r>
+        <w:t>. These systems are continuity-management suites, whereas Masar is a research prototype centered on one analytical method.</w:t>
+      </w:r>
+    </w:p>
+    <w:p>
+      <w:pPr>
+        <w:pStyle w:val="BodyText"/>
+      </w:pPr>
+      <w:r>
+        <w:t xml:space="preserve">The most comparable documented calculations occur in ServiceNow and GlobalSuite. ServiceNow derives an RTO from the earliest intolerable duration among impact categories and applies a configured maximum when the threshold is not reached </w:t>
+      </w:r>
+      <w:r>
+        <w:fldChar w:fldCharType="begin"/>
+      </w:r>
+      <w:r>
+        <w:instrText xml:space="preserve"> ADDIN ZOTERO_ITEM CSL_CITATION {"citationID":"b3c5efe5","properties":{"unsorted":false,"formattedCitation":"[21]","plainCitation":"[21]","noteIndex":0},"citationItems":[{"id":21,"uris":[],"itemData":{"URL":"https://www.servicenow.com/docs/r/yokohama/governance-risk-compliance/rto-rpo-calculation.html","author":[{"literal":"ServiceNow"}],"id":21,"issued":{"date-parts":[[2025]]},"note":"Updated July 31, 2025; original documentation body reviewed, generated overview excluded. Accessed 2026-10-29","publisher":"ServiceNow product documentation, Yokohama release","title":"Calculating RTO and RPO"}}],"schema":"https://github.com/citation-style-language/schema/raw/master/csl-citation.json"} </w:instrText>
+      </w:r>
+      <w:r>
+        <w:fldChar w:fldCharType="separate"/>
+      </w:r>
+      <w:r>
+        <w:rPr>
+          <w:color w:val="0000FF"/>
+        </w:rPr>
+        <w:t>[21]</w:t>
+      </w:r>
+      <w:r>
+        <w:fldChar w:fldCharType="end"/>
+      </w:r>
+      <w:r>
+        <w:t xml:space="preserve">. GlobalSuite records impacts over a configurable time scale, permits automatic or manual MTPD determination, and supports several consolidation policies for departmental BIAs </w:t>
+      </w:r>
+      <w:r>
+        <w:fldChar w:fldCharType="begin"/>
+      </w:r>
+      <w:r>
+        <w:instrText xml:space="preserve"> ADDIN ZOTERO_ITEM CSL_CITATION {"citationID":"accc9218","properties":{"unsorted":false,"formattedCitation":"[23]","plainCitation":"[23]","noteIndex":0},"citationItems":[{"id":23,"uris":[],"itemData":{"URL":"https://help.globalsuitesolutions.com/en/globalsuite/v1/pre-bia","author":[{"literal":"GlobalSuite Solutions"}],"id":23,"issued":{"date-parts":[[2025]]},"note":"Page last modified Dec. 23, 2025; accessed Oct. 29, 2026","publisher":"GlobalSuite user manual, product documentation","title":"Pre-BIA"}}],"schema":"https://github.com/citation-style-language/schema/raw/master/csl-citation.json"} </w:instrText>
+      </w:r>
+      <w:r>
+        <w:fldChar w:fldCharType="separate"/>
+      </w:r>
+      <w:r>
+        <w:rPr>
+          <w:color w:val="0000FF"/>
+        </w:rPr>
+        <w:t>[23]</w:t>
+      </w:r>
+      <w:r>
+        <w:fldChar w:fldCharType="end"/>
+      </w:r>
+      <w:r>
+        <w:t xml:space="preserve">. GRASP records impacts by damage scenario and time horizon, along with RTO, MTPD, emergency operating level, dependencies, and rationale </w:t>
+      </w:r>
+      <w:r>
+        <w:fldChar w:fldCharType="begin"/>
+      </w:r>
+      <w:r>
+        <w:instrText xml:space="preserve"> ADDIN ZOTERO_ITEM CSL_CITATION {"citationID":"f2f3e5bc","properties":{"unsorted":false,"formattedCitation":"[24]","plainCitation":"[24]","noteIndex":0},"citationItems":[{"id":24,"uris":[],"itemData":{"URL":"https://docs.grasp-grc.com/en/apps/bcm/bia/assessment.html","author":[{"literal":"DextraData GRC Technologies GmbH"}],"id":24,"issued":{"date-parts":[]},"note":"Accessed Oct. 29, 2026; page shows no release date","publisher":"GRASP GRC product documentation","title":"BCM – business impact analysis: Assessment (processes &amp; objectives)"}}],"schema":"https://github.com/citation-style-language/schema/raw/master/csl-citation.json"} </w:instrText>
+      </w:r>
+      <w:r>
+        <w:fldChar w:fldCharType="separate"/>
+      </w:r>
+      <w:r>
+        <w:rPr>
+          <w:color w:val="0000FF"/>
+        </w:rPr>
+        <w:t>[24]</w:t>
+      </w:r>
+      <w:r>
+        <w:fldChar w:fldCharType="end"/>
+      </w:r>
+      <w:r>
+        <w:t>. The reviewed GRASP page does not disclose a rule that derives the two temporal parameters. These distinctions matter because the presence of an MTPD field is not evidence that the value was calculated by a transparent rule.</w:t>
+      </w:r>
+    </w:p>
+    <w:p>
+      <w:pPr>
+        <w:pStyle w:val="BodyText"/>
+      </w:pPr>
+      <w:r>
+        <w:t xml:space="preserve">The open-source verinice system covers process capture, dependency evaluation, BIA views, and inheritance of business-impact values in an asset structure </w:t>
+      </w:r>
+      <w:r>
+        <w:fldChar w:fldCharType="begin"/>
+      </w:r>
+      <w:r>
+        <w:instrText xml:space="preserve"> ADDIN ZOTERO_ITEM CSL_CITATION {"citationID":"7fcae3fe","properties":{"unsorted":false,"formattedCitation":"[29]","plainCitation":"[29]","noteIndex":0},"citationItems":[{"id":29,"uris":[],"itemData":{"URL":"https://verinice.com/en/solutions/domains/business-continuity-management","author":[{"literal":"SerNet GmbH"}],"id":29,"issued":{"date-parts":[]},"note":"Accessed Oct. 29, 2026","publisher":"verinice product documentation","title":"Business continuity management (BCM) with verinice"}}],"schema":"https://github.com/citation-style-language/schema/raw/master/csl-citation.json"} </w:instrText>
+      </w:r>
+      <w:r>
+        <w:fldChar w:fldCharType="separate"/>
+      </w:r>
+      <w:r>
+        <w:rPr>
+          <w:color w:val="0000FF"/>
+        </w:rPr>
+        <w:t>[29]</w:t>
+      </w:r>
+      <w:r>
+        <w:fldChar w:fldCharType="end"/>
+      </w:r>
+      <w:r>
+        <w:t xml:space="preserve">. This provides an important counterexample to a claim that dependency inheritance or BCM support is confined to commercial software. The reviewed material does not document a temporal threshold rule comparable to the one proposed for TDRP. QuantTM is open as a research prototype rather than a BCM suite and concentrates on financial threat quantification </w:t>
+      </w:r>
+      <w:r>
+        <w:fldChar w:fldCharType="begin"/>
+      </w:r>
+      <w:r>
+        <w:instrText xml:space="preserve"> ADDIN ZOTERO_ITEM CSL_CITATION {"citationID":"31755867","properties":{"unsorted":false,"formattedCitation":"[18]","plainCitation":"[18]","noteIndex":0},"citationItems":[{"id":18,"uris":[],"itemData":{"DOI":"10.48550/arXiv.2402.14140","URL":"https://arxiv.org/abs/2402.14140","author":[{"dropping-particle":"von der","family":"Assen","given":"Jan"},{"family":"Franco","given":"Muriel F."},{"family":"Dong","given":"Muyao"},{"family":"Stiller","given":"Burkhard"}],"id":18,"issued":{"date-parts":[[2024]]},"publisher":"arXiv preprint arXiv:2402.14140","title":"QuantTM: Business-centric threat quantification for risk management and cyber resilience"}}],"schema":"https://github.com/citation-style-language/schema/raw/master/csl-citation.json"} </w:instrText>
+      </w:r>
+      <w:r>
+        <w:fldChar w:fldCharType="separate"/>
+      </w:r>
+      <w:r>
+        <w:rPr>
+          <w:color w:val="0000FF"/>
+        </w:rPr>
+        <w:t>[18]</w:t>
+      </w:r>
+      <w:r>
+        <w:fldChar w:fldCharType="end"/>
+      </w:r>
+      <w:r>
+        <w:t>.</w:t>
+      </w:r>
+    </w:p>
+    <w:p>
+      <w:pPr>
+        <w:pStyle w:val="BodyText"/>
+      </w:pPr>
+      <w:r>
+        <w:t xml:space="preserve">Table 2.3 compares only functions documented in the reviewed material.</w:t>
       </w:r>
       <w:r>
         <w:t xml:space="preserve"> </w:t>
       </w:r>
       <w:r>
+        <w:t xml:space="preserve">“</w:t>
+      </w:r>
+      <w:r>
+        <w:t xml:space="preserve">Not documented</w:t>
+      </w:r>
+      <w:r>
+        <w:t xml:space="preserve">”</w:t>
+      </w:r>
+      <w:r>
+        <w:t xml:space="preserve"> </w:t>
+      </w:r>
+      <w:r>
+        <w:t xml:space="preserve">is intentionally different from</w:t>
+      </w:r>
+      <w:r>
+        <w:t xml:space="preserve"> </w:t>
+      </w:r>
+      <w:r>
+        <w:t xml:space="preserve">“</w:t>
+      </w:r>
+      <w:r>
+        <w:t xml:space="preserve">not implemented.</w:t>
+      </w:r>
+      <w:r>
+        <w:t xml:space="preserve">”</w:t>
+      </w:r>
+      <w:r>
+        <w:t xml:space="preserve"> </w:t>
+      </w:r>
+      <w:r>
+        <w:t xml:space="preserve">Proprietary products may contain functions that public pages do not reveal, and product behavior changes across releases. The table therefore supports positioning, not a market-wide claim of uniqueness.</w:t>
+      </w:r>
+    </w:p>
+    <w:bookmarkStart w:id="50" w:name="Xb875a03969ffa4df65249d1706db8b358edbd63"/>
+    <w:p>
+      <w:pPr>
+        <w:pStyle w:val="Heading5"/>
+      </w:pPr>
+      <w:r>
+        <w:t xml:space="preserve">Table: Documented capabilities of continuity-management systems and research prototypes relevant to Masar.</w:t>
+      </w:r>
+    </w:p>
+    <w:tbl>
+      <w:tblPr>
+        <w:tblStyle w:val="Table"/>
+        <w:tblW w:type="auto" w:w="0"/>
+        <w:jc w:val="left"/>
+        <w:tblLook w:firstRow="1" w:lastRow="0" w:firstColumn="0" w:lastColumn="0" w:noHBand="0" w:noVBand="0" w:val="0020"/>
+      </w:tblPr>
+      <w:tblGrid>
+        <w:gridCol w:w="1131"/>
+        <w:gridCol w:w="1131"/>
+        <w:gridCol w:w="1131"/>
+        <w:gridCol w:w="1131"/>
+        <w:gridCol w:w="1131"/>
+        <w:gridCol w:w="1131"/>
+        <w:gridCol w:w="1131"/>
+      </w:tblGrid>
+      <w:tr>
+        <w:trPr>
+          <w:tblHeader w:val="on"/>
+        </w:trPr>
+        <w:tc>
+          <w:tcPr/>
+          <w:p>
+            <w:pPr>
+              <w:pStyle w:val="Compact"/>
+              <w:jc w:val="left"/>
+            </w:pPr>
+            <w:r>
+              <w:rPr>
+                <w:b/>
+                <w:bCs/>
+              </w:rPr>
+              <w:t xml:space="preserve">System</w:t>
+            </w:r>
+          </w:p>
+        </w:tc>
+        <w:tc>
+          <w:tcPr/>
+          <w:p>
+            <w:pPr>
+              <w:pStyle w:val="Compact"/>
+              <w:jc w:val="left"/>
+            </w:pPr>
+            <w:r>
+              <w:rPr>
+                <w:b/>
+                <w:bCs/>
+              </w:rPr>
+              <w:t xml:space="preserve">Unit and purpose</w:t>
+            </w:r>
+          </w:p>
+        </w:tc>
+        <w:tc>
+          <w:tcPr/>
+          <w:p>
+            <w:pPr>
+              <w:pStyle w:val="Compact"/>
+              <w:jc w:val="left"/>
+            </w:pPr>
+            <w:r>
+              <w:rPr>
+                <w:b/>
+                <w:bCs/>
+              </w:rPr>
+              <w:t xml:space="preserve">Temporal impact</w:t>
+            </w:r>
+          </w:p>
+        </w:tc>
+        <w:tc>
+          <w:tcPr/>
+          <w:p>
+            <w:pPr>
+              <w:pStyle w:val="Compact"/>
+              <w:jc w:val="left"/>
+            </w:pPr>
+            <w:r>
+              <w:rPr>
+                <w:b/>
+                <w:bCs/>
+              </w:rPr>
+              <w:t xml:space="preserve">MTPD/RTO rule</w:t>
+            </w:r>
+          </w:p>
+        </w:tc>
+        <w:tc>
+          <w:tcPr/>
+          <w:p>
+            <w:pPr>
+              <w:pStyle w:val="Compact"/>
+              <w:jc w:val="left"/>
+            </w:pPr>
+            <w:r>
+              <w:rPr>
+                <w:b/>
+                <w:bCs/>
+              </w:rPr>
+              <w:t xml:space="preserve">Configuration</w:t>
+            </w:r>
+          </w:p>
+        </w:tc>
+        <w:tc>
+          <w:tcPr/>
+          <w:p>
+            <w:pPr>
+              <w:pStyle w:val="Compact"/>
+              <w:jc w:val="left"/>
+            </w:pPr>
+            <w:r>
+              <w:rPr>
+                <w:b/>
+                <w:bCs/>
+              </w:rPr>
+              <w:t xml:space="preserve">Dependencies</w:t>
+            </w:r>
+          </w:p>
+        </w:tc>
+        <w:tc>
+          <w:tcPr/>
+          <w:p>
+            <w:pPr>
+              <w:pStyle w:val="Compact"/>
+              <w:jc w:val="left"/>
+            </w:pPr>
+            <w:r>
+              <w:rPr>
+                <w:b/>
+                <w:bCs/>
+              </w:rPr>
+              <w:t xml:space="preserve">Evidence boundary</w:t>
+            </w:r>
+          </w:p>
+        </w:tc>
+      </w:tr>
+      <w:tr>
+        <w:tc>
+          <w:tcPr/>
+          <w:p>
+            <w:pPr>
+              <w:pStyle w:val="Compact"/>
+              <w:jc w:val="left"/>
+            </w:pPr>
+            <w:r>
+              <w:t xml:space="preserve">ServiceNow BCM </w:t>
+            </w:r>
+            <w:r>
+              <w:fldChar w:fldCharType="begin"/>
+            </w:r>
+            <w:r>
+              <w:instrText xml:space="preserve"> ADDIN ZOTERO_ITEM CSL_CITATION {"citationID":"a505e810","properties":{"unsorted":false,"formattedCitation":"[33], [21], [34]","plainCitation":"[33], [21], [34]","noteIndex":0},"citationItems":[{"id":33,"uris":[],"itemData":{"URL":"https://www.servicenow.com/docs/r/yokohama/governance-risk-compliance/bia-uib.html","author":[{"literal":"ServiceNow"}],"id":33,"issued":{"date-parts":[[2025]]},"note":"Updated July 31, 2025; original documentation body reviewed, generated overview excluded. Accessed 2026-10-29","publisher":"ServiceNow product documentation, Yokohama release","title":"Business impact analysis"}},{"id":21,"uris":[],"itemData":{"URL":"https://www.servicenow.com/docs/r/yokohama/governance-risk-compliance/rto-rpo-calculation.html","author":[{"literal":"ServiceNow"}],"id":21,"issued":{"date-parts":[[2025]]},"note":"Updated July 31, 2025; original documentation body reviewed, generated overview excluded. Accessed 2026-10-29","publisher":"ServiceNow product documentation, Yokohama release","title":"Calculating RTO and RPO"}},{"id":34,"uris":[],"itemData":{"URL":"https://www.servicenow.com/content/dam/servicenow-assets/public/en-us/doc-type/resource-center/solution-brief/sb-bcm.pdf","author":[{"literal":"ServiceNow"}],"id":34,"issued":{"date-parts":[[2025]]},"note":"Two-page provider solution brief; printed copyright 2025. Accessed 2026-10-29","publisher":"Official solution brief","title":"ServiceNow business continuity management"}}],"schema":"https://github.com/citation-style-language/schema/raw/master/csl-citation.json"} </w:instrText>
+            </w:r>
+            <w:r>
+              <w:fldChar w:fldCharType="separate"/>
+            </w:r>
+            <w:r>
+              <w:rPr>
+                <w:color w:val="0000FF"/>
+              </w:rPr>
+              <w:t>[33], [21], [34]</w:t>
+            </w:r>
+            <w:r>
+              <w:fldChar w:fldCharType="end"/>
+            </w:r>
+          </w:p>
+        </w:tc>
+        <w:tc>
+          <w:tcPr/>
+          <w:p>
+            <w:pPr>
+              <w:pStyle w:val="Compact"/>
+              <w:jc w:val="left"/>
+            </w:pPr>
+            <w:r>
+              <w:t xml:space="preserve">BIA and continuity workflow for business processes and related items.</w:t>
+            </w:r>
+          </w:p>
+        </w:tc>
+        <w:tc>
+          <w:tcPr/>
+          <w:p>
+            <w:pPr>
+              <w:pStyle w:val="Compact"/>
+              <w:jc w:val="left"/>
+            </w:pPr>
+            <w:r>
+              <w:t xml:space="preserve">Impact categories assessed at configured durations.</w:t>
+            </w:r>
+          </w:p>
+        </w:tc>
+        <w:tc>
+          <w:tcPr/>
+          <w:p>
+            <w:pPr>
+              <w:pStyle w:val="Compact"/>
+              <w:jc w:val="left"/>
+            </w:pPr>
+            <w:r>
+              <w:t xml:space="preserve">RTO is the minimum category downtime; a configured maximum applies if no intolerable rating occurs.</w:t>
+            </w:r>
+          </w:p>
+        </w:tc>
+        <w:tc>
+          <w:tcPr/>
+          <w:p>
+            <w:pPr>
+              <w:pStyle w:val="Compact"/>
+              <w:jc w:val="left"/>
+            </w:pPr>
+            <w:r>
+              <w:t xml:space="preserve">Tolerability, durations, recovery tiers, and questionnaires are configurable.</w:t>
+            </w:r>
+          </w:p>
+        </w:tc>
+        <w:tc>
+          <w:tcPr/>
+          <w:p>
+            <w:pPr>
+              <w:pStyle w:val="Compact"/>
+              <w:jc w:val="left"/>
+            </w:pPr>
+            <w:r>
+              <w:t xml:space="preserve">Related items linked through the CMDB; aggregation of shared dependency criticality is not documented.</w:t>
+            </w:r>
+          </w:p>
+        </w:tc>
+        <w:tc>
+          <w:tcPr/>
+          <w:p>
+            <w:pPr>
+              <w:pStyle w:val="Compact"/>
+              <w:jc w:val="left"/>
+            </w:pPr>
+            <w:r>
+              <w:t xml:space="preserve">First-party documentation and solution brief; no tenant tested.</w:t>
+            </w:r>
+          </w:p>
+        </w:tc>
+      </w:tr>
+      <w:tr>
+        <w:tc>
+          <w:tcPr/>
+          <w:p>
+            <w:pPr>
+              <w:pStyle w:val="Compact"/>
+              <w:jc w:val="left"/>
+            </w:pPr>
+            <w:r>
+              <w:t xml:space="preserve">GlobalSuite </w:t>
+            </w:r>
+            <w:r>
+              <w:fldChar w:fldCharType="begin"/>
+            </w:r>
+            <w:r>
+              <w:instrText xml:space="preserve"> ADDIN ZOTERO_ITEM CSL_CITATION {"citationID":"f7b3b692","properties":{"unsorted":false,"formattedCitation":"[23]","plainCitation":"[23]","noteIndex":0},"citationItems":[{"id":23,"uris":[],"itemData":{"URL":"https://help.globalsuitesolutions.com/en/globalsuite/v1/pre-bia","author":[{"literal":"GlobalSuite Solutions"}],"id":23,"issued":{"date-parts":[[2025]]},"note":"Page last modified Dec. 23, 2025; accessed Oct. 29, 2026","publisher":"GlobalSuite user manual, product documentation","title":"Pre-BIA"}}],"schema":"https://github.com/citation-style-language/schema/raw/master/csl-citation.json"} </w:instrText>
+            </w:r>
+            <w:r>
+              <w:fldChar w:fldCharType="separate"/>
+            </w:r>
+            <w:r>
+              <w:rPr>
+                <w:color w:val="0000FF"/>
+              </w:rPr>
+              <w:t>[23]</w:t>
+            </w:r>
+            <w:r>
+              <w:fldChar w:fldCharType="end"/>
+            </w:r>
+          </w:p>
+        </w:tc>
+        <w:tc>
+          <w:tcPr/>
+          <w:p>
+            <w:pPr>
+              <w:pStyle w:val="Compact"/>
+              <w:jc w:val="left"/>
+            </w:pPr>
+            <w:r>
+              <w:t xml:space="preserve">Pre-BIA by service and organizational area.</w:t>
+            </w:r>
+          </w:p>
+        </w:tc>
+        <w:tc>
+          <w:tcPr/>
+          <w:p>
+            <w:pPr>
+              <w:pStyle w:val="Compact"/>
+              <w:jc w:val="left"/>
+            </w:pPr>
+            <w:r>
+              <w:t xml:space="preserve">Configurable time scale with ordinal impact values.</w:t>
+            </w:r>
+          </w:p>
+        </w:tc>
+        <w:tc>
+          <w:tcPr/>
+          <w:p>
+            <w:pPr>
+              <w:pStyle w:val="Compact"/>
+              <w:jc w:val="left"/>
+            </w:pPr>
+            <w:r>
+              <w:t xml:space="preserve">MTPD may be manual or calculated under three documented criteria.</w:t>
+            </w:r>
+          </w:p>
+        </w:tc>
+        <w:tc>
+          <w:tcPr/>
+          <w:p>
+            <w:pPr>
+              <w:pStyle w:val="Compact"/>
+              <w:jc w:val="left"/>
+            </w:pPr>
+            <w:r>
+              <w:t xml:space="preserve">Consolidation by average, weighted average, maximum, or minimum.</w:t>
+            </w:r>
+          </w:p>
+        </w:tc>
+        <w:tc>
+          <w:tcPr/>
+          <w:p>
+            <w:pPr>
+              <w:pStyle w:val="Compact"/>
+              <w:jc w:val="left"/>
+            </w:pPr>
+            <w:r>
+              <w:t xml:space="preserve">Resource mapping is documented; inheritance rule is not.</w:t>
+            </w:r>
+          </w:p>
+        </w:tc>
+        <w:tc>
+          <w:tcPr/>
+          <w:p>
+            <w:pPr>
+              <w:pStyle w:val="Compact"/>
+              <w:jc w:val="left"/>
+            </w:pPr>
+            <w:r>
+              <w:t xml:space="preserve">First-party help page; product effectiveness not independently evaluated.</w:t>
+            </w:r>
+          </w:p>
+        </w:tc>
+      </w:tr>
+      <w:tr>
+        <w:tc>
+          <w:tcPr/>
+          <w:p>
+            <w:pPr>
+              <w:pStyle w:val="Compact"/>
+              <w:jc w:val="left"/>
+            </w:pPr>
+            <w:r>
+              <w:t xml:space="preserve">GRASP GRC </w:t>
+            </w:r>
+            <w:r>
+              <w:fldChar w:fldCharType="begin"/>
+            </w:r>
+            <w:r>
+              <w:instrText xml:space="preserve"> ADDIN ZOTERO_ITEM CSL_CITATION {"citationID":"c3d7f785","properties":{"unsorted":false,"formattedCitation":"[24]","plainCitation":"[24]","noteIndex":0},"citationItems":[{"id":24,"uris":[],"itemData":{"URL":"https://docs.grasp-grc.com/en/apps/bcm/bia/assessment.html","author":[{"literal":"DextraData GRC Technologies GmbH"}],"id":24,"issued":{"date-parts":[]},"note":"Accessed Oct. 29, 2026; page shows no release date","publisher":"GRASP GRC product documentation","title":"BCM – business impact analysis: Assessment (processes &amp; objectives)"}}],"schema":"https://github.com/citation-style-language/schema/raw/master/csl-citation.json"} </w:instrText>
+            </w:r>
+            <w:r>
+              <w:fldChar w:fldCharType="separate"/>
+            </w:r>
+            <w:r>
+              <w:rPr>
+                <w:color w:val="0000FF"/>
+              </w:rPr>
+              <w:t>[24]</w:t>
+            </w:r>
+            <w:r>
+              <w:fldChar w:fldCharType="end"/>
+            </w:r>
+          </w:p>
+        </w:tc>
+        <w:tc>
+          <w:tcPr/>
+          <w:p>
+            <w:pPr>
+              <w:pStyle w:val="Compact"/>
+              <w:jc w:val="left"/>
+            </w:pPr>
+            <w:r>
+              <w:t xml:space="preserve">Process-oriented BIA with recovery objectives.</w:t>
+            </w:r>
+          </w:p>
+        </w:tc>
+        <w:tc>
+          <w:tcPr/>
+          <w:p>
+            <w:pPr>
+              <w:pStyle w:val="Compact"/>
+              <w:jc w:val="left"/>
+            </w:pPr>
+            <w:r>
+              <w:t xml:space="preserve">Damage scenarios assessed over configurable time horizons.</w:t>
+            </w:r>
+          </w:p>
+        </w:tc>
+        <w:tc>
+          <w:tcPr/>
+          <w:p>
+            <w:pPr>
+              <w:pStyle w:val="Compact"/>
+              <w:jc w:val="left"/>
+            </w:pPr>
+            <w:r>
+              <w:t xml:space="preserve">MTPD and RTO are recorded; derivation rule is not shown.</w:t>
+            </w:r>
+          </w:p>
+        </w:tc>
+        <w:tc>
+          <w:tcPr/>
+          <w:p>
+            <w:pPr>
+              <w:pStyle w:val="Compact"/>
+              <w:jc w:val="left"/>
+            </w:pPr>
+            <w:r>
+              <w:t xml:space="preserve">Time horizons, scenarios, and rationale can be maintained.</w:t>
+            </w:r>
+          </w:p>
+        </w:tc>
+        <w:tc>
+          <w:tcPr/>
+          <w:p>
+            <w:pPr>
+              <w:pStyle w:val="Compact"/>
+              <w:jc w:val="left"/>
+            </w:pPr>
+            <w:r>
+              <w:t xml:space="preserve">Process dependencies and single-point-of-failure checks.</w:t>
+            </w:r>
+          </w:p>
+        </w:tc>
+        <w:tc>
+          <w:tcPr/>
+          <w:p>
+            <w:pPr>
+              <w:pStyle w:val="Compact"/>
+              <w:jc w:val="left"/>
+            </w:pPr>
+            <w:r>
+              <w:t xml:space="preserve">First-party documentation; analyst behavior inferred only where stated.</w:t>
+            </w:r>
+          </w:p>
+        </w:tc>
+      </w:tr>
+      <w:tr>
+        <w:tc>
+          <w:tcPr/>
+          <w:p>
+            <w:pPr>
+              <w:pStyle w:val="Compact"/>
+              <w:jc w:val="left"/>
+            </w:pPr>
+            <w:r>
+              <w:t xml:space="preserve">Fusion </w:t>
+            </w:r>
+            <w:r>
+              <w:fldChar w:fldCharType="begin"/>
+            </w:r>
+            <w:r>
+              <w:instrText xml:space="preserve"> ADDIN ZOTERO_ITEM CSL_CITATION {"citationID":"f2cdbec6","properties":{"unsorted":false,"formattedCitation":"[26]","plainCitation":"[26]","noteIndex":0},"citationItems":[{"id":26,"uris":[],"itemData":{"URL":"https://www.fusionrm.com/solutions/business-continuity-management/","author":[{"literal":"Fusion Risk Management"}],"id":26,"note":"Undated dynamic provider page; capabilities as documented on access date, not an independent software evaluation. Accessed 2026-10-29","publisher":"Official product page","title":"Business continuity management"}}],"schema":"https://github.com/citation-style-language/schema/raw/master/csl-citation.json"} </w:instrText>
+            </w:r>
+            <w:r>
+              <w:fldChar w:fldCharType="separate"/>
+            </w:r>
+            <w:r>
+              <w:rPr>
+                <w:color w:val="0000FF"/>
+              </w:rPr>
+              <w:t>[26]</w:t>
+            </w:r>
+            <w:r>
+              <w:fldChar w:fldCharType="end"/>
+            </w:r>
+          </w:p>
+        </w:tc>
+        <w:tc>
+          <w:tcPr/>
+          <w:p>
+            <w:pPr>
+              <w:pStyle w:val="Compact"/>
+              <w:jc w:val="left"/>
+            </w:pPr>
+            <w:r>
+              <w:t xml:space="preserve">Enterprise BCM lifecycle, planning, exercises, and recovery requirements.</w:t>
+            </w:r>
+          </w:p>
+        </w:tc>
+        <w:tc>
+          <w:tcPr/>
+          <w:p>
+            <w:pPr>
+              <w:pStyle w:val="Compact"/>
+              <w:jc w:val="left"/>
+            </w:pPr>
+            <w:r>
+              <w:t xml:space="preserve">Not documented in the reviewed page.</w:t>
+            </w:r>
+          </w:p>
+        </w:tc>
+        <w:tc>
+          <w:tcPr/>
+          <w:p>
+            <w:pPr>
+              <w:pStyle w:val="Compact"/>
+              <w:jc w:val="left"/>
+            </w:pPr>
+            <w:r>
+              <w:t xml:space="preserve">Not documented in the reviewed page.</w:t>
+            </w:r>
+          </w:p>
+        </w:tc>
+        <w:tc>
+          <w:tcPr/>
+          <w:p>
+            <w:pPr>
+              <w:pStyle w:val="Compact"/>
+              <w:jc w:val="left"/>
+            </w:pPr>
+            <w:r>
+              <w:t xml:space="preserve">Workflows and enterprise relationships are described.</w:t>
+            </w:r>
+          </w:p>
+        </w:tc>
+        <w:tc>
+          <w:tcPr/>
+          <w:p>
+            <w:pPr>
+              <w:pStyle w:val="Compact"/>
+              <w:jc w:val="left"/>
+            </w:pPr>
+            <w:r>
+              <w:t xml:space="preserve">People, processes, places, systems, and third parties, including upstream and downstream links.</w:t>
+            </w:r>
+          </w:p>
+        </w:tc>
+        <w:tc>
+          <w:tcPr/>
+          <w:p>
+            <w:pPr>
+              <w:pStyle w:val="Compact"/>
+              <w:jc w:val="left"/>
+            </w:pPr>
+            <w:r>
+              <w:t xml:space="preserve">Provider product page; no direct software evaluation.</w:t>
+            </w:r>
+          </w:p>
+        </w:tc>
+      </w:tr>
+      <w:tr>
+        <w:tc>
+          <w:tcPr/>
+          <w:p>
+            <w:pPr>
+              <w:pStyle w:val="Compact"/>
+              <w:jc w:val="left"/>
+            </w:pPr>
+            <w:r>
+              <w:t xml:space="preserve">Riskonnect </w:t>
+            </w:r>
+            <w:r>
+              <w:fldChar w:fldCharType="begin"/>
+            </w:r>
+            <w:r>
+              <w:instrText xml:space="preserve"> ADDIN ZOTERO_ITEM CSL_CITATION {"citationID":"b7668239","properties":{"unsorted":false,"formattedCitation":"[27]","plainCitation":"[27]","noteIndex":0},"citationItems":[{"id":27,"uris":[],"itemData":{"URL":"https://riskonnect.com/business-continuity-management-software/","author":[{"literal":"Riskonnect"}],"id":27,"note":"Provider capability descriptions and FAQ; page update marker September 2026, not a fixed software version. Accessed 2026-10-29","publisher":"Official product page","title":"Business continuity management software"}}],"schema":"https://github.com/citation-style-language/schema/raw/master/csl-citation.json"} </w:instrText>
+            </w:r>
+            <w:r>
+              <w:fldChar w:fldCharType="separate"/>
+            </w:r>
+            <w:r>
+              <w:rPr>
+                <w:color w:val="0000FF"/>
+              </w:rPr>
+              <w:t>[27]</w:t>
+            </w:r>
+            <w:r>
+              <w:fldChar w:fldCharType="end"/>
+            </w:r>
+          </w:p>
+        </w:tc>
+        <w:tc>
+          <w:tcPr/>
+          <w:p>
+            <w:pPr>
+              <w:pStyle w:val="Compact"/>
+              <w:jc w:val="left"/>
+            </w:pPr>
+            <w:r>
+              <w:t xml:space="preserve">Enterprise BIA, planning, workflow, exercises, and dashboards.</w:t>
+            </w:r>
+          </w:p>
+        </w:tc>
+        <w:tc>
+          <w:tcPr/>
+          <w:p>
+            <w:pPr>
+              <w:pStyle w:val="Compact"/>
+              <w:jc w:val="left"/>
+            </w:pPr>
+            <w:r>
+              <w:t xml:space="preserve">Not documented in the reviewed page.</w:t>
+            </w:r>
+          </w:p>
+        </w:tc>
+        <w:tc>
+          <w:tcPr/>
+          <w:p>
+            <w:pPr>
+              <w:pStyle w:val="Compact"/>
+              <w:jc w:val="left"/>
+            </w:pPr>
+            <w:r>
+              <w:t xml:space="preserve">Calculation details not documented.</w:t>
+            </w:r>
+          </w:p>
+        </w:tc>
+        <w:tc>
+          <w:tcPr/>
+          <w:p>
+            <w:pPr>
+              <w:pStyle w:val="Compact"/>
+              <w:jc w:val="left"/>
+            </w:pPr>
+            <w:r>
+              <w:t xml:space="preserve">Configurable workflows are described.</w:t>
+            </w:r>
+          </w:p>
+        </w:tc>
+        <w:tc>
+          <w:tcPr/>
+          <w:p>
+            <w:pPr>
+              <w:pStyle w:val="Compact"/>
+              <w:jc w:val="left"/>
+            </w:pPr>
+            <w:r>
+              <w:t xml:space="preserve">Dependency mapping and enterprise-risk integration.</w:t>
+            </w:r>
+          </w:p>
+        </w:tc>
+        <w:tc>
+          <w:tcPr/>
+          <w:p>
+            <w:pPr>
+              <w:pStyle w:val="Compact"/>
+              <w:jc w:val="left"/>
+            </w:pPr>
+            <w:r>
+              <w:t xml:space="preserve">Provider page; algorithms and release behavior unknown.</w:t>
+            </w:r>
+          </w:p>
+        </w:tc>
+      </w:tr>
+      <w:tr>
+        <w:tc>
+          <w:tcPr/>
+          <w:p>
+            <w:pPr>
+              <w:pStyle w:val="Compact"/>
+              <w:jc w:val="left"/>
+            </w:pPr>
+            <w:r>
+              <w:t xml:space="preserve">verinice </w:t>
+            </w:r>
+            <w:r>
+              <w:fldChar w:fldCharType="begin"/>
+            </w:r>
+            <w:r>
+              <w:instrText xml:space="preserve"> ADDIN ZOTERO_ITEM CSL_CITATION {"citationID":"2b8872c1","properties":{"unsorted":false,"formattedCitation":"[29]","plainCitation":"[29]","noteIndex":0},"citationItems":[{"id":29,"uris":[],"itemData":{"URL":"https://verinice.com/en/solutions/domains/business-continuity-management","author":[{"literal":"SerNet GmbH"}],"id":29,"issued":{"date-parts":[]},"note":"Accessed Oct. 29, 2026","publisher":"verinice product documentation","title":"Business continuity management (BCM) with verinice"}}],"schema":"https://github.com/citation-style-language/schema/raw/master/csl-citation.json"} </w:instrText>
+            </w:r>
+            <w:r>
+              <w:fldChar w:fldCharType="separate"/>
+            </w:r>
+            <w:r>
+              <w:rPr>
+                <w:color w:val="0000FF"/>
+              </w:rPr>
+              <w:t>[29]</w:t>
+            </w:r>
+            <w:r>
+              <w:fldChar w:fldCharType="end"/>
+            </w:r>
+          </w:p>
+        </w:tc>
+        <w:tc>
+          <w:tcPr/>
+          <w:p>
+            <w:pPr>
+              <w:pStyle w:val="Compact"/>
+              <w:jc w:val="left"/>
+            </w:pPr>
+            <w:r>
+              <w:t xml:space="preserve">Open-source ISMS/BCM support for processes and resources.</w:t>
+            </w:r>
+          </w:p>
+        </w:tc>
+        <w:tc>
+          <w:tcPr/>
+          <w:p>
+            <w:pPr>
+              <w:pStyle w:val="Compact"/>
+              <w:jc w:val="left"/>
+            </w:pPr>
+            <w:r>
+              <w:t xml:space="preserve">Not documented in the reviewed material.</w:t>
+            </w:r>
+          </w:p>
+        </w:tc>
+        <w:tc>
+          <w:tcPr/>
+          <w:p>
+            <w:pPr>
+              <w:pStyle w:val="Compact"/>
+              <w:jc w:val="left"/>
+            </w:pPr>
+            <w:r>
+              <w:t xml:space="preserve">Not documented in the reviewed material.</w:t>
+            </w:r>
+          </w:p>
+        </w:tc>
+        <w:tc>
+          <w:tcPr/>
+          <w:p>
+            <w:pPr>
+              <w:pStyle w:val="Compact"/>
+              <w:jc w:val="left"/>
+            </w:pPr>
+            <w:r>
+              <w:t xml:space="preserve">Domain and views are customizable.</w:t>
+            </w:r>
+          </w:p>
+        </w:tc>
+        <w:tc>
+          <w:tcPr/>
+          <w:p>
+            <w:pPr>
+              <w:pStyle w:val="Compact"/>
+              <w:jc w:val="left"/>
+            </w:pPr>
+            <w:r>
+              <w:t xml:space="preserve">Dependency views and automatic inheritance of business-impact values in an asset tree.</w:t>
+            </w:r>
+          </w:p>
+        </w:tc>
+        <w:tc>
+          <w:tcPr/>
+          <w:p>
+            <w:pPr>
+              <w:pStyle w:val="Compact"/>
+              <w:jc w:val="left"/>
+            </w:pPr>
+            <w:r>
+              <w:t xml:space="preserve">Public product documentation; temporal rule and current release behavior not verified.</w:t>
+            </w:r>
+          </w:p>
+        </w:tc>
+      </w:tr>
+      <w:tr>
+        <w:tc>
+          <w:tcPr/>
+          <w:p>
+            <w:pPr>
+              <w:pStyle w:val="Compact"/>
+              <w:jc w:val="left"/>
+            </w:pPr>
+            <w:r>
+              <w:t xml:space="preserve">QuantTM </w:t>
+            </w:r>
+            <w:r>
+              <w:fldChar w:fldCharType="begin"/>
+            </w:r>
+            <w:r>
+              <w:instrText xml:space="preserve"> ADDIN ZOTERO_ITEM CSL_CITATION {"citationID":"cd071581","properties":{"unsorted":false,"formattedCitation":"[18]","plainCitation":"[18]","noteIndex":0},"citationItems":[{"id":18,"uris":[],"itemData":{"DOI":"10.48550/arXiv.2402.14140","URL":"https://arxiv.org/abs/2402.14140","author":[{"dropping-particle":"von der","family":"Assen","given":"Jan"},{"family":"Franco","given":"Muriel F."},{"family":"Dong","given":"Muyao"},{"family":"Stiller","given":"Burkhard"}],"id":18,"issued":{"date-parts":[[2024]]},"publisher":"arXiv preprint arXiv:2402.14140","title":"QuantTM: Business-centric threat quantification for risk management and cyber resilience"}}],"schema":"https://github.com/citation-style-language/schema/raw/master/csl-citation.json"} </w:instrText>
+            </w:r>
+            <w:r>
+              <w:fldChar w:fldCharType="separate"/>
+            </w:r>
+            <w:r>
+              <w:rPr>
+                <w:color w:val="0000FF"/>
+              </w:rPr>
+              <w:t>[18]</w:t>
+            </w:r>
+            <w:r>
+              <w:fldChar w:fldCharType="end"/>
+            </w:r>
+          </w:p>
+        </w:tc>
+        <w:tc>
+          <w:tcPr/>
+          <w:p>
+            <w:pPr>
+              <w:pStyle w:val="Compact"/>
+              <w:jc w:val="left"/>
+            </w:pPr>
+            <w:r>
+              <w:t xml:space="preserve">Research prototype for business-centric cyber-threat loss.</w:t>
+            </w:r>
+          </w:p>
+        </w:tc>
+        <w:tc>
+          <w:tcPr/>
+          <w:p>
+            <w:pPr>
+              <w:pStyle w:val="Compact"/>
+              <w:jc w:val="left"/>
+            </w:pPr>
+            <w:r>
+              <w:t xml:space="preserve">Persistent impact represented by recovery level over time frames.</w:t>
+            </w:r>
+          </w:p>
+        </w:tc>
+        <w:tc>
+          <w:tcPr/>
+          <w:p>
+            <w:pPr>
+              <w:pStyle w:val="Compact"/>
+              <w:jc w:val="left"/>
+            </w:pPr>
+            <w:r>
+              <w:t xml:space="preserve">MTPD is an input, not a derived output.</w:t>
+            </w:r>
+          </w:p>
+        </w:tc>
+        <w:tc>
+          <w:tcPr/>
+          <w:p>
+            <w:pPr>
+              <w:pStyle w:val="Compact"/>
+              <w:jc w:val="left"/>
+            </w:pPr>
+            <w:r>
+              <w:t xml:space="preserve">Threat, probability, impact, duration, and recovery data are entered.</w:t>
+            </w:r>
+          </w:p>
+        </w:tc>
+        <w:tc>
+          <w:tcPr/>
+          <w:p>
+            <w:pPr>
+              <w:pStyle w:val="Compact"/>
+              <w:jc w:val="left"/>
+            </w:pPr>
+            <w:r>
+              <w:t xml:space="preserve">Service-resource mapping is outside its scope.</w:t>
+            </w:r>
+          </w:p>
+        </w:tc>
+        <w:tc>
+          <w:tcPr/>
+          <w:p>
+            <w:pPr>
+              <w:pStyle w:val="Compact"/>
+              <w:jc w:val="left"/>
+            </w:pPr>
+            <w:r>
+              <w:t xml:space="preserve">Preprint, one small organization, and five-person focus group.</w:t>
+            </w:r>
+          </w:p>
+        </w:tc>
+      </w:tr>
+    </w:tbl>
+    <w:p>
+      <w:pPr>
+        <w:pStyle w:val="BodyText"/>
+      </w:pPr>
+      <w:r>
+        <w:t xml:space="preserve">“</w:t>
+      </w:r>
+      <w:r>
+        <w:t xml:space="preserve">Not documented</w:t>
+      </w:r>
+      <w:r>
+        <w:t xml:space="preserve">”</w:t>
+      </w:r>
+      <w:r>
+        <w:t xml:space="preserve"> </w:t>
+      </w:r>
+      <w:r>
+        <w:t xml:space="preserve">denotes absence from the reviewed public material, not proof that a capability is absent from the software.</w:t>
+      </w:r>
+    </w:p>
+    <w:p>
+      <w:pPr>
+        <w:pStyle w:val="BodyText"/>
+      </w:pPr>
+      <w:r>
+        <w:t xml:space="preserve">The comparison shows partial overlap rather than an empty field. Temporal impact tables, configurable scales, RTO or MTPD calculations, dependency maps, and inherited impact values all exist in prior systems. What was not found in the reviewed documentation is the complete combination of a service-first temporal assessment, published handling of threshold and data edge cases, derivation of criticality, MTPD and RTO through one traceable configuration, and an explicit aggregation policy for dependencies shared by several services. This is a bounded statement about the reviewed material. The contribution of Masar should consequently be evaluated by the clarity and correctness of its method, not by an assertion that no comparable system exists.</w:t>
+      </w:r>
+    </w:p>
+    <w:p>
+      <w:pPr>
+        <w:pStyle w:val="BodyText"/>
+      </w:pPr>
+      <w:r>
+        <w:t xml:space="preserve">Software comparison also clarifies scope. Commercial suites offer plan management, exercises, crisis communication, workflow, and enterprise integration that Masar does not seek to reproduce. Conversely, a focused prototype can expose its data model and rules in a way that provider pages do not. A fair comparison therefore concerns analytical inputs, disclosed decision logic, configurability, dependency treatment, traceability, and evaluation evidence. Feature breadth is not an appropriate measure of research contribution.</w:t>
+      </w:r>
+    </w:p>
+    <w:bookmarkEnd w:id="50"/>
+    <w:bookmarkEnd w:id="51"/>
+    <w:bookmarkEnd w:id="52"/>
+    <w:bookmarkStart w:id="53" w:name="research-methods-and-evaluation"/>
+    <w:p>
+      <w:pPr>
+        <w:pStyle w:val="Heading2"/>
+      </w:pPr>
+      <w:r>
+        <w:t xml:space="preserve">Research Methods and Evaluation</w:t>
+      </w:r>
+    </w:p>
+    <w:p>
+      <w:pPr>
+        <w:pStyle w:val="FirstParagraph"/>
+      </w:pPr>
+      <w:r>
+        <w:t xml:space="preserve">The project is an information-systems design problem because it requires both a purposeful method and an implemented artifact. Hevner et al. characterize design-science research as the construction and evaluation of artifacts intended to address relevant organizational problems, while maintaining rigor through an applicable knowledge base </w:t>
+      </w:r>
+      <w:r>
         <w:fldChar w:fldCharType="begin"/>
       </w:r>
       <w:r>
-        <w:instrText xml:space="preserve"> ADDIN ZOTERO_ITEM CSL_CITATION {"citationID":"biZzmmKR","properties":{"unsorted":false,"formattedCitation":"[1], [2]","plainCitation":"[1], [2]","noteIndex":0},"citationItems":[{"id":6,"uris":["http://zotero.org/users/22231723/items/26G8P6LK"],"itemData":{"id":6,"type":"document","note":"Published: National Risk Council, Saudi Arabia","title":"National Framework for Risk, Emergency and Business Continuity Management: Business Continuity Management Section","URL":"https://riskbcm.com/gsnrc_standards/","author":[{"literal":"General Secretariat of the National Risk Council"}]}},{"id":8,"uris":["http://zotero.org/users/22231723/items/FDE9WC9E"],"itemData":{"id":8,"type":"report","number":"DGA-1-2-5-231","publisher":"Digital Government Authority, Saudi Arabia","title":"Guideline for Risk Management and Business Continuity for Digital Government: Business Continuity Management System","URL":"https://dga.gov.sa/ar/regulatory-documents/guideline-for-risk-management-and-business-continuity-for-digital-government","author":[{"literal":"Digital Government Authority"}],"issued":{"date-parts":[["2025",1]]}}}],"schema":"https://github.com/citation-style-language/schema/raw/master/csl-citation.json"} </w:instrText>
+        <w:instrText xml:space="preserve"> ADDIN ZOTERO_ITEM CSL_CITATION {"citationID":"0b5d454c","properties":{"unsorted":false,"formattedCitation":"[3]","plainCitation":"[3]","noteIndex":0},"citationItems":[{"id":3,"uris":[],"itemData":{"DOI":"10.2307/25148625","URL":"https://doi.org/10.2307/25148625","author":[{"family":"Hevner","given":"Alan R."},{"family":"March","given":"Salvatore T."},{"family":"Park","given":"Jinsoo"},{"family":"Ram","given":"Sudha"}],"container-title":"MIS Quarterly","id":3,"issue":"1","issued":{"date-parts":[[2004]]},"page":"75-105","title":"Design science in information systems research","type":"article-journal","volume":"28"}}],"schema":"https://github.com/citation-style-language/schema/raw/master/csl-citation.json"} </w:instrText>
       </w:r>
       <w:r>
         <w:fldChar w:fldCharType="separate"/>
@@ -3349,743 +8964,1028 @@
         <w:rPr>
           <w:color w:val="0000FF"/>
         </w:rPr>
-        <w:t>[</w:t>
+        <w:t>[3]</w:t>
+      </w:r>
+      <w:r>
+        <w:fldChar w:fldCharType="end"/>
+      </w:r>
+      <w:r>
+        <w:t xml:space="preserve">. Peffers et al. express the process as problem identification and motivation, definition of objectives, design and development, demonstration, evaluation, and communication </w:t>
+      </w:r>
+      <w:r>
+        <w:fldChar w:fldCharType="begin"/>
+      </w:r>
+      <w:r>
+        <w:instrText xml:space="preserve"> ADDIN ZOTERO_ITEM CSL_CITATION {"citationID":"d19b6724","properties":{"unsorted":false,"formattedCitation":"[4]","plainCitation":"[4]","noteIndex":0},"citationItems":[{"id":4,"uris":[],"itemData":{"DOI":"10.2753/MIS0742-1222240302","URL":"https://doi.org/10.2753/MIS0742-1222240302","author":[{"family":"Peffers","given":"Ken"},{"family":"Tuunanen","given":"Tuure"},{"family":"Rothenberger","given":"Marcus A."},{"family":"Chatterjee","given":"Samir"}],"container-title":"Journal of Management Information Systems","id":4,"issue":"3","issued":{"date-parts":[[2007]]},"page":"45-77","title":"A design science research methodology for information systems research","type":"article-journal","volume":"24"}}],"schema":"https://github.com/citation-style-language/schema/raw/master/csl-citation.json"} </w:instrText>
+      </w:r>
+      <w:r>
+        <w:fldChar w:fldCharType="separate"/>
       </w:r>
       <w:r>
         <w:rPr>
           <w:color w:val="0000FF"/>
         </w:rPr>
+        <w:t>[4]</w:t>
+      </w:r>
+      <w:r>
+        <w:fldChar w:fldCharType="end"/>
+      </w:r>
+      <w:r>
+        <w:t>. The stages are compatible with the present project: the BIA-to-priority problem motivates the work; the literature and guidance establish requirements; TDRP and Masar constitute the artifacts; and specified cases and user-oriented evaluation provide evidence.</w:t>
+      </w:r>
+    </w:p>
+    <w:p>
+      <w:pPr>
+        <w:pStyle w:val="BodyText"/>
+      </w:pPr>
+      <w:r>
+        <w:t xml:space="preserve">Evaluation must match the claim. Venable et al.’s FEDS framework distinguishes formative from summative purposes and artificial from naturalistic settings, emphasizing that the selected strategy should consider the artifact’s maturity, risk, and evaluation constraints </w:t>
+      </w:r>
+      <w:r>
         <w:fldChar w:fldCharType="begin"/>
       </w:r>
       <w:r>
+        <w:instrText xml:space="preserve"> ADDIN ZOTERO_ITEM CSL_CITATION {"citationID":"034429d9","properties":{"unsorted":false,"formattedCitation":"[35]","plainCitation":"[35]","noteIndex":0},"citationItems":[{"id":35,"uris":[],"itemData":{"DOI":"10.1057/ejis.2014.36","URL":"https://doi.org/10.1057/ejis.2014.36","author":[{"family":"Venable","given":"John"},{"family":"Pries-Heje","given":"Jan"},{"family":"Baskerville","given":"Richard"}],"container-title":"European Journal of Information Systems","id":35,"issue":"1","issued":{"date-parts":[[2016]]},"page":"77-89","title":"FEDS: A framework for evaluation in design science research","type":"article-journal","volume":"25"}}],"schema":"https://github.com/citation-style-language/schema/raw/master/csl-citation.json"} </w:instrText>
+      </w:r>
+      <w:r>
+        <w:fldChar w:fldCharType="separate"/>
+      </w:r>
+      <w:r>
         <w:rPr>
           <w:color w:val="0000FF"/>
         </w:rPr>
-        <w:instrText xml:space="preserve"> HYPERLINK  \l "Cite_id6_National_FNoYear_NoAuthor" \o "National Framework for Risk, Emergency and Business Continuity Management: Business Continuity Management Section" </w:instrText>
+        <w:t>[35]</w:t>
+      </w:r>
+      <w:r>
+        <w:fldChar w:fldCharType="end"/>
+      </w:r>
+      <w:r>
+        <w:t>. A prototype can first be evaluated in an artificial setting through test cases designed to exercise every rule and boundary condition. This can establish correctness and internal consistency. It cannot establish that organizations recover faster during real incidents. Naturalistic evaluation with practitioners can assess understandability, relevance, and usability, but a small local sample does not prove universal effectiveness.</w:t>
+      </w:r>
+    </w:p>
+    <w:p>
+      <w:pPr>
+        <w:pStyle w:val="BodyText"/>
+      </w:pPr>
+      <w:r>
+        <w:t xml:space="preserve">The reviewed studies illustrate this hierarchy of evidence. Sahebjamnia et al. and PRECESION demonstrate models on cases or simulations </w:t>
+      </w:r>
+      <w:r>
+        <w:fldChar w:fldCharType="begin"/>
+      </w:r>
+      <w:r>
+        <w:instrText xml:space="preserve"> ADDIN ZOTERO_ITEM CSL_CITATION {"citationID":"6b29c531","properties":{"unsorted":false,"formattedCitation":"[6], [25]","plainCitation":"[6], [25]","noteIndex":0},"citationItems":[{"id":6,"uris":[],"itemData":{"DOI":"10.1016/j.ejor.2014.09.055","URL":"https://doi.org/10.1016/j.ejor.2014.09.055","author":[{"family":"Sahebjamnia","given":"Navid"},{"family":"Torabi","given":"S. Ali"},{"family":"Mansouri","given":"S. Afshin"}],"container-title":"European Journal of Operational Research","id":6,"issue":"1","issued":{"date-parts":[[2015]]},"page":"261-273","title":"Integrated business continuity and disaster recovery planning: Towards organizational resilience","type":"article-journal","volume":"242"}},{"id":25,"uris":[],"itemData":{"DOI":"10.1016/j.dcan.2017.08.001","URL":"https://doi.org/10.1016/j.dcan.2017.08.001","author":[{"family":"El-Shekeil","given":"Ibrahim"},{"family":"Pal","given":"Amitangshu"},{"family":"Kant","given":"Krishna"}],"container-title":"Digital Communications and Networks","id":25,"issued":{"date-parts":[[2017]]},"note":"In press; volume and page numbers not shown in the reviewed copy","title":"PRECESION: Progressive recovery and restoration planning of interdependent services in enterprise data centers","type":"article-journal"}}],"schema":"https://github.com/citation-style-language/schema/raw/master/csl-citation.json"} </w:instrText>
+      </w:r>
+      <w:r>
+        <w:fldChar w:fldCharType="separate"/>
       </w:r>
       <w:r>
         <w:rPr>
           <w:color w:val="0000FF"/>
         </w:rPr>
+        <w:t>[6], [25]</w:t>
+      </w:r>
+      <w:r>
+        <w:fldChar w:fldCharType="end"/>
+      </w:r>
+      <w:r>
+        <w:t xml:space="preserve">. The asset-criticality framework combines case application, expert face validity, and sensitivity analysis </w:t>
+      </w:r>
+      <w:r>
+        <w:fldChar w:fldCharType="begin"/>
+      </w:r>
+      <w:r>
+        <w:instrText xml:space="preserve"> ADDIN ZOTERO_ITEM CSL_CITATION {"citationID":"7c23c7ef","properties":{"unsorted":false,"formattedCitation":"[19]","plainCitation":"[19]","noteIndex":0},"citationItems":[{"id":19,"uris":[],"itemData":{"DOI":"10.3390/buildings13010264","URL":"https://doi.org/10.3390/buildings13010264","author":[{"family":"Aghabegloo","given":"Mohsen"},{"family":"Rezaie","given":"Kamran"},{"family":"Torabi","given":"S. Ali"},{"family":"Khalili","given":"Seyed Mohammad"}],"container-title":"Buildings","id":19,"issue":"1","issued":{"date-parts":[[2023]]},"note":"Art. no. 264","title":"A BIA-based quantitative framework for built physical asset criticality analysis under sustainability and resilience","type":"article-journal","volume":"13"}}],"schema":"https://github.com/citation-style-language/schema/raw/master/csl-citation.json"} </w:instrText>
+      </w:r>
+      <w:r>
+        <w:fldChar w:fldCharType="separate"/>
       </w:r>
       <w:r>
         <w:rPr>
           <w:color w:val="0000FF"/>
         </w:rPr>
+        <w:t>[19]</w:t>
+      </w:r>
+      <w:r>
+        <w:fldChar w:fldCharType="end"/>
+      </w:r>
+      <w:r>
+        <w:t xml:space="preserve">. QuantTM uses an organizational case and a five-person focus group </w:t>
+      </w:r>
+      <w:r>
+        <w:fldChar w:fldCharType="begin"/>
+      </w:r>
+      <w:r>
+        <w:instrText xml:space="preserve"> ADDIN ZOTERO_ITEM CSL_CITATION {"citationID":"bb41bbdc","properties":{"unsorted":false,"formattedCitation":"[18]","plainCitation":"[18]","noteIndex":0},"citationItems":[{"id":18,"uris":[],"itemData":{"DOI":"10.48550/arXiv.2402.14140","URL":"https://arxiv.org/abs/2402.14140","author":[{"dropping-particle":"von der","family":"Assen","given":"Jan"},{"family":"Franco","given":"Muriel F."},{"family":"Dong","given":"Muyao"},{"family":"Stiller","given":"Burkhard"}],"id":18,"issued":{"date-parts":[[2024]]},"publisher":"arXiv preprint arXiv:2402.14140","title":"QuantTM: Business-centric threat quantification for risk management and cyber resilience"}}],"schema":"https://github.com/citation-style-language/schema/raw/master/csl-citation.json"} </w:instrText>
+      </w:r>
+      <w:r>
         <w:fldChar w:fldCharType="separate"/>
       </w:r>
       <w:r>
         <w:rPr>
-          <w:rStyle w:val="Hyperlink"/>
-          <w:u w:val="none"/>
-        </w:rPr>
-        <w:t>1</w:t>
-      </w:r>
-      <w:r>
-        <w:rPr>
           <w:color w:val="0000FF"/>
         </w:rPr>
+        <w:t>[18]</w:t>
+      </w:r>
+      <w:r>
         <w:fldChar w:fldCharType="end"/>
       </w:r>
       <w:r>
+        <w:t xml:space="preserve">, while the BCMS reference model is checked by 39 practitioners who assess a predefined process list </w:t>
+      </w:r>
+      <w:r>
+        <w:fldChar w:fldCharType="begin"/>
+      </w:r>
+      <w:r>
+        <w:instrText xml:space="preserve"> ADDIN ZOTERO_ITEM CSL_CITATION {"citationID":"9a2fa4ef","properties":{"unsorted":false,"formattedCitation":"[14]","plainCitation":"[14]","noteIndex":0},"citationItems":[{"id":14,"uris":[],"itemData":{"DOI":"10.3390/app16073219","URL":"https://doi.org/10.3390/app16073219","author":[{"family":"Arias-Aranda","given":"Daniel"},{"family":"Haufe","given":"Knut"},{"family":"Dzombeta","given":"Srdan"},{"family":"Stantchev","given":"Vladimir"}],"container-title":"Applied Sciences","id":14,"issue":"7","issued":{"date-parts":[[2026]]},"note":"Art. no. 3219","title":"Business continuity management—identifying relevant processes for a reference model","type":"article-journal","volume":"16"}}],"schema":"https://github.com/citation-style-language/schema/raw/master/csl-citation.json"} </w:instrText>
+      </w:r>
+      <w:r>
+        <w:fldChar w:fldCharType="separate"/>
+      </w:r>
+      <w:r>
         <w:rPr>
           <w:color w:val="0000FF"/>
         </w:rPr>
-        <w:t>], [</w:t>
-      </w:r>
-      <w:hyperlink w:anchor="Cite_id8_Guideline__2025_NoAuthor" w:tooltip="Guideline for Risk Management and Business Continuity for Digital Government: Business Continuity Management System" w:history="1">
-        <w:r>
-          <w:rPr>
-            <w:rStyle w:val="Hyperlink"/>
-            <w:u w:val="none"/>
-          </w:rPr>
-          <w:t>2</w:t>
-        </w:r>
-      </w:hyperlink>
+        <w:t>[14]</w:t>
+      </w:r>
+      <w:r>
+        <w:fldChar w:fldCharType="end"/>
+      </w:r>
+      <w:r>
+        <w:t xml:space="preserve">. The self-assessment work implements and applies an artifact but measures preparedness rather than recovery outcomes </w:t>
+      </w:r>
+      <w:r>
+        <w:fldChar w:fldCharType="begin"/>
+      </w:r>
+      <w:r>
+        <w:instrText xml:space="preserve"> ADDIN ZOTERO_ITEM CSL_CITATION {"citationID":"2bd75f8a","properties":{"unsorted":false,"formattedCitation":"[32]","plainCitation":"[32]","noteIndex":0},"citationItems":[{"id":32,"uris":[],"itemData":{"DOI":"10.3390/technologies13060242","URL":"https://doi.org/10.3390/technologies13060242","author":[{"family":"Russo","given":"Nelson"},{"family":"São Mamede","given":"Henrique"},{"family":"Reis","given":"Leonilde"}],"container-title":"Technologies","id":32,"issue":"6","issued":{"date-parts":[[2025]]},"note":"Art. no. 242","title":"An approach to business continuity self-assessment","type":"article-journal","volume":"13"}}],"schema":"https://github.com/citation-style-language/schema/raw/master/csl-citation.json"} </w:instrText>
+      </w:r>
+      <w:r>
+        <w:fldChar w:fldCharType="separate"/>
+      </w:r>
       <w:r>
         <w:rPr>
           <w:color w:val="0000FF"/>
         </w:rPr>
-        <w:t>]</w:t>
+        <w:t>[32]</w:t>
       </w:r>
       <w:r>
         <w:fldChar w:fldCharType="end"/>
       </w:r>
       <w:r>
+        <w:t>. These designs supply useful evidence of feasibility, acceptance, or internal behavior; none by itself establishes improved performance in real disruptions.</w:t>
+      </w:r>
+    </w:p>
+    <w:p>
+      <w:pPr>
+        <w:pStyle w:val="BodyText"/>
+      </w:pPr>
+      <w:r>
+        <w:t xml:space="preserve">For TDRP, rule verification should cover ordinary and exceptional inputs. Test cases should include a threshold reached exactly, crossed between assessed periods, never reached, and reached in more than one impact dimension. They should include missing values, invalid scales, non-monotonic assessments, tied services, several RTO mappings, a dependency supporting one service, a dependency shared by differently rated services, and an unlinked dependency. Expected results should be determined independently from the implementation. Repeating the tests under more than one valid configuration will show whether the artifact is configurable in behavior rather than only in its interface.</w:t>
+      </w:r>
+    </w:p>
+    <w:p>
+      <w:pPr>
+        <w:pStyle w:val="BodyText"/>
+      </w:pPr>
+      <w:r>
+        <w:t xml:space="preserve">Traceability can be evaluated by selecting an output and following it backward to its service, impact values, threshold, temporal interval, mapping, dependency relationships, and rule version. Consistency can be examined by applying the same configuration and inputs repeatedly and by checking invariants such as RTO not exceeding the configured tolerability boundary where that constraint is part of the method. Sensitivity analysis should vary approved parameters one at a time and explain resulting changes. Usability evaluation can ask practitioners to complete defined tasks and judge whether the explanation supports review and correction. These measures align the evidence with the intended contribution and avoid claiming operational effectiveness that a master’s prototype cannot demonstrate.</w:t>
+      </w:r>
+    </w:p>
+    <w:p>
+      <w:pPr>
+        <w:pStyle w:val="BodyText"/>
+      </w:pPr>
+      <w:r>
+        <w:t xml:space="preserve">The literature also supports methodological restraint. BIA data frequently originate in expert judgement, and several reviewed cases lack respondent counts, agreement measures, replication data, or external comparison. Masar can make the application of approved rules more consistent, but it cannot remove subjectivity from the underlying assessments. Evaluation should therefore distinguish input validity from processing correctness. A correct implementation can faithfully produce a poor result from poor inputs; the dashboard should help expose that condition rather than conceal it behind a numerical ranking.</w:t>
+      </w:r>
+    </w:p>
+    <w:bookmarkEnd w:id="53"/>
+    <w:bookmarkStart w:id="55" w:name="synthesis-and-research-gap"/>
+    <w:p>
+      <w:pPr>
+        <w:pStyle w:val="Heading2"/>
+      </w:pPr>
+      <w:r>
+        <w:t xml:space="preserve">Synthesis and Research Gap</w:t>
+      </w:r>
+    </w:p>
+    <w:p>
+      <w:pPr>
+        <w:pStyle w:val="FirstParagraph"/>
+      </w:pPr>
+      <w:r>
+        <w:t xml:space="preserve">The reviewed evidence converges on five propositions. First, business impact analysis is an established component of BCM and should be adapted to organizational objectives, constraints, and terminology </w:t>
+      </w:r>
+      <w:r>
+        <w:fldChar w:fldCharType="begin"/>
+      </w:r>
+      <w:r>
+        <w:instrText xml:space="preserve"> ADDIN ZOTERO_ITEM CSL_CITATION {"citationID":"cffc573e","properties":{"unsorted":false,"formattedCitation":"[13], [1], [15]","plainCitation":"[13], [1], [15]","noteIndex":0},"citationItems":[{"id":13,"uris":[],"itemData":{"URL":"https://www.iso.org/standard/79000.html","author":[{"literal":"International Organization for Standardization"}],"id":13,"issued":{"date-parts":[[2021]]},"note":"Public catalogue and abstract only; full standard not acquired or reviewed. Accessed 2026-10-29","title":"ISO/TS 22317:2021: Security and resilience—business continuity management systems—guidelines for business impact analysis (public catalogue record)"}},{"id":1,"uris":[],"itemData":{"URL":"https://riskbcm.com/gsnrc_standards/","author":[{"literal":"General Secretariat of the National Risk Council"}],"id":1,"note":"Arabic-language supplied extract; BCM chapter, printed pp. 216–272, followed by supplementary tables and references with separate pagination. Publication year unspecified. Reviewed 2026-10-29","publisher":"National Risk Council, Saudi Arabia","title":"National Framework for Risk, Emergency and Business Continuity Management: Business Continuity Management Section"}},{"id":15,"uris":[],"itemData":{"URL":"https://dga.gov.sa/en/regulatory-documents","author":[{"literal":"Digital Government Authority"}],"id":15,"issued":{"date-parts":[[2025]]},"note":"Supplied English issue 1.0; cover dated January 28, 2025, running footers January 29, 2025. BCM pp. 97–130; documentation p. 131; relevant annexes pp. 152–154. Reviewed 2026-10-29","number":"DGA-1-2-5-210","publisher":"Digital Government Authority, Saudi Arabia","title":"Guideline of risk and business continuity management for digital government","type":"report"}}],"schema":"https://github.com/citation-style-language/schema/raw/master/csl-citation.json"} </w:instrText>
+      </w:r>
+      <w:r>
+        <w:fldChar w:fldCharType="separate"/>
+      </w:r>
+      <w:r>
+        <w:rPr>
+          <w:color w:val="0000FF"/>
+        </w:rPr>
+        <w:t>[13], [1], [15]</w:t>
+      </w:r>
+      <w:r>
+        <w:fldChar w:fldCharType="end"/>
+      </w:r>
+      <w:r>
+        <w:t xml:space="preserve">. Second, impact changes with interruption duration, and several studies and products represent it at successive periods </w:t>
+      </w:r>
+      <w:r>
+        <w:fldChar w:fldCharType="begin"/>
+      </w:r>
+      <w:r>
+        <w:instrText xml:space="preserve"> ADDIN ZOTERO_ITEM CSL_CITATION {"citationID":"d6a2969f","properties":{"unsorted":false,"formattedCitation":"[16], [21], [23], [24]","plainCitation":"[16], [21], [23], [24]","noteIndex":0},"citationItems":[{"id":16,"uris":[],"itemData":{"DOI":"10.3390/asi6050082","URL":"https://doi.org/10.3390/asi6050082","author":[{"family":"Horalek","given":"Josef"}],"container-title":"Applied System Innovation","id":16,"issue":"5","issued":{"date-parts":[[2023]]},"note":"Art. no. 82","title":"Business impact analysis of AMM data: A case study","type":"article-journal","volume":"6"}},{"id":21,"uris":[],"itemData":{"URL":"https://www.servicenow.com/docs/r/yokohama/governance-risk-compliance/rto-rpo-calculation.html","author":[{"literal":"ServiceNow"}],"id":21,"issued":{"date-parts":[[2025]]},"note":"Updated July 31, 2025; original documentation body reviewed, generated overview excluded. Accessed 2026-10-29","publisher":"ServiceNow product documentation, Yokohama release","title":"Calculating RTO and RPO"}},{"id":23,"uris":[],"itemData":{"URL":"https://help.globalsuitesolutions.com/en/globalsuite/v1/pre-bia","author":[{"literal":"GlobalSuite Solutions"}],"id":23,"issued":{"date-parts":[[2025]]},"note":"Page last modified Dec. 23, 2025; accessed Oct. 29, 2026","publisher":"GlobalSuite user manual, product documentation","title":"Pre-BIA"}},{"id":24,"uris":[],"itemData":{"URL":"https://docs.grasp-grc.com/en/apps/bcm/bia/assessment.html","author":[{"literal":"DextraData GRC Technologies GmbH"}],"id":24,"issued":{"date-parts":[]},"note":"Accessed Oct. 29, 2026; page shows no release date","publisher":"GRASP GRC product documentation","title":"BCM – business impact analysis: Assessment (processes &amp; objectives)"}}],"schema":"https://github.com/citation-style-language/schema/raw/master/csl-citation.json"} </w:instrText>
+      </w:r>
+      <w:r>
+        <w:fldChar w:fldCharType="separate"/>
+      </w:r>
+      <w:r>
+        <w:rPr>
+          <w:color w:val="0000FF"/>
+        </w:rPr>
+        <w:t>[16], [21], [23], [24]</w:t>
+      </w:r>
+      <w:r>
+        <w:fldChar w:fldCharType="end"/>
+      </w:r>
+      <w:r>
+        <w:t xml:space="preserve">. Third, recovery parameters and priorities are not naturally occurring facts: they depend on thresholds, scales, aggregation policies, and managerial judgement. Fourth, supporting assets derive importance from the services or functions they enable, but shared dependencies and relationship semantics require explicit treatment </w:t>
+      </w:r>
+      <w:r>
+        <w:fldChar w:fldCharType="begin"/>
+      </w:r>
+      <w:r>
+        <w:instrText xml:space="preserve"> ADDIN ZOTERO_ITEM CSL_CITATION {"citationID":"31f59031","properties":{"unsorted":false,"formattedCitation":"[20], [11], [28]","plainCitation":"[20], [11], [28]","noteIndex":0},"citationItems":[{"id":20,"uris":[],"itemData":{"DOI":"10.6028/NIST.IR.8179","URL":"https://nvlpubs.nist.gov/nistpubs/ir/2018/NIST.IR.8179.pdf","author":[{"family":"Paulsen","given":"Celia"},{"family":"Boyens","given":"Jon"},{"family":"Bartol","given":"Nadya"},{"family":"Winkler","given":"Kris"}],"id":20,"issued":{"date-parts":[[2018]]},"number":"NIST IR 8179","publisher":"National Institute of Standards; Technology","title":"Criticality analysis process model: Prioritizing systems and components","type":"report"}},{"id":11,"uris":[],"itemData":{"DOI":"10.6028/NIST.IR.8286D-upd1","URL":"https://nvlpubs.nist.gov/nistpubs/ir/2025/NIST.IR.8286D-upd1.pdf","author":[{"family":"Quinn","given":"Stephen D."},{"family":"Ivy","given":"Nahla"},{"family":"Chua","given":"Julie"},{"family":"Barrett","given":"Matthew"},{"family":"Feldman","given":"Larry"},{"family":"Topper","given":"Daniel"},{"family":"Witte","given":"Gregory A."},{"family":"Gardner","given":"R. K."}],"id":11,"issued":{"date-parts":[[2025]]},"note":"Updated February 26, 2025; supersedes the November 2022 edition","number":"NIST IR 8286D-upd1","publisher":"National Institute of Standards; Technology","title":"Using business impact analysis to inform risk prioritization and response","type":"report"}},{"id":28,"uris":[],"itemData":{"DOI":"10.1109/37.969131","URL":"https://doi.org/10.1109/37.969131","author":[{"family":"Rinaldi","given":"Steven M."},{"family":"Peerenboom","given":"James P."},{"family":"Kelly","given":"Terrence K."}],"container-title":"IEEE Control Systems Magazine","id":28,"issue":"6","issued":{"date-parts":[[2001]]},"page":"11-25","title":"Identifying, understanding, and analyzing critical infrastructure interdependencies","type":"article-journal","volume":"21"}}],"schema":"https://github.com/citation-style-language/schema/raw/master/csl-citation.json"} </w:instrText>
+      </w:r>
+      <w:r>
+        <w:fldChar w:fldCharType="separate"/>
+      </w:r>
+      <w:r>
+        <w:rPr>
+          <w:color w:val="0000FF"/>
+        </w:rPr>
+        <w:t>[20], [11], [28]</w:t>
+      </w:r>
+      <w:r>
+        <w:fldChar w:fldCharType="end"/>
+      </w:r>
+      <w:r>
+        <w:t xml:space="preserve">. Fifth, a priority ranking is not a feasible recovery schedule; scheduling requires additional data about precedence, capacity, duration, and incident conditions </w:t>
+      </w:r>
+      <w:r>
+        <w:fldChar w:fldCharType="begin"/>
+      </w:r>
+      <w:r>
+        <w:instrText xml:space="preserve"> ADDIN ZOTERO_ITEM CSL_CITATION {"citationID":"752cf1c3","properties":{"unsorted":false,"formattedCitation":"[6], [25]","plainCitation":"[6], [25]","noteIndex":0},"citationItems":[{"id":6,"uris":[],"itemData":{"DOI":"10.1016/j.ejor.2014.09.055","URL":"https://doi.org/10.1016/j.ejor.2014.09.055","author":[{"family":"Sahebjamnia","given":"Navid"},{"family":"Torabi","given":"S. Ali"},{"family":"Mansouri","given":"S. Afshin"}],"container-title":"European Journal of Operational Research","id":6,"issue":"1","issued":{"date-parts":[[2015]]},"page":"261-273","title":"Integrated business continuity and disaster recovery planning: Towards organizational resilience","type":"article-journal","volume":"242"}},{"id":25,"uris":[],"itemData":{"DOI":"10.1016/j.dcan.2017.08.001","URL":"https://doi.org/10.1016/j.dcan.2017.08.001","author":[{"family":"El-Shekeil","given":"Ibrahim"},{"family":"Pal","given":"Amitangshu"},{"family":"Kant","given":"Krishna"}],"container-title":"Digital Communications and Networks","id":25,"issued":{"date-parts":[[2017]]},"note":"In press; volume and page numbers not shown in the reviewed copy","title":"PRECESION: Progressive recovery and restoration planning of interdependent services in enterprise data centers","type":"article-journal"}}],"schema":"https://github.com/citation-style-language/schema/raw/master/csl-citation.json"} </w:instrText>
+      </w:r>
+      <w:r>
+        <w:fldChar w:fldCharType="separate"/>
+      </w:r>
+      <w:r>
+        <w:rPr>
+          <w:color w:val="0000FF"/>
+        </w:rPr>
+        <w:t>[6], [25]</w:t>
+      </w:r>
+      <w:r>
+        <w:fldChar w:fldCharType="end"/>
+      </w:r>
+      <w:r>
         <w:t>.</w:t>
       </w:r>
     </w:p>
     <w:p>
       <w:pPr>
-        <w:pStyle w:val="NormalCoEKSU"/>
-        <w:rPr>
-          <w:lang w:val="en-GB"/>
-        </w:rPr>
-      </w:pPr>
-      <w:r>
-        <w:t xml:space="preserve">Assessing the consequences of an interruption is inherently a matter of time. Services differ in how quickly the impacts of an interruption become serious, and organizations may also differ in the criteria they use to judge those impacts. The business continuity guidance of the Digital Government Authority (DGA), for instance, presents impact-based classifications and recovery targets for government digital </w:t>
-      </w:r>
-      <w:r>
-        <w:lastRenderedPageBreak/>
-        <w:t>platforms, and at the same time recognizes that the time intervals used for assessment should follow the sensitivity of the activities concerned</w:t>
-      </w:r>
-      <w:r>
-        <w:t xml:space="preserve"> </w:t>
-      </w:r>
-      <w:r>
-        <w:fldChar w:fldCharType="begin"/>
-      </w:r>
-      <w:r>
-        <w:instrText xml:space="preserve"> ADDIN ZOTERO_ITEM CSL_CITATION {"citationID":"tj997nL4","properties":{"unsorted":false,"formattedCitation":"[1]","plainCitation":"[1]","noteIndex":0},"citationItems":[{"id":6,"uris":["http://zotero.org/users/22231723/items/26G8P6LK"],"itemData":{"id":6,"type":"document","note":"Published: National Risk Council, Saudi Arabia","title":"National Framework for Risk, Emergency and Business Continuity Management: Business Continuity Management Section","URL":"https://riskbcm.com/gsnrc_standards/","author":[{"literal":"General Secretariat of the National Risk Council"}]}}],"schema":"https://github.com/citation-style-language/schema/raw/master/csl-citation.json"} </w:instrText>
-      </w:r>
-      <w:r>
-        <w:fldChar w:fldCharType="separate"/>
-      </w:r>
-      <w:hyperlink w:anchor="Cite_id6_National_FNoYear_NoAuthor" w:tooltip="National Framework for Risk, Emergency and Business Continuity Management: Business Continuity Management Section" w:history="1">
-        <w:r>
-          <w:rPr>
-            <w:rStyle w:val="Hyperlink"/>
-            <w:u w:val="none"/>
-          </w:rPr>
-          <w:t>[1]</w:t>
-        </w:r>
-      </w:hyperlink>
-      <w:r>
-        <w:fldChar w:fldCharType="end"/>
-      </w:r>
-      <w:r>
-        <w:t>. These principles point toward an approach in which each organization defines its own assessment periods, impact criteria, acceptable thresholds, and matching recovery rules, rather than assuming that one fixed configuration suits everyone</w:t>
-      </w:r>
-      <w:r>
-        <w:rPr>
-          <w:lang w:val="en-GB"/>
-        </w:rPr>
-        <w:t>.</w:t>
-      </w:r>
-    </w:p>
-    <w:p>
-      <w:pPr>
-        <w:pStyle w:val="NormalCoEKSU"/>
-      </w:pPr>
-      <w:r>
-        <w:t xml:space="preserve">This project proposes </w:t>
-      </w:r>
-      <w:r>
-        <w:t>Time-Dependent Recovery Prioritization</w:t>
-      </w:r>
-      <w:r>
-        <w:t xml:space="preserve"> (TDRP), a configurable rule-based methodology, and Masar, a web-based decision support system (DSS) that implements it. The approach starts from business services and their BIA results, applies explicit rules to their time-dependent impact assessments, and derives criticality, recovery requirements, and relative recovery priorities. The dependencies that support each service are then related to its criticality, and the system presents the outcome on an operational dashboard. Its purpose is to help responsible personnel interpret and use continuity information, not to replace their professional judgment or to take on responsibility for operational recovery decisions.</w:t>
-      </w:r>
-    </w:p>
-    <w:p>
-      <w:pPr>
-        <w:pStyle w:val="NormalCoEKSU"/>
-      </w:pPr>
-      <w:r>
-        <w:t>The scope of the research covers the design, implementation, and evaluation of the TDRP methodology within Masar. The central concern is the service-level assessment and prioritization process. Supporting dependencies, that is, the elements and resources on which service delivery relies, are considered only to the extent that their relationships help explain how services are delivered and what they require for recovery.</w:t>
-      </w:r>
-    </w:p>
+        <w:pStyle w:val="BodyText"/>
+      </w:pPr>
+      <w:r>
+        <w:t xml:space="preserve">The literature also establishes substantial prior art. The DGA guideline applies a highest-impact rule and maps tiers to recovery targets. ServiceNow and GlobalSuite document calculations based on temporal impact, and verinice documents inherited impact values. Research prototypes quantify losses, propagate incident effects, rank assets, and optimize recovery. It would therefore be inaccurate to claim novelty for temporal assessment, configurable thresholds, rule application, dependency inheritance, dashboards, or decision support considered separately.</w:t>
+      </w:r>
+    </w:p>
+    <w:p>
+      <w:pPr>
+        <w:pStyle w:val="BodyText"/>
+      </w:pPr>
+      <w:r>
+        <w:t xml:space="preserve">The gap is found at their intersection and in the transparency of the complete procedure. Among the reviewed sources, no scholarly method or publicly documented system specifies an integrated, service-first rule set that (1) takes impact assessments across successive periods and dimensions; (2) derives service criticality, MTPD, RTO, and relative recovery priority; (3) states how equality, missing assessments, non-monotonic values, and an unreached threshold are handled; (4) transfers criticality to dependencies shared by several services through a declared aggregation rule; and (5) retains a trace from every displayed result to the assessment and configuration that produced it. This conclusion is limited to the reviewed corpus and public documentation. It does not establish that a proprietary implementation with undocumented behavior does not exist.</w:t>
+      </w:r>
+    </w:p>
+    <w:p>
+      <w:pPr>
+        <w:pStyle w:val="BodyText"/>
+      </w:pPr>
+      <w:r>
+        <w:t xml:space="preserve">TDRP is positioned as a response to this bounded gap. Its contribution is a configurable interpretation policy rather than a universal set of thresholds. Organizations retain authority over impact dimensions, time periods, classes, tolerability thresholds, and recovery mappings. The method standardizes how an approved configuration is applied and how exceptional inputs are reported. A service-first unit preserves the relationship to organizational outcomes, while the dependency rule makes the origin of supporting-element criticality visible. The default maximum policy for shared dependencies is proposed for evaluation because it is conservative and explainable, not because the reviewed standards mandate it.</w:t>
+      </w:r>
+    </w:p>
+    <w:p>
+      <w:pPr>
+        <w:pStyle w:val="BodyText"/>
+      </w:pPr>
+      <w:r>
+        <w:t xml:space="preserve">Masar provides the information-system embodiment needed to evaluate the method. It integrates the relevant entities, applies the rules consistently, stores configuration and provenance, and presents results with explanations. Its intended output is a reviewed basis for continuity decisions. It is not an incident simulator, an optimizer, or an autonomous recovery controller. These exclusions follow directly from the literature: operational scheduling and resource allocation are different decision problems with additional input requirements.</w:t>
+      </w:r>
+    </w:p>
+    <w:p>
+      <w:pPr>
+        <w:pStyle w:val="BodyText"/>
+      </w:pPr>
+      <w:r>
+        <w:t xml:space="preserve">Table 2.4 connects the evidence to the design implications and remaining limitations. The table prevents the research gap from being expressed as an unsupported absence claim and turns the review into testable artifact requirements.</w:t>
+      </w:r>
+    </w:p>
+    <w:bookmarkStart w:id="54" w:name="X980cab1ecaec8a618cb979dc8a48b1f28e1641c"/>
+    <w:p>
+      <w:pPr>
+        <w:pStyle w:val="Heading5"/>
+      </w:pPr>
+      <w:r>
+        <w:t xml:space="preserve">Table: Synthesis of reviewed evidence, implications for TDRP and Masar, and remaining limitations.</w:t>
+      </w:r>
+    </w:p>
+    <w:tbl>
+      <w:tblPr>
+        <w:tblStyle w:val="Table"/>
+        <w:tblW w:type="auto" w:w="0"/>
+        <w:jc w:val="left"/>
+        <w:tblLook w:firstRow="1" w:lastRow="0" w:firstColumn="0" w:lastColumn="0" w:noHBand="0" w:noVBand="0" w:val="0020"/>
+      </w:tblPr>
+      <w:tblGrid>
+        <w:gridCol w:w="1980"/>
+        <w:gridCol w:w="1980"/>
+        <w:gridCol w:w="1980"/>
+        <w:gridCol w:w="1980"/>
+      </w:tblGrid>
+      <w:tr>
+        <w:trPr>
+          <w:tblHeader w:val="on"/>
+        </w:trPr>
+        <w:tc>
+          <w:tcPr/>
+          <w:p>
+            <w:pPr>
+              <w:pStyle w:val="Compact"/>
+              <w:jc w:val="left"/>
+            </w:pPr>
+            <w:r>
+              <w:rPr>
+                <w:b/>
+                <w:bCs/>
+              </w:rPr>
+              <w:t xml:space="preserve">Theme</w:t>
+            </w:r>
+          </w:p>
+        </w:tc>
+        <w:tc>
+          <w:tcPr/>
+          <w:p>
+            <w:pPr>
+              <w:pStyle w:val="Compact"/>
+              <w:jc w:val="left"/>
+            </w:pPr>
+            <w:r>
+              <w:rPr>
+                <w:b/>
+                <w:bCs/>
+              </w:rPr>
+              <w:t xml:space="preserve">What the evidence establishes</w:t>
+            </w:r>
+          </w:p>
+        </w:tc>
+        <w:tc>
+          <w:tcPr/>
+          <w:p>
+            <w:pPr>
+              <w:pStyle w:val="Compact"/>
+              <w:jc w:val="left"/>
+            </w:pPr>
+            <w:r>
+              <w:rPr>
+                <w:b/>
+                <w:bCs/>
+              </w:rPr>
+              <w:t xml:space="preserve">Design implication</w:t>
+            </w:r>
+          </w:p>
+        </w:tc>
+        <w:tc>
+          <w:tcPr/>
+          <w:p>
+            <w:pPr>
+              <w:pStyle w:val="Compact"/>
+              <w:jc w:val="left"/>
+            </w:pPr>
+            <w:r>
+              <w:rPr>
+                <w:b/>
+                <w:bCs/>
+              </w:rPr>
+              <w:t xml:space="preserve">Boundary or unresolved issue</w:t>
+            </w:r>
+          </w:p>
+        </w:tc>
+      </w:tr>
+      <w:tr>
+        <w:tc>
+          <w:tcPr/>
+          <w:p>
+            <w:pPr>
+              <w:pStyle w:val="Compact"/>
+              <w:jc w:val="left"/>
+            </w:pPr>
+            <w:r>
+              <w:t xml:space="preserve">Organizational context</w:t>
+            </w:r>
+          </w:p>
+        </w:tc>
+        <w:tc>
+          <w:tcPr/>
+          <w:p>
+            <w:pPr>
+              <w:pStyle w:val="Compact"/>
+              <w:jc w:val="left"/>
+            </w:pPr>
+            <w:r>
+              <w:t xml:space="preserve">BIA processes, criteria, and time scales must be adapted to the entity </w:t>
+            </w:r>
+            <w:r>
+              <w:fldChar w:fldCharType="begin"/>
+            </w:r>
+            <w:r>
+              <w:instrText xml:space="preserve"> ADDIN ZOTERO_ITEM CSL_CITATION {"citationID":"0ec3c499","properties":{"unsorted":false,"formattedCitation":"[13], [1], [15]","plainCitation":"[13], [1], [15]","noteIndex":0},"citationItems":[{"id":13,"uris":[],"itemData":{"URL":"https://www.iso.org/standard/79000.html","author":[{"literal":"International Organization for Standardization"}],"id":13,"issued":{"date-parts":[[2021]]},"note":"Public catalogue and abstract only; full standard not acquired or reviewed. Accessed 2026-10-29","title":"ISO/TS 22317:2021: Security and resilience—business continuity management systems—guidelines for business impact analysis (public catalogue record)"}},{"id":1,"uris":[],"itemData":{"URL":"https://riskbcm.com/gsnrc_standards/","author":[{"literal":"General Secretariat of the National Risk Council"}],"id":1,"note":"Arabic-language supplied extract; BCM chapter, printed pp. 216–272, followed by supplementary tables and references with separate pagination. Publication year unspecified. Reviewed 2026-10-29","publisher":"National Risk Council, Saudi Arabia","title":"National Framework for Risk, Emergency and Business Continuity Management: Business Continuity Management Section"}},{"id":15,"uris":[],"itemData":{"URL":"https://dga.gov.sa/en/regulatory-documents","author":[{"literal":"Digital Government Authority"}],"id":15,"issued":{"date-parts":[[2025]]},"note":"Supplied English issue 1.0; cover dated January 28, 2025, running footers January 29, 2025. BCM pp. 97–130; documentation p. 131; relevant annexes pp. 152–154. Reviewed 2026-10-29","number":"DGA-1-2-5-210","publisher":"Digital Government Authority, Saudi Arabia","title":"Guideline of risk and business continuity management for digital government","type":"report"}}],"schema":"https://github.com/citation-style-language/schema/raw/master/csl-citation.json"} </w:instrText>
+            </w:r>
+            <w:r>
+              <w:fldChar w:fldCharType="separate"/>
+            </w:r>
+            <w:r>
+              <w:rPr>
+                <w:color w:val="0000FF"/>
+              </w:rPr>
+              <w:t>[13], [1], [15]</w:t>
+            </w:r>
+            <w:r>
+              <w:fldChar w:fldCharType="end"/>
+            </w:r>
+            <w:r>
+              <w:t>.</w:t>
+            </w:r>
+          </w:p>
+        </w:tc>
+        <w:tc>
+          <w:tcPr/>
+          <w:p>
+            <w:pPr>
+              <w:pStyle w:val="Compact"/>
+              <w:jc w:val="left"/>
+            </w:pPr>
+            <w:r>
+              <w:t xml:space="preserve">Store impact dimensions, scales, periods, thresholds, and mappings as governed configuration.</w:t>
+            </w:r>
+          </w:p>
+        </w:tc>
+        <w:tc>
+          <w:tcPr/>
+          <w:p>
+            <w:pPr>
+              <w:pStyle w:val="Compact"/>
+              <w:jc w:val="left"/>
+            </w:pPr>
+            <w:r>
+              <w:t xml:space="preserve">Configuration quality and approval remain organizational responsibilities.</w:t>
+            </w:r>
+          </w:p>
+        </w:tc>
+      </w:tr>
+      <w:tr>
+        <w:tc>
+          <w:tcPr/>
+          <w:p>
+            <w:pPr>
+              <w:pStyle w:val="Compact"/>
+              <w:jc w:val="left"/>
+            </w:pPr>
+            <w:r>
+              <w:t xml:space="preserve">Temporal impact</w:t>
+            </w:r>
+          </w:p>
+        </w:tc>
+        <w:tc>
+          <w:tcPr/>
+          <w:p>
+            <w:pPr>
+              <w:pStyle w:val="Compact"/>
+              <w:jc w:val="left"/>
+            </w:pPr>
+            <w:r>
+              <w:t xml:space="preserve">Impacts are assessed across discrete durations or continuous recovery trajectories </w:t>
+            </w:r>
+            <w:r>
+              <w:fldChar w:fldCharType="begin"/>
+            </w:r>
+            <w:r>
+              <w:instrText xml:space="preserve"> ADDIN ZOTERO_ITEM CSL_CITATION {"citationID":"9c5e9e62","properties":{"unsorted":false,"formattedCitation":"[16], [6], [21]","plainCitation":"[16], [6], [21]","noteIndex":0},"citationItems":[{"id":16,"uris":[],"itemData":{"DOI":"10.3390/asi6050082","URL":"https://doi.org/10.3390/asi6050082","author":[{"family":"Horalek","given":"Josef"}],"container-title":"Applied System Innovation","id":16,"issue":"5","issued":{"date-parts":[[2023]]},"note":"Art. no. 82","title":"Business impact analysis of AMM data: A case study","type":"article-journal","volume":"6"}},{"id":6,"uris":[],"itemData":{"DOI":"10.1016/j.ejor.2014.09.055","URL":"https://doi.org/10.1016/j.ejor.2014.09.055","author":[{"family":"Sahebjamnia","given":"Navid"},{"family":"Torabi","given":"S. Ali"},{"family":"Mansouri","given":"S. Afshin"}],"container-title":"European Journal of Operational Research","id":6,"issue":"1","issued":{"date-parts":[[2015]]},"page":"261-273","title":"Integrated business continuity and disaster recovery planning: Towards organizational resilience","type":"article-journal","volume":"242"}},{"id":21,"uris":[],"itemData":{"URL":"https://www.servicenow.com/docs/r/yokohama/governance-risk-compliance/rto-rpo-calculation.html","author":[{"literal":"ServiceNow"}],"id":21,"issued":{"date-parts":[[2025]]},"note":"Updated July 31, 2025; original documentation body reviewed, generated overview excluded. Accessed 2026-10-29","publisher":"ServiceNow product documentation, Yokohama release","title":"Calculating RTO and RPO"}}],"schema":"https://github.com/citation-style-language/schema/raw/master/csl-citation.json"} </w:instrText>
+            </w:r>
+            <w:r>
+              <w:fldChar w:fldCharType="separate"/>
+            </w:r>
+            <w:r>
+              <w:rPr>
+                <w:color w:val="0000FF"/>
+              </w:rPr>
+              <w:t>[16], [6], [21]</w:t>
+            </w:r>
+            <w:r>
+              <w:fldChar w:fldCharType="end"/>
+            </w:r>
+            <w:r>
+              <w:t>.</w:t>
+            </w:r>
+          </w:p>
+        </w:tc>
+        <w:tc>
+          <w:tcPr/>
+          <w:p>
+            <w:pPr>
+              <w:pStyle w:val="Compact"/>
+              <w:jc w:val="left"/>
+            </w:pPr>
+            <w:r>
+              <w:t xml:space="preserve">Define the interpretation of threshold equality, intervals, missing values, and unreached thresholds.</w:t>
+            </w:r>
+          </w:p>
+        </w:tc>
+        <w:tc>
+          <w:tcPr/>
+          <w:p>
+            <w:pPr>
+              <w:pStyle w:val="Compact"/>
+              <w:jc w:val="left"/>
+            </w:pPr>
+            <w:r>
+              <w:t xml:space="preserve">Discrete observations do not reveal the exact crossing time without an adopted policy.</w:t>
+            </w:r>
+          </w:p>
+        </w:tc>
+      </w:tr>
+      <w:tr>
+        <w:tc>
+          <w:tcPr/>
+          <w:p>
+            <w:pPr>
+              <w:pStyle w:val="Compact"/>
+              <w:jc w:val="left"/>
+            </w:pPr>
+            <w:r>
+              <w:t xml:space="preserve">Criticality and recovery targets</w:t>
+            </w:r>
+          </w:p>
+        </w:tc>
+        <w:tc>
+          <w:tcPr/>
+          <w:p>
+            <w:pPr>
+              <w:pStyle w:val="Compact"/>
+              <w:jc w:val="left"/>
+            </w:pPr>
+            <w:r>
+              <w:t xml:space="preserve">Weighted, probabilistic, maximum-tier, and deterministic mappings all exist </w:t>
+            </w:r>
+            <w:r>
+              <w:fldChar w:fldCharType="begin"/>
+            </w:r>
+            <w:r>
+              <w:instrText xml:space="preserve"> ADDIN ZOTERO_ITEM CSL_CITATION {"citationID":"7d252084","properties":{"unsorted":false,"formattedCitation":"[19], [15], [23]","plainCitation":"[19], [15], [23]","noteIndex":0},"citationItems":[{"id":19,"uris":[],"itemData":{"DOI":"10.3390/buildings13010264","URL":"https://doi.org/10.3390/buildings13010264","author":[{"family":"Aghabegloo","given":"Mohsen"},{"family":"Rezaie","given":"Kamran"},{"family":"Torabi","given":"S. Ali"},{"family":"Khalili","given":"Seyed Mohammad"}],"container-title":"Buildings","id":19,"issue":"1","issued":{"date-parts":[[2023]]},"note":"Art. no. 264","title":"A BIA-based quantitative framework for built physical asset criticality analysis under sustainability and resilience","type":"article-journal","volume":"13"}},{"id":15,"uris":[],"itemData":{"URL":"https://dga.gov.sa/en/regulatory-documents","author":[{"literal":"Digital Government Authority"}],"id":15,"issued":{"date-parts":[[2025]]},"note":"Supplied English issue 1.0; cover dated January 28, 2025, running footers January 29, 2025. BCM pp. 97–130; documentation p. 131; relevant annexes pp. 152–154. Reviewed 2026-10-29","number":"DGA-1-2-5-210","publisher":"Digital Government Authority, Saudi Arabia","title":"Guideline of risk and business continuity management for digital government","type":"report"}},{"id":23,"uris":[],"itemData":{"URL":"https://help.globalsuitesolutions.com/en/globalsuite/v1/pre-bia","author":[{"literal":"GlobalSuite Solutions"}],"id":23,"issued":{"date-parts":[[2025]]},"note":"Page last modified Dec. 23, 2025; accessed Oct. 29, 2026","publisher":"GlobalSuite user manual, product documentation","title":"Pre-BIA"}}],"schema":"https://github.com/citation-style-language/schema/raw/master/csl-citation.json"} </w:instrText>
+            </w:r>
+            <w:r>
+              <w:fldChar w:fldCharType="separate"/>
+            </w:r>
+            <w:r>
+              <w:rPr>
+                <w:color w:val="0000FF"/>
+              </w:rPr>
+              <w:t>[19], [15], [23]</w:t>
+            </w:r>
+            <w:r>
+              <w:fldChar w:fldCharType="end"/>
+            </w:r>
+            <w:r>
+              <w:t>.</w:t>
+            </w:r>
+          </w:p>
+        </w:tc>
+        <w:tc>
+          <w:tcPr/>
+          <w:p>
+            <w:pPr>
+              <w:pStyle w:val="Compact"/>
+              <w:jc w:val="left"/>
+            </w:pPr>
+            <w:r>
+              <w:t xml:space="preserve">Keep the selected policy explicit, explainable, and linked to its input assessments.</w:t>
+            </w:r>
+          </w:p>
+        </w:tc>
+        <w:tc>
+          <w:tcPr/>
+          <w:p>
+            <w:pPr>
+              <w:pStyle w:val="Compact"/>
+              <w:jc w:val="left"/>
+            </w:pPr>
+            <w:r>
+              <w:t xml:space="preserve">No reviewed policy is universally superior; outputs remain conditional on values and thresholds.</w:t>
+            </w:r>
+          </w:p>
+        </w:tc>
+      </w:tr>
+      <w:tr>
+        <w:tc>
+          <w:tcPr/>
+          <w:p>
+            <w:pPr>
+              <w:pStyle w:val="Compact"/>
+              <w:jc w:val="left"/>
+            </w:pPr>
+            <w:r>
+              <w:t xml:space="preserve">Dependencies</w:t>
+            </w:r>
+          </w:p>
+        </w:tc>
+        <w:tc>
+          <w:tcPr/>
+          <w:p>
+            <w:pPr>
+              <w:pStyle w:val="Compact"/>
+              <w:jc w:val="left"/>
+            </w:pPr>
+            <w:r>
+              <w:t xml:space="preserve">Services rely on directional, typed relationships; supporting assets can inherit mission criticality </w:t>
+            </w:r>
+            <w:r>
+              <w:fldChar w:fldCharType="begin"/>
+            </w:r>
+            <w:r>
+              <w:instrText xml:space="preserve"> ADDIN ZOTERO_ITEM CSL_CITATION {"citationID":"2c1938e8","properties":{"unsorted":false,"formattedCitation":"[28], [20], [11]","plainCitation":"[28], [20], [11]","noteIndex":0},"citationItems":[{"id":28,"uris":[],"itemData":{"DOI":"10.1109/37.969131","URL":"https://doi.org/10.1109/37.969131","author":[{"family":"Rinaldi","given":"Steven M."},{"family":"Peerenboom","given":"James P."},{"family":"Kelly","given":"Terrence K."}],"container-title":"IEEE Control Systems Magazine","id":28,"issue":"6","issued":{"date-parts":[[2001]]},"page":"11-25","title":"Identifying, understanding, and analyzing critical infrastructure interdependencies","type":"article-journal","volume":"21"}},{"id":20,"uris":[],"itemData":{"DOI":"10.6028/NIST.IR.8179","URL":"https://nvlpubs.nist.gov/nistpubs/ir/2018/NIST.IR.8179.pdf","author":[{"family":"Paulsen","given":"Celia"},{"family":"Boyens","given":"Jon"},{"family":"Bartol","given":"Nadya"},{"family":"Winkler","given":"Kris"}],"id":20,"issued":{"date-parts":[[2018]]},"number":"NIST IR 8179","publisher":"National Institute of Standards; Technology","title":"Criticality analysis process model: Prioritizing systems and components","type":"report"}},{"id":11,"uris":[],"itemData":{"DOI":"10.6028/NIST.IR.8286D-upd1","URL":"https://nvlpubs.nist.gov/nistpubs/ir/2025/NIST.IR.8286D-upd1.pdf","author":[{"family":"Quinn","given":"Stephen D."},{"family":"Ivy","given":"Nahla"},{"family":"Chua","given":"Julie"},{"family":"Barrett","given":"Matthew"},{"family":"Feldman","given":"Larry"},{"family":"Topper","given":"Daniel"},{"family":"Witte","given":"Gregory A."},{"family":"Gardner","given":"R. K."}],"id":11,"issued":{"date-parts":[[2025]]},"note":"Updated February 26, 2025; supersedes the November 2022 edition","number":"NIST IR 8286D-upd1","publisher":"National Institute of Standards; Technology","title":"Using business impact analysis to inform risk prioritization and response","type":"report"}}],"schema":"https://github.com/citation-style-language/schema/raw/master/csl-citation.json"} </w:instrText>
+            </w:r>
+            <w:r>
+              <w:fldChar w:fldCharType="separate"/>
+            </w:r>
+            <w:r>
+              <w:rPr>
+                <w:color w:val="0000FF"/>
+              </w:rPr>
+              <w:t>[28], [20], [11]</w:t>
+            </w:r>
+            <w:r>
+              <w:fldChar w:fldCharType="end"/>
+            </w:r>
+            <w:r>
+              <w:t>.</w:t>
+            </w:r>
+          </w:p>
+        </w:tc>
+        <w:tc>
+          <w:tcPr/>
+          <w:p>
+            <w:pPr>
+              <w:pStyle w:val="Compact"/>
+              <w:jc w:val="left"/>
+            </w:pPr>
+            <w:r>
+              <w:t xml:space="preserve">Preserve service-to-dependency direction and expose the services responsible for an inherited class.</w:t>
+            </w:r>
+          </w:p>
+        </w:tc>
+        <w:tc>
+          <w:tcPr/>
+          <w:p>
+            <w:pPr>
+              <w:pStyle w:val="Compact"/>
+              <w:jc w:val="left"/>
+            </w:pPr>
+            <w:r>
+              <w:t xml:space="preserve">Inherited class does not measure probability, redundancy, substitutability, or failure timing.</w:t>
+            </w:r>
+          </w:p>
+        </w:tc>
+      </w:tr>
+      <w:tr>
+        <w:tc>
+          <w:tcPr/>
+          <w:p>
+            <w:pPr>
+              <w:pStyle w:val="Compact"/>
+              <w:jc w:val="left"/>
+            </w:pPr>
+            <w:r>
+              <w:t xml:space="preserve">Shared dependencies</w:t>
+            </w:r>
+          </w:p>
+        </w:tc>
+        <w:tc>
+          <w:tcPr/>
+          <w:p>
+            <w:pPr>
+              <w:pStyle w:val="Compact"/>
+              <w:jc w:val="left"/>
+            </w:pPr>
+            <w:r>
+              <w:t xml:space="preserve">Prior work supports inheritance and conservative maximum aggregation in related contexts, but not the exact proposed rule for TDRP.</w:t>
+            </w:r>
+          </w:p>
+        </w:tc>
+        <w:tc>
+          <w:tcPr/>
+          <w:p>
+            <w:pPr>
+              <w:pStyle w:val="Compact"/>
+              <w:jc w:val="left"/>
+            </w:pPr>
+            <w:r>
+              <w:t xml:space="preserve">Evaluate the default maximum-over-supported-services policy and treat it as a project design decision.</w:t>
+            </w:r>
+          </w:p>
+        </w:tc>
+        <w:tc>
+          <w:tcPr/>
+          <w:p>
+            <w:pPr>
+              <w:pStyle w:val="Compact"/>
+              <w:jc w:val="left"/>
+            </w:pPr>
+            <w:r>
+              <w:t xml:space="preserve">Alternative policies may be preferable under different governance objectives.</w:t>
+            </w:r>
+          </w:p>
+        </w:tc>
+      </w:tr>
+      <w:tr>
+        <w:tc>
+          <w:tcPr/>
+          <w:p>
+            <w:pPr>
+              <w:pStyle w:val="Compact"/>
+              <w:jc w:val="left"/>
+            </w:pPr>
+            <w:r>
+              <w:t xml:space="preserve">Priority versus schedule</w:t>
+            </w:r>
+          </w:p>
+        </w:tc>
+        <w:tc>
+          <w:tcPr/>
+          <w:p>
+            <w:pPr>
+              <w:pStyle w:val="Compact"/>
+              <w:jc w:val="left"/>
+            </w:pPr>
+            <w:r>
+              <w:t xml:space="preserve">Feasible sequencing additionally requires precedence, duration, resources, and incident conditions </w:t>
+            </w:r>
+            <w:r>
+              <w:fldChar w:fldCharType="begin"/>
+            </w:r>
+            <w:r>
+              <w:instrText xml:space="preserve"> ADDIN ZOTERO_ITEM CSL_CITATION {"citationID":"61cb5d05","properties":{"unsorted":false,"formattedCitation":"[6], [25]","plainCitation":"[6], [25]","noteIndex":0},"citationItems":[{"id":6,"uris":[],"itemData":{"DOI":"10.1016/j.ejor.2014.09.055","URL":"https://doi.org/10.1016/j.ejor.2014.09.055","author":[{"family":"Sahebjamnia","given":"Navid"},{"family":"Torabi","given":"S. Ali"},{"family":"Mansouri","given":"S. Afshin"}],"container-title":"European Journal of Operational Research","id":6,"issue":"1","issued":{"date-parts":[[2015]]},"page":"261-273","title":"Integrated business continuity and disaster recovery planning: Towards organizational resilience","type":"article-journal","volume":"242"}},{"id":25,"uris":[],"itemData":{"DOI":"10.1016/j.dcan.2017.08.001","URL":"https://doi.org/10.1016/j.dcan.2017.08.001","author":[{"family":"El-Shekeil","given":"Ibrahim"},{"family":"Pal","given":"Amitangshu"},{"family":"Kant","given":"Krishna"}],"container-title":"Digital Communications and Networks","id":25,"issued":{"date-parts":[[2017]]},"note":"In press; volume and page numbers not shown in the reviewed copy","title":"PRECESION: Progressive recovery and restoration planning of interdependent services in enterprise data centers","type":"article-journal"}}],"schema":"https://github.com/citation-style-language/schema/raw/master/csl-citation.json"} </w:instrText>
+            </w:r>
+            <w:r>
+              <w:fldChar w:fldCharType="separate"/>
+            </w:r>
+            <w:r>
+              <w:rPr>
+                <w:color w:val="0000FF"/>
+              </w:rPr>
+              <w:t>[6], [25]</w:t>
+            </w:r>
+            <w:r>
+              <w:fldChar w:fldCharType="end"/>
+            </w:r>
+            <w:r>
+              <w:t>.</w:t>
+            </w:r>
+          </w:p>
+        </w:tc>
+        <w:tc>
+          <w:tcPr/>
+          <w:p>
+            <w:pPr>
+              <w:pStyle w:val="Compact"/>
+              <w:jc w:val="left"/>
+            </w:pPr>
+            <w:r>
+              <w:t xml:space="preserve">Present relative priorities and dependencies without claiming an executable recovery schedule.</w:t>
+            </w:r>
+          </w:p>
+        </w:tc>
+        <w:tc>
+          <w:tcPr/>
+          <w:p>
+            <w:pPr>
+              <w:pStyle w:val="Compact"/>
+              <w:jc w:val="left"/>
+            </w:pPr>
+            <w:r>
+              <w:t xml:space="preserve">Operational recovery effectiveness lies outside a rule-correctness evaluation.</w:t>
+            </w:r>
+          </w:p>
+        </w:tc>
+      </w:tr>
+      <w:tr>
+        <w:tc>
+          <w:tcPr/>
+          <w:p>
+            <w:pPr>
+              <w:pStyle w:val="Compact"/>
+              <w:jc w:val="left"/>
+            </w:pPr>
+            <w:r>
+              <w:t xml:space="preserve">Decision support</w:t>
+            </w:r>
+          </w:p>
+        </w:tc>
+        <w:tc>
+          <w:tcPr/>
+          <w:p>
+            <w:pPr>
+              <w:pStyle w:val="Compact"/>
+              <w:jc w:val="left"/>
+            </w:pPr>
+            <w:r>
+              <w:t xml:space="preserve">DSS artifacts should integrate data and models while retaining human authority and a clear decision purpose </w:t>
+            </w:r>
+            <w:r>
+              <w:fldChar w:fldCharType="begin"/>
+            </w:r>
+            <w:r>
+              <w:instrText xml:space="preserve"> ADDIN ZOTERO_ITEM CSL_CITATION {"citationID":"fdd0e056","properties":{"unsorted":false,"formattedCitation":"[31], [3]","plainCitation":"[31], [3]","noteIndex":0},"citationItems":[{"id":31,"uris":[],"itemData":{"DOI":"10.3127/ajis.v12i2.90","URL":"https://doi.org/10.3127/ajis.v12i2.90","author":[{"family":"Arnott","given":"David"},{"family":"Pervan","given":"Graham"},{"family":"Dodson","given":"Gemma"}],"container-title":"Australasian Journal of Information Systems","id":31,"issue":"2","issued":{"date-parts":[[2005]]},"page":"178-191","title":"A descriptive analysis of decision support systems research between 1990 and 2003","type":"article-journal","volume":"12"}},{"id":3,"uris":[],"itemData":{"DOI":"10.2307/25148625","URL":"https://doi.org/10.2307/25148625","author":[{"family":"Hevner","given":"Alan R."},{"family":"March","given":"Salvatore T."},{"family":"Park","given":"Jinsoo"},{"family":"Ram","given":"Sudha"}],"container-title":"MIS Quarterly","id":3,"issue":"1","issued":{"date-parts":[[2004]]},"page":"75-105","title":"Design science in information systems research","type":"article-journal","volume":"28"}}],"schema":"https://github.com/citation-style-language/schema/raw/master/csl-citation.json"} </w:instrText>
+            </w:r>
+            <w:r>
+              <w:fldChar w:fldCharType="separate"/>
+            </w:r>
+            <w:r>
+              <w:rPr>
+                <w:color w:val="0000FF"/>
+              </w:rPr>
+              <w:t>[31], [3]</w:t>
+            </w:r>
+            <w:r>
+              <w:fldChar w:fldCharType="end"/>
+            </w:r>
+            <w:r>
+              <w:t>.</w:t>
+            </w:r>
+          </w:p>
+        </w:tc>
+        <w:tc>
+          <w:tcPr/>
+          <w:p>
+            <w:pPr>
+              <w:pStyle w:val="Compact"/>
+              <w:jc w:val="left"/>
+            </w:pPr>
+            <w:r>
+              <w:t xml:space="preserve">Provide traceable outputs, validation, role control, and explanations suitable for practitioner review.</w:t>
+            </w:r>
+          </w:p>
+        </w:tc>
+        <w:tc>
+          <w:tcPr/>
+          <w:p>
+            <w:pPr>
+              <w:pStyle w:val="Compact"/>
+              <w:jc w:val="left"/>
+            </w:pPr>
+            <w:r>
+              <w:t xml:space="preserve">A dashboard alone is not evidence of contribution or effectiveness.</w:t>
+            </w:r>
+          </w:p>
+        </w:tc>
+      </w:tr>
+      <w:tr>
+        <w:tc>
+          <w:tcPr/>
+          <w:p>
+            <w:pPr>
+              <w:pStyle w:val="Compact"/>
+              <w:jc w:val="left"/>
+            </w:pPr>
+            <w:r>
+              <w:t xml:space="preserve">Evaluation</w:t>
+            </w:r>
+          </w:p>
+        </w:tc>
+        <w:tc>
+          <w:tcPr/>
+          <w:p>
+            <w:pPr>
+              <w:pStyle w:val="Compact"/>
+              <w:jc w:val="left"/>
+            </w:pPr>
+            <w:r>
+              <w:t xml:space="preserve">Artificial tests establish correctness; naturalistic evaluation can examine utility and usability </w:t>
+            </w:r>
+            <w:r>
+              <w:fldChar w:fldCharType="begin"/>
+            </w:r>
+            <w:r>
+              <w:instrText xml:space="preserve"> ADDIN ZOTERO_ITEM CSL_CITATION {"citationID":"a849f72c","properties":{"unsorted":false,"formattedCitation":"[35]","plainCitation":"[35]","noteIndex":0},"citationItems":[{"id":35,"uris":[],"itemData":{"DOI":"10.1057/ejis.2014.36","URL":"https://doi.org/10.1057/ejis.2014.36","author":[{"family":"Venable","given":"John"},{"family":"Pries-Heje","given":"Jan"},{"family":"Baskerville","given":"Richard"}],"container-title":"European Journal of Information Systems","id":35,"issue":"1","issued":{"date-parts":[[2016]]},"page":"77-89","title":"FEDS: A framework for evaluation in design science research","type":"article-journal","volume":"25"}}],"schema":"https://github.com/citation-style-language/schema/raw/master/csl-citation.json"} </w:instrText>
+            </w:r>
+            <w:r>
+              <w:fldChar w:fldCharType="separate"/>
+            </w:r>
+            <w:r>
+              <w:rPr>
+                <w:color w:val="0000FF"/>
+              </w:rPr>
+              <w:t>[35]</w:t>
+            </w:r>
+            <w:r>
+              <w:fldChar w:fldCharType="end"/>
+            </w:r>
+            <w:r>
+              <w:t>.</w:t>
+            </w:r>
+          </w:p>
+        </w:tc>
+        <w:tc>
+          <w:tcPr/>
+          <w:p>
+            <w:pPr>
+              <w:pStyle w:val="Compact"/>
+              <w:jc w:val="left"/>
+            </w:pPr>
+            <w:r>
+              <w:t xml:space="preserve">Combine boundary test cases, configuration sensitivity, traceability checks, and practitioner tasks.</w:t>
+            </w:r>
+          </w:p>
+        </w:tc>
+        <w:tc>
+          <w:tcPr/>
+          <w:p>
+            <w:pPr>
+              <w:pStyle w:val="Compact"/>
+              <w:jc w:val="left"/>
+            </w:pPr>
+            <w:r>
+              <w:t xml:space="preserve">Small-sample feedback cannot establish general organizational or incident outcomes.</w:t>
+            </w:r>
+          </w:p>
+        </w:tc>
+      </w:tr>
+    </w:tbl>
+    <w:p>
+      <w:pPr>
+        <w:pStyle w:val="BodyText"/>
+      </w:pPr>
+      <w:r>
+        <w:t xml:space="preserve">Three limitations remain. The source search is purposive rather than exhaustive; several important standards were available only through catalogue descriptions; and commercial systems were examined through public documentation rather than direct trials. The empirical literature is dominated by single cases, expert judgements, simulations, and prototypes, with little evidence about realized recovery performance during actual disruptions. These limitations narrow the claims that the project can make, but they also reinforce the value of a transparent artifact whose behavior can be inspected and tested. The appropriate research claim is that TDRP and Masar offer and evaluate one coherent, configurable solution to a documented interpretation and traceability problem.</w:t>
+      </w:r>
+    </w:p>
+    <w:bookmarkEnd w:id="54"/>
+    <w:bookmarkEnd w:id="55"/>
+    <w:bookmarkStart w:id="56" w:name="chapter-summary"/>
     <w:p>
       <w:pPr>
         <w:pStyle w:val="Heading2"/>
-        <w:rPr>
-          <w:lang w:val="en-GB"/>
-        </w:rPr>
-      </w:pPr>
-      <w:bookmarkStart w:id="19" w:name="_Toc243421691"/>
-      <w:r>
-        <w:t>Problem Statement and Significance for Information Systems</w:t>
-      </w:r>
-      <w:bookmarkEnd w:id="19"/>
-    </w:p>
-    <w:p>
-      <w:pPr>
-        <w:pStyle w:val="NormalCoEKSU"/>
-      </w:pPr>
-      <w:r>
-        <w:t>Deciding on recovery priorities takes more than recognizing that a service is important. An organization has to be able to explain how the assessed impacts of an interruption justify a service’s criticality, how those impacts relate to acceptable disruption durations and recovery targets, and how the resulting priorities should be read alongside the dependencies that the service needs in order to be delivered. National business continuity guidance names BIA, recovery requirements, and dependencies as important components of continuity management</w:t>
-      </w:r>
-      <w:r>
-        <w:t xml:space="preserve"> </w:t>
-      </w:r>
-      <w:r>
-        <w:fldChar w:fldCharType="begin"/>
-      </w:r>
-      <w:r>
-        <w:instrText xml:space="preserve"> ADDIN ZOTERO_ITEM CSL_CITATION {"citationID":"crF5FTir","properties":{"unsorted":false,"formattedCitation":"[1], [2]","plainCitation":"[1], [2]","noteIndex":0},"citationItems":[{"id":6,"uris":["http://zotero.org/users/22231723/items/26G8P6LK"],"itemData":{"id":6,"type":"document","note":"Published: National Risk Council, Saudi Arabia","title":"National Framework for Risk, Emergency and Business Continuity Management: Business Continuity Management Section","URL":"https://riskbcm.com/gsnrc_standards/","author":[{"literal":"General Secretariat of the National Risk Council"}]}},{"id":8,"uris":["http://zotero.org/users/22231723/items/FDE9WC9E"],"itemData":{"id":8,"type":"report","number":"DGA-1-2-5-231","publisher":"Digital Government Authority, Saudi Arabia","title":"Guideline for Risk Management and Business Continuity for Digital Government: Business Continuity Management System","URL":"https://dga.gov.sa/ar/regulatory-documents/guideline-for-risk-management-and-business-continuity-for-digital-government","author":[{"literal":"Digital Government Authority"}],"issued":{"date-parts":[["2025",1]]}}}],"schema":"https://github.com/citation-style-language/schema/raw/master/csl-citation.json"} </w:instrText>
-      </w:r>
-      <w:r>
-        <w:fldChar w:fldCharType="separate"/>
-      </w:r>
-      <w:r>
-        <w:rPr>
-          <w:color w:val="0000FF"/>
-        </w:rPr>
-        <w:t>[</w:t>
-      </w:r>
-      <w:hyperlink w:anchor="Cite_id6_National_FNoYear_NoAuthor" w:tooltip="National Framework for Risk, Emergency and Business Continuity Management: Business Continuity Management Section" w:history="1">
-        <w:r>
-          <w:rPr>
-            <w:rStyle w:val="Hyperlink"/>
-            <w:u w:val="none"/>
-          </w:rPr>
-          <w:t>1</w:t>
-        </w:r>
-      </w:hyperlink>
-      <w:r>
-        <w:rPr>
-          <w:color w:val="0000FF"/>
-        </w:rPr>
-        <w:t>], [</w:t>
-      </w:r>
-      <w:hyperlink w:anchor="Cite_id8_Guideline__2025_NoAuthor" w:tooltip="Guideline for Risk Management and Business Continuity for Digital Government: Business Continuity Management System" w:history="1">
-        <w:r>
-          <w:rPr>
-            <w:rStyle w:val="Hyperlink"/>
-            <w:u w:val="none"/>
-          </w:rPr>
-          <w:t>2</w:t>
-        </w:r>
-      </w:hyperlink>
-      <w:r>
-        <w:rPr>
-          <w:color w:val="0000FF"/>
-        </w:rPr>
-        <w:t>]</w:t>
-      </w:r>
-      <w:r>
-        <w:fldChar w:fldCharType="end"/>
-      </w:r>
-      <w:r>
-        <w:t xml:space="preserve">. Yet these principles do not lay down a single mandatory computational procedure that every organization must follow to turn successive impact assessments into an MTPD, an RTO, </w:t>
-      </w:r>
-      <w:r>
-        <w:lastRenderedPageBreak/>
-        <w:t>and service recovery priorities. Nor can the thresholds or assessment intervals of one organization be taken as suitable for any other.</w:t>
-      </w:r>
-    </w:p>
-    <w:p>
-      <w:pPr>
-        <w:pStyle w:val="NormalCoEKSU"/>
-      </w:pPr>
-      <w:r>
-        <w:t>The research problem is therefore the need for a clear, configurable, and reproducible method that translates time-dependent impact assessments of business services into recovery requirements and relative recovery priorities, while keeping an explicit connection between the assessed services and the dependencies that support their delivery. Such a method should make its decision rules visible and let different organizations configure them according to their approved criteria. Its results should also be traceable to the assessments underlying them. In addition, it should distinguish the priority assigned to a service from the importance given to a supporting dependency because other services rely on it. The project does not assume that continuity practices are absent today or that organizations lack information. It addresses, instead, the formalization and implementation of one particular service-first prioritization procedure.</w:t>
-      </w:r>
-    </w:p>
-    <w:p>
-      <w:pPr>
-        <w:pStyle w:val="NormalCoEKSU"/>
-        <w:rPr>
-          <w:lang w:val="en-GB"/>
-        </w:rPr>
-      </w:pPr>
-      <w:r>
-        <w:t xml:space="preserve">The problem matters to information systems because it concerns the transformation of organizational assessments into consistent and explainable decision-support outputs. A DSS can represent services, time-based impacts, recovery parameters, configurable rules, and dependency relationships in a single coherent information model, and it can apply the same declared logic to comparable inputs. This makes it possible to inspect how a given priority was obtained, to examine what happens when an approved rule configuration is changed, and to present the resulting information to continuity practitioners. Designing and evaluating a purposeful artifact of this kind is in line with design-science research, which is concerned with building and assessing artifacts that address identified organizational problems </w:t>
-      </w:r>
-      <w:r>
-        <w:fldChar w:fldCharType="begin"/>
-      </w:r>
-      <w:r>
-        <w:instrText xml:space="preserve"> ADDIN ZOTERO_ITEM CSL_CITATION {"citationID":"3Bmp7qxL","properties":{"unsorted":false,"formattedCitation":"[3], [4]","plainCitation":"[3], [4]","noteIndex":0},"citationItems":[{"id":2,"uris":["http://zotero.org/users/22231723/items/2979GV75"],"itemData":{"id":2,"type":"article-journal","container-title":"MIS Quarterly","DOI":"10.2307/25148625","issue":"1","page":"75–105","title":"Design Science in Information Systems Research","volume":"28","author":[{"family":"Hevner","given":"Alan R."},{"family":"March","given":"Salvatore T."},{"family":"Park","given":"Jinsoo"},{"family":"Ram","given":"Sudha"}],"issued":{"date-parts":[["2004"]]}}},{"id":3,"uris":["http://zotero.org/users/22231723/items/ZJT7G27X"],"itemData":{"id":3,"type":"article-journal","container-title":"Journal of Management Information Systems","DOI":"10.2753/MIS0742-1222240302","issue":"3","page":"45–77","title":"A Design Science Research Methodology for Information Systems Research","volume":"24","author":[{"family":"Peffers","given":"Ken"},{"family":"Tuunanen","given":"Tuure"},{"family":"Rothenberger","given":"Marcus A."},{"family":"Chatterjee","given":"Samir"}],"issued":{"date-parts":[["2007"]]}}}],"schema":"https://github.com/citation-style-language/schema/raw/master/csl-citation.json"} </w:instrText>
-      </w:r>
-      <w:r>
-        <w:fldChar w:fldCharType="separate"/>
-      </w:r>
-      <w:r>
-        <w:rPr>
-          <w:color w:val="0000FF"/>
-        </w:rPr>
-        <w:t>[</w:t>
-      </w:r>
-      <w:hyperlink w:anchor="Cite_id2_Design_Sci_2004_Hevner" w:tooltip="Design Science in Information Systems Research" w:history="1">
-        <w:r>
-          <w:rPr>
-            <w:rStyle w:val="Hyperlink"/>
-            <w:u w:val="none"/>
-          </w:rPr>
-          <w:t>3</w:t>
-        </w:r>
-      </w:hyperlink>
-      <w:r>
-        <w:rPr>
-          <w:color w:val="0000FF"/>
-        </w:rPr>
-        <w:t>], [</w:t>
-      </w:r>
-      <w:hyperlink w:anchor="Cite_id3_A_Design_S_2007_Peffers" w:tooltip="A Design Science Research Methodology for Information Systems Research" w:history="1">
-        <w:r>
-          <w:rPr>
-            <w:rStyle w:val="Hyperlink"/>
-            <w:u w:val="none"/>
-          </w:rPr>
-          <w:t>4</w:t>
-        </w:r>
-      </w:hyperlink>
-      <w:r>
-        <w:rPr>
-          <w:color w:val="0000FF"/>
-        </w:rPr>
-        <w:t>]</w:t>
-      </w:r>
-      <w:r>
-        <w:fldChar w:fldCharType="end"/>
-      </w:r>
-      <w:r>
-        <w:t>.</w:t>
-      </w:r>
-    </w:p>
-    <w:p>
-      <w:pPr>
-        <w:pStyle w:val="Heading2"/>
-        <w:rPr>
-          <w:lang w:val="en-GB"/>
-        </w:rPr>
-      </w:pPr>
-      <w:bookmarkStart w:id="20" w:name="_Toc243421692"/>
-      <w:r>
-        <w:t>Importance of the Problem and the Big Picture</w:t>
-      </w:r>
-      <w:bookmarkEnd w:id="20"/>
-    </w:p>
-    <w:p>
-      <w:pPr>
-        <w:pStyle w:val="NormalCoEKSU"/>
-      </w:pPr>
-      <w:r>
-        <w:t xml:space="preserve">Business continuity is an organizational capability and not merely a technical recovery activity. A disruption can affect the availability of public or private services, the obligations an organization must meet, the experience of its beneficiaries, and its capacity to keep essential operations running. The Saudi National Framework for Risk, Emergency and Business Continuity Management treats business continuity as one part </w:t>
-      </w:r>
-      <w:r>
-        <w:lastRenderedPageBreak/>
-        <w:t>of a broader framework, relates it to the ability of an organization to withstand disruption, and calls for its alignment with the organization’s own strategy</w:t>
-      </w:r>
-      <w:r>
-        <w:t xml:space="preserve"> </w:t>
-      </w:r>
-      <w:r>
-        <w:fldChar w:fldCharType="begin"/>
-      </w:r>
-      <w:r>
-        <w:instrText xml:space="preserve"> ADDIN ZOTERO_ITEM CSL_CITATION {"citationID":"PkrhKa7n","properties":{"unsorted":false,"formattedCitation":"[1]","plainCitation":"[1]","noteIndex":0},"citationItems":[{"id":6,"uris":["http://zotero.org/users/22231723/items/26G8P6LK"],"itemData":{"id":6,"type":"document","note":"Published: National Risk Council, Saudi Arabia","title":"National Framework for Risk, Emergency and Business Continuity Management: Business Continuity Management Section","URL":"https://riskbcm.com/gsnrc_standards/","author":[{"literal":"General Secretariat of the National Risk Council"}]}}],"schema":"https://github.com/citation-style-language/schema/raw/master/csl-citation.json"} </w:instrText>
-      </w:r>
-      <w:r>
-        <w:fldChar w:fldCharType="separate"/>
-      </w:r>
-      <w:hyperlink w:anchor="Cite_id6_National_FNoYear_NoAuthor" w:tooltip="National Framework for Risk, Emergency and Business Continuity Management: Business Continuity Management Section" w:history="1">
-        <w:r>
-          <w:rPr>
-            <w:rStyle w:val="Hyperlink"/>
-            <w:u w:val="none"/>
-          </w:rPr>
-          <w:t>[1]</w:t>
-        </w:r>
-      </w:hyperlink>
-      <w:r>
-        <w:fldChar w:fldCharType="end"/>
-      </w:r>
-      <w:r>
-        <w:t>. The DGA likewise stresses sustained service delivery and the alignment of recovery arrangements with organizational objectives</w:t>
-      </w:r>
-      <w:r>
-        <w:t xml:space="preserve"> </w:t>
-      </w:r>
-      <w:r>
-        <w:fldChar w:fldCharType="begin"/>
-      </w:r>
-      <w:r>
-        <w:instrText xml:space="preserve"> ADDIN ZOTERO_ITEM CSL_CITATION {"citationID":"oJNghlAr","properties":{"unsorted":false,"formattedCitation":"[2]","plainCitation":"[2]","noteIndex":0},"citationItems":[{"id":8,"uris":["http://zotero.org/users/22231723/items/FDE9WC9E"],"itemData":{"id":8,"type":"report","number":"DGA-1-2-5-231","publisher":"Digital Government Authority, Saudi Arabia","title":"Guideline for Risk Management and Business Continuity for Digital Government: Business Continuity Management System","URL":"https://dga.gov.sa/ar/regulatory-documents/guideline-for-risk-management-and-business-continuity-for-digital-government","author":[{"literal":"Digital Government Authority"}],"issued":{"date-parts":[["2025",1]]}}}],"schema":"https://github.com/citation-style-language/schema/raw/master/csl-citation.json"} </w:instrText>
-      </w:r>
-      <w:r>
-        <w:fldChar w:fldCharType="separate"/>
-      </w:r>
-      <w:hyperlink w:anchor="Cite_id8_Guideline__2025_NoAuthor" w:tooltip="Guideline for Risk Management and Business Continuity for Digital Government: Business Continuity Management System" w:history="1">
-        <w:r>
-          <w:rPr>
-            <w:rStyle w:val="Hyperlink"/>
-            <w:u w:val="none"/>
-          </w:rPr>
-          <w:t>[2]</w:t>
-        </w:r>
-      </w:hyperlink>
-      <w:r>
-        <w:fldChar w:fldCharType="end"/>
-      </w:r>
-      <w:r>
-        <w:t>. Seen from this angle, prioritization is important because organizations need to determine which service outcomes are the most time-sensitive and to let those priorities inform their recovery efforts.</w:t>
-      </w:r>
-    </w:p>
-    <w:p>
-      <w:pPr>
-        <w:pStyle w:val="NormalCoEKSU"/>
-      </w:pPr>
-      <w:r>
-        <w:t>A service-oriented view also offers a principled way of treating supporting dependencies. Services are delivered through interacting activities and enabling resources, and the interruption of a shared dependency can affect more than one service. The criticality of a supporting dependency should therefore be read in relation to the services it enables, and not inferred from its own characteristics alone. In the proposed methodology, service criticality is established first. The relevant dependency relationships are recorded next, and a stated rule links each supporting dependency to the criticality of the service level. Where several services share a dependency, the methodology has to define how their classifications are combined. Taking the highest criticality among the supported services is a rule proposed here for examination and validation. It is not a general requirement that the reference frameworks can be said to impose.</w:t>
-      </w:r>
-    </w:p>
-    <w:p>
-      <w:pPr>
-        <w:pStyle w:val="NormalCoEKSU"/>
-        <w:rPr>
-          <w:lang w:val="en-GB"/>
-        </w:rPr>
-      </w:pPr>
-      <w:r>
-        <w:t xml:space="preserve">Another concern is how to balance standardization against organizational flexibility. Consistency calls for a common method of applying rules, whereas practical use calls for organizations to choose impact scales, assessment time frames, and recovery thresholds that fit their own contexts. A configurable rule-based methodology can meet both needs by standardizing the form and execution of the decision logic without requiring identical parameter values from every organization. The contribution anticipated in this sense is not a replacement for existing BCM standards or for the expertise of practitioners. It is a transparent procedure for interpreting BIA results and expressing recovery priorities. Research on business impact analysis and on integrated continuity planning gives a broader basis for studying the link between organizational impacts and recovery planning </w:t>
-      </w:r>
-      <w:r>
-        <w:fldChar w:fldCharType="begin"/>
-      </w:r>
-      <w:r>
-        <w:instrText xml:space="preserve"> ADDIN ZOTERO_ITEM CSL_CITATION {"citationID":"hWzjzYY4","properties":{"unsorted":false,"formattedCitation":"[5], [6]","plainCitation":"[5], [6]","noteIndex":0},"citationItems":[{"id":5,"uris":["http://zotero.org/users/22231723/items/HW5RE9MW"],"itemData":{"id":5,"type":"article-journal","container-title":"Safety Science","DOI":"10.1016/j.ssci.2014.04.017","page":"309–323","title":"A New Framework for Business Impact Analysis in Business Continuity Management (with a Case Study)","volume":"68","author":[{"family":"Torabi","given":"S. Ali"},{"family":"Rezaei Soufi","given":"Hojat"},{"family":"Sahebjamnia","given":"Navid"}],"issued":{"date-parts":[["2014"]]}}},{"id":4,"uris":["http://zotero.org/users/22231723/items/PSVQEVKY"],"itemData":{"id":4,"type":"article-journal","container-title":"European Journal of Operational Research","DOI":"10.1016/j.ejor.2014.09.055","issue":"1","page":"261–273","title":"Integrated Business Continuity and Disaster Recovery Planning: Towards Organizational Resilience","volume":"242","author":[{"family":"Sahebjamnia","given":"Navid"},{"family":"Torabi","given":"S. Ali"},{"family":"Mansouri","given":"S. Afshin"}],"issued":{"date-parts":[["2015"]]}}}],"schema":"https://github.com/citation-style-language/schema/raw/master/csl-citation.json"} </w:instrText>
-      </w:r>
-      <w:r>
-        <w:fldChar w:fldCharType="separate"/>
-      </w:r>
-      <w:r>
-        <w:rPr>
-          <w:color w:val="0000FF"/>
-        </w:rPr>
-        <w:t>[</w:t>
-      </w:r>
-      <w:hyperlink w:anchor="Cite_id5_A_New_Fram_2014_Torabi" w:tooltip="A New Framework for Business Impact Analysis in Business Continuity Management (with a Case Study)" w:history="1">
-        <w:r>
-          <w:rPr>
-            <w:rStyle w:val="Hyperlink"/>
-            <w:u w:val="none"/>
-          </w:rPr>
-          <w:t>5</w:t>
-        </w:r>
-      </w:hyperlink>
-      <w:r>
-        <w:rPr>
-          <w:color w:val="0000FF"/>
-        </w:rPr>
-        <w:t>], [</w:t>
-      </w:r>
-      <w:hyperlink w:anchor="Cite_id4_Integrated_2015_Sahebjamni" w:tooltip="Integrated Business Continuity and Disaster Recovery Planning: Towards Organizational Resilience" w:history="1">
-        <w:r>
-          <w:rPr>
-            <w:rStyle w:val="Hyperlink"/>
-            <w:u w:val="none"/>
-          </w:rPr>
-          <w:t>6</w:t>
-        </w:r>
-      </w:hyperlink>
-      <w:r>
-        <w:rPr>
-          <w:color w:val="0000FF"/>
-        </w:rPr>
-        <w:t>]</w:t>
-      </w:r>
-      <w:r>
-        <w:fldChar w:fldCharType="end"/>
-      </w:r>
-      <w:r>
-        <w:t>.</w:t>
-      </w:r>
-    </w:p>
-    <w:p>
-      <w:pPr>
-        <w:pStyle w:val="Heading2"/>
-        <w:rPr>
-          <w:lang w:val="en-GB"/>
-        </w:rPr>
-      </w:pPr>
-      <w:bookmarkStart w:id="21" w:name="_Toc243421693"/>
-      <w:r>
-        <w:lastRenderedPageBreak/>
-        <w:t>Objectives and Proposed Solution</w:t>
-      </w:r>
-      <w:bookmarkEnd w:id="21"/>
-    </w:p>
-    <w:p>
-      <w:pPr>
-        <w:pStyle w:val="NormalCoEKSU"/>
-      </w:pPr>
-      <w:r>
-        <w:t>The aim of this project is to design, implement, and evaluate a configurable rule-based methodology that derives recovery requirements and prioritizes critical business services from time-dependent impact assessments. The methodology, TDRP, is the main research contribution. Masar is the proposed web-based DSS in which the methodology will be configured, applied, and evaluated, and through which its results will be shown to authorized users. More specifically, the project pursues five objectives. The first is to derive service criticality, MTPD, and RTO from time-dependent impact assessments through configurable rules, and the second is to establish relative recovery priorities from criticality and recovery time requirements. The third is to associate services with their supporting dependencies and to assign criticality to those dependencies by a documented rule. The fourth is to implement the methodology in Masar, with an operational dashboard that presents its results, and the fifth is to evaluate the correctness, consistency, and traceability of the methodology and its implementation.</w:t>
-      </w:r>
-    </w:p>
-    <w:p>
-      <w:pPr>
-        <w:pStyle w:val="NormalCoEKSU"/>
-      </w:pPr>
-      <w:r>
-        <w:t>The methodology will represent BIA findings at the service level across successive assessment periods and the relevant impact dimensions. Following the criteria and decision rules defined by the organization, it will determine service criticality, identify the applicable MTPD, and establish the corresponding RTO. It will also document how temporal assessments, impact thresholds, and recovery-time mappings are interpreted, including how incomplete data are handled and what happens when an assessed impact does not reach a</w:t>
-      </w:r>
-      <w:r>
-        <w:t xml:space="preserve"> </w:t>
-      </w:r>
-      <w:r>
-        <w:t>threshold. Organizations will be able to configure the permitted parameters so that they reflect their approved continuity requirements.</w:t>
-      </w:r>
-    </w:p>
-    <w:p>
-      <w:pPr>
-        <w:pStyle w:val="NormalCoEKSU"/>
-      </w:pPr>
-      <w:r>
-        <w:t>From these service-level results, TDRP will set relative recovery priorities through explicit rules that take criticality and recovery-time requirements into account. The approach will then associate each assessed service with the dependencies needed to deliver it. A supporting dependency will inherit criticality from the service or services it supports according to a documented rule. For a dependency shared by several services, the proposed default is the highest criticality among them, subject to evaluation. The purpose of this association is to preserve the business reasoning behind the importance of supporting dependencies. A ranking of services by priority is not to be equated with an automatically executable sequence of recovery operations.</w:t>
-      </w:r>
-    </w:p>
-    <w:p>
-      <w:pPr>
-        <w:pStyle w:val="NormalCoEKSU"/>
-      </w:pPr>
-      <w:r>
-        <w:lastRenderedPageBreak/>
-        <w:t>Masar will put the methodology into practice through an integrated data model and rule processing functions. Authorized users will be able to maintain services, impact assessments, configuration settings, recovery requirements, and the relevant dependency relationships. An operational dashboard will present the resulting service classifications, MTPD and RTO values, recovery priorities, and linked supporting dependencies. During an actual interruption, users can consult the recorded information on the affected services to see their established priority and dependencies. The dashboard will show the outputs of the methodology together with their context. It will not simulate incidents, infer operational actions, recommend recovery procedures on its own, or make or carry out recovery decisions.</w:t>
-      </w:r>
-    </w:p>
-    <w:p>
-      <w:pPr>
-        <w:pStyle w:val="NormalCoEKSU"/>
-      </w:pPr>
-      <w:r>
-        <w:t>The research will evaluate the methodological rules and their implementation. The evaluation will look at the consistency and reproducibility of the outputs, the behavior of the method under different valid configurations, the correctness of the derived MTPD and RTO values against specified test cases, the treatment of shared dependencies, and the traceability of displayed priorities to the impact assessments and rules they come from. The intended deliverables are a documented TDRP methodology, an implemented Masar prototype, and an evaluation of their correctness and usefulness as a basis for structured decision support. How effective the approach is in real incidents lies beyond what a prototype-level evaluation alone can establish.</w:t>
-      </w:r>
-    </w:p>
-    <w:p>
-      <w:pPr>
-        <w:pStyle w:val="NormalCoEKSU"/>
-        <w:ind w:firstLine="0"/>
-        <w:rPr>
-          <w:lang w:val="en-GB"/>
-        </w:rPr>
-      </w:pPr>
-    </w:p>
-    <w:p>
-      <w:pPr>
-        <w:pStyle w:val="NormalCoEKSU"/>
-        <w:rPr>
-          <w:lang w:val="en-GB"/>
-        </w:rPr>
-      </w:pPr>
-    </w:p>
-    <w:p>
-      <w:pPr>
-        <w:pStyle w:val="NormalCoEKSU"/>
-        <w:ind w:firstLine="0"/>
-        <w:rPr>
-          <w:lang w:val="en-GB"/>
-        </w:rPr>
-      </w:pPr>
-    </w:p>
-    <w:p>
-      <w:pPr>
-        <w:pStyle w:val="NormalCoEKSU"/>
-        <w:ind w:firstLine="0"/>
-        <w:rPr>
-          <w:lang w:val="en-GB"/>
-        </w:rPr>
-      </w:pPr>
-    </w:p>
-    <w:p>
-      <w:pPr>
-        <w:pStyle w:val="NormalCoEKSU"/>
-        <w:ind w:firstLine="0"/>
-        <w:rPr>
-          <w:lang w:val="en-GB"/>
-        </w:rPr>
-      </w:pPr>
-    </w:p>
-    <w:p>
-      <w:pPr>
-        <w:pStyle w:val="NormalCoEKSU"/>
-        <w:ind w:firstLine="0"/>
-        <w:rPr>
-          <w:lang w:val="en-GB"/>
-        </w:rPr>
-      </w:pPr>
-    </w:p>
-    <w:p>
-      <w:pPr>
-        <w:pStyle w:val="Heading1"/>
-        <w:rPr>
-          <w:lang w:val="en-GB"/>
-        </w:rPr>
-      </w:pPr>
-      <w:bookmarkStart w:id="22" w:name="_Toc400459748"/>
-      <w:bookmarkStart w:id="23" w:name="_Toc243421694"/>
-      <w:r>
-        <w:rPr>
-          <w:lang w:val="en-GB"/>
-        </w:rPr>
-        <w:lastRenderedPageBreak/>
-        <w:t xml:space="preserve">Literature </w:t>
-      </w:r>
-      <w:r>
-        <w:rPr>
-          <w:lang w:val="en-GB"/>
-        </w:rPr>
-        <w:t>R</w:t>
-      </w:r>
-      <w:r>
-        <w:rPr>
-          <w:lang w:val="en-GB"/>
-        </w:rPr>
-        <w:t>eview</w:t>
-      </w:r>
-      <w:bookmarkEnd w:id="22"/>
-      <w:bookmarkEnd w:id="23"/>
-    </w:p>
-    <w:p>
-      <w:pPr>
-        <w:pStyle w:val="NormalCoEKSU"/>
-        <w:rPr>
-          <w:lang w:val="en-GB"/>
-        </w:rPr>
-      </w:pPr>
-      <w:r>
-        <w:rPr>
-          <w:lang w:val="en-GB"/>
-        </w:rPr>
-        <w:t xml:space="preserve">The literature review chapter should demonstrate a thorough knowledge of the area and provide arguments to support the study focus. </w:t>
-      </w:r>
-    </w:p>
-    <w:p>
-      <w:pPr>
-        <w:pStyle w:val="NormalCoEKSU"/>
-        <w:rPr>
-          <w:lang w:val="en-GB"/>
-        </w:rPr>
-      </w:pPr>
-    </w:p>
-    <w:p>
-      <w:pPr>
-        <w:pStyle w:val="NormalCoEKSU"/>
-        <w:rPr>
-          <w:lang w:val="en-GB"/>
-        </w:rPr>
-      </w:pPr>
-    </w:p>
-    <w:p>
-      <w:pPr>
-        <w:pStyle w:val="NormalCoEKSU"/>
-        <w:rPr>
-          <w:lang w:val="en-GB"/>
-        </w:rPr>
-      </w:pPr>
-    </w:p>
-    <w:p>
-      <w:pPr>
-        <w:pStyle w:val="NormalCoEKSU"/>
-        <w:rPr>
-          <w:lang w:val="en-GB"/>
-        </w:rPr>
-      </w:pPr>
-    </w:p>
-    <w:p>
-      <w:pPr>
-        <w:pStyle w:val="NormalCoEKSU"/>
-        <w:rPr>
-          <w:lang w:val="en-GB"/>
-        </w:rPr>
-      </w:pPr>
-    </w:p>
-    <w:p>
-      <w:pPr>
-        <w:pStyle w:val="NormalCoEKSU"/>
-        <w:rPr>
-          <w:lang w:val="en-GB"/>
-        </w:rPr>
-      </w:pPr>
-    </w:p>
-    <w:p>
-      <w:pPr>
-        <w:pStyle w:val="NormalCoEKSU"/>
-        <w:rPr>
-          <w:lang w:val="en-GB"/>
-        </w:rPr>
-      </w:pPr>
-    </w:p>
-    <w:p>
-      <w:pPr>
-        <w:pStyle w:val="NormalCoEKSU"/>
-        <w:rPr>
-          <w:lang w:val="en-GB"/>
-        </w:rPr>
-      </w:pPr>
-    </w:p>
-    <w:p>
-      <w:pPr>
-        <w:pStyle w:val="NormalCoEKSU"/>
-        <w:rPr>
-          <w:lang w:val="en-GB"/>
-        </w:rPr>
-      </w:pPr>
-    </w:p>
-    <w:p>
-      <w:pPr>
-        <w:pStyle w:val="NormalCoEKSU"/>
-        <w:rPr>
-          <w:lang w:val="en-GB"/>
-        </w:rPr>
-      </w:pPr>
-    </w:p>
-    <w:p>
-      <w:pPr>
-        <w:pStyle w:val="NormalCoEKSU"/>
-        <w:rPr>
-          <w:lang w:val="en-GB"/>
-        </w:rPr>
-      </w:pPr>
-    </w:p>
-    <w:p>
-      <w:pPr>
-        <w:pStyle w:val="NormalCoEKSU"/>
-        <w:rPr>
-          <w:lang w:val="en-GB"/>
-        </w:rPr>
-      </w:pPr>
-    </w:p>
-    <w:p>
-      <w:pPr>
-        <w:pStyle w:val="NormalCoEKSU"/>
-        <w:rPr>
-          <w:lang w:val="en-GB"/>
-        </w:rPr>
-      </w:pPr>
-    </w:p>
-    <w:p>
-      <w:pPr>
-        <w:pStyle w:val="NormalCoEKSU"/>
-        <w:rPr>
-          <w:lang w:val="en-GB"/>
-        </w:rPr>
-      </w:pPr>
-    </w:p>
-    <w:p>
-      <w:pPr>
-        <w:pStyle w:val="NormalCoEKSU"/>
-        <w:rPr>
-          <w:lang w:val="en-GB"/>
-        </w:rPr>
-      </w:pPr>
-    </w:p>
-    <w:p>
-      <w:pPr>
-        <w:pStyle w:val="NormalCoEKSU"/>
-        <w:rPr>
-          <w:lang w:val="en-GB"/>
-        </w:rPr>
-      </w:pPr>
-    </w:p>
-    <w:p>
-      <w:pPr>
-        <w:pStyle w:val="NormalCoEKSU"/>
-        <w:rPr>
-          <w:lang w:val="en-GB"/>
-        </w:rPr>
-      </w:pPr>
-    </w:p>
-    <w:p>
-      <w:pPr>
-        <w:pStyle w:val="NormalCoEKSU"/>
-        <w:rPr>
-          <w:lang w:val="en-GB"/>
-        </w:rPr>
-      </w:pPr>
-    </w:p>
+      </w:pPr>
+      <w:r>
+        <w:t xml:space="preserve">Chapter Summary</w:t>
+      </w:r>
+    </w:p>
+    <w:p>
+      <w:pPr>
+        <w:pStyle w:val="FirstParagraph"/>
+      </w:pPr>
+      <w:r>
+        <w:t xml:space="preserve">This chapter reviewed the foundations of business continuity management and narrowed them to the problem of deriving recovery requirements and priorities from time-dependent service impacts. International and Saudi guidance agree on the central role of BIA, organizational adaptation, recovery parameters, and dependencies, but do not prescribe one complete computational procedure. Applied studies represent impact through matrices, operating data, financial loss, optimization, probabilistic criticality, and process graphs. Their outputs and evidential strengths differ, and most are supported by single cases or simulations rather than observed improvements in real recovery.</w:t>
+      </w:r>
+    </w:p>
+    <w:p>
+      <w:pPr>
+        <w:pStyle w:val="BodyText"/>
+      </w:pPr>
+      <w:r>
+        <w:t xml:space="preserve">The review distinguished multi-criteria ranking, rule-based classification, and resource-constrained sequencing. It also separated service-support relationships from broader interdependency models and showed that criticality inheritance is established prior art, while aggregation for shared dependencies remains a policy that must be stated and evaluated. The DSS and software literature demonstrated that comparable systems already provide temporal assessments, recovery calculations, dependency maps, and inherited values. The research gap is therefore not the absence of automation, but the lack in the reviewed evidence of a fully disclosed, service-first procedure that integrates temporal rules, exceptional-case handling, shared-dependency classification, and result traceability.</w:t>
+      </w:r>
+    </w:p>
+    <w:p>
+      <w:pPr>
+        <w:pStyle w:val="BodyText"/>
+      </w:pPr>
+      <w:r>
+        <w:t xml:space="preserve">These findings position TDRP as a configurable and testable interpretation method and Masar as its decision-support implementation. The method should be evaluated for correctness, consistency, sensitivity, and traceability, and practitioner evaluation should be used to assess understandability and usefulness without overstating operational effectiveness. The next chapter can build on these requirements to define the research design, artifact architecture, rule specification, and evaluation strategy.</w:t>
+      </w:r>
+    </w:p>
+    <w:bookmarkEnd w:id="56"/>
+    <w:bookmarkEnd w:id="57"/>
     <w:p>
       <w:pPr>
         <w:pStyle w:val="Heading1"/>
@@ -4498,592 +10398,367 @@
       </w:r>
       <w:bookmarkEnd w:id="35"/>
     </w:p>
-    <w:bookmarkStart w:id="36" w:name="Cite_id6_National_FNoYear_NoAuthor"/>
     <w:p>
       <w:pPr>
         <w:pStyle w:val="Bibliography"/>
       </w:pPr>
       <w:r>
-        <w:rPr>
-          <w:lang w:val="en-GB"/>
-        </w:rPr>
         <w:fldChar w:fldCharType="begin"/>
       </w:r>
       <w:r>
-        <w:rPr>
-          <w:lang w:val="en-GB"/>
-        </w:rPr>
         <w:instrText xml:space="preserve"> ADDIN ZOTERO_BIBL {"uncited":[],"omitted":[],"custom":[]} CSL_BIBLIOGRAPHY </w:instrText>
       </w:r>
       <w:r>
-        <w:rPr>
-          <w:lang w:val="en-GB"/>
-        </w:rPr>
         <w:fldChar w:fldCharType="separate"/>
       </w:r>
-      <w:r>
-        <w:t>[1]</w:t>
-      </w:r>
-      <w:r>
-        <w:t xml:space="preserve"> </w:t>
-      </w:r>
-      <w:r>
-        <w:t xml:space="preserve">General Secretariat of the National Risk Council, “National Framework for Risk, Emergency and Business </w:t>
-      </w:r>
-      <w:proofErr w:type="spellStart"/>
-      <w:r>
-        <w:t>Continu</w:t>
-      </w:r>
-      <w:proofErr w:type="spellEnd"/>
-      <w:hyperlink r:id="rId9" w:history="1">
-        <w:r>
-          <w:rPr>
-            <w:rStyle w:val="Hyperlink"/>
-          </w:rPr>
-          <w:t>ity Management: Business Continuity</w:t>
-        </w:r>
-      </w:hyperlink>
-      <w:r>
-        <w:t xml:space="preserve"> Management Section.” [Online]. Available: https://riskbcm.com/gsnrc_standards/</w:t>
-      </w:r>
-    </w:p>
-    <w:p/>
+      <w:bookmarkStart w:id="5000" w:name="Cite_nrcnationalframework"/>
+      <w:r>
+        <w:t>[1] General Secretariat of the National Risk Council, “National Framework for Risk, Emergency and Business Continuity Management: Business Continuity Management Section,” National Risk Council, Saudi Arabia, arabic-language supplied extract; BCM chapter, printed pp. 216–272, followed by supplementary tables and references with separate pagination. Publication year unspecified. Reviewed 2026-10-29. [Online]. Available: https://riskbcm.com/gsnrc_standards/</w:t>
+      </w:r>
+      <w:bookmarkEnd w:id="5000"/>
+    </w:p>
     <w:p>
       <w:pPr>
         <w:pStyle w:val="Bibliography"/>
       </w:pPr>
-      <w:bookmarkStart w:id="37" w:name="Cite_id8_Guideline__2025_NoAuthor"/>
-      <w:r>
-        <w:t>[2]</w:t>
-      </w:r>
-      <w:r>
-        <w:t xml:space="preserve"> </w:t>
-      </w:r>
-      <w:r>
-        <w:t xml:space="preserve">Digital Government Authority, “Guideline for Risk Management and Business Continuity for Digital Government: Business Continuity Management System,” Digital Government Authority, Saudi Arabia, DGA-1-2-5-231, Jan. 2025. [Online]. Available: </w:t>
-      </w:r>
-      <w:hyperlink r:id="rId10" w:history="1">
-        <w:r>
-          <w:rPr>
-            <w:rStyle w:val="Hyperlink"/>
-          </w:rPr>
-          <w:t>https://dga.gov.sa/ar/regulatory-documents/guideline-for-risk-management-and-business-continuity-for-digital-government</w:t>
-        </w:r>
-      </w:hyperlink>
-      <w:bookmarkEnd w:id="37"/>
-    </w:p>
-    <w:p/>
+      <w:bookmarkStart w:id="5001" w:name="Cite_dga2025bcm"/>
+      <w:r>
+        <w:t>[2] Digital Government Authority, “Guideline for Risk Management and Business Continuity for Digital Government: Business Continuity Management System,” Digital Government Authority, Saudi Arabia, Tech. Rep. DGA-1-2-5-231, Jan. 2025, arabic version 3.0, document dated 13 January 2025; Section 5.2, pp. 97–131; documentation, definitions, and annexes through p. 149. Supplied full guide and BCM extract represent one work. Reviewed 2026-10-29. [Online]. Available: https://dga.gov.sa/ar/regulatory-documents/guideline-for-risk-management-and-business-continuity-for-digital-government</w:t>
+      </w:r>
+      <w:bookmarkEnd w:id="5001"/>
+    </w:p>
     <w:p>
       <w:pPr>
         <w:pStyle w:val="Bibliography"/>
       </w:pPr>
-      <w:bookmarkStart w:id="38" w:name="Cite_id2_Design_Sci_2004_Hevner"/>
-      <w:r>
-        <w:t>[3]</w:t>
-      </w:r>
-      <w:r>
-        <w:t xml:space="preserve"> </w:t>
-      </w:r>
-      <w:r>
-        <w:t xml:space="preserve">A. R. Hevner, S. T. March, J. Park, and S. Ram, “Design Science in Information Systems Research,” </w:t>
-      </w:r>
-      <w:r>
-        <w:rPr>
-          <w:i/>
-          <w:iCs/>
-        </w:rPr>
-        <w:t>MIS Quarterly</w:t>
-      </w:r>
-      <w:r>
-        <w:t>, vol. 28, no. 1, pp. 75–105, 2004, doi: 10.2307/25148625.</w:t>
-      </w:r>
-      <w:bookmarkEnd w:id="38"/>
-    </w:p>
-    <w:p/>
+      <w:bookmarkStart w:id="5002" w:name="Cite_hevner2004design"/>
+      <w:r>
+        <w:t>[3] A. R. Hevner, S. T. March, J. Park, and S. Ram, “Design science in information systems research,” MIS Quarterly, vol. 28, no. 1, pp. 75–105, 2004. [Online]. Available: https://doi.org/10.2307/25148625</w:t>
+      </w:r>
+      <w:bookmarkEnd w:id="5002"/>
+    </w:p>
     <w:p>
       <w:pPr>
         <w:pStyle w:val="Bibliography"/>
       </w:pPr>
-      <w:bookmarkStart w:id="39" w:name="Cite_id3_A_Design_S_2007_Peffers"/>
-      <w:r>
-        <w:t>[4]</w:t>
-      </w:r>
-      <w:r>
-        <w:t xml:space="preserve"> </w:t>
-      </w:r>
-      <w:r>
-        <w:t xml:space="preserve">K. Peffers, T. Tuunanen, M. A. Rothenberger, and S. Chatterjee, “A Design Science Research Methodology for Information Systems Research,” </w:t>
-      </w:r>
-      <w:r>
-        <w:rPr>
-          <w:i/>
-          <w:iCs/>
-        </w:rPr>
-        <w:t>Journal of Management Information Systems</w:t>
-      </w:r>
-      <w:r>
-        <w:t>, vol. 24, no. 3, pp. 45–77, 2007, doi: 10.2753/MIS0742-1222240302.</w:t>
-      </w:r>
-      <w:bookmarkEnd w:id="39"/>
-    </w:p>
-    <w:p/>
+      <w:bookmarkStart w:id="5003" w:name="Cite_peffers2007dsrm"/>
+      <w:r>
+        <w:t>[4] K. Peffers, T. Tuunanen, M. A. Rothenberger, and S. Chatterjee, “A design science research methodology for information systems research,” Journal of Management Information Systems, vol. 24, no. 3, pp. 45–77, 2007. [Online]. Available: https://doi.org/10.2753/MIS0742-1222240302</w:t>
+      </w:r>
+      <w:bookmarkEnd w:id="5003"/>
+    </w:p>
     <w:p>
       <w:pPr>
         <w:pStyle w:val="Bibliography"/>
       </w:pPr>
-      <w:bookmarkStart w:id="40" w:name="Cite_id5_A_New_Fram_2014_Torabi"/>
-      <w:r>
-        <w:t>[5]</w:t>
-      </w:r>
-      <w:r>
-        <w:t xml:space="preserve"> </w:t>
-      </w:r>
-      <w:r>
-        <w:t xml:space="preserve">S. A. Torabi, H. Rezaei Soufi, and N. Sahebjamnia, “A New Framework for Business Impact Analysis in Business Continuity Management (with a Case Study),” </w:t>
-      </w:r>
-      <w:r>
-        <w:rPr>
-          <w:i/>
-          <w:iCs/>
-        </w:rPr>
-        <w:t>Safety Science</w:t>
-      </w:r>
-      <w:r>
-        <w:t>, vol. 68, pp. 309–323, 2014, doi: 10.1016/j.ssci.2014.04.017.</w:t>
-      </w:r>
-      <w:bookmarkEnd w:id="40"/>
-    </w:p>
-    <w:p/>
+      <w:bookmarkStart w:id="5004" w:name="Cite_torabi2014framework"/>
+      <w:r>
+        <w:t>[5] S. A. Torabi, H. Rezaei Soufi, and N. Sahebjamnia, “A new framework for business impact analysis in business continuity management (with a case study),” Safety Science, vol. 68, pp. 309–323, 2014. [Online]. Available: https://doi.org/10.1016/j.ssci.2014.04.017</w:t>
+      </w:r>
+      <w:bookmarkEnd w:id="5004"/>
+    </w:p>
     <w:p>
       <w:pPr>
         <w:pStyle w:val="Bibliography"/>
       </w:pPr>
-      <w:bookmarkStart w:id="41" w:name="Cite_id4_Integrated_2015_Sahebjamni"/>
-      <w:r>
-        <w:t>[6]</w:t>
-      </w:r>
-      <w:r>
-        <w:t xml:space="preserve"> </w:t>
-      </w:r>
-      <w:r>
-        <w:t xml:space="preserve">N. Sahebjamnia, S. A. Torabi, and S. A. Mansouri, “Integrated Business Continuity and Disaster Recovery Planning: Towards Organizational Resilience,” </w:t>
-      </w:r>
-      <w:r>
-        <w:rPr>
-          <w:i/>
-          <w:iCs/>
-        </w:rPr>
-        <w:t>European Journal of Operational Research</w:t>
-      </w:r>
-      <w:r>
-        <w:t>, vol. 242, no. 1, pp. 261–273, 2015, doi: 10.1016/j.ejor.2014.09.055.</w:t>
-      </w:r>
-      <w:bookmarkEnd w:id="41"/>
-    </w:p>
-    <w:p>
-      <w:pPr>
-        <w:pStyle w:val="NormalCoEKSU"/>
-        <w:ind w:firstLine="0"/>
-        <w:rPr>
-          <w:lang w:val="en-GB"/>
-        </w:rPr>
-      </w:pPr>
-      <w:r>
-        <w:rPr>
-          <w:lang w:val="en-GB"/>
-        </w:rPr>
+      <w:bookmarkStart w:id="5005" w:name="Cite_sahebjamnia2015integrated"/>
+      <w:r>
+        <w:t>[6] N. Sahebjamnia, S. A. Torabi, and S. A. Mansouri, “Integrated business continuity and disaster recovery planning: Towards organizational resilience,” European Journal of Operational Research, vol. 242, no. 1, pp. 261–273, 2015. [Online]. Available: https://doi.org/10.1016/j.ejor.2014.09.055</w:t>
+      </w:r>
+      <w:bookmarkEnd w:id="5005"/>
+    </w:p>
+    <w:p>
+      <w:pPr>
+        <w:pStyle w:val="Bibliography"/>
+      </w:pPr>
+      <w:bookmarkStart w:id="5006" w:name="Cite_schatter2019decision"/>
+      <w:r>
+        <w:t>[7] F. Schätter, O. Hansen, M. Wiens, and F. Schultmann, “A decision support methodology for a disaster-caused business continuity management,” Decision Support Systems, vol. 118, pp. 10–20, 2019, bibliographic metadata and abstract verified through Paperguide; full text was not available for this review. [Online]. Available: https://doi.org/10.1016/j.dss.2018.12.006</w:t>
+      </w:r>
+      <w:bookmarkEnd w:id="5006"/>
+    </w:p>
+    <w:p>
+      <w:pPr>
+        <w:pStyle w:val="Bibliography"/>
+      </w:pPr>
+      <w:bookmarkStart w:id="5007" w:name="Cite_russo2023maturity"/>
+      <w:r>
+        <w:t>[8] N. Russo, H. S. Mamede, L. Reis, J. Martins, and F. Branco, “Exploring a multidisciplinary assessment of organisational maturity in business continuity: A perspective and future research outlook,” Applied Sciences, vol. 13, no. 21, 2023, art. no. 11846. [Online]. Available: https://doi.org/10.3390/app132111846</w:t>
+      </w:r>
+      <w:bookmarkEnd w:id="5007"/>
+    </w:p>
+    <w:p>
+      <w:pPr>
+        <w:pStyle w:val="Bibliography"/>
+      </w:pPr>
+      <w:bookmarkStart w:id="5008" w:name="Cite_nist2010contingency"/>
+      <w:r>
+        <w:t>[9] M. Swanson, P. Bowen, A. Wohl Phillips, D. Gallup, and D. Lynes, “Contingency planning guide for federal information systems,” National Institute of Standards and Technology, Tech. Rep. NIST SP 800-34 Rev. 1, May 2010, includes errata through November 11, 2010. [Online]. Available: https://nvlpubs.nist.gov/nistpubs/Legacy/SP/nistspecialpublication800-34r1.pdf</w:t>
+      </w:r>
+      <w:bookmarkEnd w:id="5008"/>
+    </w:p>
+    <w:p>
+      <w:pPr>
+        <w:pStyle w:val="Bibliography"/>
+      </w:pPr>
+      <w:bookmarkStart w:id="5009" w:name="Cite_iso22301catalogue"/>
+      <w:r>
+        <w:t>[10] International Organization for Standardization, “ISO 22301:2019: Security and resilience—business continuity management systems—requirements (public catalogue record),” 2019, public catalogue and abstract only; full standard not acquired or reviewed. Accessed 2026-10-29. [Online]. Available: https://www.iso.org/standard/75106.html</w:t>
+      </w:r>
+      <w:bookmarkEnd w:id="5009"/>
+    </w:p>
+    <w:p>
+      <w:pPr>
+        <w:pStyle w:val="Bibliography"/>
+      </w:pPr>
+      <w:bookmarkStart w:id="5010" w:name="Cite_quinn2025bia"/>
+      <w:r>
+        <w:t>[11] S. D. Quinn, N. Ivy, J. Chua, M. Barrett, L. Feldman, D. Topper, G. A. Witte, and R. K. Gardner, “Using business impact analysis to inform risk prioritization and response,” National Institute of Standards and Technology, Tech. Rep. NIST IR 8286D-upd1, February 2025, updated February 26, 2025; supersedes the November 2022 edition. [Online]. Available: https://nvlpubs.nist.gov/nistpubs/ir/2025/NIST.IR.8286D-upd1.pdf</w:t>
+      </w:r>
+      <w:bookmarkEnd w:id="5010"/>
+    </w:p>
+    <w:p>
+      <w:pPr>
+        <w:pStyle w:val="Bibliography"/>
+      </w:pPr>
+      <w:bookmarkStart w:id="5011" w:name="Cite_iso22313catalogue"/>
+      <w:r>
+        <w:t>[12] International Organization for Standardization, “ISO 22313:2020: Security and resilience—business continuity management systems—guidance on the use of ISO 22301 (public catalogue record),” 2020, public catalogue and abstract only; full standard not acquired or reviewed. Accessed 2026-10-29. [Online]. Available: https://www.iso.org/standard/75107.html</w:t>
+      </w:r>
+      <w:bookmarkEnd w:id="5011"/>
+    </w:p>
+    <w:p>
+      <w:pPr>
+        <w:pStyle w:val="Bibliography"/>
+      </w:pPr>
+      <w:bookmarkStart w:id="5012" w:name="Cite_iso22317catalogue"/>
+      <w:r>
+        <w:t>[13] ——, “ISO/TS 22317:2021: Security and resilience—business continuity management systems—guidelines for business impact analysis (public catalogue record),” 2021, public catalogue and abstract only; full standard not acquired or reviewed. Accessed 2026-10-29. [Online]. Available: https://www.iso.org/standard/79000.html</w:t>
+      </w:r>
+      <w:bookmarkEnd w:id="5012"/>
+    </w:p>
+    <w:p>
+      <w:pPr>
+        <w:pStyle w:val="Bibliography"/>
+      </w:pPr>
+      <w:bookmarkStart w:id="5013" w:name="Cite_bcms2026reference"/>
+      <w:r>
+        <w:t>[14] D. Arias-Aranda, K. Haufe, S. Dzombeta, and V. Stantchev, “Business continuity management—identifying relevant processes for a reference model,” Applied Sciences, vol. 16, no. 7, 2026, art. no. 3219. [Online]. Available: https://doi.org/10.3390/app16073219</w:t>
+      </w:r>
+      <w:bookmarkEnd w:id="5013"/>
+    </w:p>
+    <w:p>
+      <w:pPr>
+        <w:pStyle w:val="Bibliography"/>
+      </w:pPr>
+      <w:bookmarkStart w:id="5014" w:name="Cite_dga2025guidelineen"/>
+      <w:r>
+        <w:t>[15] Digital Government Authority, “Guideline of risk and business continuity management for digital government,” Digital Government Authority, Saudi Arabia, Tech. Rep. DGA-1-2-5-210, January 2025, supplied English issue 1.0; cover dated January 28, 2025, running footers January 29, 2025. BCM pp. 97–130; documentation p. 131; relevant annexes pp. 152–154. Reviewed 2026-10-29. [Online]. Available: https://dga.gov.sa/en/regulatory-documents</w:t>
+      </w:r>
+      <w:bookmarkEnd w:id="5014"/>
+    </w:p>
+    <w:p>
+      <w:pPr>
+        <w:pStyle w:val="Bibliography"/>
+      </w:pPr>
+      <w:bookmarkStart w:id="5015" w:name="Cite_amm2023bia"/>
+      <w:r>
+        <w:t>[16] J. Horalek, “Business impact analysis of AMM data: A case study,” Applied System Innovation, vol. 6, no. 5, 2023, art. no. 82. [Online]. Available: https://doi.org/10.3390/asi6050082</w:t>
+      </w:r>
+      <w:bookmarkEnd w:id="5015"/>
+    </w:p>
+    <w:p>
+      <w:pPr>
+        <w:pStyle w:val="Bibliography"/>
+      </w:pPr>
+      <w:bookmarkStart w:id="5016" w:name="Cite_container2021bia"/>
+      <w:r>
+        <w:t>[17] E. H. Budiyanto, R. O. S. Gurning, and T. Pitana, “The application of business impact analysis due to electricity disruption in a container terminal,” Sustainability, vol. 13, no. 21, 2021, art. no. 12038. [Online]. Available: https://doi.org/10.3390/su132112038</w:t>
+      </w:r>
+      <w:bookmarkEnd w:id="5016"/>
+    </w:p>
+    <w:p>
+      <w:pPr>
+        <w:pStyle w:val="Bibliography"/>
+      </w:pPr>
+      <w:bookmarkStart w:id="5017" w:name="Cite_vonderassen2024quanttm"/>
+      <w:r>
+        <w:t>[18] J. von der Assen, M. F. Franco, M. Dong, and B. Stiller, “QuantTM: Business-centric threat quantification for risk management and cyber resilience,” arXiv preprint arXiv:2402.14140, Feb. 2024. [Online]. Available: https://arxiv.org/abs/2402.14140</w:t>
+      </w:r>
+      <w:bookmarkEnd w:id="5017"/>
+    </w:p>
+    <w:p>
+      <w:pPr>
+        <w:pStyle w:val="Bibliography"/>
+      </w:pPr>
+      <w:bookmarkStart w:id="5018" w:name="Cite_assetcriticality2023"/>
+      <w:r>
+        <w:t>[19] M. Aghabegloo, K. Rezaie, S. A. Torabi, and S. M. Khalili, “A BIA-based quantitative framework for built physical asset criticality analysis under sustainability and resilience,” Buildings, vol. 13, no. 1, 2023, art. no. 264. [Online]. Available: https://doi.org/10.3390/buildings13010264</w:t>
+      </w:r>
+      <w:bookmarkEnd w:id="5018"/>
+    </w:p>
+    <w:p>
+      <w:pPr>
+        <w:pStyle w:val="Bibliography"/>
+      </w:pPr>
+      <w:bookmarkStart w:id="5019" w:name="Cite_nist2018criticality"/>
+      <w:r>
+        <w:t>[20] C. Paulsen, J. Boyens, N. Bartol, and K. Winkler, “Criticality analysis process model: Prioritizing systems and components,” National Institute of Standards and Technology, Tech. Rep. NIST IR 8179, Apr. 2018. [Online]. Available: https://nvlpubs.nist.gov/nistpubs/ir/2018/NIST.IR.8179.pdf</w:t>
+      </w:r>
+      <w:bookmarkEnd w:id="5019"/>
+    </w:p>
+    <w:p>
+      <w:pPr>
+        <w:pStyle w:val="Bibliography"/>
+      </w:pPr>
+      <w:bookmarkStart w:id="5020" w:name="Cite_servicenow2025rto"/>
+      <w:r>
+        <w:t>[21] ServiceNow, “Calculating RTO and RPO,” ServiceNow product documentation, Yokohama release, 2025, updated July 31, 2025; original documentation body reviewed, generated overview excluded. Accessed 2026-10-29. [Online]. Available: https://www.servicenow.com/docs/r/yokohama/governance-risk-compliance/rto-rpo-calculation.html</w:t>
+      </w:r>
+      <w:bookmarkEnd w:id="5020"/>
+    </w:p>
+    <w:p>
+      <w:pPr>
+        <w:pStyle w:val="Bibliography"/>
+      </w:pPr>
+      <w:bookmarkStart w:id="5021" w:name="Cite_raptaki2025propagation"/>
+      <w:r>
+        <w:t>[22] M. Raptaki, G. Stergiopoulos, and D. Gritzalis, “Automated cybersecurity impact propagation across business processes using process mining techniques,” International Journal of Information Security, vol. 24, 2025, art. no. 129. [Online]. Available: https://doi.org/10.1007/s10207-025-01040-0</w:t>
+      </w:r>
+      <w:bookmarkEnd w:id="5021"/>
+    </w:p>
+    <w:p>
+      <w:pPr>
+        <w:pStyle w:val="Bibliography"/>
+      </w:pPr>
+      <w:bookmarkStart w:id="5022" w:name="Cite_globalsuite2025prebia"/>
+      <w:r>
+        <w:t>[23] GlobalSuite Solutions, “Pre-BIA,” GlobalSuite user manual, product documentation, 2025, page last modified Dec. 23, 2025; accessed Oct. 29, 2026. [Online]. Available: https://help.globalsuitesolutions.com/en/globalsuite/v1/pre-bia</w:t>
+      </w:r>
+      <w:bookmarkEnd w:id="5022"/>
+    </w:p>
+    <w:p>
+      <w:pPr>
+        <w:pStyle w:val="Bibliography"/>
+      </w:pPr>
+      <w:bookmarkStart w:id="5023" w:name="Cite_grasp2025bia"/>
+      <w:r>
+        <w:t>[24] DextraData GRC Technologies GmbH, “BCM – business impact analysis: Assessment (processes &amp; objectives),” GRASP GRC product documentation, n.d., accessed Oct. 29, 2026; page shows no release date. [Online]. Available: https://docs.grasp-grc.com/en/apps/bcm/bia/assessment.html</w:t>
+      </w:r>
+      <w:bookmarkEnd w:id="5023"/>
+    </w:p>
+    <w:p>
+      <w:pPr>
+        <w:pStyle w:val="Bibliography"/>
+      </w:pPr>
+      <w:bookmarkStart w:id="5024" w:name="Cite_elshekeil2017precesion"/>
+      <w:r>
+        <w:t>[25] I. El-Shekeil, A. Pal, and K. Kant, “PRECESION: Progressive recovery and restoration planning of interdependent services in enterprise data centers,” Digital Communications and Networks, 2017, in press; volume and page numbers not shown in the reviewed copy. [Online]. Available: https://doi.org/10.1016/j.dcan.2017.08.001</w:t>
+      </w:r>
+      <w:bookmarkEnd w:id="5024"/>
+    </w:p>
+    <w:p>
+      <w:pPr>
+        <w:pStyle w:val="Bibliography"/>
+      </w:pPr>
+      <w:bookmarkStart w:id="5025" w:name="Cite_fusion2026bcm"/>
+      <w:r>
+        <w:t>[26] Fusion Risk Management, “Business continuity management,” Official product page, undated dynamic provider page; capabilities as documented on access date, not an independent software evaluation. Accessed 2026-10-29. [Online]. Available: https://www.fusionrm.com/solutions/business-continuity-management/</w:t>
+      </w:r>
+      <w:bookmarkEnd w:id="5025"/>
+    </w:p>
+    <w:p>
+      <w:pPr>
+        <w:pStyle w:val="Bibliography"/>
+      </w:pPr>
+      <w:bookmarkStart w:id="5026" w:name="Cite_riskonnect2026bcm"/>
+      <w:r>
+        <w:t>[27] Riskonnect, “Business continuity management software,” Official product page, provider capability descriptions and FAQ; page update marker September 2026, not a fixed software version. Accessed 2026-10-29. [Online]. Available: https://riskonnect.com/business-continuity-management-software/</w:t>
+      </w:r>
+      <w:bookmarkEnd w:id="5026"/>
+    </w:p>
+    <w:p>
+      <w:pPr>
+        <w:pStyle w:val="Bibliography"/>
+      </w:pPr>
+      <w:bookmarkStart w:id="5027" w:name="Cite_rinaldi2001interdependencies"/>
+      <w:r>
+        <w:t>[28] S. M. Rinaldi, J. P. Peerenboom, and T. K. Kelly, “Identifying, understanding, and analyzing critical infrastructure interdependencies,” IEEE Control Systems Magazine, vol. 21, no. 6, pp. 11–25, 2001. [Online]. Available: https://doi.org/10.1109/37.969131</w:t>
+      </w:r>
+      <w:bookmarkEnd w:id="5027"/>
+    </w:p>
+    <w:p>
+      <w:pPr>
+        <w:pStyle w:val="Bibliography"/>
+      </w:pPr>
+      <w:bookmarkStart w:id="5028" w:name="Cite_verinice2025bcm"/>
+      <w:r>
+        <w:t>[29] SerNet GmbH, “Business continuity management (BCM) with verinice,” verinice product documentation, n.d., accessed Oct. 29, 2026. [Online]. Available: https://verinice.com/en/solutions/domains/business-continuity-management</w:t>
+      </w:r>
+      <w:bookmarkEnd w:id="5028"/>
+    </w:p>
+    <w:p>
+      <w:pPr>
+        <w:pStyle w:val="Bibliography"/>
+      </w:pPr>
+      <w:bookmarkStart w:id="5029" w:name="Cite_power2007history"/>
+      <w:r>
+        <w:t>[30] D. J. Power, “A brief history of decision support systems,” DSSResources.COM, 2007, public web article; header version 4.1, recommended citation version 4.0 dated March 10, 2007. Accessed 2026-10-29. [Online]. Available: https://dssresources.com/history/dsshistory.html</w:t>
+      </w:r>
+      <w:bookmarkEnd w:id="5029"/>
+    </w:p>
+    <w:p>
+      <w:pPr>
+        <w:pStyle w:val="Bibliography"/>
+      </w:pPr>
+      <w:bookmarkStart w:id="5030" w:name="Cite_arnott2005descriptive"/>
+      <w:r>
+        <w:t>[31] D. Arnott, G. Pervan, and G. Dodson, “A descriptive analysis of decision support systems research between 1990 and 2003,” Australasian Journal of Information Systems, vol. 12, no. 2, pp. 178–191, 2005. [Online]. Available: https://doi.org/10.3127/ajis.v12i2.90</w:t>
+      </w:r>
+      <w:bookmarkEnd w:id="5030"/>
+    </w:p>
+    <w:p>
+      <w:pPr>
+        <w:pStyle w:val="Bibliography"/>
+      </w:pPr>
+      <w:bookmarkStart w:id="5031" w:name="Cite_selfassessment2025"/>
+      <w:r>
+        <w:t>[32] N. Russo, H. São Mamede, and L. Reis, “An approach to business continuity self-assessment,” Technologies, vol. 13, no. 6, 2025, art. no. 242. [Online]. Available: https://doi.org/10.3390/technologies13060242</w:t>
+      </w:r>
+      <w:bookmarkEnd w:id="5031"/>
+    </w:p>
+    <w:p>
+      <w:pPr>
+        <w:pStyle w:val="Bibliography"/>
+      </w:pPr>
+      <w:bookmarkStart w:id="5032" w:name="Cite_servicenow2025bia"/>
+      <w:r>
+        <w:t>[33] ServiceNow, “Business impact analysis,” ServiceNow product documentation, Yokohama release, 2025, updated July 31, 2025; original documentation body reviewed, generated overview excluded. Accessed 2026-10-29. [Online]. Available: https://www.servicenow.com/docs/r/yokohama/governance-risk-compliance/bia-uib.html</w:t>
+      </w:r>
+      <w:bookmarkEnd w:id="5032"/>
+    </w:p>
+    <w:p>
+      <w:pPr>
+        <w:pStyle w:val="Bibliography"/>
+      </w:pPr>
+      <w:bookmarkStart w:id="5033" w:name="Cite_servicenow2025datasheet"/>
+      <w:r>
+        <w:t>[34] ——, “Servicenow business continuity management,” Official solution brief, 2025, two-page provider solution brief; printed copyright 2025. Accessed 2026-10-29. [Online]. Available: https://www.servicenow.com/content/dam/servicenow-assets/public/en-us/doc-type/resource-center/solution-brief/sb-bcm.pdf</w:t>
+      </w:r>
+      <w:bookmarkEnd w:id="5033"/>
+    </w:p>
+    <w:p>
+      <w:pPr>
+        <w:pStyle w:val="Bibliography"/>
+      </w:pPr>
+      <w:bookmarkStart w:id="5034" w:name="Cite_venable2016feds"/>
+      <w:r>
+        <w:t>[35] J. Venable, J. Pries-Heje, and R. Baskerville, “FEDS: A framework for evaluation in design science research,” European Journal of Information Systems, vol. 25, no. 1, pp. 77–89, 2016. [Online]. Available: https://doi.org/10.1057/ejis.2014.36</w:t>
+      </w:r>
+      <w:bookmarkEnd w:id="5034"/>
+      <w:r>
         <w:fldChar w:fldCharType="end"/>
       </w:r>
-      <w:bookmarkEnd w:id="36"/>
-    </w:p>
-    <w:p>
-      <w:pPr>
-        <w:pStyle w:val="NormalCoEKSU"/>
-        <w:ind w:firstLine="0"/>
-        <w:rPr>
-          <w:lang w:val="en-GB"/>
-        </w:rPr>
-      </w:pPr>
-    </w:p>
-    <w:p>
-      <w:pPr>
-        <w:pStyle w:val="NormalCoEKSU"/>
-        <w:ind w:firstLine="0"/>
-        <w:rPr>
-          <w:lang w:val="en-GB"/>
-        </w:rPr>
-      </w:pPr>
-    </w:p>
-    <w:p>
-      <w:pPr>
-        <w:pStyle w:val="NormalCoEKSU"/>
-        <w:ind w:firstLine="0"/>
-        <w:rPr>
-          <w:lang w:val="en-GB"/>
-        </w:rPr>
-      </w:pPr>
-    </w:p>
-    <w:p>
-      <w:pPr>
-        <w:pStyle w:val="NormalCoEKSU"/>
-        <w:ind w:firstLine="0"/>
-        <w:rPr>
-          <w:lang w:val="en-GB"/>
-        </w:rPr>
-      </w:pPr>
-    </w:p>
-    <w:p>
-      <w:pPr>
-        <w:pStyle w:val="NormalCoEKSU"/>
-        <w:ind w:firstLine="0"/>
-        <w:rPr>
-          <w:lang w:val="en-GB"/>
-        </w:rPr>
-      </w:pPr>
-    </w:p>
-    <w:p>
-      <w:pPr>
-        <w:pStyle w:val="NormalCoEKSU"/>
-        <w:ind w:firstLine="0"/>
-        <w:rPr>
-          <w:lang w:val="en-GB"/>
-        </w:rPr>
-      </w:pPr>
-    </w:p>
-    <w:p>
-      <w:pPr>
-        <w:pStyle w:val="NormalCoEKSU"/>
-        <w:ind w:firstLine="0"/>
-        <w:rPr>
-          <w:lang w:val="en-GB"/>
-        </w:rPr>
-      </w:pPr>
-    </w:p>
-    <w:p>
-      <w:pPr>
-        <w:pStyle w:val="NormalCoEKSU"/>
-        <w:ind w:firstLine="0"/>
-        <w:rPr>
-          <w:lang w:val="en-GB"/>
-        </w:rPr>
-      </w:pPr>
-    </w:p>
-    <w:p>
-      <w:pPr>
-        <w:pStyle w:val="NormalCoEKSU"/>
-        <w:ind w:firstLine="0"/>
-        <w:rPr>
-          <w:lang w:val="en-GB"/>
-        </w:rPr>
-      </w:pPr>
-    </w:p>
-    <w:p>
-      <w:pPr>
-        <w:pStyle w:val="NormalCoEKSU"/>
-        <w:ind w:firstLine="0"/>
-        <w:rPr>
-          <w:lang w:val="en-GB"/>
-        </w:rPr>
-      </w:pPr>
-    </w:p>
-    <w:p>
-      <w:pPr>
-        <w:pStyle w:val="NormalCoEKSU"/>
-        <w:ind w:firstLine="0"/>
-        <w:rPr>
-          <w:lang w:val="en-GB"/>
-        </w:rPr>
-      </w:pPr>
-    </w:p>
-    <w:p>
-      <w:pPr>
-        <w:pStyle w:val="NormalCoEKSU"/>
-        <w:ind w:firstLine="0"/>
-        <w:rPr>
-          <w:lang w:val="en-GB"/>
-        </w:rPr>
-      </w:pPr>
-    </w:p>
-    <w:p>
-      <w:pPr>
-        <w:pStyle w:val="NormalCoEKSU"/>
-        <w:ind w:firstLine="0"/>
-        <w:rPr>
-          <w:lang w:val="en-GB"/>
-        </w:rPr>
-      </w:pPr>
-    </w:p>
-    <w:p>
-      <w:pPr>
-        <w:pStyle w:val="NormalCoEKSU"/>
-        <w:ind w:firstLine="0"/>
-        <w:rPr>
-          <w:lang w:val="en-GB"/>
-        </w:rPr>
-      </w:pPr>
-    </w:p>
-    <w:p>
-      <w:pPr>
-        <w:pStyle w:val="NormalCoEKSU"/>
-        <w:ind w:firstLine="0"/>
-        <w:rPr>
-          <w:lang w:val="en-GB"/>
-        </w:rPr>
-      </w:pPr>
-    </w:p>
-    <w:p>
-      <w:pPr>
-        <w:pStyle w:val="NormalCoEKSU"/>
-        <w:ind w:firstLine="0"/>
-        <w:rPr>
-          <w:lang w:val="en-GB"/>
-        </w:rPr>
-      </w:pPr>
-    </w:p>
-    <w:p>
-      <w:pPr>
-        <w:pStyle w:val="NormalCoEKSU"/>
-        <w:ind w:firstLine="0"/>
-        <w:rPr>
-          <w:lang w:val="en-GB"/>
-        </w:rPr>
-      </w:pPr>
-    </w:p>
-    <w:p>
-      <w:pPr>
-        <w:pStyle w:val="NormalCoEKSU"/>
-        <w:ind w:firstLine="0"/>
-        <w:rPr>
-          <w:lang w:val="en-GB"/>
-        </w:rPr>
-      </w:pPr>
-    </w:p>
-    <w:p>
-      <w:pPr>
-        <w:pStyle w:val="NormalCoEKSU"/>
-        <w:ind w:firstLine="0"/>
-        <w:rPr>
-          <w:lang w:val="en-GB"/>
-        </w:rPr>
-      </w:pPr>
-    </w:p>
-    <w:p>
-      <w:pPr>
-        <w:pStyle w:val="NormalCoEKSU"/>
-        <w:ind w:firstLine="0"/>
-        <w:rPr>
-          <w:lang w:val="en-GB"/>
-        </w:rPr>
-      </w:pPr>
-    </w:p>
-    <w:p>
-      <w:pPr>
-        <w:pStyle w:val="NormalCoEKSU"/>
-        <w:ind w:firstLine="0"/>
-        <w:rPr>
-          <w:lang w:val="en-GB"/>
-        </w:rPr>
-      </w:pPr>
-    </w:p>
-    <w:p>
-      <w:pPr>
-        <w:pStyle w:val="NormalCoEKSU"/>
-        <w:ind w:firstLine="0"/>
-        <w:rPr>
-          <w:lang w:val="en-GB"/>
-        </w:rPr>
-      </w:pPr>
-    </w:p>
-    <w:p>
-      <w:pPr>
-        <w:pStyle w:val="AppendicesBibliographyCoEKSU"/>
-        <w:rPr>
-          <w:lang w:val="en-GB"/>
-        </w:rPr>
-      </w:pPr>
-      <w:bookmarkStart w:id="42" w:name="_Toc400459767"/>
-      <w:bookmarkStart w:id="43" w:name="_Toc243421700"/>
-      <w:r>
-        <w:rPr>
-          <w:lang w:val="en-GB"/>
-        </w:rPr>
-        <w:t>Appendices</w:t>
-      </w:r>
-      <w:bookmarkEnd w:id="42"/>
-      <w:bookmarkEnd w:id="43"/>
-      <w:r>
-        <w:rPr>
-          <w:lang w:val="en-GB"/>
-        </w:rPr>
-        <w:tab/>
-      </w:r>
-    </w:p>
-    <w:p>
-      <w:pPr>
-        <w:pStyle w:val="AppendixSub-headingCoEKSU"/>
-        <w:rPr>
-          <w:lang w:val="en-GB"/>
-        </w:rPr>
-      </w:pPr>
-      <w:r>
-        <w:rPr>
-          <w:lang w:val="en-GB"/>
-        </w:rPr>
-        <w:br/>
-      </w:r>
-      <w:r>
-        <w:rPr>
-          <w:lang w:val="en-GB"/>
-        </w:rPr>
-        <w:t>Title</w:t>
-      </w:r>
-    </w:p>
-    <w:p>
-      <w:pPr>
-        <w:pStyle w:val="Normal2CoEKSU"/>
-        <w:rPr>
-          <w:lang w:val="en-GB"/>
-        </w:rPr>
-      </w:pPr>
-      <w:r>
-        <w:rPr>
-          <w:lang w:val="en-GB"/>
-        </w:rPr>
-        <w:t>Start each appendix on a new page. Place appendices in the same order as they are referred to in the body of the thesis. That is, the first appendix referred to should be Appendix A, the second appendix referred to should be Appendix B, and so on. Appendix formatting can be different to the main document.</w:t>
-      </w:r>
-      <w:r>
-        <w:rPr>
-          <w:lang w:val="en-GB"/>
-        </w:rPr>
-        <w:t xml:space="preserve"> </w:t>
-      </w:r>
-    </w:p>
-    <w:p>
-      <w:pPr>
-        <w:pStyle w:val="NormalCoEKSU"/>
-        <w:rPr>
-          <w:lang w:val="en-GB"/>
-        </w:rPr>
-      </w:pPr>
-      <w:r>
-        <w:rPr>
-          <w:lang w:val="en-GB"/>
-        </w:rPr>
-        <w:br w:type="page"/>
-      </w:r>
-    </w:p>
-    <w:p>
-      <w:pPr>
-        <w:pStyle w:val="AppendixSub-headingCoEKSU"/>
-        <w:rPr>
-          <w:lang w:val="en-GB"/>
-        </w:rPr>
-      </w:pPr>
-    </w:p>
-    <w:p>
-      <w:pPr>
-        <w:pStyle w:val="AppendixSub-headingCoEKSU"/>
-        <w:numPr>
-          <w:ilvl w:val="0"/>
-          <w:numId w:val="0"/>
-        </w:numPr>
-        <w:rPr>
-          <w:lang w:val="en-GB"/>
-        </w:rPr>
-      </w:pPr>
-      <w:r>
-        <w:rPr>
-          <w:lang w:val="en-GB"/>
-        </w:rPr>
-        <w:t xml:space="preserve">List of Publications </w:t>
-      </w:r>
-    </w:p>
-    <w:p>
-      <w:pPr>
-        <w:pStyle w:val="NormalCoEKSU"/>
-        <w:rPr>
-          <w:lang w:val="en-GB"/>
-        </w:rPr>
-      </w:pPr>
-      <w:r>
-        <w:rPr>
-          <w:lang w:val="en-GB"/>
-        </w:rPr>
-        <w:t xml:space="preserve">Add </w:t>
-      </w:r>
-      <w:r>
-        <w:rPr>
-          <w:lang w:val="en-GB"/>
-        </w:rPr>
-        <w:t xml:space="preserve">the </w:t>
-      </w:r>
-      <w:r>
-        <w:rPr>
-          <w:u w:val="single"/>
-          <w:lang w:val="en-GB"/>
-        </w:rPr>
-        <w:t>first page</w:t>
-      </w:r>
-      <w:r>
-        <w:rPr>
-          <w:lang w:val="en-GB"/>
-        </w:rPr>
-        <w:t xml:space="preserve"> of each </w:t>
-      </w:r>
-      <w:r>
-        <w:rPr>
-          <w:lang w:val="en-GB"/>
-        </w:rPr>
-        <w:t xml:space="preserve">research papers, journal articles, and </w:t>
-      </w:r>
-      <w:r>
-        <w:rPr>
-          <w:lang w:val="en-GB"/>
-        </w:rPr>
-        <w:t>conference proceedings</w:t>
-      </w:r>
-      <w:r>
-        <w:rPr>
-          <w:lang w:val="en-GB"/>
-        </w:rPr>
-        <w:t xml:space="preserve"> that have arisen from the research being presented in </w:t>
-      </w:r>
-      <w:r>
-        <w:rPr>
-          <w:lang w:val="en-GB"/>
-        </w:rPr>
-        <w:t>your</w:t>
-      </w:r>
-      <w:r>
-        <w:rPr>
-          <w:lang w:val="en-GB"/>
-        </w:rPr>
-        <w:t xml:space="preserve"> thesis.</w:t>
-      </w:r>
-    </w:p>
-    <w:p>
-      <w:pPr>
-        <w:pStyle w:val="NormalCoEKSU"/>
-        <w:rPr>
-          <w:lang w:val="en-GB"/>
-        </w:rPr>
-      </w:pPr>
-    </w:p>
-    <w:p>
-      <w:pPr>
-        <w:pStyle w:val="Normal2CoEKSU"/>
-        <w:rPr>
-          <w:lang w:val="en-GB"/>
-        </w:rPr>
-      </w:pPr>
-    </w:p>
-    <w:p>
-      <w:pPr>
-        <w:pStyle w:val="Normal2CoEKSU"/>
-        <w:rPr>
-          <w:lang w:val="en-GB"/>
-        </w:rPr>
-      </w:pPr>
     </w:p>
     <w:sectPr>
       <w:footerReference w:type="even" r:id="rId11"/>
